--- a/Especificaciones_Tecnicas_Previas.docx
+++ b/Especificaciones_Tecnicas_Previas.docx
@@ -1,6 +1,6 @@
 
 <file path=word/document.xml><?xml version="1.0" encoding="utf-8"?>
-<w:document xmlns:wpc="http://schemas.microsoft.com/office/word/2010/wordprocessingCanvas" xmlns:cx="http://schemas.microsoft.com/office/drawing/2014/chartex" xmlns:mc="http://schemas.openxmlformats.org/markup-compatibility/2006" xmlns:o="urn:schemas-microsoft-com:office:office" xmlns:r="http://schemas.openxmlformats.org/officeDocument/2006/relationships" xmlns:m="http://schemas.openxmlformats.org/officeDocument/2006/math" xmlns:v="urn:schemas-microsoft-com:vml" xmlns:wp14="http://schemas.microsoft.com/office/word/2010/wordprocessingDrawing" xmlns:wp="http://schemas.openxmlformats.org/drawingml/2006/wordprocessingDrawing" xmlns:w10="urn:schemas-microsoft-com:office:word" xmlns:w="http://schemas.openxmlformats.org/wordprocessingml/2006/main" xmlns:w14="http://schemas.microsoft.com/office/word/2010/wordml" xmlns:w15="http://schemas.microsoft.com/office/word/2012/wordml" xmlns:w16se="http://schemas.microsoft.com/office/word/2015/wordml/symex" xmlns:wpg="http://schemas.microsoft.com/office/word/2010/wordprocessingGroup" xmlns:wpi="http://schemas.microsoft.com/office/word/2010/wordprocessingInk" xmlns:wne="http://schemas.microsoft.com/office/word/2006/wordml" xmlns:wps="http://schemas.microsoft.com/office/word/2010/wordprocessingShape" mc:Ignorable="w14 w15 w16se wp14">
+<w:document xmlns:wpc="http://schemas.microsoft.com/office/word/2010/wordprocessingCanvas" xmlns:mc="http://schemas.openxmlformats.org/markup-compatibility/2006" xmlns:o="urn:schemas-microsoft-com:office:office" xmlns:r="http://schemas.openxmlformats.org/officeDocument/2006/relationships" xmlns:m="http://schemas.openxmlformats.org/officeDocument/2006/math" xmlns:v="urn:schemas-microsoft-com:vml" xmlns:wp14="http://schemas.microsoft.com/office/word/2010/wordprocessingDrawing" xmlns:wp="http://schemas.openxmlformats.org/drawingml/2006/wordprocessingDrawing" xmlns:w10="urn:schemas-microsoft-com:office:word" xmlns:w="http://schemas.openxmlformats.org/wordprocessingml/2006/main" xmlns:w14="http://schemas.microsoft.com/office/word/2010/wordml" xmlns:wpg="http://schemas.microsoft.com/office/word/2010/wordprocessingGroup" xmlns:wpi="http://schemas.microsoft.com/office/word/2010/wordprocessingInk" xmlns:wne="http://schemas.microsoft.com/office/word/2006/wordml" xmlns:wps="http://schemas.microsoft.com/office/word/2010/wordprocessingShape" mc:Ignorable="w14 wp14">
   <w:body>
     <w:p>
       <w:pPr>
@@ -49,457 +49,619 @@
     </w:p>
     <w:p>
       <w:pPr>
-        <w:spacing w:after="600"/>
-        <w:jc w:val="center"/>
-      </w:pPr>
+        <w:spacing w:after="160"/>
+        <w:rPr>
+          <w:sz w:val="24"/>
+        </w:rPr>
+      </w:pPr>
+      <w:r>
+        <w:rPr>
+          <w:b/>
+          <w:bCs/>
+          <w:sz w:val="24"/>
+        </w:rPr>
+        <w:t xml:space="preserve">Materia: </w:t>
+      </w:r>
       <w:r>
         <w:rPr>
           <w:i/>
           <w:iCs/>
-          <w:color w:val="595959"/>
           <w:sz w:val="24"/>
-          <w:szCs w:val="24"/>
-        </w:rPr>
-        <w:t xml:space="preserve">Proyecto de Base de Datos — </w:t>
-      </w:r>
-      <w:proofErr w:type="spellStart"/>
+        </w:rPr>
+        <w:t>e</w:t>
+      </w:r>
       <w:r>
         <w:rPr>
           <w:i/>
           <w:iCs/>
-          <w:color w:val="595959"/>
           <w:sz w:val="24"/>
-          <w:szCs w:val="24"/>
-        </w:rPr>
-        <w:t>MySQL</w:t>
-      </w:r>
-      <w:proofErr w:type="spellEnd"/>
-      <w:r>
-        <w:rPr>
-          <w:i/>
-          <w:iCs/>
-          <w:color w:val="595959"/>
+        </w:rPr>
+        <w:t>structura y Base de Datos</w:t>
+      </w:r>
+    </w:p>
+    <w:p>
+      <w:pPr>
+        <w:spacing w:after="160"/>
+        <w:rPr>
           <w:sz w:val="24"/>
-          <w:szCs w:val="24"/>
-        </w:rPr>
-        <w:t xml:space="preserve"> 8.x</w:t>
-      </w:r>
-    </w:p>
-    <w:p>
-      <w:pPr>
-        <w:spacing w:after="160"/>
+        </w:rPr>
       </w:pPr>
       <w:r>
         <w:rPr>
           <w:b/>
           <w:bCs/>
-        </w:rPr>
-        <w:t xml:space="preserve">Materia: </w:t>
-      </w:r>
-      <w:r>
-        <w:rPr>
-          <w:u w:val="single"/>
-        </w:rPr>
-        <w:t xml:space="preserve">                                                                  </w:t>
-      </w:r>
-    </w:p>
-    <w:p>
-      <w:pPr>
-        <w:spacing w:after="160"/>
-      </w:pPr>
-      <w:r>
-        <w:rPr>
-          <w:i/>
-          <w:iCs/>
-        </w:rPr>
-        <w:t>Estructura y Base de Datos</w:t>
-      </w:r>
-    </w:p>
-    <w:p>
-      <w:pPr>
-        <w:spacing w:after="160"/>
-      </w:pPr>
+          <w:sz w:val="24"/>
+        </w:rPr>
+        <w:t>Autor / Equipo</w:t>
+      </w:r>
       <w:r>
         <w:rPr>
           <w:b/>
           <w:bCs/>
-        </w:rPr>
-        <w:t xml:space="preserve">Nombre del proyecto: </w:t>
-      </w:r>
-      <w:r>
-        <w:rPr>
-          <w:u w:val="single"/>
-        </w:rPr>
-        <w:t xml:space="preserve">                                                                  </w:t>
-      </w:r>
-    </w:p>
-    <w:p>
-      <w:pPr>
-        <w:spacing w:after="160"/>
-      </w:pPr>
+          <w:sz w:val="24"/>
+        </w:rPr>
+        <w:t>:</w:t>
+      </w:r>
       <w:r>
         <w:rPr>
           <w:b/>
           <w:bCs/>
-        </w:rPr>
-        <w:t xml:space="preserve">Versión: </w:t>
-      </w:r>
-      <w:r>
-        <w:rPr>
-          <w:u w:val="single"/>
-        </w:rPr>
-        <w:t xml:space="preserve">                                                                  </w:t>
+          <w:sz w:val="24"/>
+        </w:rPr>
+        <w:t xml:space="preserve"> </w:t>
+      </w:r>
+      <w:proofErr w:type="spellStart"/>
+      <w:r>
+        <w:rPr>
+          <w:bCs/>
+          <w:sz w:val="24"/>
+        </w:rPr>
+        <w:t>Farias</w:t>
+      </w:r>
+      <w:proofErr w:type="spellEnd"/>
+      <w:r>
+        <w:rPr>
+          <w:bCs/>
+          <w:sz w:val="24"/>
+        </w:rPr>
+        <w:t xml:space="preserve"> Isaac José y Sanchez </w:t>
+      </w:r>
+      <w:proofErr w:type="spellStart"/>
+      <w:r>
+        <w:rPr>
+          <w:bCs/>
+          <w:sz w:val="24"/>
+        </w:rPr>
+        <w:t>Fugaretta</w:t>
+      </w:r>
+      <w:proofErr w:type="spellEnd"/>
+      <w:r>
+        <w:rPr>
+          <w:bCs/>
+          <w:sz w:val="24"/>
+        </w:rPr>
+        <w:t xml:space="preserve"> Lucas</w:t>
       </w:r>
     </w:p>
     <w:p>
       <w:pPr>
         <w:spacing w:after="160"/>
-      </w:pPr>
-      <w:r>
-        <w:t>1.0</w:t>
-      </w:r>
-    </w:p>
-    <w:p>
-      <w:pPr>
-        <w:spacing w:after="160"/>
+        <w:rPr>
+          <w:sz w:val="24"/>
+        </w:rPr>
       </w:pPr>
       <w:r>
         <w:rPr>
           <w:b/>
           <w:bCs/>
-        </w:rPr>
-        <w:t xml:space="preserve">Fecha: </w:t>
-      </w:r>
-      <w:r>
-        <w:rPr>
-          <w:u w:val="single"/>
-        </w:rPr>
-        <w:t xml:space="preserve">                                                                  </w:t>
-      </w:r>
-    </w:p>
-    <w:p>
-      <w:pPr>
-        <w:spacing w:after="160"/>
-      </w:pPr>
+          <w:sz w:val="24"/>
+        </w:rPr>
+        <w:t>Comisión:</w:t>
+      </w:r>
       <w:r>
         <w:rPr>
           <w:b/>
           <w:bCs/>
-        </w:rPr>
-        <w:t xml:space="preserve">Autor / Equipo: </w:t>
-      </w:r>
-      <w:r>
-        <w:rPr>
-          <w:u w:val="single"/>
-        </w:rPr>
-        <w:t xml:space="preserve">                                                                  </w:t>
+          <w:sz w:val="24"/>
+        </w:rPr>
+        <w:t xml:space="preserve"> </w:t>
+      </w:r>
+      <w:r>
+        <w:rPr>
+          <w:bCs/>
+          <w:sz w:val="24"/>
+        </w:rPr>
+        <w:t>2.602</w:t>
       </w:r>
     </w:p>
     <w:p>
       <w:pPr>
         <w:spacing w:after="160"/>
+        <w:rPr>
+          <w:sz w:val="24"/>
+        </w:rPr>
       </w:pPr>
       <w:r>
         <w:rPr>
           <w:b/>
           <w:bCs/>
-        </w:rPr>
-        <w:t xml:space="preserve">Comisión: </w:t>
-      </w:r>
-      <w:r>
-        <w:rPr>
-          <w:u w:val="single"/>
-        </w:rPr>
-        <w:t xml:space="preserve">                                                                  </w:t>
-      </w:r>
-    </w:p>
-    <w:p>
-      <w:pPr>
-        <w:spacing w:after="160"/>
-      </w:pPr>
+          <w:sz w:val="24"/>
+        </w:rPr>
+        <w:t>Docente:</w:t>
+      </w:r>
       <w:r>
         <w:rPr>
           <w:b/>
           <w:bCs/>
-        </w:rPr>
-        <w:t xml:space="preserve">Docente: </w:t>
-      </w:r>
-      <w:r>
-        <w:rPr>
-          <w:u w:val="single"/>
-        </w:rPr>
-        <w:t xml:space="preserve">                                                                  </w:t>
-      </w:r>
+          <w:sz w:val="24"/>
+        </w:rPr>
+        <w:t xml:space="preserve"> </w:t>
+      </w:r>
+      <w:r>
+        <w:rPr>
+          <w:sz w:val="24"/>
+        </w:rPr>
+        <w:t xml:space="preserve">Ing. Alejandro Jorge </w:t>
+      </w:r>
+      <w:proofErr w:type="spellStart"/>
+      <w:r>
+        <w:rPr>
+          <w:sz w:val="24"/>
+        </w:rPr>
+        <w:t>Behringer</w:t>
+      </w:r>
+      <w:proofErr w:type="spellEnd"/>
     </w:p>
     <w:p>
       <w:pPr>
         <w:spacing w:after="160"/>
-      </w:pPr>
-      <w:r>
-        <w:t xml:space="preserve">Ing. Alejandro Jorge </w:t>
-      </w:r>
-      <w:proofErr w:type="spellStart"/>
-      <w:r>
-        <w:t>Behringer</w:t>
-      </w:r>
-      <w:proofErr w:type="spellEnd"/>
-    </w:p>
-    <w:p>
-      <w:pPr>
-        <w:spacing w:after="160"/>
+        <w:rPr>
+          <w:sz w:val="24"/>
+        </w:rPr>
       </w:pPr>
       <w:r>
         <w:rPr>
           <w:b/>
           <w:bCs/>
-        </w:rPr>
-        <w:t xml:space="preserve">Auxiliar docente: </w:t>
-      </w:r>
-      <w:r>
-        <w:rPr>
-          <w:u w:val="single"/>
-        </w:rPr>
-        <w:t xml:space="preserve">                                                                  </w:t>
-      </w:r>
-    </w:p>
-    <w:p>
-      <w:pPr>
-        <w:spacing w:after="160"/>
-      </w:pPr>
-      <w:r>
-        <w:t>Juan Carlos Capia</w:t>
-      </w:r>
-    </w:p>
-    <w:p>
-      <w:pPr>
-        <w:spacing w:after="160"/>
-      </w:pPr>
+          <w:sz w:val="24"/>
+        </w:rPr>
+        <w:t>Motor de Base de Datos:</w:t>
+      </w:r>
       <w:r>
         <w:rPr>
           <w:b/>
           <w:bCs/>
-        </w:rPr>
-        <w:t xml:space="preserve">Motor de Base de Datos: </w:t>
-      </w:r>
-      <w:r>
-        <w:rPr>
-          <w:u w:val="single"/>
-        </w:rPr>
-        <w:t xml:space="preserve">                                                                  </w:t>
+          <w:sz w:val="24"/>
+        </w:rPr>
+        <w:t xml:space="preserve"> </w:t>
+      </w:r>
+      <w:proofErr w:type="spellStart"/>
+      <w:r>
+        <w:rPr>
+          <w:sz w:val="24"/>
+        </w:rPr>
+        <w:t>MySQL</w:t>
+      </w:r>
+      <w:proofErr w:type="spellEnd"/>
+      <w:r>
+        <w:rPr>
+          <w:sz w:val="24"/>
+        </w:rPr>
+        <w:t xml:space="preserve"> 8.x</w:t>
       </w:r>
     </w:p>
     <w:p>
       <w:pPr>
         <w:spacing w:after="160"/>
-      </w:pPr>
-      <w:proofErr w:type="spellStart"/>
-      <w:r>
-        <w:t>MySQL</w:t>
-      </w:r>
-      <w:proofErr w:type="spellEnd"/>
-      <w:r>
-        <w:t xml:space="preserve"> 8.x</w:t>
-      </w:r>
-    </w:p>
-    <w:p>
-      <w:pPr>
-        <w:spacing w:after="160"/>
+        <w:rPr>
+          <w:sz w:val="24"/>
+        </w:rPr>
       </w:pPr>
       <w:r>
         <w:rPr>
           <w:b/>
           <w:bCs/>
-        </w:rPr>
-        <w:t xml:space="preserve">Tipo de Base de Datos: </w:t>
-      </w:r>
-      <w:r>
-        <w:rPr>
-          <w:u w:val="single"/>
-        </w:rPr>
-        <w:t xml:space="preserve">                                                                  </w:t>
+          <w:sz w:val="24"/>
+        </w:rPr>
+        <w:t>Tipo de Base de Datos:</w:t>
+      </w:r>
+      <w:r>
+        <w:rPr>
+          <w:b/>
+          <w:bCs/>
+          <w:sz w:val="24"/>
+        </w:rPr>
+        <w:t xml:space="preserve"> </w:t>
+      </w:r>
+      <w:r>
+        <w:rPr>
+          <w:sz w:val="24"/>
+        </w:rPr>
+        <w:t>r</w:t>
+      </w:r>
+      <w:r>
+        <w:rPr>
+          <w:sz w:val="24"/>
+        </w:rPr>
+        <w:t>elacional</w:t>
       </w:r>
     </w:p>
     <w:p>
       <w:pPr>
         <w:spacing w:after="160"/>
       </w:pPr>
-      <w:r>
-        <w:t>Relacional</w:t>
-      </w:r>
-    </w:p>
-    <w:p>
-      <w:r>
-        <w:br w:type="page"/>
-      </w:r>
+    </w:p>
+    <w:p>
+      <w:pPr>
+        <w:spacing w:after="160"/>
+      </w:pPr>
+    </w:p>
+    <w:p>
+      <w:pPr>
+        <w:spacing w:after="160"/>
+      </w:pPr>
+    </w:p>
+    <w:p>
+      <w:pPr>
+        <w:spacing w:after="160"/>
+      </w:pPr>
+    </w:p>
+    <w:p>
+      <w:pPr>
+        <w:spacing w:after="160"/>
+      </w:pPr>
+    </w:p>
+    <w:p>
+      <w:pPr>
+        <w:spacing w:after="160"/>
+      </w:pPr>
+    </w:p>
+    <w:p>
+      <w:pPr>
+        <w:spacing w:after="160"/>
+      </w:pPr>
+    </w:p>
+    <w:p>
+      <w:pPr>
+        <w:spacing w:after="160"/>
+      </w:pPr>
+    </w:p>
+    <w:p>
+      <w:pPr>
+        <w:spacing w:after="160"/>
+      </w:pPr>
+    </w:p>
+    <w:p>
+      <w:pPr>
+        <w:spacing w:after="160"/>
+      </w:pPr>
+    </w:p>
+    <w:p>
+      <w:pPr>
+        <w:spacing w:after="160"/>
+      </w:pPr>
+    </w:p>
+    <w:p>
+      <w:pPr>
+        <w:spacing w:after="160"/>
+      </w:pPr>
+    </w:p>
+    <w:p>
+      <w:pPr>
+        <w:spacing w:after="160"/>
+      </w:pPr>
+    </w:p>
+    <w:p>
+      <w:pPr>
+        <w:spacing w:after="160"/>
+      </w:pPr>
+    </w:p>
+    <w:p>
+      <w:pPr>
+        <w:spacing w:after="160"/>
+      </w:pPr>
+    </w:p>
+    <w:p>
+      <w:pPr>
+        <w:spacing w:after="160"/>
+      </w:pPr>
+    </w:p>
+    <w:p>
+      <w:pPr>
+        <w:spacing w:after="160"/>
+      </w:pPr>
+    </w:p>
+    <w:p>
+      <w:pPr>
+        <w:spacing w:after="160"/>
+      </w:pPr>
+    </w:p>
+    <w:p>
+      <w:pPr>
+        <w:spacing w:after="160"/>
+      </w:pPr>
+    </w:p>
+    <w:p>
+      <w:pPr>
+        <w:spacing w:after="160"/>
+      </w:pPr>
+    </w:p>
+    <w:p>
+      <w:pPr>
+        <w:spacing w:after="160"/>
+      </w:pPr>
     </w:p>
     <w:p>
       <w:pPr>
         <w:pStyle w:val="Ttulo1"/>
       </w:pPr>
-      <w:bookmarkStart w:id="0" w:name="_Toc239078817"/>
       <w:r>
         <w:lastRenderedPageBreak/>
         <w:t>GUÍA DEL PROCESO DE TRABAJO</w:t>
       </w:r>
+    </w:p>
+    <w:p>
+      <w:pPr>
+        <w:spacing w:after="300"/>
+        <w:rPr>
+          <w:sz w:val="24"/>
+        </w:rPr>
+      </w:pPr>
+      <w:r>
+        <w:rPr>
+          <w:sz w:val="24"/>
+        </w:rPr>
+        <w:t>Antes de completar las secciones de este documento, el equipo debe recorrer las siguientes etapas metodológicas. Cada etapa alimenta directamente una o más secciones del informe.</w:t>
+      </w:r>
+    </w:p>
+    <w:p>
+      <w:pPr>
+        <w:pStyle w:val="Ttulo2"/>
+        <w:rPr>
+          <w:sz w:val="28"/>
+        </w:rPr>
+      </w:pPr>
+      <w:bookmarkStart w:id="0" w:name="_Toc239078818"/>
+      <w:r>
+        <w:rPr>
+          <w:sz w:val="28"/>
+        </w:rPr>
+        <w:t>1. Objetivo</w:t>
+      </w:r>
       <w:bookmarkEnd w:id="0"/>
     </w:p>
     <w:p>
       <w:pPr>
-        <w:spacing w:after="300"/>
-      </w:pPr>
-      <w:r>
-        <w:t>Antes de completar las secciones de este documento, el equipo debe recorrer las siguientes etapas metodológicas. Cada etapa alimenta directamente una o más secciones del informe.</w:t>
+        <w:spacing w:after="200"/>
+        <w:rPr>
+          <w:sz w:val="24"/>
+        </w:rPr>
+      </w:pPr>
+      <w:r>
+        <w:rPr>
+          <w:sz w:val="24"/>
+        </w:rPr>
+        <w:t>Identificar el establecimiento u organización a relevar y determinar qué actividades podrían automatizarse mediante una base de datos.</w:t>
       </w:r>
     </w:p>
     <w:p>
       <w:pPr>
         <w:pStyle w:val="Ttulo2"/>
-      </w:pPr>
-      <w:bookmarkStart w:id="1" w:name="_Toc239078818"/>
-      <w:r>
-        <w:t>1. Objetivo</w:t>
+        <w:rPr>
+          <w:sz w:val="28"/>
+        </w:rPr>
+      </w:pPr>
+      <w:bookmarkStart w:id="1" w:name="_Toc239078819"/>
+      <w:r>
+        <w:rPr>
+          <w:sz w:val="28"/>
+        </w:rPr>
+        <w:t>2. Relevamiento</w:t>
       </w:r>
       <w:bookmarkEnd w:id="1"/>
     </w:p>
     <w:p>
       <w:pPr>
         <w:spacing w:after="200"/>
-      </w:pPr>
-      <w:r>
-        <w:t>Identificar el establecimiento u organización a relevar y determinar qué actividades podrían automatizarse mediante una base de datos.</w:t>
+        <w:rPr>
+          <w:sz w:val="24"/>
+        </w:rPr>
+      </w:pPr>
+      <w:r>
+        <w:rPr>
+          <w:sz w:val="24"/>
+        </w:rPr>
+        <w:t xml:space="preserve">Documentar las tareas que se realizan en el lugar, distinguiendo las manuales de las </w:t>
+      </w:r>
+      <w:proofErr w:type="spellStart"/>
+      <w:r>
+        <w:rPr>
+          <w:sz w:val="24"/>
+        </w:rPr>
+        <w:t>informatizables</w:t>
+      </w:r>
+      <w:proofErr w:type="spellEnd"/>
+      <w:r>
+        <w:rPr>
+          <w:sz w:val="24"/>
+        </w:rPr>
+        <w:t>, para evaluar la viabilidad del proyecto (software y/o hardware).</w:t>
       </w:r>
     </w:p>
     <w:p>
       <w:pPr>
         <w:pStyle w:val="Ttulo2"/>
-      </w:pPr>
-      <w:bookmarkStart w:id="2" w:name="_Toc239078819"/>
-      <w:r>
-        <w:t>2. Relevamiento</w:t>
+        <w:rPr>
+          <w:sz w:val="28"/>
+        </w:rPr>
+      </w:pPr>
+      <w:bookmarkStart w:id="2" w:name="_Toc239078820"/>
+      <w:r>
+        <w:rPr>
+          <w:sz w:val="28"/>
+        </w:rPr>
+        <w:t>3. Establecer la necesidad del usuario</w:t>
       </w:r>
       <w:bookmarkEnd w:id="2"/>
     </w:p>
     <w:p>
       <w:pPr>
         <w:spacing w:after="200"/>
-      </w:pPr>
-      <w:r>
-        <w:t xml:space="preserve">Documentar las tareas que se realizan en el lugar, distinguiendo las manuales de las </w:t>
-      </w:r>
-      <w:proofErr w:type="spellStart"/>
-      <w:r>
-        <w:t>informatizables</w:t>
-      </w:r>
-      <w:proofErr w:type="spellEnd"/>
-      <w:r>
-        <w:t>, para evaluar la viabilidad del proyecto (software y/o hardware).</w:t>
+        <w:rPr>
+          <w:sz w:val="24"/>
+        </w:rPr>
+      </w:pPr>
+      <w:r>
+        <w:rPr>
+          <w:sz w:val="24"/>
+        </w:rPr>
+        <w:t>Comprender qué necesita el usuario del sistema y qué datos concretos deben almacenarse para satisfacer esa necesidad.</w:t>
       </w:r>
     </w:p>
     <w:p>
       <w:pPr>
         <w:pStyle w:val="Ttulo2"/>
-      </w:pPr>
-      <w:bookmarkStart w:id="3" w:name="_Toc239078820"/>
-      <w:r>
-        <w:t>3. Establecer la necesidad del usuario</w:t>
+        <w:rPr>
+          <w:sz w:val="28"/>
+        </w:rPr>
+      </w:pPr>
+      <w:bookmarkStart w:id="3" w:name="_Toc239078821"/>
+      <w:r>
+        <w:rPr>
+          <w:sz w:val="28"/>
+        </w:rPr>
+        <w:t>4. Límites y alcance del proyecto</w:t>
       </w:r>
       <w:bookmarkEnd w:id="3"/>
     </w:p>
     <w:p>
       <w:pPr>
         <w:spacing w:after="200"/>
-      </w:pPr>
-      <w:r>
-        <w:t>Comprender qué necesita el usuario del sistema y qué datos concretos deben almacenarse para satisfacer esa necesidad.</w:t>
+        <w:rPr>
+          <w:sz w:val="24"/>
+        </w:rPr>
+      </w:pPr>
+      <w:r>
+        <w:rPr>
+          <w:sz w:val="24"/>
+        </w:rPr>
+        <w:t>Definir con claridad qué funcionalidades incluye la base de datos y cuáles quedan explícitamente fuera de alcance.</w:t>
       </w:r>
     </w:p>
     <w:p>
       <w:pPr>
         <w:pStyle w:val="Ttulo2"/>
-      </w:pPr>
-      <w:bookmarkStart w:id="4" w:name="_Toc239078821"/>
-      <w:r>
-        <w:t>4. Límites y alcance del proyecto</w:t>
+        <w:rPr>
+          <w:sz w:val="28"/>
+        </w:rPr>
+      </w:pPr>
+      <w:bookmarkStart w:id="4" w:name="_Toc239078822"/>
+      <w:r>
+        <w:rPr>
+          <w:sz w:val="28"/>
+        </w:rPr>
+        <w:t>5. Análisis y diseño</w:t>
       </w:r>
       <w:bookmarkEnd w:id="4"/>
     </w:p>
     <w:p>
       <w:pPr>
         <w:spacing w:after="200"/>
-      </w:pPr>
-      <w:r>
-        <w:t>Definir con claridad qué funcionalidades incluye la base de datos y cuáles quedan explícitamente fuera de alcance.</w:t>
+        <w:rPr>
+          <w:sz w:val="24"/>
+        </w:rPr>
+      </w:pPr>
+      <w:r>
+        <w:rPr>
+          <w:sz w:val="24"/>
+        </w:rPr>
+        <w:t>Aplicar el Modelo Entidad-Relación (DER): identificar entidades fuertes y débiles, claves candidatas, y diagramar las relaciones.</w:t>
       </w:r>
     </w:p>
     <w:p>
       <w:pPr>
         <w:pStyle w:val="Ttulo2"/>
-      </w:pPr>
-      <w:bookmarkStart w:id="5" w:name="_Toc239078822"/>
-      <w:r>
-        <w:t>5. Análisis y diseño</w:t>
+        <w:rPr>
+          <w:sz w:val="28"/>
+        </w:rPr>
+      </w:pPr>
+      <w:bookmarkStart w:id="5" w:name="_Toc239078823"/>
+      <w:r>
+        <w:rPr>
+          <w:sz w:val="28"/>
+        </w:rPr>
+        <w:t>6. Pasar el DER a modelo relacional</w:t>
       </w:r>
       <w:bookmarkEnd w:id="5"/>
     </w:p>
     <w:p>
       <w:pPr>
         <w:spacing w:after="200"/>
-      </w:pPr>
-      <w:r>
-        <w:t>Aplicar el Modelo Entidad-Relación (DER): identificar entidades fuertes y débiles, claves candidatas, y diagramar las relaciones.</w:t>
+        <w:rPr>
+          <w:sz w:val="24"/>
+        </w:rPr>
+      </w:pPr>
+      <w:r>
+        <w:rPr>
+          <w:sz w:val="24"/>
+        </w:rPr>
+        <w:t>Transformar el DER en tablas, atributos, claves y relaciones concretas del modelo lógico.</w:t>
       </w:r>
     </w:p>
     <w:p>
       <w:pPr>
         <w:pStyle w:val="Ttulo2"/>
-      </w:pPr>
-      <w:bookmarkStart w:id="6" w:name="_Toc239078823"/>
-      <w:r>
-        <w:t>6. Pasar el DER a modelo relacional</w:t>
+        <w:rPr>
+          <w:sz w:val="28"/>
+        </w:rPr>
+      </w:pPr>
+      <w:bookmarkStart w:id="6" w:name="_Toc239078824"/>
+      <w:r>
+        <w:rPr>
+          <w:sz w:val="28"/>
+        </w:rPr>
+        <w:t>7. Generar consultas SQL</w:t>
       </w:r>
       <w:bookmarkEnd w:id="6"/>
     </w:p>
     <w:p>
       <w:pPr>
         <w:spacing w:after="200"/>
-      </w:pPr>
-      <w:r>
-        <w:t>Transformar el DER en tablas, atributos, claves y relaciones concretas del modelo lógico.</w:t>
-      </w:r>
-    </w:p>
-    <w:p>
-      <w:pPr>
-        <w:pStyle w:val="Ttulo2"/>
-      </w:pPr>
-      <w:bookmarkStart w:id="7" w:name="_Toc239078824"/>
-      <w:r>
-        <w:t>7. Generar consultas SQL</w:t>
-      </w:r>
-      <w:bookmarkEnd w:id="7"/>
-    </w:p>
-    <w:p>
-      <w:pPr>
-        <w:spacing w:after="200"/>
-      </w:pPr>
-      <w:r>
+        <w:rPr>
+          <w:sz w:val="24"/>
+        </w:rPr>
+      </w:pPr>
+      <w:r>
+        <w:rPr>
+          <w:sz w:val="24"/>
+        </w:rPr>
         <w:t>Redactar las consultas necesarias para validar que el modelo responde a las necesidades relevadas.</w:t>
       </w:r>
     </w:p>
-    <w:p>
-      <w:r>
-        <w:br w:type="page"/>
-      </w:r>
-    </w:p>
+    <w:p/>
+    <w:p/>
+    <w:p/>
+    <w:p/>
+    <w:p/>
+    <w:p/>
+    <w:p/>
+    <w:p/>
+    <w:p/>
+    <w:p/>
+    <w:p/>
+    <w:p/>
+    <w:p/>
+    <w:p/>
     <w:p>
       <w:pPr>
         <w:pStyle w:val="Ttulo1"/>
       </w:pPr>
-      <w:bookmarkStart w:id="8" w:name="_Toc239078825"/>
+      <w:bookmarkStart w:id="7" w:name="_Toc239078825"/>
       <w:r>
         <w:lastRenderedPageBreak/>
         <w:t>ÍNDICE</w:t>
       </w:r>
-      <w:bookmarkEnd w:id="8"/>
+      <w:bookmarkEnd w:id="7"/>
     </w:p>
     <w:sdt>
       <w:sdtPr>
@@ -2536,21 +2698,19 @@
         </w:p>
       </w:sdtContent>
     </w:sdt>
-    <w:p>
-      <w:r>
-        <w:br w:type="page"/>
-      </w:r>
-    </w:p>
+    <w:p/>
+    <w:p/>
+    <w:p/>
     <w:p>
       <w:pPr>
         <w:pStyle w:val="Ttulo1"/>
       </w:pPr>
-      <w:bookmarkStart w:id="9" w:name="_Toc239078826"/>
+      <w:bookmarkStart w:id="8" w:name="_Toc239078826"/>
       <w:r>
         <w:lastRenderedPageBreak/>
         <w:t>1. Identificación del Proyecto</w:t>
       </w:r>
-      <w:bookmarkEnd w:id="9"/>
+      <w:bookmarkEnd w:id="8"/>
     </w:p>
     <w:p>
       <w:pPr>
@@ -2588,25 +2748,22 @@
           <w:b/>
           <w:bCs/>
         </w:rPr>
-        <w:t xml:space="preserve">Nombre del proyecto: </w:t>
-      </w:r>
-      <w:r>
-        <w:rPr>
-          <w:u w:val="single"/>
-        </w:rPr>
-        <w:t xml:space="preserve">            </w:t>
-      </w:r>
-      <w:r>
-        <w:rPr>
-          <w:u w:val="single"/>
-        </w:rPr>
-        <w:t>base de datos para estudio</w:t>
-      </w:r>
-      <w:r>
-        <w:rPr>
-          <w:u w:val="single"/>
-        </w:rPr>
-        <w:t xml:space="preserve">                                                      </w:t>
+        <w:t>Nombre del proyecto:</w:t>
+      </w:r>
+      <w:r>
+        <w:t xml:space="preserve"> </w:t>
+      </w:r>
+      <w:r>
+        <w:rPr>
+          <w:i/>
+        </w:rPr>
+        <w:t xml:space="preserve">‘Púa de Rosa’ - </w:t>
+      </w:r>
+      <w:r>
+        <w:t>Data-B</w:t>
+      </w:r>
+      <w:r>
+        <w:t>ase</w:t>
       </w:r>
     </w:p>
     <w:p>
@@ -2620,43 +2777,56 @@
         </w:rPr>
         <w:t xml:space="preserve">Versión: </w:t>
       </w:r>
-      <w:r>
-        <w:rPr>
-          <w:u w:val="single"/>
-        </w:rPr>
-        <w:t xml:space="preserve">  beta</w:t>
-      </w:r>
-      <w:r>
-        <w:rPr>
-          <w:u w:val="single"/>
-        </w:rPr>
-        <w:t xml:space="preserve">                               </w:t>
-      </w:r>
-      <w:bookmarkStart w:id="10" w:name="_GoBack"/>
-      <w:bookmarkEnd w:id="10"/>
+      <w:proofErr w:type="spellStart"/>
+      <w:r>
+        <w:rPr>
+          <w:bCs/>
+        </w:rPr>
+        <w:t>alpha</w:t>
+      </w:r>
+      <w:proofErr w:type="spellEnd"/>
     </w:p>
     <w:p>
       <w:pPr>
         <w:spacing w:after="160"/>
+        <w:rPr>
+          <w:bCs/>
+        </w:rPr>
       </w:pPr>
       <w:r>
         <w:rPr>
           <w:b/>
           <w:bCs/>
         </w:rPr>
-        <w:t xml:space="preserve">Fecha: </w:t>
-      </w:r>
-      <w:r>
-        <w:rPr>
-          <w:u w:val="single"/>
-        </w:rPr>
-        <w:t xml:space="preserve">    31/ 08/ 26</w:t>
-      </w:r>
-      <w:r>
-        <w:rPr>
-          <w:u w:val="single"/>
-        </w:rPr>
-        <w:t xml:space="preserve">                                                      </w:t>
+        <w:t xml:space="preserve">Autor / Equipo: </w:t>
+      </w:r>
+      <w:proofErr w:type="spellStart"/>
+      <w:r>
+        <w:rPr>
+          <w:bCs/>
+        </w:rPr>
+        <w:t>Farias</w:t>
+      </w:r>
+      <w:proofErr w:type="spellEnd"/>
+      <w:r>
+        <w:rPr>
+          <w:bCs/>
+        </w:rPr>
+        <w:t xml:space="preserve"> Isaac José y Sanchez </w:t>
+      </w:r>
+      <w:proofErr w:type="spellStart"/>
+      <w:r>
+        <w:rPr>
+          <w:bCs/>
+        </w:rPr>
+        <w:t>Fugaretta</w:t>
+      </w:r>
+      <w:proofErr w:type="spellEnd"/>
+      <w:r>
+        <w:rPr>
+          <w:bCs/>
+        </w:rPr>
+        <w:t xml:space="preserve"> Lucas</w:t>
       </w:r>
     </w:p>
     <w:p>
@@ -2668,175 +2838,15 @@
           <w:b/>
           <w:bCs/>
         </w:rPr>
-        <w:t xml:space="preserve">Autor / Equipo: </w:t>
-      </w:r>
-      <w:r>
-        <w:rPr>
-          <w:u w:val="single"/>
-        </w:rPr>
-        <w:t xml:space="preserve"> </w:t>
-      </w:r>
-      <w:proofErr w:type="spellStart"/>
-      <w:r>
-        <w:rPr>
-          <w:u w:val="single"/>
-        </w:rPr>
-        <w:t>lucas</w:t>
-      </w:r>
-      <w:proofErr w:type="spellEnd"/>
-      <w:r>
-        <w:rPr>
-          <w:u w:val="single"/>
-        </w:rPr>
-        <w:t xml:space="preserve"> </w:t>
-      </w:r>
-      <w:proofErr w:type="spellStart"/>
-      <w:r>
-        <w:rPr>
-          <w:u w:val="single"/>
-        </w:rPr>
-        <w:t>sanchez</w:t>
-      </w:r>
-      <w:proofErr w:type="spellEnd"/>
-      <w:r>
-        <w:rPr>
-          <w:u w:val="single"/>
-        </w:rPr>
-        <w:t xml:space="preserve"> </w:t>
-      </w:r>
-      <w:proofErr w:type="spellStart"/>
-      <w:r>
-        <w:rPr>
-          <w:u w:val="single"/>
-        </w:rPr>
-        <w:t>fugaretta</w:t>
-      </w:r>
-      <w:proofErr w:type="spellEnd"/>
-      <w:r>
-        <w:rPr>
-          <w:u w:val="single"/>
-        </w:rPr>
-        <w:t xml:space="preserve">, </w:t>
-      </w:r>
-      <w:proofErr w:type="spellStart"/>
-      <w:r>
-        <w:rPr>
-          <w:u w:val="single"/>
-        </w:rPr>
-        <w:t>Matias</w:t>
-      </w:r>
-      <w:proofErr w:type="spellEnd"/>
-      <w:r>
-        <w:rPr>
-          <w:u w:val="single"/>
-        </w:rPr>
-        <w:t xml:space="preserve"> </w:t>
-      </w:r>
-      <w:proofErr w:type="spellStart"/>
-      <w:r>
-        <w:rPr>
-          <w:u w:val="single"/>
-        </w:rPr>
-        <w:t>Cavalletto</w:t>
-      </w:r>
-      <w:proofErr w:type="spellEnd"/>
-      <w:r>
-        <w:rPr>
-          <w:u w:val="single"/>
-        </w:rPr>
-        <w:t xml:space="preserve"> </w:t>
-      </w:r>
-      <w:proofErr w:type="spellStart"/>
-      <w:r>
-        <w:rPr>
-          <w:u w:val="single"/>
-        </w:rPr>
-        <w:t>Ciancio</w:t>
-      </w:r>
-      <w:proofErr w:type="spellEnd"/>
-      <w:r>
-        <w:rPr>
-          <w:u w:val="single"/>
-        </w:rPr>
-        <w:t xml:space="preserve">, Isaac </w:t>
-      </w:r>
-      <w:proofErr w:type="spellStart"/>
-      <w:r>
-        <w:rPr>
-          <w:u w:val="single"/>
-        </w:rPr>
-        <w:t>farias</w:t>
-      </w:r>
-      <w:proofErr w:type="spellEnd"/>
-      <w:r>
-        <w:rPr>
-          <w:u w:val="single"/>
-        </w:rPr>
-        <w:t>.</w:t>
-      </w:r>
-      <w:r>
-        <w:rPr>
-          <w:u w:val="single"/>
-        </w:rPr>
-        <w:t xml:space="preserve">                                                       </w:t>
-      </w:r>
-    </w:p>
-    <w:p>
-      <w:pPr>
-        <w:spacing w:after="160"/>
-      </w:pPr>
+        <w:t>Motor de Base de Datos:</w:t>
+      </w:r>
       <w:r>
         <w:rPr>
           <w:b/>
           <w:bCs/>
         </w:rPr>
-        <w:t xml:space="preserve">Motor de Base de Datos: </w:t>
-      </w:r>
-      <w:r>
-        <w:rPr>
-          <w:u w:val="single"/>
-        </w:rPr>
-        <w:t xml:space="preserve">              </w:t>
-      </w:r>
-      <w:proofErr w:type="spellStart"/>
-      <w:r>
-        <w:rPr>
-          <w:u w:val="single"/>
-        </w:rPr>
-        <w:t>mysql</w:t>
-      </w:r>
-      <w:proofErr w:type="spellEnd"/>
-      <w:r>
-        <w:rPr>
-          <w:u w:val="single"/>
-        </w:rPr>
-        <w:t xml:space="preserve">, </w:t>
-      </w:r>
-      <w:proofErr w:type="spellStart"/>
-      <w:r>
-        <w:rPr>
-          <w:u w:val="single"/>
-        </w:rPr>
-        <w:t>workbech</w:t>
-      </w:r>
-      <w:proofErr w:type="spellEnd"/>
-      <w:r>
-        <w:rPr>
-          <w:u w:val="single"/>
-        </w:rPr>
         <w:t xml:space="preserve"> </w:t>
       </w:r>
-      <w:r>
-        <w:rPr>
-          <w:u w:val="single"/>
-        </w:rPr>
-        <w:t xml:space="preserve">                                                    </w:t>
-      </w:r>
-    </w:p>
-    <w:p>
-      <w:pPr>
-        <w:spacing w:after="160"/>
-      </w:pPr>
       <w:proofErr w:type="spellStart"/>
       <w:r>
         <w:t>MySQL</w:t>
@@ -2855,48 +2865,82 @@
           <w:b/>
           <w:bCs/>
         </w:rPr>
-        <w:t xml:space="preserve">Tipo de Base de Datos: </w:t>
-      </w:r>
-      <w:r>
-        <w:rPr>
-          <w:u w:val="single"/>
-        </w:rPr>
-        <w:t xml:space="preserve">                                                                  </w:t>
-      </w:r>
-    </w:p>
-    <w:p>
-      <w:pPr>
-        <w:spacing w:after="160"/>
-      </w:pPr>
-      <w:r>
-        <w:t>Relacional</w:t>
-      </w:r>
-    </w:p>
-    <w:p>
-      <w:r>
-        <w:br w:type="page"/>
-      </w:r>
-    </w:p>
+        <w:t>Tipo de Base de Datos:</w:t>
+      </w:r>
+      <w:r>
+        <w:rPr>
+          <w:b/>
+          <w:bCs/>
+        </w:rPr>
+        <w:t xml:space="preserve"> </w:t>
+      </w:r>
+      <w:r>
+        <w:t>re</w:t>
+      </w:r>
+      <w:r>
+        <w:t>lacional</w:t>
+      </w:r>
+    </w:p>
+    <w:p/>
+    <w:p/>
+    <w:p/>
+    <w:p/>
+    <w:p/>
+    <w:p/>
+    <w:p/>
+    <w:p/>
+    <w:p/>
+    <w:p/>
+    <w:p/>
+    <w:p/>
+    <w:p/>
+    <w:p/>
+    <w:p/>
+    <w:p/>
+    <w:p/>
+    <w:p/>
+    <w:p/>
+    <w:p/>
+    <w:p/>
+    <w:p/>
+    <w:p/>
+    <w:p/>
+    <w:p/>
+    <w:p/>
+    <w:p/>
+    <w:p/>
+    <w:p/>
+    <w:p/>
+    <w:p/>
+    <w:p/>
+    <w:p/>
+    <w:p/>
+    <w:p/>
+    <w:p/>
+    <w:p/>
+    <w:p/>
+    <w:p/>
+    <w:p/>
     <w:p>
       <w:pPr>
         <w:pStyle w:val="Ttulo1"/>
       </w:pPr>
-      <w:bookmarkStart w:id="11" w:name="_Toc239078827"/>
+      <w:bookmarkStart w:id="9" w:name="_Toc239078827"/>
       <w:r>
         <w:lastRenderedPageBreak/>
         <w:t>2. Descripción de la Necesidad del Usuario</w:t>
       </w:r>
-      <w:bookmarkEnd w:id="11"/>
+      <w:bookmarkEnd w:id="9"/>
     </w:p>
     <w:p>
       <w:pPr>
         <w:pStyle w:val="Ttulo2"/>
       </w:pPr>
-      <w:bookmarkStart w:id="12" w:name="_Toc239078828"/>
+      <w:bookmarkStart w:id="10" w:name="_Toc239078828"/>
       <w:r>
         <w:t>2.1 Contexto general</w:t>
       </w:r>
-      <w:bookmarkEnd w:id="12"/>
+      <w:bookmarkEnd w:id="10"/>
     </w:p>
     <w:p>
       <w:pPr>
@@ -2938,44 +2982,38 @@
           <w:b/>
           <w:bCs/>
         </w:rPr>
-        <w:t>Respuesta:   // falta de solidez en la información dentro de la empresa. H</w:t>
-      </w:r>
-      <w:r>
+        <w:t>Respuesta:</w:t>
+      </w:r>
+    </w:p>
+    <w:p>
+      <w:pPr>
+        <w:spacing w:after="80"/>
+        <w:ind w:firstLine="708"/>
+        <w:rPr>
+          <w:bCs/>
+        </w:rPr>
+      </w:pPr>
+      <w:r>
+        <w:rPr>
+          <w:bCs/>
+        </w:rPr>
+        <w:t>Un local de alquiler de salas de ensayo para bandas se encuentra con una gran falta de centralización respecto a la información de reservas, salas e inventario (instrumentos, cableado, etc.).</w:t>
+      </w:r>
+    </w:p>
+    <w:p>
+      <w:pPr>
+        <w:spacing w:after="80"/>
+        <w:ind w:firstLine="708"/>
         <w:rPr>
           <w:b/>
           <w:bCs/>
         </w:rPr>
-        <w:t>ay muchos</w:t>
-      </w:r>
-      <w:r>
-        <w:rPr>
-          <w:b/>
+      </w:pPr>
+      <w:r>
+        <w:rPr>
           <w:bCs/>
         </w:rPr>
-        <w:t xml:space="preserve"> instrumentos, equipos de audio y</w:t>
-      </w:r>
-      <w:r>
-        <w:rPr>
-          <w:b/>
-          <w:bCs/>
-        </w:rPr>
-        <w:t xml:space="preserve"> salas que no se organizan bien. No tienen un sistema donde coordinar todo.</w:t>
-      </w:r>
-    </w:p>
-    <w:p>
-      <w:pPr>
-        <w:spacing w:after="80"/>
-        <w:rPr>
-          <w:b/>
-          <w:bCs/>
-        </w:rPr>
-      </w:pPr>
-      <w:r>
-        <w:rPr>
-          <w:b/>
-          <w:bCs/>
-        </w:rPr>
-        <w:t>// el dueño del lugar guarda todo en block de notas, entre mensajes al grupo de trabajo.</w:t>
+        <w:t>El dueño del lugar requiere un sistema para poder coordinar todo y no estar anotando cada cosa en notas y papeles que podrían terminar perdiéndose.</w:t>
       </w:r>
     </w:p>
     <w:p>
@@ -2985,19 +3023,16 @@
         </w:pBdr>
         <w:spacing w:after="200"/>
       </w:pPr>
-      <w:r>
-        <w:t xml:space="preserve"> </w:t>
-      </w:r>
     </w:p>
     <w:p>
       <w:pPr>
         <w:pStyle w:val="Ttulo2"/>
       </w:pPr>
-      <w:bookmarkStart w:id="13" w:name="_Toc239078829"/>
+      <w:bookmarkStart w:id="11" w:name="_Toc239078829"/>
       <w:r>
         <w:t>2.2 Objetivo del sistema</w:t>
       </w:r>
-      <w:bookmarkEnd w:id="13"/>
+      <w:bookmarkEnd w:id="11"/>
     </w:p>
     <w:p>
       <w:pPr>
@@ -3029,26 +3064,73 @@
     <w:p>
       <w:pPr>
         <w:spacing w:after="80"/>
-      </w:pPr>
-      <w:r>
         <w:rPr>
           <w:b/>
           <w:bCs/>
         </w:rPr>
-        <w:t>Respuesta:</w:t>
-      </w:r>
+      </w:pPr>
       <w:r>
         <w:rPr>
           <w:b/>
           <w:bCs/>
         </w:rPr>
-        <w:t xml:space="preserve"> </w:t>
-      </w:r>
-      <w:r>
+        <w:t>Respuesta:</w:t>
+      </w:r>
+    </w:p>
+    <w:p>
+      <w:pPr>
+        <w:spacing w:after="80"/>
         <w:rPr>
           <w:bCs/>
         </w:rPr>
-        <w:t>falta de centralización en la información.</w:t>
+      </w:pPr>
+      <w:r>
+        <w:rPr>
+          <w:bCs/>
+        </w:rPr>
+        <w:tab/>
+      </w:r>
+      <w:r>
+        <w:rPr>
+          <w:bCs/>
+        </w:rPr>
+        <w:t>El s</w:t>
+      </w:r>
+      <w:r>
+        <w:rPr>
+          <w:bCs/>
+        </w:rPr>
+        <w:t>istema busca garant</w:t>
+      </w:r>
+      <w:r>
+        <w:rPr>
+          <w:bCs/>
+        </w:rPr>
+        <w:t>izar la integridad de los datos y</w:t>
+      </w:r>
+      <w:r>
+        <w:rPr>
+          <w:bCs/>
+        </w:rPr>
+        <w:t xml:space="preserve"> evitar el solapamiento de horarios</w:t>
+      </w:r>
+      <w:r>
+        <w:rPr>
+          <w:bCs/>
+        </w:rPr>
+        <w:t xml:space="preserve">, además de agilizar </w:t>
+      </w:r>
+      <w:r>
+        <w:rPr>
+          <w:bCs/>
+        </w:rPr>
+        <w:t xml:space="preserve">la </w:t>
+      </w:r>
+      <w:r>
+        <w:rPr>
+          <w:bCs/>
+        </w:rPr>
+        <w:t>gestión de reservas.</w:t>
       </w:r>
     </w:p>
     <w:p>
@@ -3063,11 +3145,11 @@
       <w:pPr>
         <w:pStyle w:val="Ttulo2"/>
       </w:pPr>
-      <w:bookmarkStart w:id="14" w:name="_Toc239078830"/>
+      <w:bookmarkStart w:id="12" w:name="_Toc239078830"/>
       <w:r>
         <w:t>2.3 Alcance del sistema</w:t>
       </w:r>
-      <w:bookmarkEnd w:id="14"/>
+      <w:bookmarkEnd w:id="12"/>
     </w:p>
     <w:p>
       <w:pPr>
@@ -3179,7 +3261,14 @@
               <w:right w:w="100" w:type="dxa"/>
             </w:tcMar>
           </w:tcPr>
-          <w:p/>
+          <w:p>
+            <w:r>
+              <w:t>Gestión de</w:t>
+            </w:r>
+            <w:r>
+              <w:t xml:space="preserve"> salas y disponibilidad horaria</w:t>
+            </w:r>
+          </w:p>
         </w:tc>
         <w:tc>
           <w:tcPr>
@@ -3191,7 +3280,11 @@
               <w:right w:w="100" w:type="dxa"/>
             </w:tcMar>
           </w:tcPr>
-          <w:p/>
+          <w:p>
+            <w:r>
+              <w:t>Facturación electrónica</w:t>
+            </w:r>
+          </w:p>
         </w:tc>
       </w:tr>
       <w:tr>
@@ -3205,7 +3298,11 @@
               <w:right w:w="100" w:type="dxa"/>
             </w:tcMar>
           </w:tcPr>
-          <w:p/>
+          <w:p>
+            <w:r>
+              <w:t>Listado detallado del inventario</w:t>
+            </w:r>
+          </w:p>
         </w:tc>
         <w:tc>
           <w:tcPr>
@@ -3217,7 +3314,11 @@
               <w:right w:w="100" w:type="dxa"/>
             </w:tcMar>
           </w:tcPr>
-          <w:p/>
+          <w:p>
+            <w:r>
+              <w:t>Grabación del ensayo y/o post-producción</w:t>
+            </w:r>
+          </w:p>
         </w:tc>
       </w:tr>
       <w:tr>
@@ -3231,7 +3332,11 @@
               <w:right w:w="100" w:type="dxa"/>
             </w:tcMar>
           </w:tcPr>
-          <w:p/>
+          <w:p>
+            <w:r>
+              <w:t>Reserva de sala por parte de un cliente</w:t>
+            </w:r>
+          </w:p>
         </w:tc>
         <w:tc>
           <w:tcPr>
@@ -3243,7 +3348,16 @@
               <w:right w:w="100" w:type="dxa"/>
             </w:tcMar>
           </w:tcPr>
-          <w:p/>
+          <w:p>
+            <w:proofErr w:type="spellStart"/>
+            <w:r>
+              <w:t>Streaming</w:t>
+            </w:r>
+            <w:proofErr w:type="spellEnd"/>
+            <w:r>
+              <w:t xml:space="preserve"> en vivo de la sesión</w:t>
+            </w:r>
+          </w:p>
         </w:tc>
       </w:tr>
       <w:tr>
@@ -3257,7 +3371,11 @@
               <w:right w:w="100" w:type="dxa"/>
             </w:tcMar>
           </w:tcPr>
-          <w:p/>
+          <w:p>
+            <w:r>
+              <w:t>Asociación de inventario requerido a una sala</w:t>
+            </w:r>
+          </w:p>
         </w:tc>
         <w:tc>
           <w:tcPr>
@@ -3269,7 +3387,11 @@
               <w:right w:w="100" w:type="dxa"/>
             </w:tcMar>
           </w:tcPr>
-          <w:p/>
+          <w:p>
+            <w:r>
+              <w:t>Publicación en redes sociales</w:t>
+            </w:r>
+          </w:p>
         </w:tc>
       </w:tr>
       <w:tr>
@@ -3283,7 +3405,11 @@
               <w:right w:w="100" w:type="dxa"/>
             </w:tcMar>
           </w:tcPr>
-          <w:p/>
+          <w:p>
+            <w:r>
+              <w:t>Registro del total de cada reserva</w:t>
+            </w:r>
+          </w:p>
         </w:tc>
         <w:tc>
           <w:tcPr>
@@ -3300,96 +3426,45 @@
       </w:tr>
     </w:tbl>
     <w:p>
-      <w:r>
-        <w:br w:type="page"/>
-      </w:r>
-    </w:p>
-    <w:p>
+      <w:pPr>
+        <w:pStyle w:val="Ttulo1"/>
+      </w:pPr>
+      <w:bookmarkStart w:id="13" w:name="_Toc239078831"/>
+    </w:p>
+    <w:p>
+      <w:pPr>
+        <w:pStyle w:val="Ttulo1"/>
+      </w:pPr>
+    </w:p>
+    <w:p>
+      <w:pPr>
+        <w:pStyle w:val="Ttulo1"/>
+      </w:pPr>
+    </w:p>
+    <w:p>
+      <w:pPr>
+        <w:pStyle w:val="Ttulo1"/>
+      </w:pPr>
+    </w:p>
+    <w:p>
+      <w:pPr>
+        <w:pStyle w:val="Ttulo1"/>
+      </w:pPr>
       <w:r>
         <w:lastRenderedPageBreak/>
-        <w:t>- Gestión de salas y disponibilidad horaria.</w:t>
-      </w:r>
-    </w:p>
-    <w:p>
-      <w:r>
-        <w:t>- Catálogo de instrumentos/equipos con estado (disponible / en uso / en mantenimiento).</w:t>
-      </w:r>
-    </w:p>
-    <w:p>
-      <w:r>
-        <w:t>- Reserva de turnos (sesiones) con artista, productor y sala.</w:t>
-      </w:r>
-    </w:p>
-    <w:p>
-      <w:r>
-        <w:t>- Asociación N:M entre sesión e instrumentos usados.</w:t>
-      </w:r>
-    </w:p>
-    <w:p>
-      <w:r>
-        <w:t>- Registro de pagos/señas por sesión.</w:t>
-      </w:r>
-    </w:p>
-    <w:p>
-      <w:r>
-        <w:t>- Reportes de ocupación y facturación.</w:t>
-      </w:r>
-    </w:p>
-    <w:p/>
-    <w:p/>
-    <w:p/>
-    <w:p/>
-    <w:p>
-      <w:r>
-        <w:t>///</w:t>
-      </w:r>
-      <w:r>
-        <w:t>- Edición o mezcla del audio en sí (eso es post-producción, fuera del sistema).</w:t>
-      </w:r>
-    </w:p>
-    <w:p>
-      <w:r>
-        <w:t>- Publicación automática en redes/YouTube.</w:t>
-      </w:r>
-    </w:p>
-    <w:p>
-      <w:r>
-        <w:t>- Facturación electrónica/AFIP (queda como registro interno de pagos).</w:t>
-      </w:r>
-    </w:p>
-    <w:p>
-      <w:r>
-        <w:t xml:space="preserve">- </w:t>
-      </w:r>
-      <w:proofErr w:type="spellStart"/>
-      <w:r>
-        <w:t>Streaming</w:t>
-      </w:r>
-      <w:proofErr w:type="spellEnd"/>
-      <w:r>
-        <w:t xml:space="preserve"> en vivo de la sesión.</w:t>
-      </w:r>
-    </w:p>
-    <w:p/>
-    <w:p>
-      <w:pPr>
-        <w:pStyle w:val="Ttulo1"/>
-      </w:pPr>
-      <w:bookmarkStart w:id="15" w:name="_Toc239078831"/>
-      <w:r>
         <w:t>3. Relevamiento de Requerimientos</w:t>
       </w:r>
-      <w:bookmarkEnd w:id="15"/>
+      <w:bookmarkEnd w:id="13"/>
     </w:p>
     <w:p>
       <w:pPr>
         <w:pStyle w:val="Ttulo2"/>
       </w:pPr>
-      <w:bookmarkStart w:id="16" w:name="_Toc239078832"/>
+      <w:bookmarkStart w:id="14" w:name="_Toc239078832"/>
       <w:r>
         <w:t>3.1 Requerimientos funcionales</w:t>
       </w:r>
-      <w:bookmarkEnd w:id="16"/>
+      <w:bookmarkEnd w:id="14"/>
     </w:p>
     <w:p>
       <w:pPr>
@@ -3516,6 +3591,12 @@
             <w:r>
               <w:t xml:space="preserve"> </w:t>
             </w:r>
+            <w:r>
+              <w:t>Registrar salas, indicando su capacidad y si está o no habilitada para su uso</w:t>
+            </w:r>
+            <w:r>
+              <w:t>.</w:t>
+            </w:r>
           </w:p>
         </w:tc>
       </w:tr>
@@ -3545,6 +3626,15 @@
             <w:r>
               <w:t xml:space="preserve"> </w:t>
             </w:r>
+            <w:r>
+              <w:t>Anotar recursos del inventario con sus respectivos datos</w:t>
+            </w:r>
+            <w:r>
+              <w:t xml:space="preserve"> principales</w:t>
+            </w:r>
+            <w:r>
+              <w:t>.</w:t>
+            </w:r>
           </w:p>
         </w:tc>
       </w:tr>
@@ -3574,6 +3664,9 @@
             <w:r>
               <w:t xml:space="preserve"> </w:t>
             </w:r>
+            <w:r>
+              <w:t>Reservar una sala, validando la disponibilidad en el horario dispuesto.</w:t>
+            </w:r>
           </w:p>
         </w:tc>
       </w:tr>
@@ -3601,7 +3694,7 @@
           </w:tcPr>
           <w:p>
             <w:r>
-              <w:t xml:space="preserve"> </w:t>
+              <w:t xml:space="preserve"> Asociar cosas del inventario a una reserva.</w:t>
             </w:r>
           </w:p>
         </w:tc>
@@ -3631,6 +3724,38 @@
           <w:p>
             <w:r>
               <w:t xml:space="preserve"> </w:t>
+            </w:r>
+            <w:r>
+              <w:t>Registrar la facturación de cada reserva.</w:t>
+            </w:r>
+          </w:p>
+        </w:tc>
+      </w:tr>
+      <w:tr>
+        <w:tc>
+          <w:tcPr>
+            <w:tcW w:w="1200" w:type="dxa"/>
+            <w:tcMar>
+              <w:top w:w="80" w:type="dxa"/>
+              <w:left w:w="100" w:type="dxa"/>
+              <w:bottom w:w="80" w:type="dxa"/>
+              <w:right w:w="100" w:type="dxa"/>
+            </w:tcMar>
+            <w:vAlign w:val="center"/>
+          </w:tcPr>
+          <w:p>
+            <w:r>
+              <w:t>RF-06</w:t>
+            </w:r>
+          </w:p>
+        </w:tc>
+        <w:tc>
+          <w:tcPr>
+            <w:tcW w:w="7800" w:type="dxa"/>
+          </w:tcPr>
+          <w:p>
+            <w:r>
+              <w:t xml:space="preserve"> Consultar la ocupación de las salas.</w:t>
             </w:r>
           </w:p>
         </w:tc>
@@ -3641,11 +3766,11 @@
       <w:pPr>
         <w:pStyle w:val="Ttulo2"/>
       </w:pPr>
-      <w:bookmarkStart w:id="17" w:name="_Toc239078833"/>
+      <w:bookmarkStart w:id="15" w:name="_Toc239078833"/>
       <w:r>
         <w:t>3.2 Requerimientos no funcionales</w:t>
       </w:r>
-      <w:bookmarkEnd w:id="17"/>
+      <w:bookmarkEnd w:id="15"/>
     </w:p>
     <w:p>
       <w:pPr>
@@ -3794,6 +3919,9 @@
             <w:r>
               <w:t xml:space="preserve"> </w:t>
             </w:r>
+            <w:r>
+              <w:t>Evitar el solapamiento de reservas.</w:t>
+            </w:r>
           </w:p>
         </w:tc>
       </w:tr>
@@ -3823,6 +3951,24 @@
             <w:r>
               <w:t xml:space="preserve"> </w:t>
             </w:r>
+            <w:r>
+              <w:t>S</w:t>
+            </w:r>
+            <w:r>
+              <w:t xml:space="preserve">oportar múltiples </w:t>
+            </w:r>
+            <w:r>
+              <w:t>reservas</w:t>
+            </w:r>
+            <w:r>
+              <w:t xml:space="preserve"> simultáneas en distintas salas</w:t>
+            </w:r>
+            <w:r>
+              <w:t xml:space="preserve"> y horarios</w:t>
+            </w:r>
+            <w:r>
+              <w:t>.</w:t>
+            </w:r>
           </w:p>
         </w:tc>
       </w:tr>
@@ -3850,27 +3996,48 @@
           </w:tcPr>
           <w:p>
             <w:r>
-              <w:t xml:space="preserve"> </w:t>
+              <w:t xml:space="preserve"> Mantener disponibles los datos de pago</w:t>
+            </w:r>
+            <w:r>
+              <w:t xml:space="preserve"> y reserva</w:t>
+            </w:r>
+            <w:r>
+              <w:t>.</w:t>
             </w:r>
           </w:p>
         </w:tc>
       </w:tr>
     </w:tbl>
-    <w:p>
-      <w:r>
-        <w:br w:type="page"/>
-      </w:r>
-    </w:p>
+    <w:p/>
+    <w:p/>
+    <w:p/>
+    <w:p/>
+    <w:p/>
+    <w:p/>
+    <w:p/>
+    <w:p/>
+    <w:p/>
+    <w:p/>
+    <w:p/>
+    <w:p/>
+    <w:p/>
+    <w:p/>
+    <w:p/>
+    <w:p/>
+    <w:p/>
+    <w:p/>
+    <w:p/>
+    <w:p/>
     <w:p>
       <w:pPr>
         <w:pStyle w:val="Ttulo1"/>
       </w:pPr>
-      <w:bookmarkStart w:id="18" w:name="_Toc239078834"/>
+      <w:bookmarkStart w:id="16" w:name="_Toc239078834"/>
       <w:r>
         <w:lastRenderedPageBreak/>
         <w:t>4. Identificación de Entidades y Atributos</w:t>
       </w:r>
-      <w:bookmarkEnd w:id="18"/>
+      <w:bookmarkEnd w:id="16"/>
     </w:p>
     <w:p>
       <w:pPr>
@@ -3903,11 +4070,11 @@
       <w:pPr>
         <w:pStyle w:val="Ttulo2"/>
       </w:pPr>
-      <w:bookmarkStart w:id="19" w:name="_Toc239078835"/>
+      <w:bookmarkStart w:id="17" w:name="_Toc239078835"/>
       <w:r>
         <w:t>4.1 Listado preliminar de entidades</w:t>
       </w:r>
-      <w:bookmarkEnd w:id="19"/>
+      <w:bookmarkEnd w:id="17"/>
     </w:p>
     <w:tbl>
       <w:tblPr>
@@ -4044,6 +4211,9 @@
             <w:r>
               <w:t xml:space="preserve"> </w:t>
             </w:r>
+            <w:r>
+              <w:t>01</w:t>
+            </w:r>
           </w:p>
         </w:tc>
         <w:tc>
@@ -4060,6 +4230,12 @@
             <w:r>
               <w:t xml:space="preserve"> </w:t>
             </w:r>
+            <w:r>
+              <w:t>P</w:t>
+            </w:r>
+            <w:r>
+              <w:t>ermiso</w:t>
+            </w:r>
           </w:p>
         </w:tc>
         <w:tc>
@@ -4076,6 +4252,9 @@
             <w:r>
               <w:t xml:space="preserve"> </w:t>
             </w:r>
+            <w:r>
+              <w:t>Fuerte</w:t>
+            </w:r>
           </w:p>
         </w:tc>
         <w:tc>
@@ -4091,6 +4270,9 @@
           <w:p>
             <w:r>
               <w:t xml:space="preserve"> </w:t>
+            </w:r>
+            <w:r>
+              <w:t>Acciones dispuestas para el usuario.</w:t>
             </w:r>
           </w:p>
         </w:tc>
@@ -4110,6 +4292,9 @@
             <w:r>
               <w:t xml:space="preserve"> </w:t>
             </w:r>
+            <w:r>
+              <w:t>02</w:t>
+            </w:r>
           </w:p>
         </w:tc>
         <w:tc>
@@ -4126,6 +4311,12 @@
             <w:r>
               <w:t xml:space="preserve"> </w:t>
             </w:r>
+            <w:r>
+              <w:t>R</w:t>
+            </w:r>
+            <w:r>
+              <w:t>ol</w:t>
+            </w:r>
           </w:p>
         </w:tc>
         <w:tc>
@@ -4142,6 +4333,9 @@
             <w:r>
               <w:t xml:space="preserve"> </w:t>
             </w:r>
+            <w:r>
+              <w:t>Fuerte</w:t>
+            </w:r>
           </w:p>
         </w:tc>
         <w:tc>
@@ -4157,6 +4351,9 @@
           <w:p>
             <w:r>
               <w:t xml:space="preserve"> </w:t>
+            </w:r>
+            <w:r>
+              <w:t>Asignación del fin a cumplir.</w:t>
             </w:r>
           </w:p>
         </w:tc>
@@ -4176,6 +4373,9 @@
             <w:r>
               <w:t xml:space="preserve"> </w:t>
             </w:r>
+            <w:r>
+              <w:t>03</w:t>
+            </w:r>
           </w:p>
         </w:tc>
         <w:tc>
@@ -4192,6 +4392,12 @@
             <w:r>
               <w:t xml:space="preserve"> </w:t>
             </w:r>
+            <w:r>
+              <w:t>E</w:t>
+            </w:r>
+            <w:r>
+              <w:t>mpleado</w:t>
+            </w:r>
           </w:p>
         </w:tc>
         <w:tc>
@@ -4208,6 +4414,9 @@
             <w:r>
               <w:t xml:space="preserve"> </w:t>
             </w:r>
+            <w:r>
+              <w:t>Fuerte</w:t>
+            </w:r>
           </w:p>
         </w:tc>
         <w:tc>
@@ -4222,7 +4431,7 @@
           </w:tcPr>
           <w:p>
             <w:r>
-              <w:t xml:space="preserve"> </w:t>
+              <w:t xml:space="preserve"> Encargado de usar el sistema.</w:t>
             </w:r>
           </w:p>
         </w:tc>
@@ -4242,6 +4451,9 @@
             <w:r>
               <w:t xml:space="preserve"> </w:t>
             </w:r>
+            <w:r>
+              <w:t>04</w:t>
+            </w:r>
           </w:p>
         </w:tc>
         <w:tc>
@@ -4258,6 +4470,12 @@
             <w:r>
               <w:t xml:space="preserve"> </w:t>
             </w:r>
+            <w:r>
+              <w:t>P</w:t>
+            </w:r>
+            <w:r>
+              <w:t>ersona</w:t>
+            </w:r>
           </w:p>
         </w:tc>
         <w:tc>
@@ -4274,6 +4492,9 @@
             <w:r>
               <w:t xml:space="preserve"> </w:t>
             </w:r>
+            <w:r>
+              <w:t>Fuerte</w:t>
+            </w:r>
           </w:p>
         </w:tc>
         <w:tc>
@@ -4288,7 +4509,471 @@
           </w:tcPr>
           <w:p>
             <w:r>
-              <w:t xml:space="preserve"> </w:t>
+              <w:t xml:space="preserve"> Cliente responsable de una reserva.</w:t>
+            </w:r>
+          </w:p>
+        </w:tc>
+      </w:tr>
+      <w:tr>
+        <w:tc>
+          <w:tcPr>
+            <w:tcW w:w="800" w:type="dxa"/>
+            <w:tcMar>
+              <w:top w:w="200" w:type="dxa"/>
+              <w:left w:w="100" w:type="dxa"/>
+              <w:bottom w:w="200" w:type="dxa"/>
+              <w:right w:w="100" w:type="dxa"/>
+            </w:tcMar>
+          </w:tcPr>
+          <w:p>
+            <w:r>
+              <w:t>05</w:t>
+            </w:r>
+          </w:p>
+        </w:tc>
+        <w:tc>
+          <w:tcPr>
+            <w:tcW w:w="2200" w:type="dxa"/>
+            <w:tcMar>
+              <w:top w:w="200" w:type="dxa"/>
+              <w:left w:w="100" w:type="dxa"/>
+              <w:bottom w:w="200" w:type="dxa"/>
+              <w:right w:w="100" w:type="dxa"/>
+            </w:tcMar>
+          </w:tcPr>
+          <w:p>
+            <w:r>
+              <w:t xml:space="preserve"> </w:t>
+            </w:r>
+            <w:r>
+              <w:t>R</w:t>
+            </w:r>
+            <w:r>
+              <w:t>eserva</w:t>
+            </w:r>
+          </w:p>
+        </w:tc>
+        <w:tc>
+          <w:tcPr>
+            <w:tcW w:w="2200" w:type="dxa"/>
+            <w:tcMar>
+              <w:top w:w="200" w:type="dxa"/>
+              <w:left w:w="100" w:type="dxa"/>
+              <w:bottom w:w="200" w:type="dxa"/>
+              <w:right w:w="100" w:type="dxa"/>
+            </w:tcMar>
+          </w:tcPr>
+          <w:p>
+            <w:r>
+              <w:t xml:space="preserve"> Fuerte</w:t>
+            </w:r>
+          </w:p>
+        </w:tc>
+        <w:tc>
+          <w:tcPr>
+            <w:tcW w:w="3800" w:type="dxa"/>
+            <w:tcMar>
+              <w:top w:w="200" w:type="dxa"/>
+              <w:left w:w="100" w:type="dxa"/>
+              <w:bottom w:w="200" w:type="dxa"/>
+              <w:right w:w="100" w:type="dxa"/>
+            </w:tcMar>
+          </w:tcPr>
+          <w:p>
+            <w:r>
+              <w:t xml:space="preserve"> </w:t>
+            </w:r>
+            <w:r>
+              <w:t>Registro de la asignación de sala y elementos del inventario a un responsable.</w:t>
+            </w:r>
+          </w:p>
+        </w:tc>
+      </w:tr>
+      <w:tr>
+        <w:tc>
+          <w:tcPr>
+            <w:tcW w:w="800" w:type="dxa"/>
+            <w:tcMar>
+              <w:top w:w="200" w:type="dxa"/>
+              <w:left w:w="100" w:type="dxa"/>
+              <w:bottom w:w="200" w:type="dxa"/>
+              <w:right w:w="100" w:type="dxa"/>
+            </w:tcMar>
+          </w:tcPr>
+          <w:p>
+            <w:r>
+              <w:t>06</w:t>
+            </w:r>
+          </w:p>
+        </w:tc>
+        <w:tc>
+          <w:tcPr>
+            <w:tcW w:w="2200" w:type="dxa"/>
+            <w:tcMar>
+              <w:top w:w="200" w:type="dxa"/>
+              <w:left w:w="100" w:type="dxa"/>
+              <w:bottom w:w="200" w:type="dxa"/>
+              <w:right w:w="100" w:type="dxa"/>
+            </w:tcMar>
+          </w:tcPr>
+          <w:p>
+            <w:r>
+              <w:t xml:space="preserve"> </w:t>
+            </w:r>
+            <w:r>
+              <w:t>S</w:t>
+            </w:r>
+            <w:r>
+              <w:t>ala</w:t>
+            </w:r>
+          </w:p>
+        </w:tc>
+        <w:tc>
+          <w:tcPr>
+            <w:tcW w:w="2200" w:type="dxa"/>
+            <w:tcMar>
+              <w:top w:w="200" w:type="dxa"/>
+              <w:left w:w="100" w:type="dxa"/>
+              <w:bottom w:w="200" w:type="dxa"/>
+              <w:right w:w="100" w:type="dxa"/>
+            </w:tcMar>
+          </w:tcPr>
+          <w:p>
+            <w:r>
+              <w:t xml:space="preserve"> </w:t>
+            </w:r>
+            <w:r>
+              <w:t>Fuerte</w:t>
+            </w:r>
+          </w:p>
+        </w:tc>
+        <w:tc>
+          <w:tcPr>
+            <w:tcW w:w="3800" w:type="dxa"/>
+            <w:tcMar>
+              <w:top w:w="200" w:type="dxa"/>
+              <w:left w:w="100" w:type="dxa"/>
+              <w:bottom w:w="200" w:type="dxa"/>
+              <w:right w:w="100" w:type="dxa"/>
+            </w:tcMar>
+          </w:tcPr>
+          <w:p>
+            <w:r>
+              <w:t xml:space="preserve"> </w:t>
+            </w:r>
+            <w:r>
+              <w:t>Espacio físico disponible para alquiler.</w:t>
+            </w:r>
+          </w:p>
+        </w:tc>
+      </w:tr>
+      <w:tr>
+        <w:tc>
+          <w:tcPr>
+            <w:tcW w:w="800" w:type="dxa"/>
+            <w:tcMar>
+              <w:top w:w="200" w:type="dxa"/>
+              <w:left w:w="100" w:type="dxa"/>
+              <w:bottom w:w="200" w:type="dxa"/>
+              <w:right w:w="100" w:type="dxa"/>
+            </w:tcMar>
+          </w:tcPr>
+          <w:p>
+            <w:r>
+              <w:t>07</w:t>
+            </w:r>
+          </w:p>
+        </w:tc>
+        <w:tc>
+          <w:tcPr>
+            <w:tcW w:w="2200" w:type="dxa"/>
+            <w:tcMar>
+              <w:top w:w="200" w:type="dxa"/>
+              <w:left w:w="100" w:type="dxa"/>
+              <w:bottom w:w="200" w:type="dxa"/>
+              <w:right w:w="100" w:type="dxa"/>
+            </w:tcMar>
+          </w:tcPr>
+          <w:p>
+            <w:r>
+              <w:t xml:space="preserve"> </w:t>
+            </w:r>
+            <w:proofErr w:type="spellStart"/>
+            <w:r>
+              <w:t>item_inventario</w:t>
+            </w:r>
+            <w:proofErr w:type="spellEnd"/>
+          </w:p>
+        </w:tc>
+        <w:tc>
+          <w:tcPr>
+            <w:tcW w:w="2200" w:type="dxa"/>
+            <w:tcMar>
+              <w:top w:w="200" w:type="dxa"/>
+              <w:left w:w="100" w:type="dxa"/>
+              <w:bottom w:w="200" w:type="dxa"/>
+              <w:right w:w="100" w:type="dxa"/>
+            </w:tcMar>
+          </w:tcPr>
+          <w:p>
+            <w:r>
+              <w:t xml:space="preserve"> Fuerte</w:t>
+            </w:r>
+          </w:p>
+        </w:tc>
+        <w:tc>
+          <w:tcPr>
+            <w:tcW w:w="3800" w:type="dxa"/>
+            <w:tcMar>
+              <w:top w:w="200" w:type="dxa"/>
+              <w:left w:w="100" w:type="dxa"/>
+              <w:bottom w:w="200" w:type="dxa"/>
+              <w:right w:w="100" w:type="dxa"/>
+            </w:tcMar>
+          </w:tcPr>
+          <w:p>
+            <w:r>
+              <w:t xml:space="preserve"> Objeto</w:t>
+            </w:r>
+            <w:r>
+              <w:t xml:space="preserve"> alquilable</w:t>
+            </w:r>
+            <w:r>
+              <w:t xml:space="preserve"> </w:t>
+            </w:r>
+            <w:r>
+              <w:t>a disposición del cliente en caso de ser necesit</w:t>
+            </w:r>
+            <w:r>
+              <w:t>ado.</w:t>
+            </w:r>
+          </w:p>
+        </w:tc>
+      </w:tr>
+      <w:tr>
+        <w:tc>
+          <w:tcPr>
+            <w:tcW w:w="800" w:type="dxa"/>
+            <w:tcMar>
+              <w:top w:w="200" w:type="dxa"/>
+              <w:left w:w="100" w:type="dxa"/>
+              <w:bottom w:w="200" w:type="dxa"/>
+              <w:right w:w="100" w:type="dxa"/>
+            </w:tcMar>
+          </w:tcPr>
+          <w:p>
+            <w:r>
+              <w:t>08</w:t>
+            </w:r>
+          </w:p>
+        </w:tc>
+        <w:tc>
+          <w:tcPr>
+            <w:tcW w:w="2200" w:type="dxa"/>
+            <w:tcMar>
+              <w:top w:w="200" w:type="dxa"/>
+              <w:left w:w="100" w:type="dxa"/>
+              <w:bottom w:w="200" w:type="dxa"/>
+              <w:right w:w="100" w:type="dxa"/>
+            </w:tcMar>
+          </w:tcPr>
+          <w:p>
+            <w:r>
+              <w:t xml:space="preserve"> </w:t>
+            </w:r>
+            <w:r>
+              <w:t>C</w:t>
+            </w:r>
+            <w:r>
+              <w:t>ategoría</w:t>
+            </w:r>
+          </w:p>
+        </w:tc>
+        <w:tc>
+          <w:tcPr>
+            <w:tcW w:w="2200" w:type="dxa"/>
+            <w:tcMar>
+              <w:top w:w="200" w:type="dxa"/>
+              <w:left w:w="100" w:type="dxa"/>
+              <w:bottom w:w="200" w:type="dxa"/>
+              <w:right w:w="100" w:type="dxa"/>
+            </w:tcMar>
+          </w:tcPr>
+          <w:p>
+            <w:r>
+              <w:t xml:space="preserve"> Fuerte</w:t>
+            </w:r>
+          </w:p>
+        </w:tc>
+        <w:tc>
+          <w:tcPr>
+            <w:tcW w:w="3800" w:type="dxa"/>
+            <w:tcMar>
+              <w:top w:w="200" w:type="dxa"/>
+              <w:left w:w="100" w:type="dxa"/>
+              <w:bottom w:w="200" w:type="dxa"/>
+              <w:right w:w="100" w:type="dxa"/>
+            </w:tcMar>
+          </w:tcPr>
+          <w:p>
+            <w:r>
+              <w:t xml:space="preserve"> </w:t>
+            </w:r>
+            <w:r>
+              <w:t>Clasificación del inventario.</w:t>
+            </w:r>
+          </w:p>
+        </w:tc>
+      </w:tr>
+      <w:tr>
+        <w:tc>
+          <w:tcPr>
+            <w:tcW w:w="800" w:type="dxa"/>
+            <w:tcMar>
+              <w:top w:w="200" w:type="dxa"/>
+              <w:left w:w="100" w:type="dxa"/>
+              <w:bottom w:w="200" w:type="dxa"/>
+              <w:right w:w="100" w:type="dxa"/>
+            </w:tcMar>
+          </w:tcPr>
+          <w:p>
+            <w:r>
+              <w:t>09</w:t>
+            </w:r>
+          </w:p>
+        </w:tc>
+        <w:tc>
+          <w:tcPr>
+            <w:tcW w:w="2200" w:type="dxa"/>
+            <w:tcMar>
+              <w:top w:w="200" w:type="dxa"/>
+              <w:left w:w="100" w:type="dxa"/>
+              <w:bottom w:w="200" w:type="dxa"/>
+              <w:right w:w="100" w:type="dxa"/>
+            </w:tcMar>
+          </w:tcPr>
+          <w:p>
+            <w:r>
+              <w:t xml:space="preserve"> </w:t>
+            </w:r>
+            <w:r>
+              <w:t>F</w:t>
+            </w:r>
+            <w:r>
+              <w:t>abricante</w:t>
+            </w:r>
+          </w:p>
+        </w:tc>
+        <w:tc>
+          <w:tcPr>
+            <w:tcW w:w="2200" w:type="dxa"/>
+            <w:tcMar>
+              <w:top w:w="200" w:type="dxa"/>
+              <w:left w:w="100" w:type="dxa"/>
+              <w:bottom w:w="200" w:type="dxa"/>
+              <w:right w:w="100" w:type="dxa"/>
+            </w:tcMar>
+          </w:tcPr>
+          <w:p>
+            <w:r>
+              <w:t xml:space="preserve"> Fuerte</w:t>
+            </w:r>
+          </w:p>
+        </w:tc>
+        <w:tc>
+          <w:tcPr>
+            <w:tcW w:w="3800" w:type="dxa"/>
+            <w:tcMar>
+              <w:top w:w="200" w:type="dxa"/>
+              <w:left w:w="100" w:type="dxa"/>
+              <w:bottom w:w="200" w:type="dxa"/>
+              <w:right w:w="100" w:type="dxa"/>
+            </w:tcMar>
+          </w:tcPr>
+          <w:p>
+            <w:r>
+              <w:t xml:space="preserve"> </w:t>
+            </w:r>
+            <w:r>
+              <w:t>Marca de un ítem del inventario.</w:t>
+            </w:r>
+          </w:p>
+        </w:tc>
+      </w:tr>
+      <w:tr>
+        <w:tc>
+          <w:tcPr>
+            <w:tcW w:w="800" w:type="dxa"/>
+            <w:tcMar>
+              <w:top w:w="200" w:type="dxa"/>
+              <w:left w:w="100" w:type="dxa"/>
+              <w:bottom w:w="200" w:type="dxa"/>
+              <w:right w:w="100" w:type="dxa"/>
+            </w:tcMar>
+          </w:tcPr>
+          <w:p>
+            <w:r>
+              <w:t>10</w:t>
+            </w:r>
+          </w:p>
+        </w:tc>
+        <w:tc>
+          <w:tcPr>
+            <w:tcW w:w="2200" w:type="dxa"/>
+            <w:tcMar>
+              <w:top w:w="200" w:type="dxa"/>
+              <w:left w:w="100" w:type="dxa"/>
+              <w:bottom w:w="200" w:type="dxa"/>
+              <w:right w:w="100" w:type="dxa"/>
+            </w:tcMar>
+          </w:tcPr>
+          <w:p>
+            <w:r>
+              <w:t xml:space="preserve"> </w:t>
+            </w:r>
+            <w:r>
+              <w:t>P</w:t>
+            </w:r>
+            <w:r>
+              <w:t>ago</w:t>
+            </w:r>
+          </w:p>
+        </w:tc>
+        <w:tc>
+          <w:tcPr>
+            <w:tcW w:w="2200" w:type="dxa"/>
+            <w:tcMar>
+              <w:top w:w="200" w:type="dxa"/>
+              <w:left w:w="100" w:type="dxa"/>
+              <w:bottom w:w="200" w:type="dxa"/>
+              <w:right w:w="100" w:type="dxa"/>
+            </w:tcMar>
+          </w:tcPr>
+          <w:p>
+            <w:r>
+              <w:t xml:space="preserve"> </w:t>
+            </w:r>
+            <w:r>
+              <w:t>Débil</w:t>
+            </w:r>
+          </w:p>
+        </w:tc>
+        <w:tc>
+          <w:tcPr>
+            <w:tcW w:w="3800" w:type="dxa"/>
+            <w:tcMar>
+              <w:top w:w="200" w:type="dxa"/>
+              <w:left w:w="100" w:type="dxa"/>
+              <w:bottom w:w="200" w:type="dxa"/>
+              <w:right w:w="100" w:type="dxa"/>
+            </w:tcMar>
+          </w:tcPr>
+          <w:p>
+            <w:r>
+              <w:t xml:space="preserve"> </w:t>
+            </w:r>
+            <w:r>
+              <w:t>Registro del abono de una reserva.</w:t>
             </w:r>
           </w:p>
         </w:tc>
@@ -4299,11 +4984,11 @@
       <w:pPr>
         <w:pStyle w:val="Ttulo2"/>
       </w:pPr>
-      <w:bookmarkStart w:id="20" w:name="_Toc239078836"/>
+      <w:bookmarkStart w:id="18" w:name="_Toc239078836"/>
       <w:r>
         <w:t>4.2 Referencia</w:t>
       </w:r>
-      <w:bookmarkEnd w:id="20"/>
+      <w:bookmarkEnd w:id="18"/>
     </w:p>
     <w:p>
       <w:r>
@@ -4330,22 +5015,22 @@
       <w:pPr>
         <w:pStyle w:val="Ttulo1"/>
       </w:pPr>
-      <w:bookmarkStart w:id="21" w:name="_Toc239078837"/>
+      <w:bookmarkStart w:id="19" w:name="_Toc239078837"/>
       <w:r>
         <w:lastRenderedPageBreak/>
         <w:t>5. Definición de Claves</w:t>
       </w:r>
-      <w:bookmarkEnd w:id="21"/>
+      <w:bookmarkEnd w:id="19"/>
     </w:p>
     <w:p>
       <w:pPr>
         <w:pStyle w:val="Ttulo2"/>
       </w:pPr>
-      <w:bookmarkStart w:id="22" w:name="_Toc239078838"/>
+      <w:bookmarkStart w:id="20" w:name="_Toc239078838"/>
       <w:r>
         <w:t>5.1 Claves primarias</w:t>
       </w:r>
-      <w:bookmarkEnd w:id="22"/>
+      <w:bookmarkEnd w:id="20"/>
     </w:p>
     <w:p>
       <w:pPr>
@@ -4507,6 +5192,9 @@
             <w:r>
               <w:t xml:space="preserve"> </w:t>
             </w:r>
+            <w:r>
+              <w:t>permiso</w:t>
+            </w:r>
           </w:p>
         </w:tc>
         <w:tc>
@@ -4522,6 +5210,9 @@
           <w:p>
             <w:r>
               <w:t xml:space="preserve"> </w:t>
+            </w:r>
+            <w:r>
+              <w:t>id</w:t>
             </w:r>
           </w:p>
         </w:tc>
@@ -4555,7 +5246,7 @@
           </w:tcPr>
           <w:p>
             <w:r>
-              <w:t xml:space="preserve"> </w:t>
+              <w:t xml:space="preserve"> rol</w:t>
             </w:r>
           </w:p>
         </w:tc>
@@ -4572,6 +5263,9 @@
           <w:p>
             <w:r>
               <w:t xml:space="preserve"> </w:t>
+            </w:r>
+            <w:r>
+              <w:t>id</w:t>
             </w:r>
           </w:p>
         </w:tc>
@@ -4605,7 +5299,7 @@
           </w:tcPr>
           <w:p>
             <w:r>
-              <w:t xml:space="preserve"> </w:t>
+              <w:t xml:space="preserve"> persona</w:t>
             </w:r>
           </w:p>
         </w:tc>
@@ -4623,6 +5317,11 @@
             <w:r>
               <w:t xml:space="preserve"> </w:t>
             </w:r>
+            <w:proofErr w:type="spellStart"/>
+            <w:r>
+              <w:t>dni</w:t>
+            </w:r>
+            <w:proofErr w:type="spellEnd"/>
           </w:p>
         </w:tc>
         <w:tc>
@@ -4655,7 +5354,7 @@
           </w:tcPr>
           <w:p>
             <w:r>
-              <w:t xml:space="preserve"> </w:t>
+              <w:t xml:space="preserve"> Reserva</w:t>
             </w:r>
           </w:p>
         </w:tc>
@@ -4673,6 +5372,11 @@
             <w:r>
               <w:t xml:space="preserve"> </w:t>
             </w:r>
+            <w:proofErr w:type="spellStart"/>
+            <w:r>
+              <w:t>nro</w:t>
+            </w:r>
+            <w:proofErr w:type="spellEnd"/>
           </w:p>
         </w:tc>
         <w:tc>
@@ -4705,7 +5409,7 @@
           </w:tcPr>
           <w:p>
             <w:r>
-              <w:t xml:space="preserve"> </w:t>
+              <w:t xml:space="preserve"> sala</w:t>
             </w:r>
           </w:p>
         </w:tc>
@@ -4723,6 +5427,221 @@
             <w:r>
               <w:t xml:space="preserve"> </w:t>
             </w:r>
+            <w:proofErr w:type="spellStart"/>
+            <w:r>
+              <w:t>nro</w:t>
+            </w:r>
+            <w:proofErr w:type="spellEnd"/>
+          </w:p>
+        </w:tc>
+        <w:tc>
+          <w:tcPr>
+            <w:tcW w:w="4000" w:type="dxa"/>
+            <w:tcMar>
+              <w:top w:w="200" w:type="dxa"/>
+              <w:left w:w="100" w:type="dxa"/>
+              <w:bottom w:w="200" w:type="dxa"/>
+              <w:right w:w="100" w:type="dxa"/>
+            </w:tcMar>
+          </w:tcPr>
+          <w:p>
+            <w:r>
+              <w:t xml:space="preserve"> </w:t>
+            </w:r>
+          </w:p>
+        </w:tc>
+      </w:tr>
+      <w:tr>
+        <w:tc>
+          <w:tcPr>
+            <w:tcW w:w="2500" w:type="dxa"/>
+            <w:tcMar>
+              <w:top w:w="200" w:type="dxa"/>
+              <w:left w:w="100" w:type="dxa"/>
+              <w:bottom w:w="200" w:type="dxa"/>
+              <w:right w:w="100" w:type="dxa"/>
+            </w:tcMar>
+          </w:tcPr>
+          <w:p>
+            <w:r>
+              <w:t xml:space="preserve"> </w:t>
+            </w:r>
+            <w:proofErr w:type="spellStart"/>
+            <w:r>
+              <w:t>item_inventario</w:t>
+            </w:r>
+            <w:proofErr w:type="spellEnd"/>
+          </w:p>
+        </w:tc>
+        <w:tc>
+          <w:tcPr>
+            <w:tcW w:w="2500" w:type="dxa"/>
+            <w:tcMar>
+              <w:top w:w="200" w:type="dxa"/>
+              <w:left w:w="100" w:type="dxa"/>
+              <w:bottom w:w="200" w:type="dxa"/>
+              <w:right w:w="100" w:type="dxa"/>
+            </w:tcMar>
+          </w:tcPr>
+          <w:p>
+            <w:r>
+              <w:t xml:space="preserve"> id</w:t>
+            </w:r>
+          </w:p>
+        </w:tc>
+        <w:tc>
+          <w:tcPr>
+            <w:tcW w:w="4000" w:type="dxa"/>
+            <w:tcMar>
+              <w:top w:w="200" w:type="dxa"/>
+              <w:left w:w="100" w:type="dxa"/>
+              <w:bottom w:w="200" w:type="dxa"/>
+              <w:right w:w="100" w:type="dxa"/>
+            </w:tcMar>
+          </w:tcPr>
+          <w:p>
+            <w:r>
+              <w:t xml:space="preserve"> </w:t>
+            </w:r>
+          </w:p>
+        </w:tc>
+      </w:tr>
+      <w:tr>
+        <w:tc>
+          <w:tcPr>
+            <w:tcW w:w="2500" w:type="dxa"/>
+            <w:tcMar>
+              <w:top w:w="200" w:type="dxa"/>
+              <w:left w:w="100" w:type="dxa"/>
+              <w:bottom w:w="200" w:type="dxa"/>
+              <w:right w:w="100" w:type="dxa"/>
+            </w:tcMar>
+          </w:tcPr>
+          <w:p>
+            <w:r>
+              <w:t xml:space="preserve"> categoría</w:t>
+            </w:r>
+          </w:p>
+        </w:tc>
+        <w:tc>
+          <w:tcPr>
+            <w:tcW w:w="2500" w:type="dxa"/>
+            <w:tcMar>
+              <w:top w:w="200" w:type="dxa"/>
+              <w:left w:w="100" w:type="dxa"/>
+              <w:bottom w:w="200" w:type="dxa"/>
+              <w:right w:w="100" w:type="dxa"/>
+            </w:tcMar>
+          </w:tcPr>
+          <w:p>
+            <w:r>
+              <w:t xml:space="preserve"> id</w:t>
+            </w:r>
+          </w:p>
+        </w:tc>
+        <w:tc>
+          <w:tcPr>
+            <w:tcW w:w="4000" w:type="dxa"/>
+            <w:tcMar>
+              <w:top w:w="200" w:type="dxa"/>
+              <w:left w:w="100" w:type="dxa"/>
+              <w:bottom w:w="200" w:type="dxa"/>
+              <w:right w:w="100" w:type="dxa"/>
+            </w:tcMar>
+          </w:tcPr>
+          <w:p>
+            <w:r>
+              <w:t xml:space="preserve"> </w:t>
+            </w:r>
+          </w:p>
+        </w:tc>
+      </w:tr>
+      <w:tr>
+        <w:tc>
+          <w:tcPr>
+            <w:tcW w:w="2500" w:type="dxa"/>
+            <w:tcMar>
+              <w:top w:w="200" w:type="dxa"/>
+              <w:left w:w="100" w:type="dxa"/>
+              <w:bottom w:w="200" w:type="dxa"/>
+              <w:right w:w="100" w:type="dxa"/>
+            </w:tcMar>
+          </w:tcPr>
+          <w:p>
+            <w:r>
+              <w:t xml:space="preserve"> fabricante</w:t>
+            </w:r>
+          </w:p>
+        </w:tc>
+        <w:tc>
+          <w:tcPr>
+            <w:tcW w:w="2500" w:type="dxa"/>
+            <w:tcMar>
+              <w:top w:w="200" w:type="dxa"/>
+              <w:left w:w="100" w:type="dxa"/>
+              <w:bottom w:w="200" w:type="dxa"/>
+              <w:right w:w="100" w:type="dxa"/>
+            </w:tcMar>
+          </w:tcPr>
+          <w:p>
+            <w:r>
+              <w:t xml:space="preserve"> id</w:t>
+            </w:r>
+          </w:p>
+        </w:tc>
+        <w:tc>
+          <w:tcPr>
+            <w:tcW w:w="4000" w:type="dxa"/>
+            <w:tcMar>
+              <w:top w:w="200" w:type="dxa"/>
+              <w:left w:w="100" w:type="dxa"/>
+              <w:bottom w:w="200" w:type="dxa"/>
+              <w:right w:w="100" w:type="dxa"/>
+            </w:tcMar>
+          </w:tcPr>
+          <w:p>
+            <w:r>
+              <w:t xml:space="preserve"> </w:t>
+            </w:r>
+          </w:p>
+        </w:tc>
+      </w:tr>
+      <w:tr>
+        <w:tc>
+          <w:tcPr>
+            <w:tcW w:w="2500" w:type="dxa"/>
+            <w:tcMar>
+              <w:top w:w="200" w:type="dxa"/>
+              <w:left w:w="100" w:type="dxa"/>
+              <w:bottom w:w="200" w:type="dxa"/>
+              <w:right w:w="100" w:type="dxa"/>
+            </w:tcMar>
+          </w:tcPr>
+          <w:p>
+            <w:r>
+              <w:t xml:space="preserve"> pago</w:t>
+            </w:r>
+          </w:p>
+        </w:tc>
+        <w:tc>
+          <w:tcPr>
+            <w:tcW w:w="2500" w:type="dxa"/>
+            <w:tcMar>
+              <w:top w:w="200" w:type="dxa"/>
+              <w:left w:w="100" w:type="dxa"/>
+              <w:bottom w:w="200" w:type="dxa"/>
+              <w:right w:w="100" w:type="dxa"/>
+            </w:tcMar>
+          </w:tcPr>
+          <w:p>
+            <w:r>
+              <w:t xml:space="preserve"> </w:t>
+            </w:r>
+            <w:proofErr w:type="spellStart"/>
+            <w:r>
+              <w:t>nro</w:t>
+            </w:r>
+            <w:proofErr w:type="spellEnd"/>
           </w:p>
         </w:tc>
         <w:tc>
@@ -4748,11 +5667,11 @@
       <w:pPr>
         <w:pStyle w:val="Ttulo2"/>
       </w:pPr>
-      <w:bookmarkStart w:id="23" w:name="_Toc239078839"/>
+      <w:bookmarkStart w:id="21" w:name="_Toc239078839"/>
       <w:r>
         <w:t>5.2 Claves foráneas y relaciones</w:t>
       </w:r>
-      <w:bookmarkEnd w:id="23"/>
+      <w:bookmarkEnd w:id="21"/>
     </w:p>
     <w:p>
       <w:pPr>
@@ -4916,6 +5835,12 @@
             <w:r>
               <w:t xml:space="preserve"> </w:t>
             </w:r>
+            <w:r>
+              <w:t>i</w:t>
+            </w:r>
+            <w:r>
+              <w:t>ndica</w:t>
+            </w:r>
           </w:p>
         </w:tc>
         <w:tc>
@@ -4932,6 +5857,11 @@
             <w:r>
               <w:t xml:space="preserve"> </w:t>
             </w:r>
+            <w:proofErr w:type="spellStart"/>
+            <w:r>
+              <w:t>id_rol</w:t>
+            </w:r>
+            <w:proofErr w:type="spellEnd"/>
           </w:p>
         </w:tc>
         <w:tc>
@@ -4948,6 +5878,12 @@
             <w:r>
               <w:t xml:space="preserve"> </w:t>
             </w:r>
+            <w:r>
+              <w:t>r</w:t>
+            </w:r>
+            <w:r>
+              <w:t>ol</w:t>
+            </w:r>
           </w:p>
         </w:tc>
         <w:tc>
@@ -4962,7 +5898,7 @@
           </w:tcPr>
           <w:p>
             <w:r>
-              <w:t xml:space="preserve"> </w:t>
+              <w:t xml:space="preserve"> AMBAS</w:t>
             </w:r>
           </w:p>
         </w:tc>
@@ -4982,6 +5918,12 @@
             <w:r>
               <w:t xml:space="preserve"> </w:t>
             </w:r>
+            <w:r>
+              <w:t>i</w:t>
+            </w:r>
+            <w:r>
+              <w:t>ndica</w:t>
+            </w:r>
           </w:p>
         </w:tc>
         <w:tc>
@@ -4998,6 +5940,11 @@
             <w:r>
               <w:t xml:space="preserve"> </w:t>
             </w:r>
+            <w:proofErr w:type="spellStart"/>
+            <w:r>
+              <w:t>id_permiso</w:t>
+            </w:r>
+            <w:proofErr w:type="spellEnd"/>
           </w:p>
         </w:tc>
         <w:tc>
@@ -5014,6 +5961,12 @@
             <w:r>
               <w:t xml:space="preserve"> </w:t>
             </w:r>
+            <w:r>
+              <w:t>p</w:t>
+            </w:r>
+            <w:r>
+              <w:t>ermiso</w:t>
+            </w:r>
           </w:p>
         </w:tc>
         <w:tc>
@@ -5029,6 +5982,9 @@
           <w:p>
             <w:r>
               <w:t xml:space="preserve"> </w:t>
+            </w:r>
+            <w:r>
+              <w:t>AMBAS</w:t>
             </w:r>
           </w:p>
         </w:tc>
@@ -5048,6 +6004,9 @@
             <w:r>
               <w:t xml:space="preserve"> </w:t>
             </w:r>
+            <w:r>
+              <w:t>empleado</w:t>
+            </w:r>
           </w:p>
         </w:tc>
         <w:tc>
@@ -5064,6 +6023,11 @@
             <w:r>
               <w:t xml:space="preserve"> </w:t>
             </w:r>
+            <w:proofErr w:type="spellStart"/>
+            <w:r>
+              <w:t>dni</w:t>
+            </w:r>
+            <w:proofErr w:type="spellEnd"/>
           </w:p>
         </w:tc>
         <w:tc>
@@ -5078,7 +6042,7 @@
           </w:tcPr>
           <w:p>
             <w:r>
-              <w:t xml:space="preserve"> </w:t>
+              <w:t xml:space="preserve"> persona</w:t>
             </w:r>
           </w:p>
         </w:tc>
@@ -5095,6 +6059,9 @@
           <w:p>
             <w:r>
               <w:t xml:space="preserve"> </w:t>
+            </w:r>
+            <w:r>
+              <w:t>AMBAS</w:t>
             </w:r>
           </w:p>
         </w:tc>
@@ -5112,7 +6079,7 @@
           </w:tcPr>
           <w:p>
             <w:r>
-              <w:t xml:space="preserve"> </w:t>
+              <w:t>empleado</w:t>
             </w:r>
           </w:p>
         </w:tc>
@@ -5130,6 +6097,11 @@
             <w:r>
               <w:t xml:space="preserve"> </w:t>
             </w:r>
+            <w:proofErr w:type="spellStart"/>
+            <w:r>
+              <w:t>id_rol</w:t>
+            </w:r>
+            <w:proofErr w:type="spellEnd"/>
           </w:p>
         </w:tc>
         <w:tc>
@@ -5144,7 +6116,7 @@
           </w:tcPr>
           <w:p>
             <w:r>
-              <w:t xml:space="preserve"> </w:t>
+              <w:t xml:space="preserve"> rol</w:t>
             </w:r>
           </w:p>
         </w:tc>
@@ -5160,7 +6132,7 @@
           </w:tcPr>
           <w:p>
             <w:r>
-              <w:t xml:space="preserve"> </w:t>
+              <w:t xml:space="preserve"> ON UPDATE</w:t>
             </w:r>
           </w:p>
         </w:tc>
@@ -5180,6 +6152,9 @@
             <w:r>
               <w:t xml:space="preserve"> </w:t>
             </w:r>
+            <w:r>
+              <w:t>reserva</w:t>
+            </w:r>
           </w:p>
         </w:tc>
         <w:tc>
@@ -5196,6 +6171,11 @@
             <w:r>
               <w:t xml:space="preserve"> </w:t>
             </w:r>
+            <w:proofErr w:type="spellStart"/>
+            <w:r>
+              <w:t>dni_persona</w:t>
+            </w:r>
+            <w:proofErr w:type="spellEnd"/>
           </w:p>
         </w:tc>
         <w:tc>
@@ -5212,6 +6192,9 @@
             <w:r>
               <w:t xml:space="preserve"> </w:t>
             </w:r>
+            <w:r>
+              <w:t>persona</w:t>
+            </w:r>
           </w:p>
         </w:tc>
         <w:tc>
@@ -5228,25 +6211,645 @@
             <w:r>
               <w:t xml:space="preserve"> </w:t>
             </w:r>
+            <w:r>
+              <w:t>ON UPDATE</w:t>
+            </w:r>
+          </w:p>
+        </w:tc>
+      </w:tr>
+      <w:tr>
+        <w:tc>
+          <w:tcPr>
+            <w:tcW w:w="2000" w:type="dxa"/>
+            <w:tcMar>
+              <w:top w:w="200" w:type="dxa"/>
+              <w:left w:w="100" w:type="dxa"/>
+              <w:bottom w:w="200" w:type="dxa"/>
+              <w:right w:w="100" w:type="dxa"/>
+            </w:tcMar>
+          </w:tcPr>
+          <w:p>
+            <w:r>
+              <w:t xml:space="preserve"> </w:t>
+            </w:r>
+            <w:r>
+              <w:t>reserva</w:t>
+            </w:r>
+          </w:p>
+        </w:tc>
+        <w:tc>
+          <w:tcPr>
+            <w:tcW w:w="2200" w:type="dxa"/>
+            <w:tcMar>
+              <w:top w:w="200" w:type="dxa"/>
+              <w:left w:w="100" w:type="dxa"/>
+              <w:bottom w:w="200" w:type="dxa"/>
+              <w:right w:w="100" w:type="dxa"/>
+            </w:tcMar>
+          </w:tcPr>
+          <w:p>
+            <w:r>
+              <w:t xml:space="preserve"> </w:t>
+            </w:r>
+            <w:proofErr w:type="spellStart"/>
+            <w:r>
+              <w:t>nro_sala</w:t>
+            </w:r>
+            <w:proofErr w:type="spellEnd"/>
+          </w:p>
+        </w:tc>
+        <w:tc>
+          <w:tcPr>
+            <w:tcW w:w="2200" w:type="dxa"/>
+            <w:tcMar>
+              <w:top w:w="200" w:type="dxa"/>
+              <w:left w:w="100" w:type="dxa"/>
+              <w:bottom w:w="200" w:type="dxa"/>
+              <w:right w:w="100" w:type="dxa"/>
+            </w:tcMar>
+          </w:tcPr>
+          <w:p>
+            <w:r>
+              <w:t xml:space="preserve"> </w:t>
+            </w:r>
+            <w:r>
+              <w:t>sala</w:t>
+            </w:r>
+          </w:p>
+        </w:tc>
+        <w:tc>
+          <w:tcPr>
+            <w:tcW w:w="2600" w:type="dxa"/>
+            <w:tcMar>
+              <w:top w:w="200" w:type="dxa"/>
+              <w:left w:w="100" w:type="dxa"/>
+              <w:bottom w:w="200" w:type="dxa"/>
+              <w:right w:w="100" w:type="dxa"/>
+            </w:tcMar>
+          </w:tcPr>
+          <w:p>
+            <w:r>
+              <w:t xml:space="preserve"> </w:t>
+            </w:r>
+            <w:r>
+              <w:t>ON UPDATE</w:t>
+            </w:r>
+          </w:p>
+        </w:tc>
+      </w:tr>
+      <w:tr>
+        <w:tc>
+          <w:tcPr>
+            <w:tcW w:w="2000" w:type="dxa"/>
+            <w:tcMar>
+              <w:top w:w="200" w:type="dxa"/>
+              <w:left w:w="100" w:type="dxa"/>
+              <w:bottom w:w="200" w:type="dxa"/>
+              <w:right w:w="100" w:type="dxa"/>
+            </w:tcMar>
+          </w:tcPr>
+          <w:p>
+            <w:r>
+              <w:lastRenderedPageBreak/>
+              <w:t>pago</w:t>
+            </w:r>
+          </w:p>
+        </w:tc>
+        <w:tc>
+          <w:tcPr>
+            <w:tcW w:w="2200" w:type="dxa"/>
+            <w:tcMar>
+              <w:top w:w="200" w:type="dxa"/>
+              <w:left w:w="100" w:type="dxa"/>
+              <w:bottom w:w="200" w:type="dxa"/>
+              <w:right w:w="100" w:type="dxa"/>
+            </w:tcMar>
+          </w:tcPr>
+          <w:p>
+            <w:r>
+              <w:t xml:space="preserve"> </w:t>
+            </w:r>
+            <w:proofErr w:type="spellStart"/>
+            <w:r>
+              <w:t>nro_reserva</w:t>
+            </w:r>
+            <w:proofErr w:type="spellEnd"/>
+          </w:p>
+        </w:tc>
+        <w:tc>
+          <w:tcPr>
+            <w:tcW w:w="2200" w:type="dxa"/>
+            <w:tcMar>
+              <w:top w:w="200" w:type="dxa"/>
+              <w:left w:w="100" w:type="dxa"/>
+              <w:bottom w:w="200" w:type="dxa"/>
+              <w:right w:w="100" w:type="dxa"/>
+            </w:tcMar>
+          </w:tcPr>
+          <w:p>
+            <w:r>
+              <w:t xml:space="preserve"> reserva</w:t>
+            </w:r>
+          </w:p>
+        </w:tc>
+        <w:tc>
+          <w:tcPr>
+            <w:tcW w:w="2600" w:type="dxa"/>
+            <w:tcMar>
+              <w:top w:w="200" w:type="dxa"/>
+              <w:left w:w="100" w:type="dxa"/>
+              <w:bottom w:w="200" w:type="dxa"/>
+              <w:right w:w="100" w:type="dxa"/>
+            </w:tcMar>
+          </w:tcPr>
+          <w:p>
+            <w:r>
+              <w:t xml:space="preserve"> ON UPDATE</w:t>
+            </w:r>
+          </w:p>
+        </w:tc>
+      </w:tr>
+      <w:tr>
+        <w:tc>
+          <w:tcPr>
+            <w:tcW w:w="2000" w:type="dxa"/>
+            <w:tcMar>
+              <w:top w:w="200" w:type="dxa"/>
+              <w:left w:w="100" w:type="dxa"/>
+              <w:bottom w:w="200" w:type="dxa"/>
+              <w:right w:w="100" w:type="dxa"/>
+            </w:tcMar>
+          </w:tcPr>
+          <w:p>
+            <w:r>
+              <w:t xml:space="preserve"> aparta</w:t>
+            </w:r>
+          </w:p>
+        </w:tc>
+        <w:tc>
+          <w:tcPr>
+            <w:tcW w:w="2200" w:type="dxa"/>
+            <w:tcMar>
+              <w:top w:w="200" w:type="dxa"/>
+              <w:left w:w="100" w:type="dxa"/>
+              <w:bottom w:w="200" w:type="dxa"/>
+              <w:right w:w="100" w:type="dxa"/>
+            </w:tcMar>
+          </w:tcPr>
+          <w:p>
+            <w:r>
+              <w:t xml:space="preserve"> </w:t>
+            </w:r>
+            <w:proofErr w:type="spellStart"/>
+            <w:r>
+              <w:t>nro_reserva</w:t>
+            </w:r>
+            <w:proofErr w:type="spellEnd"/>
+          </w:p>
+        </w:tc>
+        <w:tc>
+          <w:tcPr>
+            <w:tcW w:w="2200" w:type="dxa"/>
+            <w:tcMar>
+              <w:top w:w="200" w:type="dxa"/>
+              <w:left w:w="100" w:type="dxa"/>
+              <w:bottom w:w="200" w:type="dxa"/>
+              <w:right w:w="100" w:type="dxa"/>
+            </w:tcMar>
+          </w:tcPr>
+          <w:p>
+            <w:r>
+              <w:t xml:space="preserve"> reserva</w:t>
+            </w:r>
+          </w:p>
+        </w:tc>
+        <w:tc>
+          <w:tcPr>
+            <w:tcW w:w="2600" w:type="dxa"/>
+            <w:tcMar>
+              <w:top w:w="200" w:type="dxa"/>
+              <w:left w:w="100" w:type="dxa"/>
+              <w:bottom w:w="200" w:type="dxa"/>
+              <w:right w:w="100" w:type="dxa"/>
+            </w:tcMar>
+          </w:tcPr>
+          <w:p>
+            <w:r>
+              <w:t xml:space="preserve"> </w:t>
+            </w:r>
+            <w:r>
+              <w:t>AMBAS</w:t>
+            </w:r>
+          </w:p>
+        </w:tc>
+      </w:tr>
+      <w:tr>
+        <w:tc>
+          <w:tcPr>
+            <w:tcW w:w="2000" w:type="dxa"/>
+            <w:tcMar>
+              <w:top w:w="200" w:type="dxa"/>
+              <w:left w:w="100" w:type="dxa"/>
+              <w:bottom w:w="200" w:type="dxa"/>
+              <w:right w:w="100" w:type="dxa"/>
+            </w:tcMar>
+          </w:tcPr>
+          <w:p>
+            <w:r>
+              <w:t xml:space="preserve"> aparta</w:t>
+            </w:r>
+          </w:p>
+        </w:tc>
+        <w:tc>
+          <w:tcPr>
+            <w:tcW w:w="2200" w:type="dxa"/>
+            <w:tcMar>
+              <w:top w:w="200" w:type="dxa"/>
+              <w:left w:w="100" w:type="dxa"/>
+              <w:bottom w:w="200" w:type="dxa"/>
+              <w:right w:w="100" w:type="dxa"/>
+            </w:tcMar>
+          </w:tcPr>
+          <w:p>
+            <w:r>
+              <w:t xml:space="preserve"> </w:t>
+            </w:r>
+            <w:proofErr w:type="spellStart"/>
+            <w:r>
+              <w:t>id_item_inventario</w:t>
+            </w:r>
+            <w:proofErr w:type="spellEnd"/>
+          </w:p>
+        </w:tc>
+        <w:tc>
+          <w:tcPr>
+            <w:tcW w:w="2200" w:type="dxa"/>
+            <w:tcMar>
+              <w:top w:w="200" w:type="dxa"/>
+              <w:left w:w="100" w:type="dxa"/>
+              <w:bottom w:w="200" w:type="dxa"/>
+              <w:right w:w="100" w:type="dxa"/>
+            </w:tcMar>
+          </w:tcPr>
+          <w:p>
+            <w:r>
+              <w:t xml:space="preserve"> </w:t>
+            </w:r>
+            <w:proofErr w:type="spellStart"/>
+            <w:r>
+              <w:t>item_inventario</w:t>
+            </w:r>
+            <w:proofErr w:type="spellEnd"/>
+          </w:p>
+        </w:tc>
+        <w:tc>
+          <w:tcPr>
+            <w:tcW w:w="2600" w:type="dxa"/>
+            <w:tcMar>
+              <w:top w:w="200" w:type="dxa"/>
+              <w:left w:w="100" w:type="dxa"/>
+              <w:bottom w:w="200" w:type="dxa"/>
+              <w:right w:w="100" w:type="dxa"/>
+            </w:tcMar>
+          </w:tcPr>
+          <w:p>
+            <w:r>
+              <w:t xml:space="preserve"> ON UPDATE</w:t>
+            </w:r>
+          </w:p>
+        </w:tc>
+      </w:tr>
+      <w:tr>
+        <w:tc>
+          <w:tcPr>
+            <w:tcW w:w="2000" w:type="dxa"/>
+            <w:tcMar>
+              <w:top w:w="200" w:type="dxa"/>
+              <w:left w:w="100" w:type="dxa"/>
+              <w:bottom w:w="200" w:type="dxa"/>
+              <w:right w:w="100" w:type="dxa"/>
+            </w:tcMar>
+          </w:tcPr>
+          <w:p>
+            <w:r>
+              <w:t xml:space="preserve"> </w:t>
+            </w:r>
+            <w:proofErr w:type="spellStart"/>
+            <w:r>
+              <w:t>ítem_inventario</w:t>
+            </w:r>
+            <w:proofErr w:type="spellEnd"/>
+          </w:p>
+        </w:tc>
+        <w:tc>
+          <w:tcPr>
+            <w:tcW w:w="2200" w:type="dxa"/>
+            <w:tcMar>
+              <w:top w:w="200" w:type="dxa"/>
+              <w:left w:w="100" w:type="dxa"/>
+              <w:bottom w:w="200" w:type="dxa"/>
+              <w:right w:w="100" w:type="dxa"/>
+            </w:tcMar>
+          </w:tcPr>
+          <w:p>
+            <w:r>
+              <w:t xml:space="preserve"> </w:t>
+            </w:r>
+            <w:proofErr w:type="spellStart"/>
+            <w:r>
+              <w:t>id_categoria</w:t>
+            </w:r>
+            <w:proofErr w:type="spellEnd"/>
+          </w:p>
+        </w:tc>
+        <w:tc>
+          <w:tcPr>
+            <w:tcW w:w="2200" w:type="dxa"/>
+            <w:tcMar>
+              <w:top w:w="200" w:type="dxa"/>
+              <w:left w:w="100" w:type="dxa"/>
+              <w:bottom w:w="200" w:type="dxa"/>
+              <w:right w:w="100" w:type="dxa"/>
+            </w:tcMar>
+          </w:tcPr>
+          <w:p>
+            <w:r>
+              <w:t xml:space="preserve"> categoría</w:t>
+            </w:r>
+          </w:p>
+        </w:tc>
+        <w:tc>
+          <w:tcPr>
+            <w:tcW w:w="2600" w:type="dxa"/>
+            <w:tcMar>
+              <w:top w:w="200" w:type="dxa"/>
+              <w:left w:w="100" w:type="dxa"/>
+              <w:bottom w:w="200" w:type="dxa"/>
+              <w:right w:w="100" w:type="dxa"/>
+            </w:tcMar>
+          </w:tcPr>
+          <w:p>
+            <w:r>
+              <w:t xml:space="preserve"> ON UPDATE</w:t>
+            </w:r>
+          </w:p>
+        </w:tc>
+      </w:tr>
+      <w:tr>
+        <w:tc>
+          <w:tcPr>
+            <w:tcW w:w="2000" w:type="dxa"/>
+            <w:tcMar>
+              <w:top w:w="200" w:type="dxa"/>
+              <w:left w:w="100" w:type="dxa"/>
+              <w:bottom w:w="200" w:type="dxa"/>
+              <w:right w:w="100" w:type="dxa"/>
+            </w:tcMar>
+          </w:tcPr>
+          <w:p>
+            <w:r>
+              <w:t xml:space="preserve"> </w:t>
+            </w:r>
+            <w:proofErr w:type="spellStart"/>
+            <w:r>
+              <w:t>ítem_inventario</w:t>
+            </w:r>
+            <w:proofErr w:type="spellEnd"/>
+          </w:p>
+        </w:tc>
+        <w:tc>
+          <w:tcPr>
+            <w:tcW w:w="2200" w:type="dxa"/>
+            <w:tcMar>
+              <w:top w:w="200" w:type="dxa"/>
+              <w:left w:w="100" w:type="dxa"/>
+              <w:bottom w:w="200" w:type="dxa"/>
+              <w:right w:w="100" w:type="dxa"/>
+            </w:tcMar>
+          </w:tcPr>
+          <w:p>
+            <w:r>
+              <w:t xml:space="preserve"> </w:t>
+            </w:r>
+            <w:proofErr w:type="spellStart"/>
+            <w:r>
+              <w:t>id_fabricante</w:t>
+            </w:r>
+            <w:proofErr w:type="spellEnd"/>
+          </w:p>
+        </w:tc>
+        <w:tc>
+          <w:tcPr>
+            <w:tcW w:w="2200" w:type="dxa"/>
+            <w:tcMar>
+              <w:top w:w="200" w:type="dxa"/>
+              <w:left w:w="100" w:type="dxa"/>
+              <w:bottom w:w="200" w:type="dxa"/>
+              <w:right w:w="100" w:type="dxa"/>
+            </w:tcMar>
+          </w:tcPr>
+          <w:p>
+            <w:r>
+              <w:t xml:space="preserve"> fabricante</w:t>
+            </w:r>
+          </w:p>
+        </w:tc>
+        <w:tc>
+          <w:tcPr>
+            <w:tcW w:w="2600" w:type="dxa"/>
+            <w:tcMar>
+              <w:top w:w="200" w:type="dxa"/>
+              <w:left w:w="100" w:type="dxa"/>
+              <w:bottom w:w="200" w:type="dxa"/>
+              <w:right w:w="100" w:type="dxa"/>
+            </w:tcMar>
+          </w:tcPr>
+          <w:p>
+            <w:r>
+              <w:t xml:space="preserve"> ON UPDATE</w:t>
+            </w:r>
+          </w:p>
+        </w:tc>
+      </w:tr>
+      <w:tr>
+        <w:tc>
+          <w:tcPr>
+            <w:tcW w:w="2000" w:type="dxa"/>
+            <w:tcMar>
+              <w:top w:w="200" w:type="dxa"/>
+              <w:left w:w="100" w:type="dxa"/>
+              <w:bottom w:w="200" w:type="dxa"/>
+              <w:right w:w="100" w:type="dxa"/>
+            </w:tcMar>
+          </w:tcPr>
+          <w:p>
+            <w:r>
+              <w:t xml:space="preserve"> </w:t>
+            </w:r>
+            <w:proofErr w:type="spellStart"/>
+            <w:r>
+              <w:t>control_inventario</w:t>
+            </w:r>
+            <w:proofErr w:type="spellEnd"/>
+          </w:p>
+        </w:tc>
+        <w:tc>
+          <w:tcPr>
+            <w:tcW w:w="2200" w:type="dxa"/>
+            <w:tcMar>
+              <w:top w:w="200" w:type="dxa"/>
+              <w:left w:w="100" w:type="dxa"/>
+              <w:bottom w:w="200" w:type="dxa"/>
+              <w:right w:w="100" w:type="dxa"/>
+            </w:tcMar>
+          </w:tcPr>
+          <w:p>
+            <w:r>
+              <w:t xml:space="preserve"> </w:t>
+            </w:r>
+            <w:proofErr w:type="spellStart"/>
+            <w:r>
+              <w:t>dni</w:t>
+            </w:r>
+            <w:r>
+              <w:t>_empleado</w:t>
+            </w:r>
+            <w:proofErr w:type="spellEnd"/>
+          </w:p>
+        </w:tc>
+        <w:tc>
+          <w:tcPr>
+            <w:tcW w:w="2200" w:type="dxa"/>
+            <w:tcMar>
+              <w:top w:w="200" w:type="dxa"/>
+              <w:left w:w="100" w:type="dxa"/>
+              <w:bottom w:w="200" w:type="dxa"/>
+              <w:right w:w="100" w:type="dxa"/>
+            </w:tcMar>
+          </w:tcPr>
+          <w:p>
+            <w:r>
+              <w:t xml:space="preserve"> empleado</w:t>
+            </w:r>
+          </w:p>
+        </w:tc>
+        <w:tc>
+          <w:tcPr>
+            <w:tcW w:w="2600" w:type="dxa"/>
+            <w:tcMar>
+              <w:top w:w="200" w:type="dxa"/>
+              <w:left w:w="100" w:type="dxa"/>
+              <w:bottom w:w="200" w:type="dxa"/>
+              <w:right w:w="100" w:type="dxa"/>
+            </w:tcMar>
+          </w:tcPr>
+          <w:p>
+            <w:r>
+              <w:t xml:space="preserve"> AMBAS</w:t>
+            </w:r>
+          </w:p>
+        </w:tc>
+      </w:tr>
+      <w:tr>
+        <w:tc>
+          <w:tcPr>
+            <w:tcW w:w="2000" w:type="dxa"/>
+            <w:tcMar>
+              <w:top w:w="200" w:type="dxa"/>
+              <w:left w:w="100" w:type="dxa"/>
+              <w:bottom w:w="200" w:type="dxa"/>
+              <w:right w:w="100" w:type="dxa"/>
+            </w:tcMar>
+          </w:tcPr>
+          <w:p>
+            <w:r>
+              <w:t xml:space="preserve"> </w:t>
+            </w:r>
+            <w:proofErr w:type="spellStart"/>
+            <w:r>
+              <w:t>control_inventario</w:t>
+            </w:r>
+            <w:proofErr w:type="spellEnd"/>
+          </w:p>
+        </w:tc>
+        <w:tc>
+          <w:tcPr>
+            <w:tcW w:w="2200" w:type="dxa"/>
+            <w:tcMar>
+              <w:top w:w="200" w:type="dxa"/>
+              <w:left w:w="100" w:type="dxa"/>
+              <w:bottom w:w="200" w:type="dxa"/>
+              <w:right w:w="100" w:type="dxa"/>
+            </w:tcMar>
+          </w:tcPr>
+          <w:p>
+            <w:r>
+              <w:t xml:space="preserve"> </w:t>
+            </w:r>
+            <w:proofErr w:type="spellStart"/>
+            <w:r>
+              <w:t>i</w:t>
+            </w:r>
+            <w:r>
+              <w:t>d_item_inventario</w:t>
+            </w:r>
+            <w:proofErr w:type="spellEnd"/>
+          </w:p>
+        </w:tc>
+        <w:tc>
+          <w:tcPr>
+            <w:tcW w:w="2200" w:type="dxa"/>
+            <w:tcMar>
+              <w:top w:w="200" w:type="dxa"/>
+              <w:left w:w="100" w:type="dxa"/>
+              <w:bottom w:w="200" w:type="dxa"/>
+              <w:right w:w="100" w:type="dxa"/>
+            </w:tcMar>
+          </w:tcPr>
+          <w:p>
+            <w:r>
+              <w:t xml:space="preserve"> </w:t>
+            </w:r>
+            <w:proofErr w:type="spellStart"/>
+            <w:r>
+              <w:t>i</w:t>
+            </w:r>
+            <w:r>
+              <w:t>tem_inventario</w:t>
+            </w:r>
+            <w:proofErr w:type="spellEnd"/>
+          </w:p>
+        </w:tc>
+        <w:tc>
+          <w:tcPr>
+            <w:tcW w:w="2600" w:type="dxa"/>
+            <w:tcMar>
+              <w:top w:w="200" w:type="dxa"/>
+              <w:left w:w="100" w:type="dxa"/>
+              <w:bottom w:w="200" w:type="dxa"/>
+              <w:right w:w="100" w:type="dxa"/>
+            </w:tcMar>
+          </w:tcPr>
+          <w:p>
+            <w:r>
+              <w:t xml:space="preserve"> AMBAS</w:t>
+            </w:r>
+            <w:bookmarkStart w:id="22" w:name="_GoBack"/>
+            <w:bookmarkEnd w:id="22"/>
           </w:p>
         </w:tc>
       </w:tr>
     </w:tbl>
-    <w:p>
-      <w:r>
-        <w:br w:type="page"/>
-      </w:r>
-    </w:p>
+    <w:p/>
     <w:p>
       <w:pPr>
         <w:pStyle w:val="Ttulo1"/>
       </w:pPr>
-      <w:bookmarkStart w:id="24" w:name="_Toc239078840"/>
-      <w:r>
-        <w:lastRenderedPageBreak/>
+      <w:bookmarkStart w:id="23" w:name="_Toc239078840"/>
+      <w:r>
         <w:t>6. Modelo Conceptual</w:t>
       </w:r>
-      <w:bookmarkEnd w:id="24"/>
+      <w:bookmarkEnd w:id="23"/>
     </w:p>
     <w:p>
       <w:pPr>
@@ -5375,34 +6978,63 @@
         <w:jc w:val="center"/>
       </w:pPr>
       <w:r>
+        <w:rPr>
+          <w:noProof/>
+        </w:rPr>
+        <w:drawing>
+          <wp:inline distT="0" distB="0" distL="0" distR="0" wp14:anchorId="49BCCBDC" wp14:editId="6AE59029">
+            <wp:extent cx="6120130" cy="3020324"/>
+            <wp:effectExtent l="0" t="0" r="0" b="8890"/>
+            <wp:docPr id="1" name="Imagen 1" descr="C:\Users\sanch\OneDrive\Imágenes\Capturas de pantalla\Captura de pantalla 2026-10-07 190943.png"/>
+            <wp:cNvGraphicFramePr>
+              <a:graphicFrameLocks xmlns:a="http://schemas.openxmlformats.org/drawingml/2006/main" noChangeAspect="1"/>
+            </wp:cNvGraphicFramePr>
+            <a:graphic xmlns:a="http://schemas.openxmlformats.org/drawingml/2006/main">
+              <a:graphicData uri="http://schemas.openxmlformats.org/drawingml/2006/picture">
+                <pic:pic xmlns:pic="http://schemas.openxmlformats.org/drawingml/2006/picture">
+                  <pic:nvPicPr>
+                    <pic:cNvPr id="0" name="Picture 1" descr="C:\Users\sanch\OneDrive\Imágenes\Capturas de pantalla\Captura de pantalla 2026-10-07 190943.png"/>
+                    <pic:cNvPicPr>
+                      <a:picLocks noChangeAspect="1" noChangeArrowheads="1"/>
+                    </pic:cNvPicPr>
+                  </pic:nvPicPr>
+                  <pic:blipFill>
+                    <a:blip r:embed="rId8">
+                      <a:extLst>
+                        <a:ext uri="{28A0092B-C50C-407E-A947-70E740481C1C}">
+                          <a14:useLocalDpi xmlns:a14="http://schemas.microsoft.com/office/drawing/2010/main" val="0"/>
+                        </a:ext>
+                      </a:extLst>
+                    </a:blip>
+                    <a:srcRect/>
+                    <a:stretch>
+                      <a:fillRect/>
+                    </a:stretch>
+                  </pic:blipFill>
+                  <pic:spPr bwMode="auto">
+                    <a:xfrm>
+                      <a:off x="0" y="0"/>
+                      <a:ext cx="6120130" cy="3020324"/>
+                    </a:xfrm>
+                    <a:prstGeom prst="rect">
+                      <a:avLst/>
+                    </a:prstGeom>
+                    <a:noFill/>
+                    <a:ln>
+                      <a:noFill/>
+                    </a:ln>
+                  </pic:spPr>
+                </pic:pic>
+              </a:graphicData>
+            </a:graphic>
+          </wp:inline>
+        </w:drawing>
+      </w:r>
+      <w:r>
         <w:t xml:space="preserve"> </w:t>
       </w:r>
     </w:p>
     <w:p>
-      <w:pPr>
-        <w:spacing w:before="3000"/>
-        <w:jc w:val="center"/>
-      </w:pPr>
-      <w:r>
-        <w:rPr>
-          <w:i/>
-          <w:iCs/>
-          <w:color w:val="595959"/>
-        </w:rPr>
-        <w:t xml:space="preserve">[ Espacio reservado para pegar el DER — imagen o </w:t>
-      </w:r>
-      <w:proofErr w:type="gramStart"/>
-      <w:r>
-        <w:rPr>
-          <w:i/>
-          <w:iCs/>
-          <w:color w:val="595959"/>
-        </w:rPr>
-        <w:t>captura ]</w:t>
-      </w:r>
-      <w:proofErr w:type="gramEnd"/>
-    </w:p>
-    <w:p>
       <w:r>
         <w:br w:type="page"/>
       </w:r>
@@ -5411,12 +7043,12 @@
       <w:pPr>
         <w:pStyle w:val="Ttulo1"/>
       </w:pPr>
-      <w:bookmarkStart w:id="25" w:name="_Toc239078841"/>
+      <w:bookmarkStart w:id="24" w:name="_Toc239078841"/>
       <w:r>
         <w:lastRenderedPageBreak/>
         <w:t>7. Modelo Lógico</w:t>
       </w:r>
-      <w:bookmarkEnd w:id="25"/>
+      <w:bookmarkEnd w:id="24"/>
     </w:p>
     <w:p>
       <w:pPr>
@@ -5463,9 +7095,9 @@
         <w:tblLook w:val="0000" w:firstRow="0" w:lastRow="0" w:firstColumn="0" w:lastColumn="0" w:noHBand="0" w:noVBand="0"/>
       </w:tblPr>
       <w:tblGrid>
-        <w:gridCol w:w="2800"/>
-        <w:gridCol w:w="2800"/>
-        <w:gridCol w:w="3400"/>
+        <w:gridCol w:w="3361"/>
+        <w:gridCol w:w="2126"/>
+        <w:gridCol w:w="3513"/>
       </w:tblGrid>
       <w:tr>
         <w:trPr>
@@ -5473,7 +7105,7 @@
         </w:trPr>
         <w:tc>
           <w:tcPr>
-            <w:tcW w:w="2800" w:type="dxa"/>
+            <w:tcW w:w="3361" w:type="dxa"/>
             <w:shd w:val="clear" w:color="auto" w:fill="DCE6F1"/>
             <w:tcMar>
               <w:top w:w="80" w:type="dxa"/>
@@ -5496,7 +7128,7 @@
         </w:tc>
         <w:tc>
           <w:tcPr>
-            <w:tcW w:w="2800" w:type="dxa"/>
+            <w:tcW w:w="2126" w:type="dxa"/>
             <w:shd w:val="clear" w:color="auto" w:fill="DCE6F1"/>
             <w:tcMar>
               <w:top w:w="80" w:type="dxa"/>
@@ -5519,7 +7151,7 @@
         </w:tc>
         <w:tc>
           <w:tcPr>
-            <w:tcW w:w="3400" w:type="dxa"/>
+            <w:tcW w:w="3513" w:type="dxa"/>
             <w:shd w:val="clear" w:color="auto" w:fill="DCE6F1"/>
             <w:tcMar>
               <w:top w:w="80" w:type="dxa"/>
@@ -5544,49 +7176,69 @@
       <w:tr>
         <w:tc>
           <w:tcPr>
-            <w:tcW w:w="2800" w:type="dxa"/>
-            <w:tcMar>
-              <w:top w:w="200" w:type="dxa"/>
-              <w:left w:w="100" w:type="dxa"/>
-              <w:bottom w:w="200" w:type="dxa"/>
-              <w:right w:w="100" w:type="dxa"/>
-            </w:tcMar>
-          </w:tcPr>
-          <w:p>
-            <w:r>
-              <w:t xml:space="preserve"> </w:t>
-            </w:r>
-          </w:p>
-        </w:tc>
-        <w:tc>
-          <w:tcPr>
-            <w:tcW w:w="2800" w:type="dxa"/>
-            <w:tcMar>
-              <w:top w:w="200" w:type="dxa"/>
-              <w:left w:w="100" w:type="dxa"/>
-              <w:bottom w:w="200" w:type="dxa"/>
-              <w:right w:w="100" w:type="dxa"/>
-            </w:tcMar>
-          </w:tcPr>
-          <w:p>
-            <w:r>
-              <w:t xml:space="preserve"> </w:t>
-            </w:r>
-          </w:p>
-        </w:tc>
-        <w:tc>
-          <w:tcPr>
-            <w:tcW w:w="3400" w:type="dxa"/>
-            <w:tcMar>
-              <w:top w:w="200" w:type="dxa"/>
-              <w:left w:w="100" w:type="dxa"/>
-              <w:bottom w:w="200" w:type="dxa"/>
-              <w:right w:w="100" w:type="dxa"/>
-            </w:tcMar>
-          </w:tcPr>
-          <w:p>
-            <w:r>
-              <w:t xml:space="preserve"> </w:t>
+            <w:tcW w:w="3361" w:type="dxa"/>
+            <w:tcMar>
+              <w:top w:w="200" w:type="dxa"/>
+              <w:left w:w="100" w:type="dxa"/>
+              <w:bottom w:w="200" w:type="dxa"/>
+              <w:right w:w="100" w:type="dxa"/>
+            </w:tcMar>
+          </w:tcPr>
+          <w:p>
+            <w:r>
+              <w:t xml:space="preserve"> </w:t>
+            </w:r>
+            <w:r>
+              <w:t>empleado [entidad]</w:t>
+            </w:r>
+          </w:p>
+        </w:tc>
+        <w:tc>
+          <w:tcPr>
+            <w:tcW w:w="2126" w:type="dxa"/>
+            <w:tcMar>
+              <w:top w:w="200" w:type="dxa"/>
+              <w:left w:w="100" w:type="dxa"/>
+              <w:bottom w:w="200" w:type="dxa"/>
+              <w:right w:w="100" w:type="dxa"/>
+            </w:tcMar>
+          </w:tcPr>
+          <w:p>
+            <w:r>
+              <w:t xml:space="preserve"> </w:t>
+            </w:r>
+            <w:r>
+              <w:t>empleado</w:t>
+            </w:r>
+          </w:p>
+        </w:tc>
+        <w:tc>
+          <w:tcPr>
+            <w:tcW w:w="3513" w:type="dxa"/>
+            <w:tcMar>
+              <w:top w:w="200" w:type="dxa"/>
+              <w:left w:w="100" w:type="dxa"/>
+              <w:bottom w:w="200" w:type="dxa"/>
+              <w:right w:w="100" w:type="dxa"/>
+            </w:tcMar>
+          </w:tcPr>
+          <w:p>
+            <w:r>
+              <w:t xml:space="preserve"> Herencia a partir de </w:t>
+            </w:r>
+            <w:r>
+              <w:t xml:space="preserve">‘persona’ en base al uso de </w:t>
+            </w:r>
+            <w:proofErr w:type="spellStart"/>
+            <w:r>
+              <w:rPr>
+                <w:b/>
+              </w:rPr>
+              <w:t>dni</w:t>
+            </w:r>
+            <w:proofErr w:type="spellEnd"/>
+            <w:r>
+              <w:t xml:space="preserve"> como FK.</w:t>
             </w:r>
           </w:p>
         </w:tc>
@@ -5594,49 +7246,109 @@
       <w:tr>
         <w:tc>
           <w:tcPr>
-            <w:tcW w:w="2800" w:type="dxa"/>
-            <w:tcMar>
-              <w:top w:w="200" w:type="dxa"/>
-              <w:left w:w="100" w:type="dxa"/>
-              <w:bottom w:w="200" w:type="dxa"/>
-              <w:right w:w="100" w:type="dxa"/>
-            </w:tcMar>
-          </w:tcPr>
-          <w:p>
-            <w:r>
-              <w:t xml:space="preserve"> </w:t>
-            </w:r>
-          </w:p>
-        </w:tc>
-        <w:tc>
-          <w:tcPr>
-            <w:tcW w:w="2800" w:type="dxa"/>
-            <w:tcMar>
-              <w:top w:w="200" w:type="dxa"/>
-              <w:left w:w="100" w:type="dxa"/>
-              <w:bottom w:w="200" w:type="dxa"/>
-              <w:right w:w="100" w:type="dxa"/>
-            </w:tcMar>
-          </w:tcPr>
-          <w:p>
-            <w:r>
-              <w:t xml:space="preserve"> </w:t>
-            </w:r>
-          </w:p>
-        </w:tc>
-        <w:tc>
-          <w:tcPr>
-            <w:tcW w:w="3400" w:type="dxa"/>
-            <w:tcMar>
-              <w:top w:w="200" w:type="dxa"/>
-              <w:left w:w="100" w:type="dxa"/>
-              <w:bottom w:w="200" w:type="dxa"/>
-              <w:right w:w="100" w:type="dxa"/>
-            </w:tcMar>
-          </w:tcPr>
-          <w:p>
-            <w:r>
-              <w:t xml:space="preserve"> </w:t>
+            <w:tcW w:w="3361" w:type="dxa"/>
+            <w:tcMar>
+              <w:top w:w="200" w:type="dxa"/>
+              <w:left w:w="100" w:type="dxa"/>
+              <w:bottom w:w="200" w:type="dxa"/>
+              <w:right w:w="100" w:type="dxa"/>
+            </w:tcMar>
+          </w:tcPr>
+          <w:p>
+            <w:r>
+              <w:t xml:space="preserve"> </w:t>
+            </w:r>
+            <w:r>
+              <w:t>indica [relación N:M]</w:t>
+            </w:r>
+          </w:p>
+        </w:tc>
+        <w:tc>
+          <w:tcPr>
+            <w:tcW w:w="2126" w:type="dxa"/>
+            <w:tcMar>
+              <w:top w:w="200" w:type="dxa"/>
+              <w:left w:w="100" w:type="dxa"/>
+              <w:bottom w:w="200" w:type="dxa"/>
+              <w:right w:w="100" w:type="dxa"/>
+            </w:tcMar>
+          </w:tcPr>
+          <w:p>
+            <w:r>
+              <w:t xml:space="preserve"> </w:t>
+            </w:r>
+            <w:r>
+              <w:t>indica</w:t>
+            </w:r>
+          </w:p>
+        </w:tc>
+        <w:tc>
+          <w:tcPr>
+            <w:tcW w:w="3513" w:type="dxa"/>
+            <w:tcMar>
+              <w:top w:w="200" w:type="dxa"/>
+              <w:left w:w="100" w:type="dxa"/>
+              <w:bottom w:w="200" w:type="dxa"/>
+              <w:right w:w="100" w:type="dxa"/>
+            </w:tcMar>
+          </w:tcPr>
+          <w:p>
+            <w:r>
+              <w:t xml:space="preserve"> </w:t>
+            </w:r>
+            <w:r>
+              <w:t>U</w:t>
+            </w:r>
+            <w:r>
+              <w:t>nión</w:t>
+            </w:r>
+            <w:r>
+              <w:t xml:space="preserve"> con</w:t>
+            </w:r>
+            <w:r>
+              <w:t xml:space="preserve"> base </w:t>
+            </w:r>
+            <w:r>
+              <w:t>en</w:t>
+            </w:r>
+            <w:r>
+              <w:t xml:space="preserve"> las </w:t>
+            </w:r>
+            <w:proofErr w:type="spellStart"/>
+            <w:r>
+              <w:t>FKs</w:t>
+            </w:r>
+            <w:proofErr w:type="spellEnd"/>
+            <w:r>
+              <w:t xml:space="preserve"> </w:t>
+            </w:r>
+            <w:proofErr w:type="spellStart"/>
+            <w:r>
+              <w:rPr>
+                <w:b/>
+              </w:rPr>
+              <w:t>id_rol</w:t>
+            </w:r>
+            <w:proofErr w:type="spellEnd"/>
+            <w:r>
+              <w:rPr>
+                <w:b/>
+              </w:rPr>
+              <w:t xml:space="preserve"> </w:t>
+            </w:r>
+            <w:r>
+              <w:t xml:space="preserve">e </w:t>
+            </w:r>
+            <w:proofErr w:type="spellStart"/>
+            <w:r>
+              <w:rPr>
+                <w:b/>
+              </w:rPr>
+              <w:t>id_permiso</w:t>
+            </w:r>
+            <w:proofErr w:type="spellEnd"/>
+            <w:r>
+              <w:t>.</w:t>
             </w:r>
           </w:p>
         </w:tc>
@@ -5644,49 +7356,80 @@
       <w:tr>
         <w:tc>
           <w:tcPr>
-            <w:tcW w:w="2800" w:type="dxa"/>
-            <w:tcMar>
-              <w:top w:w="200" w:type="dxa"/>
-              <w:left w:w="100" w:type="dxa"/>
-              <w:bottom w:w="200" w:type="dxa"/>
-              <w:right w:w="100" w:type="dxa"/>
-            </w:tcMar>
-          </w:tcPr>
-          <w:p>
-            <w:r>
-              <w:t xml:space="preserve"> </w:t>
-            </w:r>
-          </w:p>
-        </w:tc>
-        <w:tc>
-          <w:tcPr>
-            <w:tcW w:w="2800" w:type="dxa"/>
-            <w:tcMar>
-              <w:top w:w="200" w:type="dxa"/>
-              <w:left w:w="100" w:type="dxa"/>
-              <w:bottom w:w="200" w:type="dxa"/>
-              <w:right w:w="100" w:type="dxa"/>
-            </w:tcMar>
-          </w:tcPr>
-          <w:p>
-            <w:r>
-              <w:t xml:space="preserve"> </w:t>
-            </w:r>
-          </w:p>
-        </w:tc>
-        <w:tc>
-          <w:tcPr>
-            <w:tcW w:w="3400" w:type="dxa"/>
-            <w:tcMar>
-              <w:top w:w="200" w:type="dxa"/>
-              <w:left w:w="100" w:type="dxa"/>
-              <w:bottom w:w="200" w:type="dxa"/>
-              <w:right w:w="100" w:type="dxa"/>
-            </w:tcMar>
-          </w:tcPr>
-          <w:p>
-            <w:r>
-              <w:t xml:space="preserve"> </w:t>
+            <w:tcW w:w="3361" w:type="dxa"/>
+            <w:tcMar>
+              <w:top w:w="200" w:type="dxa"/>
+              <w:left w:w="100" w:type="dxa"/>
+              <w:bottom w:w="200" w:type="dxa"/>
+              <w:right w:w="100" w:type="dxa"/>
+            </w:tcMar>
+          </w:tcPr>
+          <w:p>
+            <w:r>
+              <w:t xml:space="preserve"> </w:t>
+            </w:r>
+            <w:r>
+              <w:t>reserva [entidad]</w:t>
+            </w:r>
+          </w:p>
+        </w:tc>
+        <w:tc>
+          <w:tcPr>
+            <w:tcW w:w="2126" w:type="dxa"/>
+            <w:tcMar>
+              <w:top w:w="200" w:type="dxa"/>
+              <w:left w:w="100" w:type="dxa"/>
+              <w:bottom w:w="200" w:type="dxa"/>
+              <w:right w:w="100" w:type="dxa"/>
+            </w:tcMar>
+          </w:tcPr>
+          <w:p>
+            <w:r>
+              <w:t xml:space="preserve"> </w:t>
+            </w:r>
+            <w:r>
+              <w:t>reserva</w:t>
+            </w:r>
+          </w:p>
+        </w:tc>
+        <w:tc>
+          <w:tcPr>
+            <w:tcW w:w="3513" w:type="dxa"/>
+            <w:tcMar>
+              <w:top w:w="200" w:type="dxa"/>
+              <w:left w:w="100" w:type="dxa"/>
+              <w:bottom w:w="200" w:type="dxa"/>
+              <w:right w:w="100" w:type="dxa"/>
+            </w:tcMar>
+          </w:tcPr>
+          <w:p>
+            <w:r>
+              <w:t xml:space="preserve"> </w:t>
+            </w:r>
+            <w:r>
+              <w:t xml:space="preserve">Recibimiento de </w:t>
+            </w:r>
+            <w:proofErr w:type="spellStart"/>
+            <w:r>
+              <w:rPr>
+                <w:b/>
+              </w:rPr>
+              <w:t>nro_sala</w:t>
+            </w:r>
+            <w:proofErr w:type="spellEnd"/>
+            <w:r>
+              <w:t xml:space="preserve"> y </w:t>
+            </w:r>
+            <w:proofErr w:type="spellStart"/>
+            <w:r>
+              <w:rPr>
+                <w:b/>
+              </w:rPr>
+              <w:t>dni_cliente</w:t>
+            </w:r>
+            <w:proofErr w:type="spellEnd"/>
+            <w:r>
+              <w:t>.</w:t>
             </w:r>
           </w:p>
         </w:tc>
@@ -5694,49 +7437,75 @@
       <w:tr>
         <w:tc>
           <w:tcPr>
-            <w:tcW w:w="2800" w:type="dxa"/>
-            <w:tcMar>
-              <w:top w:w="200" w:type="dxa"/>
-              <w:left w:w="100" w:type="dxa"/>
-              <w:bottom w:w="200" w:type="dxa"/>
-              <w:right w:w="100" w:type="dxa"/>
-            </w:tcMar>
-          </w:tcPr>
-          <w:p>
-            <w:r>
-              <w:t xml:space="preserve"> </w:t>
-            </w:r>
-          </w:p>
-        </w:tc>
-        <w:tc>
-          <w:tcPr>
-            <w:tcW w:w="2800" w:type="dxa"/>
-            <w:tcMar>
-              <w:top w:w="200" w:type="dxa"/>
-              <w:left w:w="100" w:type="dxa"/>
-              <w:bottom w:w="200" w:type="dxa"/>
-              <w:right w:w="100" w:type="dxa"/>
-            </w:tcMar>
-          </w:tcPr>
-          <w:p>
-            <w:r>
-              <w:t xml:space="preserve"> </w:t>
-            </w:r>
-          </w:p>
-        </w:tc>
-        <w:tc>
-          <w:tcPr>
-            <w:tcW w:w="3400" w:type="dxa"/>
-            <w:tcMar>
-              <w:top w:w="200" w:type="dxa"/>
-              <w:left w:w="100" w:type="dxa"/>
-              <w:bottom w:w="200" w:type="dxa"/>
-              <w:right w:w="100" w:type="dxa"/>
-            </w:tcMar>
-          </w:tcPr>
-          <w:p>
-            <w:r>
-              <w:t xml:space="preserve"> </w:t>
+            <w:tcW w:w="3361" w:type="dxa"/>
+            <w:tcMar>
+              <w:top w:w="200" w:type="dxa"/>
+              <w:left w:w="100" w:type="dxa"/>
+              <w:bottom w:w="200" w:type="dxa"/>
+              <w:right w:w="100" w:type="dxa"/>
+            </w:tcMar>
+          </w:tcPr>
+          <w:p>
+            <w:r>
+              <w:t xml:space="preserve"> </w:t>
+            </w:r>
+            <w:r>
+              <w:t>anota [relación 1:1]</w:t>
+            </w:r>
+          </w:p>
+        </w:tc>
+        <w:tc>
+          <w:tcPr>
+            <w:tcW w:w="2126" w:type="dxa"/>
+            <w:tcMar>
+              <w:top w:w="200" w:type="dxa"/>
+              <w:left w:w="100" w:type="dxa"/>
+              <w:bottom w:w="200" w:type="dxa"/>
+              <w:right w:w="100" w:type="dxa"/>
+            </w:tcMar>
+          </w:tcPr>
+          <w:p>
+            <w:r>
+              <w:t xml:space="preserve"> </w:t>
+            </w:r>
+            <w:r>
+              <w:t>pago</w:t>
+            </w:r>
+          </w:p>
+        </w:tc>
+        <w:tc>
+          <w:tcPr>
+            <w:tcW w:w="3513" w:type="dxa"/>
+            <w:tcMar>
+              <w:top w:w="200" w:type="dxa"/>
+              <w:left w:w="100" w:type="dxa"/>
+              <w:bottom w:w="200" w:type="dxa"/>
+              <w:right w:w="100" w:type="dxa"/>
+            </w:tcMar>
+          </w:tcPr>
+          <w:p>
+            <w:r>
+              <w:t xml:space="preserve"> </w:t>
+            </w:r>
+            <w:r>
+              <w:t>Se u</w:t>
+            </w:r>
+            <w:r>
+              <w:t xml:space="preserve">sa como FK el </w:t>
+            </w:r>
+            <w:proofErr w:type="spellStart"/>
+            <w:r>
+              <w:rPr>
+                <w:b/>
+              </w:rPr>
+              <w:t>nro_reserva</w:t>
+            </w:r>
+            <w:proofErr w:type="spellEnd"/>
+            <w:r>
+              <w:t>, así sabiendo su origen</w:t>
+            </w:r>
+            <w:r>
+              <w:t>.</w:t>
             </w:r>
           </w:p>
         </w:tc>
@@ -5744,49 +7513,90 @@
       <w:tr>
         <w:tc>
           <w:tcPr>
-            <w:tcW w:w="2800" w:type="dxa"/>
-            <w:tcMar>
-              <w:top w:w="200" w:type="dxa"/>
-              <w:left w:w="100" w:type="dxa"/>
-              <w:bottom w:w="200" w:type="dxa"/>
-              <w:right w:w="100" w:type="dxa"/>
-            </w:tcMar>
-          </w:tcPr>
-          <w:p>
-            <w:r>
-              <w:t xml:space="preserve"> </w:t>
-            </w:r>
-          </w:p>
-        </w:tc>
-        <w:tc>
-          <w:tcPr>
-            <w:tcW w:w="2800" w:type="dxa"/>
-            <w:tcMar>
-              <w:top w:w="200" w:type="dxa"/>
-              <w:left w:w="100" w:type="dxa"/>
-              <w:bottom w:w="200" w:type="dxa"/>
-              <w:right w:w="100" w:type="dxa"/>
-            </w:tcMar>
-          </w:tcPr>
-          <w:p>
-            <w:r>
-              <w:t xml:space="preserve"> </w:t>
-            </w:r>
-          </w:p>
-        </w:tc>
-        <w:tc>
-          <w:tcPr>
-            <w:tcW w:w="3400" w:type="dxa"/>
-            <w:tcMar>
-              <w:top w:w="200" w:type="dxa"/>
-              <w:left w:w="100" w:type="dxa"/>
-              <w:bottom w:w="200" w:type="dxa"/>
-              <w:right w:w="100" w:type="dxa"/>
-            </w:tcMar>
-          </w:tcPr>
-          <w:p>
-            <w:r>
-              <w:t xml:space="preserve"> </w:t>
+            <w:tcW w:w="3361" w:type="dxa"/>
+            <w:tcMar>
+              <w:top w:w="200" w:type="dxa"/>
+              <w:left w:w="100" w:type="dxa"/>
+              <w:bottom w:w="200" w:type="dxa"/>
+              <w:right w:w="100" w:type="dxa"/>
+            </w:tcMar>
+          </w:tcPr>
+          <w:p>
+            <w:r>
+              <w:t xml:space="preserve"> </w:t>
+            </w:r>
+            <w:proofErr w:type="spellStart"/>
+            <w:r>
+              <w:t>ítem_inventario</w:t>
+            </w:r>
+            <w:proofErr w:type="spellEnd"/>
+            <w:r>
+              <w:t xml:space="preserve"> [entidad]</w:t>
+            </w:r>
+          </w:p>
+        </w:tc>
+        <w:tc>
+          <w:tcPr>
+            <w:tcW w:w="2126" w:type="dxa"/>
+            <w:tcMar>
+              <w:top w:w="200" w:type="dxa"/>
+              <w:left w:w="100" w:type="dxa"/>
+              <w:bottom w:w="200" w:type="dxa"/>
+              <w:right w:w="100" w:type="dxa"/>
+            </w:tcMar>
+          </w:tcPr>
+          <w:p>
+            <w:r>
+              <w:t xml:space="preserve"> </w:t>
+            </w:r>
+            <w:proofErr w:type="spellStart"/>
+            <w:r>
+              <w:t>ítem_inventario</w:t>
+            </w:r>
+            <w:proofErr w:type="spellEnd"/>
+          </w:p>
+        </w:tc>
+        <w:tc>
+          <w:tcPr>
+            <w:tcW w:w="3513" w:type="dxa"/>
+            <w:tcMar>
+              <w:top w:w="200" w:type="dxa"/>
+              <w:left w:w="100" w:type="dxa"/>
+              <w:bottom w:w="200" w:type="dxa"/>
+              <w:right w:w="100" w:type="dxa"/>
+            </w:tcMar>
+          </w:tcPr>
+          <w:p>
+            <w:r>
+              <w:t xml:space="preserve"> Recibe tanto la FK </w:t>
+            </w:r>
+            <w:proofErr w:type="spellStart"/>
+            <w:r>
+              <w:rPr>
+                <w:b/>
+              </w:rPr>
+              <w:t>id_categoria</w:t>
+            </w:r>
+            <w:proofErr w:type="spellEnd"/>
+            <w:r>
+              <w:rPr>
+                <w:b/>
+              </w:rPr>
+              <w:t xml:space="preserve"> </w:t>
+            </w:r>
+            <w:r>
+              <w:t xml:space="preserve">como </w:t>
+            </w:r>
+            <w:proofErr w:type="spellStart"/>
+            <w:r>
+              <w:rPr>
+                <w:b/>
+              </w:rPr>
+              <w:t>id_fabricante</w:t>
+            </w:r>
+            <w:proofErr w:type="spellEnd"/>
+            <w:r>
+              <w:t>.</w:t>
             </w:r>
           </w:p>
         </w:tc>
@@ -5794,49 +7604,277 @@
       <w:tr>
         <w:tc>
           <w:tcPr>
-            <w:tcW w:w="2800" w:type="dxa"/>
-            <w:tcMar>
-              <w:top w:w="200" w:type="dxa"/>
-              <w:left w:w="100" w:type="dxa"/>
-              <w:bottom w:w="200" w:type="dxa"/>
-              <w:right w:w="100" w:type="dxa"/>
-            </w:tcMar>
-          </w:tcPr>
-          <w:p>
-            <w:r>
-              <w:t xml:space="preserve"> </w:t>
-            </w:r>
-          </w:p>
-        </w:tc>
-        <w:tc>
-          <w:tcPr>
-            <w:tcW w:w="2800" w:type="dxa"/>
-            <w:tcMar>
-              <w:top w:w="200" w:type="dxa"/>
-              <w:left w:w="100" w:type="dxa"/>
-              <w:bottom w:w="200" w:type="dxa"/>
-              <w:right w:w="100" w:type="dxa"/>
-            </w:tcMar>
-          </w:tcPr>
-          <w:p>
-            <w:r>
-              <w:t xml:space="preserve"> </w:t>
-            </w:r>
-          </w:p>
-        </w:tc>
-        <w:tc>
-          <w:tcPr>
-            <w:tcW w:w="3400" w:type="dxa"/>
-            <w:tcMar>
-              <w:top w:w="200" w:type="dxa"/>
-              <w:left w:w="100" w:type="dxa"/>
-              <w:bottom w:w="200" w:type="dxa"/>
-              <w:right w:w="100" w:type="dxa"/>
-            </w:tcMar>
-          </w:tcPr>
-          <w:p>
-            <w:r>
-              <w:t xml:space="preserve"> </w:t>
+            <w:tcW w:w="3361" w:type="dxa"/>
+            <w:tcMar>
+              <w:top w:w="200" w:type="dxa"/>
+              <w:left w:w="100" w:type="dxa"/>
+              <w:bottom w:w="200" w:type="dxa"/>
+              <w:right w:w="100" w:type="dxa"/>
+            </w:tcMar>
+          </w:tcPr>
+          <w:p>
+            <w:r>
+              <w:t xml:space="preserve"> aparta [relación]</w:t>
+            </w:r>
+          </w:p>
+        </w:tc>
+        <w:tc>
+          <w:tcPr>
+            <w:tcW w:w="2126" w:type="dxa"/>
+            <w:tcMar>
+              <w:top w:w="200" w:type="dxa"/>
+              <w:left w:w="100" w:type="dxa"/>
+              <w:bottom w:w="200" w:type="dxa"/>
+              <w:right w:w="100" w:type="dxa"/>
+            </w:tcMar>
+          </w:tcPr>
+          <w:p>
+            <w:r>
+              <w:t xml:space="preserve"> aparta</w:t>
+            </w:r>
+          </w:p>
+        </w:tc>
+        <w:tc>
+          <w:tcPr>
+            <w:tcW w:w="3513" w:type="dxa"/>
+            <w:tcMar>
+              <w:top w:w="200" w:type="dxa"/>
+              <w:left w:w="100" w:type="dxa"/>
+              <w:bottom w:w="200" w:type="dxa"/>
+              <w:right w:w="100" w:type="dxa"/>
+            </w:tcMar>
+          </w:tcPr>
+          <w:p>
+            <w:r>
+              <w:t xml:space="preserve"> Tabla intermedia con PK propia (</w:t>
+            </w:r>
+            <w:r>
+              <w:rPr>
+                <w:b/>
+              </w:rPr>
+              <w:t>id</w:t>
+            </w:r>
+            <w:r>
+              <w:t xml:space="preserve">), a su vez recibiendo las </w:t>
+            </w:r>
+            <w:proofErr w:type="spellStart"/>
+            <w:r>
+              <w:t>FKs</w:t>
+            </w:r>
+            <w:proofErr w:type="spellEnd"/>
+            <w:r>
+              <w:t xml:space="preserve"> </w:t>
+            </w:r>
+            <w:proofErr w:type="spellStart"/>
+            <w:r>
+              <w:rPr>
+                <w:b/>
+              </w:rPr>
+              <w:t>nro_reserva</w:t>
+            </w:r>
+            <w:proofErr w:type="spellEnd"/>
+            <w:r>
+              <w:rPr>
+                <w:b/>
+              </w:rPr>
+              <w:t xml:space="preserve"> </w:t>
+            </w:r>
+            <w:r>
+              <w:t xml:space="preserve">e </w:t>
+            </w:r>
+            <w:proofErr w:type="spellStart"/>
+            <w:r>
+              <w:rPr>
+                <w:b/>
+              </w:rPr>
+              <w:t>id_item_inventario</w:t>
+            </w:r>
+            <w:proofErr w:type="spellEnd"/>
+            <w:r>
+              <w:t>.</w:t>
+            </w:r>
+          </w:p>
+        </w:tc>
+      </w:tr>
+      <w:tr>
+        <w:tc>
+          <w:tcPr>
+            <w:tcW w:w="3361" w:type="dxa"/>
+            <w:tcMar>
+              <w:top w:w="200" w:type="dxa"/>
+              <w:left w:w="100" w:type="dxa"/>
+              <w:bottom w:w="200" w:type="dxa"/>
+              <w:right w:w="100" w:type="dxa"/>
+            </w:tcMar>
+          </w:tcPr>
+          <w:p>
+            <w:r>
+              <w:t xml:space="preserve"> </w:t>
+            </w:r>
+            <w:proofErr w:type="spellStart"/>
+            <w:r>
+              <w:t>control_inventario</w:t>
+            </w:r>
+            <w:proofErr w:type="spellEnd"/>
+            <w:r>
+              <w:t xml:space="preserve"> [relación N:M]</w:t>
+            </w:r>
+          </w:p>
+        </w:tc>
+        <w:tc>
+          <w:tcPr>
+            <w:tcW w:w="2126" w:type="dxa"/>
+            <w:tcMar>
+              <w:top w:w="200" w:type="dxa"/>
+              <w:left w:w="100" w:type="dxa"/>
+              <w:bottom w:w="200" w:type="dxa"/>
+              <w:right w:w="100" w:type="dxa"/>
+            </w:tcMar>
+          </w:tcPr>
+          <w:p>
+            <w:r>
+              <w:t xml:space="preserve"> </w:t>
+            </w:r>
+            <w:proofErr w:type="spellStart"/>
+            <w:r>
+              <w:t>control_inventario</w:t>
+            </w:r>
+            <w:proofErr w:type="spellEnd"/>
+          </w:p>
+        </w:tc>
+        <w:tc>
+          <w:tcPr>
+            <w:tcW w:w="3513" w:type="dxa"/>
+            <w:tcMar>
+              <w:top w:w="200" w:type="dxa"/>
+              <w:left w:w="100" w:type="dxa"/>
+              <w:bottom w:w="200" w:type="dxa"/>
+              <w:right w:w="100" w:type="dxa"/>
+            </w:tcMar>
+          </w:tcPr>
+          <w:p>
+            <w:r>
+              <w:t xml:space="preserve"> Tabla intermedia con PK propia (</w:t>
+            </w:r>
+            <w:r>
+              <w:rPr>
+                <w:b/>
+              </w:rPr>
+              <w:t>id</w:t>
+            </w:r>
+            <w:r>
+              <w:t xml:space="preserve">), junto a las </w:t>
+            </w:r>
+            <w:proofErr w:type="spellStart"/>
+            <w:r>
+              <w:t>FKs</w:t>
+            </w:r>
+            <w:proofErr w:type="spellEnd"/>
+            <w:r>
+              <w:t xml:space="preserve"> </w:t>
+            </w:r>
+            <w:proofErr w:type="spellStart"/>
+            <w:r>
+              <w:rPr>
+                <w:b/>
+              </w:rPr>
+              <w:t>legajo_empleado</w:t>
+            </w:r>
+            <w:proofErr w:type="spellEnd"/>
+            <w:r>
+              <w:rPr>
+                <w:b/>
+              </w:rPr>
+              <w:t xml:space="preserve"> </w:t>
+            </w:r>
+            <w:r>
+              <w:t xml:space="preserve">e </w:t>
+            </w:r>
+            <w:proofErr w:type="spellStart"/>
+            <w:r>
+              <w:rPr>
+                <w:b/>
+              </w:rPr>
+              <w:t>id_item_inventario</w:t>
+            </w:r>
+            <w:proofErr w:type="spellEnd"/>
+            <w:r>
+              <w:t>.</w:t>
+            </w:r>
+          </w:p>
+        </w:tc>
+      </w:tr>
+      <w:tr>
+        <w:tc>
+          <w:tcPr>
+            <w:tcW w:w="3361" w:type="dxa"/>
+            <w:tcMar>
+              <w:top w:w="200" w:type="dxa"/>
+              <w:left w:w="100" w:type="dxa"/>
+              <w:bottom w:w="200" w:type="dxa"/>
+              <w:right w:w="100" w:type="dxa"/>
+            </w:tcMar>
+          </w:tcPr>
+          <w:p>
+            <w:r>
+              <w:t xml:space="preserve"> contiene [relación 1:N]</w:t>
+            </w:r>
+          </w:p>
+        </w:tc>
+        <w:tc>
+          <w:tcPr>
+            <w:tcW w:w="2126" w:type="dxa"/>
+            <w:tcMar>
+              <w:top w:w="200" w:type="dxa"/>
+              <w:left w:w="100" w:type="dxa"/>
+              <w:bottom w:w="200" w:type="dxa"/>
+              <w:right w:w="100" w:type="dxa"/>
+            </w:tcMar>
+          </w:tcPr>
+          <w:p>
+            <w:r>
+              <w:t xml:space="preserve"> </w:t>
+            </w:r>
+            <w:proofErr w:type="spellStart"/>
+            <w:r>
+              <w:t>categoria</w:t>
+            </w:r>
+            <w:proofErr w:type="spellEnd"/>
+          </w:p>
+        </w:tc>
+        <w:tc>
+          <w:tcPr>
+            <w:tcW w:w="3513" w:type="dxa"/>
+            <w:tcMar>
+              <w:top w:w="200" w:type="dxa"/>
+              <w:left w:w="100" w:type="dxa"/>
+              <w:bottom w:w="200" w:type="dxa"/>
+              <w:right w:w="100" w:type="dxa"/>
+            </w:tcMar>
+          </w:tcPr>
+          <w:p>
+            <w:r>
+              <w:t xml:space="preserve"> Contiene la FK </w:t>
+            </w:r>
+            <w:proofErr w:type="spellStart"/>
+            <w:r>
+              <w:rPr>
+                <w:b/>
+              </w:rPr>
+              <w:t>id_categoria_padre</w:t>
+            </w:r>
+            <w:proofErr w:type="spellEnd"/>
+            <w:r>
+              <w:t>, la cual referencia a la propia tabla a través de su PK (</w:t>
+            </w:r>
+            <w:r>
+              <w:rPr>
+                <w:b/>
+              </w:rPr>
+              <w:t>id</w:t>
+            </w:r>
+            <w:r>
+              <w:t>).</w:t>
             </w:r>
           </w:p>
         </w:tc>
@@ -5851,12 +7889,12 @@
       <w:pPr>
         <w:pStyle w:val="Ttulo1"/>
       </w:pPr>
-      <w:bookmarkStart w:id="26" w:name="_Toc239078842"/>
+      <w:bookmarkStart w:id="25" w:name="_Toc239078842"/>
       <w:r>
         <w:lastRenderedPageBreak/>
         <w:t>8. Normalización</w:t>
       </w:r>
-      <w:bookmarkEnd w:id="26"/>
+      <w:bookmarkEnd w:id="25"/>
     </w:p>
     <w:p>
       <w:pPr>
@@ -5977,7 +8015,7 @@
       <w:pPr>
         <w:pStyle w:val="Ttulo1"/>
       </w:pPr>
-      <w:bookmarkStart w:id="27" w:name="_Toc239078843"/>
+      <w:bookmarkStart w:id="26" w:name="_Toc239078843"/>
       <w:r>
         <w:lastRenderedPageBreak/>
         <w:t xml:space="preserve">9. Modelo Físico — </w:t>
@@ -5986,18 +8024,18 @@
       <w:r>
         <w:t>MySQL</w:t>
       </w:r>
+      <w:bookmarkEnd w:id="26"/>
+      <w:proofErr w:type="spellEnd"/>
+    </w:p>
+    <w:p>
+      <w:pPr>
+        <w:pStyle w:val="Ttulo2"/>
+      </w:pPr>
+      <w:bookmarkStart w:id="27" w:name="_Toc239078844"/>
+      <w:r>
+        <w:t>9.1 Tipos de datos y restricciones</w:t>
+      </w:r>
       <w:bookmarkEnd w:id="27"/>
-      <w:proofErr w:type="spellEnd"/>
-    </w:p>
-    <w:p>
-      <w:pPr>
-        <w:pStyle w:val="Ttulo2"/>
-      </w:pPr>
-      <w:bookmarkStart w:id="28" w:name="_Toc239078844"/>
-      <w:r>
-        <w:t>9.1 Tipos de datos y restricciones</w:t>
-      </w:r>
-      <w:bookmarkEnd w:id="28"/>
     </w:p>
     <w:p>
       <w:pPr>
@@ -6086,11 +8124,11 @@
       <w:pPr>
         <w:pStyle w:val="Ttulo2"/>
       </w:pPr>
-      <w:bookmarkStart w:id="29" w:name="_Toc239078845"/>
+      <w:bookmarkStart w:id="28" w:name="_Toc239078845"/>
       <w:r>
         <w:t>9.2 Script SQL de creación</w:t>
       </w:r>
-      <w:bookmarkEnd w:id="29"/>
+      <w:bookmarkEnd w:id="28"/>
     </w:p>
     <w:p>
       <w:pPr>
@@ -6254,22 +8292,22 @@
       <w:pPr>
         <w:pStyle w:val="Ttulo1"/>
       </w:pPr>
-      <w:bookmarkStart w:id="30" w:name="_Toc239078846"/>
+      <w:bookmarkStart w:id="29" w:name="_Toc239078846"/>
       <w:r>
         <w:lastRenderedPageBreak/>
         <w:t>10. Validación del Modelo</w:t>
       </w:r>
+      <w:bookmarkEnd w:id="29"/>
+    </w:p>
+    <w:p>
+      <w:pPr>
+        <w:pStyle w:val="Ttulo2"/>
+      </w:pPr>
+      <w:bookmarkStart w:id="30" w:name="_Toc239078847"/>
+      <w:r>
+        <w:t>10.1 Casos de prueba</w:t>
+      </w:r>
       <w:bookmarkEnd w:id="30"/>
-    </w:p>
-    <w:p>
-      <w:pPr>
-        <w:pStyle w:val="Ttulo2"/>
-      </w:pPr>
-      <w:bookmarkStart w:id="31" w:name="_Toc239078847"/>
-      <w:r>
-        <w:t>10.1 Casos de prueba</w:t>
-      </w:r>
-      <w:bookmarkEnd w:id="31"/>
     </w:p>
     <w:p>
       <w:pPr>
@@ -6622,11 +8660,11 @@
       <w:pPr>
         <w:pStyle w:val="Ttulo2"/>
       </w:pPr>
-      <w:bookmarkStart w:id="32" w:name="_Toc239078848"/>
+      <w:bookmarkStart w:id="31" w:name="_Toc239078848"/>
       <w:r>
         <w:t>10.2 Consultas SQL de validación</w:t>
       </w:r>
-      <w:bookmarkEnd w:id="32"/>
+      <w:bookmarkEnd w:id="31"/>
     </w:p>
     <w:p>
       <w:pPr>
@@ -6686,12 +8724,12 @@
       <w:pPr>
         <w:pStyle w:val="Ttulo1"/>
       </w:pPr>
-      <w:bookmarkStart w:id="33" w:name="_Toc239078849"/>
+      <w:bookmarkStart w:id="32" w:name="_Toc239078849"/>
       <w:r>
         <w:lastRenderedPageBreak/>
         <w:t>11. Conclusión Técnica</w:t>
       </w:r>
-      <w:bookmarkEnd w:id="33"/>
+      <w:bookmarkEnd w:id="32"/>
     </w:p>
     <w:p>
       <w:pPr>
@@ -6821,8 +8859,8 @@
       </w:r>
     </w:p>
     <w:sectPr>
-      <w:headerReference w:type="default" r:id="rId7"/>
-      <w:footerReference w:type="default" r:id="rId8"/>
+      <w:headerReference w:type="default" r:id="rId9"/>
+      <w:footerReference w:type="default" r:id="rId10"/>
       <w:pgSz w:w="11906" w:h="16838"/>
       <w:pgMar w:top="1134" w:right="1134" w:bottom="1134" w:left="1134" w:header="708" w:footer="708" w:gutter="0"/>
       <w:cols w:space="720"/>
@@ -6833,7 +8871,7 @@
 </file>
 
 <file path=word/endnotes.xml><?xml version="1.0" encoding="utf-8"?>
-<w:endnotes xmlns:wpc="http://schemas.microsoft.com/office/word/2010/wordprocessingCanvas" xmlns:cx="http://schemas.microsoft.com/office/drawing/2014/chartex" xmlns:mc="http://schemas.openxmlformats.org/markup-compatibility/2006" xmlns:o="urn:schemas-microsoft-com:office:office" xmlns:r="http://schemas.openxmlformats.org/officeDocument/2006/relationships" xmlns:m="http://schemas.openxmlformats.org/officeDocument/2006/math" xmlns:v="urn:schemas-microsoft-com:vml" xmlns:wp14="http://schemas.microsoft.com/office/word/2010/wordprocessingDrawing" xmlns:wp="http://schemas.openxmlformats.org/drawingml/2006/wordprocessingDrawing" xmlns:w10="urn:schemas-microsoft-com:office:word" xmlns:w="http://schemas.openxmlformats.org/wordprocessingml/2006/main" xmlns:w14="http://schemas.microsoft.com/office/word/2010/wordml" xmlns:w15="http://schemas.microsoft.com/office/word/2012/wordml" xmlns:w16se="http://schemas.microsoft.com/office/word/2015/wordml/symex" xmlns:wpg="http://schemas.microsoft.com/office/word/2010/wordprocessingGroup" xmlns:wpi="http://schemas.microsoft.com/office/word/2010/wordprocessingInk" xmlns:wne="http://schemas.microsoft.com/office/word/2006/wordml" xmlns:wps="http://schemas.microsoft.com/office/word/2010/wordprocessingShape" mc:Ignorable="w14 w15 w16se wp14">
+<w:endnotes xmlns:wpc="http://schemas.microsoft.com/office/word/2010/wordprocessingCanvas" xmlns:mc="http://schemas.openxmlformats.org/markup-compatibility/2006" xmlns:o="urn:schemas-microsoft-com:office:office" xmlns:r="http://schemas.openxmlformats.org/officeDocument/2006/relationships" xmlns:m="http://schemas.openxmlformats.org/officeDocument/2006/math" xmlns:v="urn:schemas-microsoft-com:vml" xmlns:wp14="http://schemas.microsoft.com/office/word/2010/wordprocessingDrawing" xmlns:wp="http://schemas.openxmlformats.org/drawingml/2006/wordprocessingDrawing" xmlns:w10="urn:schemas-microsoft-com:office:word" xmlns:w="http://schemas.openxmlformats.org/wordprocessingml/2006/main" xmlns:w14="http://schemas.microsoft.com/office/word/2010/wordml" xmlns:wpg="http://schemas.microsoft.com/office/word/2010/wordprocessingGroup" xmlns:wpi="http://schemas.microsoft.com/office/word/2010/wordprocessingInk" xmlns:wne="http://schemas.microsoft.com/office/word/2006/wordml" xmlns:wps="http://schemas.microsoft.com/office/word/2010/wordprocessingShape" mc:Ignorable="w14 wp14">
   <w:endnote w:type="separator" w:id="-1">
     <w:p>
       <w:r>
@@ -6852,7 +8890,7 @@
 </file>
 
 <file path=word/footer1.xml><?xml version="1.0" encoding="utf-8"?>
-<w:ftr xmlns:wpc="http://schemas.microsoft.com/office/word/2010/wordprocessingCanvas" xmlns:cx="http://schemas.microsoft.com/office/drawing/2014/chartex" xmlns:mc="http://schemas.openxmlformats.org/markup-compatibility/2006" xmlns:o="urn:schemas-microsoft-com:office:office" xmlns:r="http://schemas.openxmlformats.org/officeDocument/2006/relationships" xmlns:m="http://schemas.openxmlformats.org/officeDocument/2006/math" xmlns:v="urn:schemas-microsoft-com:vml" xmlns:wp14="http://schemas.microsoft.com/office/word/2010/wordprocessingDrawing" xmlns:wp="http://schemas.openxmlformats.org/drawingml/2006/wordprocessingDrawing" xmlns:w10="urn:schemas-microsoft-com:office:word" xmlns:w="http://schemas.openxmlformats.org/wordprocessingml/2006/main" xmlns:w14="http://schemas.microsoft.com/office/word/2010/wordml" xmlns:w15="http://schemas.microsoft.com/office/word/2012/wordml" xmlns:w16se="http://schemas.microsoft.com/office/word/2015/wordml/symex" xmlns:wpg="http://schemas.microsoft.com/office/word/2010/wordprocessingGroup" xmlns:wpi="http://schemas.microsoft.com/office/word/2010/wordprocessingInk" xmlns:wne="http://schemas.microsoft.com/office/word/2006/wordml" xmlns:wps="http://schemas.microsoft.com/office/word/2010/wordprocessingShape" mc:Ignorable="w14 w15 w16se wp14">
+<w:ftr xmlns:wpc="http://schemas.microsoft.com/office/word/2010/wordprocessingCanvas" xmlns:mc="http://schemas.openxmlformats.org/markup-compatibility/2006" xmlns:o="urn:schemas-microsoft-com:office:office" xmlns:r="http://schemas.openxmlformats.org/officeDocument/2006/relationships" xmlns:m="http://schemas.openxmlformats.org/officeDocument/2006/math" xmlns:v="urn:schemas-microsoft-com:vml" xmlns:wp14="http://schemas.microsoft.com/office/word/2010/wordprocessingDrawing" xmlns:wp="http://schemas.openxmlformats.org/drawingml/2006/wordprocessingDrawing" xmlns:w10="urn:schemas-microsoft-com:office:word" xmlns:w="http://schemas.openxmlformats.org/wordprocessingml/2006/main" xmlns:w14="http://schemas.microsoft.com/office/word/2010/wordml" xmlns:wpg="http://schemas.microsoft.com/office/word/2010/wordprocessingGroup" xmlns:wpi="http://schemas.microsoft.com/office/word/2010/wordprocessingInk" xmlns:wne="http://schemas.microsoft.com/office/word/2006/wordml" xmlns:wps="http://schemas.microsoft.com/office/word/2010/wordprocessingShape" mc:Ignorable="w14 wp14">
   <w:p>
     <w:pPr>
       <w:jc w:val="center"/>
@@ -6896,7 +8934,7 @@
         <w:sz w:val="18"/>
         <w:szCs w:val="18"/>
       </w:rPr>
-      <w:t>14</w:t>
+      <w:t>9</w:t>
     </w:r>
     <w:r>
       <w:rPr>
@@ -6960,7 +8998,7 @@
 </file>
 
 <file path=word/footnotes.xml><?xml version="1.0" encoding="utf-8"?>
-<w:footnotes xmlns:wpc="http://schemas.microsoft.com/office/word/2010/wordprocessingCanvas" xmlns:cx="http://schemas.microsoft.com/office/drawing/2014/chartex" xmlns:mc="http://schemas.openxmlformats.org/markup-compatibility/2006" xmlns:o="urn:schemas-microsoft-com:office:office" xmlns:r="http://schemas.openxmlformats.org/officeDocument/2006/relationships" xmlns:m="http://schemas.openxmlformats.org/officeDocument/2006/math" xmlns:v="urn:schemas-microsoft-com:vml" xmlns:wp14="http://schemas.microsoft.com/office/word/2010/wordprocessingDrawing" xmlns:wp="http://schemas.openxmlformats.org/drawingml/2006/wordprocessingDrawing" xmlns:w10="urn:schemas-microsoft-com:office:word" xmlns:w="http://schemas.openxmlformats.org/wordprocessingml/2006/main" xmlns:w14="http://schemas.microsoft.com/office/word/2010/wordml" xmlns:w15="http://schemas.microsoft.com/office/word/2012/wordml" xmlns:w16se="http://schemas.microsoft.com/office/word/2015/wordml/symex" xmlns:wpg="http://schemas.microsoft.com/office/word/2010/wordprocessingGroup" xmlns:wpi="http://schemas.microsoft.com/office/word/2010/wordprocessingInk" xmlns:wne="http://schemas.microsoft.com/office/word/2006/wordml" xmlns:wps="http://schemas.microsoft.com/office/word/2010/wordprocessingShape" mc:Ignorable="w14 w15 w16se wp14">
+<w:footnotes xmlns:wpc="http://schemas.microsoft.com/office/word/2010/wordprocessingCanvas" xmlns:mc="http://schemas.openxmlformats.org/markup-compatibility/2006" xmlns:o="urn:schemas-microsoft-com:office:office" xmlns:r="http://schemas.openxmlformats.org/officeDocument/2006/relationships" xmlns:m="http://schemas.openxmlformats.org/officeDocument/2006/math" xmlns:v="urn:schemas-microsoft-com:vml" xmlns:wp14="http://schemas.microsoft.com/office/word/2010/wordprocessingDrawing" xmlns:wp="http://schemas.openxmlformats.org/drawingml/2006/wordprocessingDrawing" xmlns:w10="urn:schemas-microsoft-com:office:word" xmlns:w="http://schemas.openxmlformats.org/wordprocessingml/2006/main" xmlns:w14="http://schemas.microsoft.com/office/word/2010/wordml" xmlns:wpg="http://schemas.microsoft.com/office/word/2010/wordprocessingGroup" xmlns:wpi="http://schemas.microsoft.com/office/word/2010/wordprocessingInk" xmlns:wne="http://schemas.microsoft.com/office/word/2006/wordml" xmlns:wps="http://schemas.microsoft.com/office/word/2010/wordprocessingShape" mc:Ignorable="w14 wp14">
   <w:footnote w:type="separator" w:id="-1">
     <w:p>
       <w:r>
@@ -6979,7 +9017,7 @@
 </file>
 
 <file path=word/header1.xml><?xml version="1.0" encoding="utf-8"?>
-<w:hdr xmlns:wpc="http://schemas.microsoft.com/office/word/2010/wordprocessingCanvas" xmlns:cx="http://schemas.microsoft.com/office/drawing/2014/chartex" xmlns:mc="http://schemas.openxmlformats.org/markup-compatibility/2006" xmlns:o="urn:schemas-microsoft-com:office:office" xmlns:r="http://schemas.openxmlformats.org/officeDocument/2006/relationships" xmlns:m="http://schemas.openxmlformats.org/officeDocument/2006/math" xmlns:v="urn:schemas-microsoft-com:vml" xmlns:wp14="http://schemas.microsoft.com/office/word/2010/wordprocessingDrawing" xmlns:wp="http://schemas.openxmlformats.org/drawingml/2006/wordprocessingDrawing" xmlns:w10="urn:schemas-microsoft-com:office:word" xmlns:w="http://schemas.openxmlformats.org/wordprocessingml/2006/main" xmlns:w14="http://schemas.microsoft.com/office/word/2010/wordml" xmlns:w15="http://schemas.microsoft.com/office/word/2012/wordml" xmlns:w16se="http://schemas.microsoft.com/office/word/2015/wordml/symex" xmlns:wpg="http://schemas.microsoft.com/office/word/2010/wordprocessingGroup" xmlns:wpi="http://schemas.microsoft.com/office/word/2010/wordprocessingInk" xmlns:wne="http://schemas.microsoft.com/office/word/2006/wordml" xmlns:wps="http://schemas.microsoft.com/office/word/2010/wordprocessingShape" mc:Ignorable="w14 w15 w16se wp14">
+<w:hdr xmlns:wpc="http://schemas.microsoft.com/office/word/2010/wordprocessingCanvas" xmlns:mc="http://schemas.openxmlformats.org/markup-compatibility/2006" xmlns:o="urn:schemas-microsoft-com:office:office" xmlns:r="http://schemas.openxmlformats.org/officeDocument/2006/relationships" xmlns:m="http://schemas.openxmlformats.org/officeDocument/2006/math" xmlns:v="urn:schemas-microsoft-com:vml" xmlns:wp14="http://schemas.microsoft.com/office/word/2010/wordprocessingDrawing" xmlns:wp="http://schemas.openxmlformats.org/drawingml/2006/wordprocessingDrawing" xmlns:w10="urn:schemas-microsoft-com:office:word" xmlns:w="http://schemas.openxmlformats.org/wordprocessingml/2006/main" xmlns:w14="http://schemas.microsoft.com/office/word/2010/wordml" xmlns:wpg="http://schemas.microsoft.com/office/word/2010/wordprocessingGroup" xmlns:wpi="http://schemas.microsoft.com/office/word/2010/wordprocessingInk" xmlns:wne="http://schemas.microsoft.com/office/word/2006/wordml" xmlns:wps="http://schemas.microsoft.com/office/word/2010/wordprocessingShape" mc:Ignorable="w14 wp14">
   <w:p>
     <w:pPr>
       <w:jc w:val="right"/>
@@ -6997,8 +9035,8 @@
 </file>
 
 <file path=word/numbering.xml><?xml version="1.0" encoding="utf-8"?>
-<w:numbering xmlns:wpc="http://schemas.microsoft.com/office/word/2010/wordprocessingCanvas" xmlns:cx="http://schemas.microsoft.com/office/drawing/2014/chartex" xmlns:mc="http://schemas.openxmlformats.org/markup-compatibility/2006" xmlns:o="urn:schemas-microsoft-com:office:office" xmlns:r="http://schemas.openxmlformats.org/officeDocument/2006/relationships" xmlns:m="http://schemas.openxmlformats.org/officeDocument/2006/math" xmlns:v="urn:schemas-microsoft-com:vml" xmlns:wp14="http://schemas.microsoft.com/office/word/2010/wordprocessingDrawing" xmlns:wp="http://schemas.openxmlformats.org/drawingml/2006/wordprocessingDrawing" xmlns:w10="urn:schemas-microsoft-com:office:word" xmlns:w="http://schemas.openxmlformats.org/wordprocessingml/2006/main" xmlns:w14="http://schemas.microsoft.com/office/word/2010/wordml" xmlns:w15="http://schemas.microsoft.com/office/word/2012/wordml" xmlns:w16se="http://schemas.microsoft.com/office/word/2015/wordml/symex" xmlns:wpg="http://schemas.microsoft.com/office/word/2010/wordprocessingGroup" xmlns:wpi="http://schemas.microsoft.com/office/word/2010/wordprocessingInk" xmlns:wne="http://schemas.microsoft.com/office/word/2006/wordml" xmlns:wps="http://schemas.microsoft.com/office/word/2010/wordprocessingShape" mc:Ignorable="w14 w15 w16se wp14">
-  <w:abstractNum w:abstractNumId="0" w15:restartNumberingAfterBreak="0">
+<w:numbering xmlns:wpc="http://schemas.microsoft.com/office/word/2010/wordprocessingCanvas" xmlns:mc="http://schemas.openxmlformats.org/markup-compatibility/2006" xmlns:o="urn:schemas-microsoft-com:office:office" xmlns:r="http://schemas.openxmlformats.org/officeDocument/2006/relationships" xmlns:m="http://schemas.openxmlformats.org/officeDocument/2006/math" xmlns:v="urn:schemas-microsoft-com:vml" xmlns:wp14="http://schemas.microsoft.com/office/word/2010/wordprocessingDrawing" xmlns:wp="http://schemas.openxmlformats.org/drawingml/2006/wordprocessingDrawing" xmlns:w10="urn:schemas-microsoft-com:office:word" xmlns:w="http://schemas.openxmlformats.org/wordprocessingml/2006/main" xmlns:w14="http://schemas.microsoft.com/office/word/2010/wordml" xmlns:wpg="http://schemas.microsoft.com/office/word/2010/wordprocessingGroup" xmlns:wpi="http://schemas.microsoft.com/office/word/2010/wordprocessingInk" xmlns:wne="http://schemas.microsoft.com/office/word/2006/wordml" xmlns:wps="http://schemas.microsoft.com/office/word/2010/wordprocessingShape" mc:Ignorable="w14 wp14">
+  <w:abstractNum w:abstractNumId="0">
     <w:nsid w:val="47106D6D"/>
     <w:multiLevelType w:val="hybridMultilevel"/>
     <w:tmpl w:val="8436A70E"/>
@@ -7052,7 +9090,7 @@
       <w:lvlJc w:val="left"/>
     </w:lvl>
   </w:abstractNum>
-  <w:abstractNum w:abstractNumId="1" w15:restartNumberingAfterBreak="0">
+  <w:abstractNum w:abstractNumId="1">
     <w:nsid w:val="7B06793F"/>
     <w:multiLevelType w:val="hybridMultilevel"/>
     <w:tmpl w:val="6B82BB1C"/>
@@ -7148,7 +9186,7 @@
 </file>
 
 <file path=word/styles.xml><?xml version="1.0" encoding="utf-8"?>
-<w:styles xmlns:mc="http://schemas.openxmlformats.org/markup-compatibility/2006" xmlns:r="http://schemas.openxmlformats.org/officeDocument/2006/relationships" xmlns:w="http://schemas.openxmlformats.org/wordprocessingml/2006/main" xmlns:w14="http://schemas.microsoft.com/office/word/2010/wordml" xmlns:w15="http://schemas.microsoft.com/office/word/2012/wordml" xmlns:w16se="http://schemas.microsoft.com/office/word/2015/wordml/symex" mc:Ignorable="w14 w15 w16se">
+<w:styles xmlns:mc="http://schemas.openxmlformats.org/markup-compatibility/2006" xmlns:r="http://schemas.openxmlformats.org/officeDocument/2006/relationships" xmlns:w="http://schemas.openxmlformats.org/wordprocessingml/2006/main" xmlns:w14="http://schemas.microsoft.com/office/word/2010/wordml" mc:Ignorable="w14">
   <w:docDefaults>
     <w:rPrDefault>
       <w:rPr>
@@ -7160,378 +9198,144 @@
     </w:rPrDefault>
     <w:pPrDefault/>
   </w:docDefaults>
-  <w:latentStyles w:defLockedState="0" w:defUIPriority="99" w:defSemiHidden="0" w:defUnhideWhenUsed="0" w:defQFormat="0" w:count="371">
-    <w:lsdException w:name="Normal" w:uiPriority="0" w:qFormat="1"/>
-    <w:lsdException w:name="heading 1" w:uiPriority="9" w:qFormat="1"/>
-    <w:lsdException w:name="heading 2" w:semiHidden="1" w:uiPriority="9" w:unhideWhenUsed="1" w:qFormat="1"/>
-    <w:lsdException w:name="heading 3" w:semiHidden="1" w:uiPriority="9" w:unhideWhenUsed="1" w:qFormat="1"/>
-    <w:lsdException w:name="heading 4" w:semiHidden="1" w:uiPriority="9" w:unhideWhenUsed="1" w:qFormat="1"/>
-    <w:lsdException w:name="heading 5" w:semiHidden="1" w:uiPriority="9" w:unhideWhenUsed="1" w:qFormat="1"/>
-    <w:lsdException w:name="heading 6" w:semiHidden="1" w:uiPriority="9" w:unhideWhenUsed="1" w:qFormat="1"/>
-    <w:lsdException w:name="heading 7" w:semiHidden="1" w:uiPriority="9" w:unhideWhenUsed="1" w:qFormat="1"/>
-    <w:lsdException w:name="heading 8" w:semiHidden="1" w:uiPriority="9" w:unhideWhenUsed="1" w:qFormat="1"/>
-    <w:lsdException w:name="heading 9" w:semiHidden="1" w:uiPriority="9" w:unhideWhenUsed="1" w:qFormat="1"/>
-    <w:lsdException w:name="index 1" w:semiHidden="1" w:unhideWhenUsed="1"/>
-    <w:lsdException w:name="index 2" w:semiHidden="1" w:unhideWhenUsed="1"/>
-    <w:lsdException w:name="index 3" w:semiHidden="1" w:unhideWhenUsed="1"/>
-    <w:lsdException w:name="index 4" w:semiHidden="1" w:unhideWhenUsed="1"/>
-    <w:lsdException w:name="index 5" w:semiHidden="1" w:unhideWhenUsed="1"/>
-    <w:lsdException w:name="index 6" w:semiHidden="1" w:unhideWhenUsed="1"/>
-    <w:lsdException w:name="index 7" w:semiHidden="1" w:unhideWhenUsed="1"/>
-    <w:lsdException w:name="index 8" w:semiHidden="1" w:unhideWhenUsed="1"/>
-    <w:lsdException w:name="index 9" w:semiHidden="1" w:unhideWhenUsed="1"/>
-    <w:lsdException w:name="toc 1" w:semiHidden="1" w:uiPriority="39" w:unhideWhenUsed="1"/>
-    <w:lsdException w:name="toc 2" w:semiHidden="1" w:uiPriority="39" w:unhideWhenUsed="1"/>
-    <w:lsdException w:name="toc 3" w:semiHidden="1" w:uiPriority="39" w:unhideWhenUsed="1"/>
-    <w:lsdException w:name="toc 4" w:semiHidden="1" w:uiPriority="39" w:unhideWhenUsed="1"/>
-    <w:lsdException w:name="toc 5" w:semiHidden="1" w:uiPriority="39" w:unhideWhenUsed="1"/>
-    <w:lsdException w:name="toc 6" w:semiHidden="1" w:uiPriority="39" w:unhideWhenUsed="1"/>
-    <w:lsdException w:name="toc 7" w:semiHidden="1" w:uiPriority="39" w:unhideWhenUsed="1"/>
-    <w:lsdException w:name="toc 8" w:semiHidden="1" w:uiPriority="39" w:unhideWhenUsed="1"/>
-    <w:lsdException w:name="toc 9" w:semiHidden="1" w:uiPriority="39" w:unhideWhenUsed="1"/>
-    <w:lsdException w:name="Normal Indent" w:semiHidden="1" w:unhideWhenUsed="1"/>
-    <w:lsdException w:name="footnote text" w:semiHidden="1" w:unhideWhenUsed="1"/>
-    <w:lsdException w:name="annotation text" w:semiHidden="1" w:unhideWhenUsed="1"/>
-    <w:lsdException w:name="header" w:semiHidden="1" w:unhideWhenUsed="1"/>
-    <w:lsdException w:name="footer" w:semiHidden="1" w:unhideWhenUsed="1"/>
-    <w:lsdException w:name="index heading" w:semiHidden="1" w:unhideWhenUsed="1"/>
-    <w:lsdException w:name="caption" w:semiHidden="1" w:uiPriority="35" w:unhideWhenUsed="1" w:qFormat="1"/>
-    <w:lsdException w:name="table of figures" w:semiHidden="1" w:unhideWhenUsed="1"/>
-    <w:lsdException w:name="envelope address" w:semiHidden="1" w:unhideWhenUsed="1"/>
-    <w:lsdException w:name="envelope return" w:semiHidden="1" w:unhideWhenUsed="1"/>
-    <w:lsdException w:name="footnote reference" w:semiHidden="1" w:unhideWhenUsed="1"/>
-    <w:lsdException w:name="annotation reference" w:semiHidden="1" w:unhideWhenUsed="1"/>
-    <w:lsdException w:name="line number" w:semiHidden="1" w:unhideWhenUsed="1"/>
-    <w:lsdException w:name="page number" w:semiHidden="1" w:unhideWhenUsed="1"/>
-    <w:lsdException w:name="endnote reference" w:semiHidden="1" w:unhideWhenUsed="1"/>
-    <w:lsdException w:name="endnote text" w:semiHidden="1" w:unhideWhenUsed="1"/>
-    <w:lsdException w:name="table of authorities" w:semiHidden="1" w:unhideWhenUsed="1"/>
-    <w:lsdException w:name="macro" w:semiHidden="1" w:unhideWhenUsed="1"/>
-    <w:lsdException w:name="toa heading" w:semiHidden="1" w:unhideWhenUsed="1"/>
-    <w:lsdException w:name="List" w:semiHidden="1" w:unhideWhenUsed="1"/>
-    <w:lsdException w:name="List Bullet" w:semiHidden="1" w:unhideWhenUsed="1"/>
-    <w:lsdException w:name="List Number" w:semiHidden="1" w:unhideWhenUsed="1"/>
-    <w:lsdException w:name="List 2" w:semiHidden="1" w:unhideWhenUsed="1"/>
-    <w:lsdException w:name="List 3" w:semiHidden="1" w:unhideWhenUsed="1"/>
-    <w:lsdException w:name="List 4" w:semiHidden="1" w:unhideWhenUsed="1"/>
-    <w:lsdException w:name="List 5" w:semiHidden="1" w:unhideWhenUsed="1"/>
-    <w:lsdException w:name="List Bullet 2" w:semiHidden="1" w:unhideWhenUsed="1"/>
-    <w:lsdException w:name="List Bullet 3" w:semiHidden="1" w:unhideWhenUsed="1"/>
-    <w:lsdException w:name="List Bullet 4" w:semiHidden="1" w:unhideWhenUsed="1"/>
-    <w:lsdException w:name="List Bullet 5" w:semiHidden="1" w:unhideWhenUsed="1"/>
-    <w:lsdException w:name="List Number 2" w:semiHidden="1" w:unhideWhenUsed="1"/>
-    <w:lsdException w:name="List Number 3" w:semiHidden="1" w:unhideWhenUsed="1"/>
-    <w:lsdException w:name="List Number 4" w:semiHidden="1" w:unhideWhenUsed="1"/>
-    <w:lsdException w:name="List Number 5" w:semiHidden="1" w:unhideWhenUsed="1"/>
-    <w:lsdException w:name="Title" w:uiPriority="10" w:qFormat="1"/>
-    <w:lsdException w:name="Closing" w:semiHidden="1" w:unhideWhenUsed="1"/>
-    <w:lsdException w:name="Signature" w:semiHidden="1" w:unhideWhenUsed="1"/>
-    <w:lsdException w:name="Default Paragraph Font" w:semiHidden="1" w:uiPriority="1" w:unhideWhenUsed="1"/>
-    <w:lsdException w:name="Body Text" w:semiHidden="1" w:unhideWhenUsed="1"/>
-    <w:lsdException w:name="Body Text Indent" w:semiHidden="1" w:unhideWhenUsed="1"/>
-    <w:lsdException w:name="List Continue" w:semiHidden="1" w:unhideWhenUsed="1"/>
-    <w:lsdException w:name="List Continue 2" w:semiHidden="1" w:unhideWhenUsed="1"/>
-    <w:lsdException w:name="List Continue 3" w:semiHidden="1" w:unhideWhenUsed="1"/>
-    <w:lsdException w:name="List Continue 4" w:semiHidden="1" w:unhideWhenUsed="1"/>
-    <w:lsdException w:name="List Continue 5" w:semiHidden="1" w:unhideWhenUsed="1"/>
-    <w:lsdException w:name="Message Header" w:semiHidden="1" w:unhideWhenUsed="1"/>
-    <w:lsdException w:name="Subtitle" w:uiPriority="11" w:qFormat="1"/>
-    <w:lsdException w:name="Salutation" w:semiHidden="1" w:unhideWhenUsed="1"/>
-    <w:lsdException w:name="Date" w:semiHidden="1" w:unhideWhenUsed="1"/>
-    <w:lsdException w:name="Body Text First Indent" w:semiHidden="1" w:unhideWhenUsed="1"/>
-    <w:lsdException w:name="Body Text First Indent 2" w:semiHidden="1" w:unhideWhenUsed="1"/>
-    <w:lsdException w:name="Note Heading" w:semiHidden="1" w:unhideWhenUsed="1"/>
-    <w:lsdException w:name="Body Text 2" w:semiHidden="1" w:unhideWhenUsed="1"/>
-    <w:lsdException w:name="Body Text 3" w:semiHidden="1" w:unhideWhenUsed="1"/>
-    <w:lsdException w:name="Body Text Indent 2" w:semiHidden="1" w:unhideWhenUsed="1"/>
-    <w:lsdException w:name="Body Text Indent 3" w:semiHidden="1" w:unhideWhenUsed="1"/>
-    <w:lsdException w:name="Block Text" w:semiHidden="1" w:unhideWhenUsed="1"/>
-    <w:lsdException w:name="Hyperlink" w:semiHidden="1" w:unhideWhenUsed="1"/>
-    <w:lsdException w:name="FollowedHyperlink" w:semiHidden="1" w:unhideWhenUsed="1"/>
-    <w:lsdException w:name="Strong" w:uiPriority="22" w:qFormat="1"/>
-    <w:lsdException w:name="Emphasis" w:uiPriority="20" w:qFormat="1"/>
-    <w:lsdException w:name="Document Map" w:semiHidden="1" w:unhideWhenUsed="1"/>
-    <w:lsdException w:name="Plain Text" w:semiHidden="1" w:unhideWhenUsed="1"/>
-    <w:lsdException w:name="E-mail Signature" w:semiHidden="1" w:unhideWhenUsed="1"/>
-    <w:lsdException w:name="HTML Top of Form" w:semiHidden="1" w:unhideWhenUsed="1"/>
-    <w:lsdException w:name="HTML Bottom of Form" w:semiHidden="1" w:unhideWhenUsed="1"/>
-    <w:lsdException w:name="Normal (Web)" w:semiHidden="1" w:unhideWhenUsed="1"/>
-    <w:lsdException w:name="HTML Acronym" w:semiHidden="1" w:unhideWhenUsed="1"/>
-    <w:lsdException w:name="HTML Address" w:semiHidden="1" w:unhideWhenUsed="1"/>
-    <w:lsdException w:name="HTML Cite" w:semiHidden="1" w:unhideWhenUsed="1"/>
-    <w:lsdException w:name="HTML Code" w:semiHidden="1" w:unhideWhenUsed="1"/>
-    <w:lsdException w:name="HTML Definition" w:semiHidden="1" w:unhideWhenUsed="1"/>
-    <w:lsdException w:name="HTML Keyboard" w:semiHidden="1" w:unhideWhenUsed="1"/>
-    <w:lsdException w:name="HTML Preformatted" w:semiHidden="1" w:unhideWhenUsed="1"/>
-    <w:lsdException w:name="HTML Sample" w:semiHidden="1" w:unhideWhenUsed="1"/>
-    <w:lsdException w:name="HTML Typewriter" w:semiHidden="1" w:unhideWhenUsed="1"/>
-    <w:lsdException w:name="HTML Variable" w:semiHidden="1" w:unhideWhenUsed="1"/>
-    <w:lsdException w:name="Normal Table" w:semiHidden="1" w:unhideWhenUsed="1"/>
-    <w:lsdException w:name="annotation subject" w:semiHidden="1" w:unhideWhenUsed="1"/>
-    <w:lsdException w:name="No List" w:semiHidden="1" w:unhideWhenUsed="1"/>
-    <w:lsdException w:name="Outline List 1" w:semiHidden="1" w:unhideWhenUsed="1"/>
-    <w:lsdException w:name="Outline List 2" w:semiHidden="1" w:unhideWhenUsed="1"/>
-    <w:lsdException w:name="Outline List 3" w:semiHidden="1" w:unhideWhenUsed="1"/>
-    <w:lsdException w:name="Table Simple 1" w:semiHidden="1" w:unhideWhenUsed="1"/>
-    <w:lsdException w:name="Table Simple 2" w:semiHidden="1" w:unhideWhenUsed="1"/>
-    <w:lsdException w:name="Table Simple 3" w:semiHidden="1" w:unhideWhenUsed="1"/>
-    <w:lsdException w:name="Table Classic 1" w:semiHidden="1" w:unhideWhenUsed="1"/>
-    <w:lsdException w:name="Table Classic 2" w:semiHidden="1" w:unhideWhenUsed="1"/>
-    <w:lsdException w:name="Table Classic 3" w:semiHidden="1" w:unhideWhenUsed="1"/>
-    <w:lsdException w:name="Table Classic 4" w:semiHidden="1" w:unhideWhenUsed="1"/>
-    <w:lsdException w:name="Table Colorful 1" w:semiHidden="1" w:unhideWhenUsed="1"/>
-    <w:lsdException w:name="Table Colorful 2" w:semiHidden="1" w:unhideWhenUsed="1"/>
-    <w:lsdException w:name="Table Colorful 3" w:semiHidden="1" w:unhideWhenUsed="1"/>
-    <w:lsdException w:name="Table Columns 1" w:semiHidden="1" w:unhideWhenUsed="1"/>
-    <w:lsdException w:name="Table Columns 2" w:semiHidden="1" w:unhideWhenUsed="1"/>
-    <w:lsdException w:name="Table Columns 3" w:semiHidden="1" w:unhideWhenUsed="1"/>
-    <w:lsdException w:name="Table Columns 4" w:semiHidden="1" w:unhideWhenUsed="1"/>
-    <w:lsdException w:name="Table Columns 5" w:semiHidden="1" w:unhideWhenUsed="1"/>
-    <w:lsdException w:name="Table Grid 1" w:semiHidden="1" w:unhideWhenUsed="1"/>
-    <w:lsdException w:name="Table Grid 2" w:semiHidden="1" w:unhideWhenUsed="1"/>
-    <w:lsdException w:name="Table Grid 3" w:semiHidden="1" w:unhideWhenUsed="1"/>
-    <w:lsdException w:name="Table Grid 4" w:semiHidden="1" w:unhideWhenUsed="1"/>
-    <w:lsdException w:name="Table Grid 5" w:semiHidden="1" w:unhideWhenUsed="1"/>
-    <w:lsdException w:name="Table Grid 6" w:semiHidden="1" w:unhideWhenUsed="1"/>
-    <w:lsdException w:name="Table Grid 7" w:semiHidden="1" w:unhideWhenUsed="1"/>
-    <w:lsdException w:name="Table Grid 8" w:semiHidden="1" w:unhideWhenUsed="1"/>
-    <w:lsdException w:name="Table List 1" w:semiHidden="1" w:unhideWhenUsed="1"/>
-    <w:lsdException w:name="Table List 2" w:semiHidden="1" w:unhideWhenUsed="1"/>
-    <w:lsdException w:name="Table List 3" w:semiHidden="1" w:unhideWhenUsed="1"/>
-    <w:lsdException w:name="Table List 4" w:semiHidden="1" w:unhideWhenUsed="1"/>
-    <w:lsdException w:name="Table List 5" w:semiHidden="1" w:unhideWhenUsed="1"/>
-    <w:lsdException w:name="Table List 6" w:semiHidden="1" w:unhideWhenUsed="1"/>
-    <w:lsdException w:name="Table List 7" w:semiHidden="1" w:unhideWhenUsed="1"/>
-    <w:lsdException w:name="Table List 8" w:semiHidden="1" w:unhideWhenUsed="1"/>
-    <w:lsdException w:name="Table 3D effects 1" w:semiHidden="1" w:unhideWhenUsed="1"/>
-    <w:lsdException w:name="Table 3D effects 2" w:semiHidden="1" w:unhideWhenUsed="1"/>
-    <w:lsdException w:name="Table 3D effects 3" w:semiHidden="1" w:unhideWhenUsed="1"/>
-    <w:lsdException w:name="Table Contemporary" w:semiHidden="1" w:unhideWhenUsed="1"/>
-    <w:lsdException w:name="Table Elegant" w:semiHidden="1" w:unhideWhenUsed="1"/>
-    <w:lsdException w:name="Table Professional" w:semiHidden="1" w:unhideWhenUsed="1"/>
-    <w:lsdException w:name="Table Subtle 1" w:semiHidden="1" w:unhideWhenUsed="1"/>
-    <w:lsdException w:name="Table Subtle 2" w:semiHidden="1" w:unhideWhenUsed="1"/>
-    <w:lsdException w:name="Table Web 1" w:semiHidden="1" w:unhideWhenUsed="1"/>
-    <w:lsdException w:name="Table Web 2" w:semiHidden="1" w:unhideWhenUsed="1"/>
-    <w:lsdException w:name="Table Web 3" w:semiHidden="1" w:unhideWhenUsed="1"/>
-    <w:lsdException w:name="Balloon Text" w:semiHidden="1" w:unhideWhenUsed="1"/>
-    <w:lsdException w:name="Table Grid" w:uiPriority="39"/>
-    <w:lsdException w:name="Table Theme" w:semiHidden="1" w:unhideWhenUsed="1"/>
-    <w:lsdException w:name="Placeholder Text" w:semiHidden="1"/>
-    <w:lsdException w:name="No Spacing" w:uiPriority="1" w:qFormat="1"/>
-    <w:lsdException w:name="Light Shading" w:uiPriority="60"/>
-    <w:lsdException w:name="Light List" w:uiPriority="61"/>
-    <w:lsdException w:name="Light Grid" w:uiPriority="62"/>
-    <w:lsdException w:name="Medium Shading 1" w:uiPriority="63"/>
-    <w:lsdException w:name="Medium Shading 2" w:uiPriority="64"/>
-    <w:lsdException w:name="Medium List 1" w:uiPriority="65"/>
-    <w:lsdException w:name="Medium List 2" w:uiPriority="66"/>
-    <w:lsdException w:name="Medium Grid 1" w:uiPriority="67"/>
-    <w:lsdException w:name="Medium Grid 2" w:uiPriority="68"/>
-    <w:lsdException w:name="Medium Grid 3" w:uiPriority="69"/>
-    <w:lsdException w:name="Dark List" w:uiPriority="70"/>
-    <w:lsdException w:name="Colorful Shading" w:uiPriority="71"/>
-    <w:lsdException w:name="Colorful List" w:uiPriority="72"/>
-    <w:lsdException w:name="Colorful Grid" w:uiPriority="73"/>
-    <w:lsdException w:name="Light Shading Accent 1" w:uiPriority="60"/>
-    <w:lsdException w:name="Light List Accent 1" w:uiPriority="61"/>
-    <w:lsdException w:name="Light Grid Accent 1" w:uiPriority="62"/>
-    <w:lsdException w:name="Medium Shading 1 Accent 1" w:uiPriority="63"/>
-    <w:lsdException w:name="Medium Shading 2 Accent 1" w:uiPriority="64"/>
-    <w:lsdException w:name="Medium List 1 Accent 1" w:uiPriority="65"/>
-    <w:lsdException w:name="Revision" w:semiHidden="1"/>
-    <w:lsdException w:name="List Paragraph" w:uiPriority="34" w:qFormat="1"/>
-    <w:lsdException w:name="Quote" w:uiPriority="29" w:qFormat="1"/>
-    <w:lsdException w:name="Intense Quote" w:uiPriority="30" w:qFormat="1"/>
-    <w:lsdException w:name="Medium List 2 Accent 1" w:uiPriority="66"/>
-    <w:lsdException w:name="Medium Grid 1 Accent 1" w:uiPriority="67"/>
-    <w:lsdException w:name="Medium Grid 2 Accent 1" w:uiPriority="68"/>
-    <w:lsdException w:name="Medium Grid 3 Accent 1" w:uiPriority="69"/>
-    <w:lsdException w:name="Dark List Accent 1" w:uiPriority="70"/>
-    <w:lsdException w:name="Colorful Shading Accent 1" w:uiPriority="71"/>
-    <w:lsdException w:name="Colorful List Accent 1" w:uiPriority="72"/>
-    <w:lsdException w:name="Colorful Grid Accent 1" w:uiPriority="73"/>
-    <w:lsdException w:name="Light Shading Accent 2" w:uiPriority="60"/>
-    <w:lsdException w:name="Light List Accent 2" w:uiPriority="61"/>
-    <w:lsdException w:name="Light Grid Accent 2" w:uiPriority="62"/>
-    <w:lsdException w:name="Medium Shading 1 Accent 2" w:uiPriority="63"/>
-    <w:lsdException w:name="Medium Shading 2 Accent 2" w:uiPriority="64"/>
-    <w:lsdException w:name="Medium List 1 Accent 2" w:uiPriority="65"/>
-    <w:lsdException w:name="Medium List 2 Accent 2" w:uiPriority="66"/>
-    <w:lsdException w:name="Medium Grid 1 Accent 2" w:uiPriority="67"/>
-    <w:lsdException w:name="Medium Grid 2 Accent 2" w:uiPriority="68"/>
-    <w:lsdException w:name="Medium Grid 3 Accent 2" w:uiPriority="69"/>
-    <w:lsdException w:name="Dark List Accent 2" w:uiPriority="70"/>
-    <w:lsdException w:name="Colorful Shading Accent 2" w:uiPriority="71"/>
-    <w:lsdException w:name="Colorful List Accent 2" w:uiPriority="72"/>
-    <w:lsdException w:name="Colorful Grid Accent 2" w:uiPriority="73"/>
-    <w:lsdException w:name="Light Shading Accent 3" w:uiPriority="60"/>
-    <w:lsdException w:name="Light List Accent 3" w:uiPriority="61"/>
-    <w:lsdException w:name="Light Grid Accent 3" w:uiPriority="62"/>
-    <w:lsdException w:name="Medium Shading 1 Accent 3" w:uiPriority="63"/>
-    <w:lsdException w:name="Medium Shading 2 Accent 3" w:uiPriority="64"/>
-    <w:lsdException w:name="Medium List 1 Accent 3" w:uiPriority="65"/>
-    <w:lsdException w:name="Medium List 2 Accent 3" w:uiPriority="66"/>
-    <w:lsdException w:name="Medium Grid 1 Accent 3" w:uiPriority="67"/>
-    <w:lsdException w:name="Medium Grid 2 Accent 3" w:uiPriority="68"/>
-    <w:lsdException w:name="Medium Grid 3 Accent 3" w:uiPriority="69"/>
-    <w:lsdException w:name="Dark List Accent 3" w:uiPriority="70"/>
-    <w:lsdException w:name="Colorful Shading Accent 3" w:uiPriority="71"/>
-    <w:lsdException w:name="Colorful List Accent 3" w:uiPriority="72"/>
-    <w:lsdException w:name="Colorful Grid Accent 3" w:uiPriority="73"/>
-    <w:lsdException w:name="Light Shading Accent 4" w:uiPriority="60"/>
-    <w:lsdException w:name="Light List Accent 4" w:uiPriority="61"/>
-    <w:lsdException w:name="Light Grid Accent 4" w:uiPriority="62"/>
-    <w:lsdException w:name="Medium Shading 1 Accent 4" w:uiPriority="63"/>
-    <w:lsdException w:name="Medium Shading 2 Accent 4" w:uiPriority="64"/>
-    <w:lsdException w:name="Medium List 1 Accent 4" w:uiPriority="65"/>
-    <w:lsdException w:name="Medium List 2 Accent 4" w:uiPriority="66"/>
-    <w:lsdException w:name="Medium Grid 1 Accent 4" w:uiPriority="67"/>
-    <w:lsdException w:name="Medium Grid 2 Accent 4" w:uiPriority="68"/>
-    <w:lsdException w:name="Medium Grid 3 Accent 4" w:uiPriority="69"/>
-    <w:lsdException w:name="Dark List Accent 4" w:uiPriority="70"/>
-    <w:lsdException w:name="Colorful Shading Accent 4" w:uiPriority="71"/>
-    <w:lsdException w:name="Colorful List Accent 4" w:uiPriority="72"/>
-    <w:lsdException w:name="Colorful Grid Accent 4" w:uiPriority="73"/>
-    <w:lsdException w:name="Light Shading Accent 5" w:uiPriority="60"/>
-    <w:lsdException w:name="Light List Accent 5" w:uiPriority="61"/>
-    <w:lsdException w:name="Light Grid Accent 5" w:uiPriority="62"/>
-    <w:lsdException w:name="Medium Shading 1 Accent 5" w:uiPriority="63"/>
-    <w:lsdException w:name="Medium Shading 2 Accent 5" w:uiPriority="64"/>
-    <w:lsdException w:name="Medium List 1 Accent 5" w:uiPriority="65"/>
-    <w:lsdException w:name="Medium List 2 Accent 5" w:uiPriority="66"/>
-    <w:lsdException w:name="Medium Grid 1 Accent 5" w:uiPriority="67"/>
-    <w:lsdException w:name="Medium Grid 2 Accent 5" w:uiPriority="68"/>
-    <w:lsdException w:name="Medium Grid 3 Accent 5" w:uiPriority="69"/>
-    <w:lsdException w:name="Dark List Accent 5" w:uiPriority="70"/>
-    <w:lsdException w:name="Colorful Shading Accent 5" w:uiPriority="71"/>
-    <w:lsdException w:name="Colorful List Accent 5" w:uiPriority="72"/>
-    <w:lsdException w:name="Colorful Grid Accent 5" w:uiPriority="73"/>
-    <w:lsdException w:name="Light Shading Accent 6" w:uiPriority="60"/>
-    <w:lsdException w:name="Light List Accent 6" w:uiPriority="61"/>
-    <w:lsdException w:name="Light Grid Accent 6" w:uiPriority="62"/>
-    <w:lsdException w:name="Medium Shading 1 Accent 6" w:uiPriority="63"/>
-    <w:lsdException w:name="Medium Shading 2 Accent 6" w:uiPriority="64"/>
-    <w:lsdException w:name="Medium List 1 Accent 6" w:uiPriority="65"/>
-    <w:lsdException w:name="Medium List 2 Accent 6" w:uiPriority="66"/>
-    <w:lsdException w:name="Medium Grid 1 Accent 6" w:uiPriority="67"/>
-    <w:lsdException w:name="Medium Grid 2 Accent 6" w:uiPriority="68"/>
-    <w:lsdException w:name="Medium Grid 3 Accent 6" w:uiPriority="69"/>
-    <w:lsdException w:name="Dark List Accent 6" w:uiPriority="70"/>
-    <w:lsdException w:name="Colorful Shading Accent 6" w:uiPriority="71"/>
-    <w:lsdException w:name="Colorful List Accent 6" w:uiPriority="72"/>
-    <w:lsdException w:name="Colorful Grid Accent 6" w:uiPriority="73"/>
-    <w:lsdException w:name="Subtle Emphasis" w:uiPriority="19" w:qFormat="1"/>
-    <w:lsdException w:name="Intense Emphasis" w:uiPriority="21" w:qFormat="1"/>
-    <w:lsdException w:name="Subtle Reference" w:uiPriority="31" w:qFormat="1"/>
-    <w:lsdException w:name="Intense Reference" w:uiPriority="32" w:qFormat="1"/>
-    <w:lsdException w:name="Book Title" w:uiPriority="33" w:qFormat="1"/>
-    <w:lsdException w:name="Bibliography" w:semiHidden="1" w:uiPriority="37" w:unhideWhenUsed="1"/>
-    <w:lsdException w:name="TOC Heading" w:semiHidden="1" w:uiPriority="39" w:unhideWhenUsed="1" w:qFormat="1"/>
-    <w:lsdException w:name="Plain Table 1" w:uiPriority="41"/>
-    <w:lsdException w:name="Plain Table 2" w:uiPriority="42"/>
-    <w:lsdException w:name="Plain Table 3" w:uiPriority="43"/>
-    <w:lsdException w:name="Plain Table 4" w:uiPriority="44"/>
-    <w:lsdException w:name="Plain Table 5" w:uiPriority="45"/>
-    <w:lsdException w:name="Grid Table Light" w:uiPriority="40"/>
-    <w:lsdException w:name="Grid Table 1 Light" w:uiPriority="46"/>
-    <w:lsdException w:name="Grid Table 2" w:uiPriority="47"/>
-    <w:lsdException w:name="Grid Table 3" w:uiPriority="48"/>
-    <w:lsdException w:name="Grid Table 4" w:uiPriority="49"/>
-    <w:lsdException w:name="Grid Table 5 Dark" w:uiPriority="50"/>
-    <w:lsdException w:name="Grid Table 6 Colorful" w:uiPriority="51"/>
-    <w:lsdException w:name="Grid Table 7 Colorful" w:uiPriority="52"/>
-    <w:lsdException w:name="Grid Table 1 Light Accent 1" w:uiPriority="46"/>
-    <w:lsdException w:name="Grid Table 2 Accent 1" w:uiPriority="47"/>
-    <w:lsdException w:name="Grid Table 3 Accent 1" w:uiPriority="48"/>
-    <w:lsdException w:name="Grid Table 4 Accent 1" w:uiPriority="49"/>
-    <w:lsdException w:name="Grid Table 5 Dark Accent 1" w:uiPriority="50"/>
-    <w:lsdException w:name="Grid Table 6 Colorful Accent 1" w:uiPriority="51"/>
-    <w:lsdException w:name="Grid Table 7 Colorful Accent 1" w:uiPriority="52"/>
-    <w:lsdException w:name="Grid Table 1 Light Accent 2" w:uiPriority="46"/>
-    <w:lsdException w:name="Grid Table 2 Accent 2" w:uiPriority="47"/>
-    <w:lsdException w:name="Grid Table 3 Accent 2" w:uiPriority="48"/>
-    <w:lsdException w:name="Grid Table 4 Accent 2" w:uiPriority="49"/>
-    <w:lsdException w:name="Grid Table 5 Dark Accent 2" w:uiPriority="50"/>
-    <w:lsdException w:name="Grid Table 6 Colorful Accent 2" w:uiPriority="51"/>
-    <w:lsdException w:name="Grid Table 7 Colorful Accent 2" w:uiPriority="52"/>
-    <w:lsdException w:name="Grid Table 1 Light Accent 3" w:uiPriority="46"/>
-    <w:lsdException w:name="Grid Table 2 Accent 3" w:uiPriority="47"/>
-    <w:lsdException w:name="Grid Table 3 Accent 3" w:uiPriority="48"/>
-    <w:lsdException w:name="Grid Table 4 Accent 3" w:uiPriority="49"/>
-    <w:lsdException w:name="Grid Table 5 Dark Accent 3" w:uiPriority="50"/>
-    <w:lsdException w:name="Grid Table 6 Colorful Accent 3" w:uiPriority="51"/>
-    <w:lsdException w:name="Grid Table 7 Colorful Accent 3" w:uiPriority="52"/>
-    <w:lsdException w:name="Grid Table 1 Light Accent 4" w:uiPriority="46"/>
-    <w:lsdException w:name="Grid Table 2 Accent 4" w:uiPriority="47"/>
-    <w:lsdException w:name="Grid Table 3 Accent 4" w:uiPriority="48"/>
-    <w:lsdException w:name="Grid Table 4 Accent 4" w:uiPriority="49"/>
-    <w:lsdException w:name="Grid Table 5 Dark Accent 4" w:uiPriority="50"/>
-    <w:lsdException w:name="Grid Table 6 Colorful Accent 4" w:uiPriority="51"/>
-    <w:lsdException w:name="Grid Table 7 Colorful Accent 4" w:uiPriority="52"/>
-    <w:lsdException w:name="Grid Table 1 Light Accent 5" w:uiPriority="46"/>
-    <w:lsdException w:name="Grid Table 2 Accent 5" w:uiPriority="47"/>
-    <w:lsdException w:name="Grid Table 3 Accent 5" w:uiPriority="48"/>
-    <w:lsdException w:name="Grid Table 4 Accent 5" w:uiPriority="49"/>
-    <w:lsdException w:name="Grid Table 5 Dark Accent 5" w:uiPriority="50"/>
-    <w:lsdException w:name="Grid Table 6 Colorful Accent 5" w:uiPriority="51"/>
-    <w:lsdException w:name="Grid Table 7 Colorful Accent 5" w:uiPriority="52"/>
-    <w:lsdException w:name="Grid Table 1 Light Accent 6" w:uiPriority="46"/>
-    <w:lsdException w:name="Grid Table 2 Accent 6" w:uiPriority="47"/>
-    <w:lsdException w:name="Grid Table 3 Accent 6" w:uiPriority="48"/>
-    <w:lsdException w:name="Grid Table 4 Accent 6" w:uiPriority="49"/>
-    <w:lsdException w:name="Grid Table 5 Dark Accent 6" w:uiPriority="50"/>
-    <w:lsdException w:name="Grid Table 6 Colorful Accent 6" w:uiPriority="51"/>
-    <w:lsdException w:name="Grid Table 7 Colorful Accent 6" w:uiPriority="52"/>
-    <w:lsdException w:name="List Table 1 Light" w:uiPriority="46"/>
-    <w:lsdException w:name="List Table 2" w:uiPriority="47"/>
-    <w:lsdException w:name="List Table 3" w:uiPriority="48"/>
-    <w:lsdException w:name="List Table 4" w:uiPriority="49"/>
-    <w:lsdException w:name="List Table 5 Dark" w:uiPriority="50"/>
-    <w:lsdException w:name="List Table 6 Colorful" w:uiPriority="51"/>
-    <w:lsdException w:name="List Table 7 Colorful" w:uiPriority="52"/>
-    <w:lsdException w:name="List Table 1 Light Accent 1" w:uiPriority="46"/>
-    <w:lsdException w:name="List Table 2 Accent 1" w:uiPriority="47"/>
-    <w:lsdException w:name="List Table 3 Accent 1" w:uiPriority="48"/>
-    <w:lsdException w:name="List Table 4 Accent 1" w:uiPriority="49"/>
-    <w:lsdException w:name="List Table 5 Dark Accent 1" w:uiPriority="50"/>
-    <w:lsdException w:name="List Table 6 Colorful Accent 1" w:uiPriority="51"/>
-    <w:lsdException w:name="List Table 7 Colorful Accent 1" w:uiPriority="52"/>
-    <w:lsdException w:name="List Table 1 Light Accent 2" w:uiPriority="46"/>
-    <w:lsdException w:name="List Table 2 Accent 2" w:uiPriority="47"/>
-    <w:lsdException w:name="List Table 3 Accent 2" w:uiPriority="48"/>
-    <w:lsdException w:name="List Table 4 Accent 2" w:uiPriority="49"/>
-    <w:lsdException w:name="List Table 5 Dark Accent 2" w:uiPriority="50"/>
-    <w:lsdException w:name="List Table 6 Colorful Accent 2" w:uiPriority="51"/>
-    <w:lsdException w:name="List Table 7 Colorful Accent 2" w:uiPriority="52"/>
-    <w:lsdException w:name="List Table 1 Light Accent 3" w:uiPriority="46"/>
-    <w:lsdException w:name="List Table 2 Accent 3" w:uiPriority="47"/>
-    <w:lsdException w:name="List Table 3 Accent 3" w:uiPriority="48"/>
-    <w:lsdException w:name="List Table 4 Accent 3" w:uiPriority="49"/>
-    <w:lsdException w:name="List Table 5 Dark Accent 3" w:uiPriority="50"/>
-    <w:lsdException w:name="List Table 6 Colorful Accent 3" w:uiPriority="51"/>
-    <w:lsdException w:name="List Table 7 Colorful Accent 3" w:uiPriority="52"/>
-    <w:lsdException w:name="List Table 1 Light Accent 4" w:uiPriority="46"/>
-    <w:lsdException w:name="List Table 2 Accent 4" w:uiPriority="47"/>
-    <w:lsdException w:name="List Table 3 Accent 4" w:uiPriority="48"/>
-    <w:lsdException w:name="List Table 4 Accent 4" w:uiPriority="49"/>
-    <w:lsdException w:name="List Table 5 Dark Accent 4" w:uiPriority="50"/>
-    <w:lsdException w:name="List Table 6 Colorful Accent 4" w:uiPriority="51"/>
-    <w:lsdException w:name="List Table 7 Colorful Accent 4" w:uiPriority="52"/>
-    <w:lsdException w:name="List Table 1 Light Accent 5" w:uiPriority="46"/>
-    <w:lsdException w:name="List Table 2 Accent 5" w:uiPriority="47"/>
-    <w:lsdException w:name="List Table 3 Accent 5" w:uiPriority="48"/>
-    <w:lsdException w:name="List Table 4 Accent 5" w:uiPriority="49"/>
-    <w:lsdException w:name="List Table 5 Dark Accent 5" w:uiPriority="50"/>
-    <w:lsdException w:name="List Table 6 Colorful Accent 5" w:uiPriority="51"/>
-    <w:lsdException w:name="List Table 7 Colorful Accent 5" w:uiPriority="52"/>
-    <w:lsdException w:name="List Table 1 Light Accent 6" w:uiPriority="46"/>
-    <w:lsdException w:name="List Table 2 Accent 6" w:uiPriority="47"/>
-    <w:lsdException w:name="List Table 3 Accent 6" w:uiPriority="48"/>
-    <w:lsdException w:name="List Table 4 Accent 6" w:uiPriority="49"/>
-    <w:lsdException w:name="List Table 5 Dark Accent 6" w:uiPriority="50"/>
-    <w:lsdException w:name="List Table 6 Colorful Accent 6" w:uiPriority="51"/>
-    <w:lsdException w:name="List Table 7 Colorful Accent 6" w:uiPriority="52"/>
+  <w:latentStyles w:defLockedState="0" w:defUIPriority="99" w:defSemiHidden="1" w:defUnhideWhenUsed="1" w:defQFormat="0" w:count="267">
+    <w:lsdException w:name="Normal" w:semiHidden="0" w:uiPriority="0" w:unhideWhenUsed="0" w:qFormat="1"/>
+    <w:lsdException w:name="heading 1" w:semiHidden="0" w:uiPriority="9" w:unhideWhenUsed="0" w:qFormat="1"/>
+    <w:lsdException w:name="heading 2" w:uiPriority="9" w:qFormat="1"/>
+    <w:lsdException w:name="heading 3" w:uiPriority="9" w:qFormat="1"/>
+    <w:lsdException w:name="heading 4" w:uiPriority="9" w:qFormat="1"/>
+    <w:lsdException w:name="heading 5" w:uiPriority="9" w:qFormat="1"/>
+    <w:lsdException w:name="heading 6" w:uiPriority="9" w:qFormat="1"/>
+    <w:lsdException w:name="heading 7" w:uiPriority="9" w:qFormat="1"/>
+    <w:lsdException w:name="heading 8" w:uiPriority="9" w:qFormat="1"/>
+    <w:lsdException w:name="heading 9" w:uiPriority="9" w:qFormat="1"/>
+    <w:lsdException w:name="toc 1" w:uiPriority="39"/>
+    <w:lsdException w:name="toc 2" w:uiPriority="39"/>
+    <w:lsdException w:name="toc 3" w:uiPriority="39"/>
+    <w:lsdException w:name="toc 4" w:uiPriority="39"/>
+    <w:lsdException w:name="toc 5" w:uiPriority="39"/>
+    <w:lsdException w:name="toc 6" w:uiPriority="39"/>
+    <w:lsdException w:name="toc 7" w:uiPriority="39"/>
+    <w:lsdException w:name="toc 8" w:uiPriority="39"/>
+    <w:lsdException w:name="toc 9" w:uiPriority="39"/>
+    <w:lsdException w:name="caption" w:uiPriority="35" w:qFormat="1"/>
+    <w:lsdException w:name="Title" w:semiHidden="0" w:uiPriority="10" w:unhideWhenUsed="0" w:qFormat="1"/>
+    <w:lsdException w:name="Default Paragraph Font" w:uiPriority="1"/>
+    <w:lsdException w:name="Subtitle" w:semiHidden="0" w:uiPriority="11" w:unhideWhenUsed="0" w:qFormat="1"/>
+    <w:lsdException w:name="Strong" w:semiHidden="0" w:uiPriority="22" w:unhideWhenUsed="0" w:qFormat="1"/>
+    <w:lsdException w:name="Emphasis" w:semiHidden="0" w:uiPriority="20" w:unhideWhenUsed="0" w:qFormat="1"/>
+    <w:lsdException w:name="Table Grid" w:semiHidden="0" w:uiPriority="39" w:unhideWhenUsed="0"/>
+    <w:lsdException w:name="Placeholder Text" w:unhideWhenUsed="0"/>
+    <w:lsdException w:name="No Spacing" w:semiHidden="0" w:uiPriority="1" w:unhideWhenUsed="0" w:qFormat="1"/>
+    <w:lsdException w:name="Light Shading" w:semiHidden="0" w:uiPriority="60" w:unhideWhenUsed="0"/>
+    <w:lsdException w:name="Light List" w:semiHidden="0" w:uiPriority="61" w:unhideWhenUsed="0"/>
+    <w:lsdException w:name="Light Grid" w:semiHidden="0" w:uiPriority="62" w:unhideWhenUsed="0"/>
+    <w:lsdException w:name="Medium Shading 1" w:semiHidden="0" w:uiPriority="63" w:unhideWhenUsed="0"/>
+    <w:lsdException w:name="Medium Shading 2" w:semiHidden="0" w:uiPriority="64" w:unhideWhenUsed="0"/>
+    <w:lsdException w:name="Medium List 1" w:semiHidden="0" w:uiPriority="65" w:unhideWhenUsed="0"/>
+    <w:lsdException w:name="Medium List 2" w:semiHidden="0" w:uiPriority="66" w:unhideWhenUsed="0"/>
+    <w:lsdException w:name="Medium Grid 1" w:semiHidden="0" w:uiPriority="67" w:unhideWhenUsed="0"/>
+    <w:lsdException w:name="Medium Grid 2" w:semiHidden="0" w:uiPriority="68" w:unhideWhenUsed="0"/>
+    <w:lsdException w:name="Medium Grid 3" w:semiHidden="0" w:uiPriority="69" w:unhideWhenUsed="0"/>
+    <w:lsdException w:name="Dark List" w:semiHidden="0" w:uiPriority="70" w:unhideWhenUsed="0"/>
+    <w:lsdException w:name="Colorful Shading" w:semiHidden="0" w:uiPriority="71" w:unhideWhenUsed="0"/>
+    <w:lsdException w:name="Colorful List" w:semiHidden="0" w:uiPriority="72" w:unhideWhenUsed="0"/>
+    <w:lsdException w:name="Colorful Grid" w:semiHidden="0" w:uiPriority="73" w:unhideWhenUsed="0"/>
+    <w:lsdException w:name="Light Shading Accent 1" w:semiHidden="0" w:uiPriority="60" w:unhideWhenUsed="0"/>
+    <w:lsdException w:name="Light List Accent 1" w:semiHidden="0" w:uiPriority="61" w:unhideWhenUsed="0"/>
+    <w:lsdException w:name="Light Grid Accent 1" w:semiHidden="0" w:uiPriority="62" w:unhideWhenUsed="0"/>
+    <w:lsdException w:name="Medium Shading 1 Accent 1" w:semiHidden="0" w:uiPriority="63" w:unhideWhenUsed="0"/>
+    <w:lsdException w:name="Medium Shading 2 Accent 1" w:semiHidden="0" w:uiPriority="64" w:unhideWhenUsed="0"/>
+    <w:lsdException w:name="Medium List 1 Accent 1" w:semiHidden="0" w:uiPriority="65" w:unhideWhenUsed="0"/>
+    <w:lsdException w:name="Revision" w:unhideWhenUsed="0"/>
+    <w:lsdException w:name="List Paragraph" w:semiHidden="0" w:uiPriority="34" w:unhideWhenUsed="0" w:qFormat="1"/>
+    <w:lsdException w:name="Quote" w:semiHidden="0" w:uiPriority="29" w:unhideWhenUsed="0" w:qFormat="1"/>
+    <w:lsdException w:name="Intense Quote" w:semiHidden="0" w:uiPriority="30" w:unhideWhenUsed="0" w:qFormat="1"/>
+    <w:lsdException w:name="Medium List 2 Accent 1" w:semiHidden="0" w:uiPriority="66" w:unhideWhenUsed="0"/>
+    <w:lsdException w:name="Medium Grid 1 Accent 1" w:semiHidden="0" w:uiPriority="67" w:unhideWhenUsed="0"/>
+    <w:lsdException w:name="Medium Grid 2 Accent 1" w:semiHidden="0" w:uiPriority="68" w:unhideWhenUsed="0"/>
+    <w:lsdException w:name="Medium Grid 3 Accent 1" w:semiHidden="0" w:uiPriority="69" w:unhideWhenUsed="0"/>
+    <w:lsdException w:name="Dark List Accent 1" w:semiHidden="0" w:uiPriority="70" w:unhideWhenUsed="0"/>
+    <w:lsdException w:name="Colorful Shading Accent 1" w:semiHidden="0" w:uiPriority="71" w:unhideWhenUsed="0"/>
+    <w:lsdException w:name="Colorful List Accent 1" w:semiHidden="0" w:uiPriority="72" w:unhideWhenUsed="0"/>
+    <w:lsdException w:name="Colorful Grid Accent 1" w:semiHidden="0" w:uiPriority="73" w:unhideWhenUsed="0"/>
+    <w:lsdException w:name="Light Shading Accent 2" w:semiHidden="0" w:uiPriority="60" w:unhideWhenUsed="0"/>
+    <w:lsdException w:name="Light List Accent 2" w:semiHidden="0" w:uiPriority="61" w:unhideWhenUsed="0"/>
+    <w:lsdException w:name="Light Grid Accent 2" w:semiHidden="0" w:uiPriority="62" w:unhideWhenUsed="0"/>
+    <w:lsdException w:name="Medium Shading 1 Accent 2" w:semiHidden="0" w:uiPriority="63" w:unhideWhenUsed="0"/>
+    <w:lsdException w:name="Medium Shading 2 Accent 2" w:semiHidden="0" w:uiPriority="64" w:unhideWhenUsed="0"/>
+    <w:lsdException w:name="Medium List 1 Accent 2" w:semiHidden="0" w:uiPriority="65" w:unhideWhenUsed="0"/>
+    <w:lsdException w:name="Medium List 2 Accent 2" w:semiHidden="0" w:uiPriority="66" w:unhideWhenUsed="0"/>
+    <w:lsdException w:name="Medium Grid 1 Accent 2" w:semiHidden="0" w:uiPriority="67" w:unhideWhenUsed="0"/>
+    <w:lsdException w:name="Medium Grid 2 Accent 2" w:semiHidden="0" w:uiPriority="68" w:unhideWhenUsed="0"/>
+    <w:lsdException w:name="Medium Grid 3 Accent 2" w:semiHidden="0" w:uiPriority="69" w:unhideWhenUsed="0"/>
+    <w:lsdException w:name="Dark List Accent 2" w:semiHidden="0" w:uiPriority="70" w:unhideWhenUsed="0"/>
+    <w:lsdException w:name="Colorful Shading Accent 2" w:semiHidden="0" w:uiPriority="71" w:unhideWhenUsed="0"/>
+    <w:lsdException w:name="Colorful List Accent 2" w:semiHidden="0" w:uiPriority="72" w:unhideWhenUsed="0"/>
+    <w:lsdException w:name="Colorful Grid Accent 2" w:semiHidden="0" w:uiPriority="73" w:unhideWhenUsed="0"/>
+    <w:lsdException w:name="Light Shading Accent 3" w:semiHidden="0" w:uiPriority="60" w:unhideWhenUsed="0"/>
+    <w:lsdException w:name="Light List Accent 3" w:semiHidden="0" w:uiPriority="61" w:unhideWhenUsed="0"/>
+    <w:lsdException w:name="Light Grid Accent 3" w:semiHidden="0" w:uiPriority="62" w:unhideWhenUsed="0"/>
+    <w:lsdException w:name="Medium Shading 1 Accent 3" w:semiHidden="0" w:uiPriority="63" w:unhideWhenUsed="0"/>
+    <w:lsdException w:name="Medium Shading 2 Accent 3" w:semiHidden="0" w:uiPriority="64" w:unhideWhenUsed="0"/>
+    <w:lsdException w:name="Medium List 1 Accent 3" w:semiHidden="0" w:uiPriority="65" w:unhideWhenUsed="0"/>
+    <w:lsdException w:name="Medium List 2 Accent 3" w:semiHidden="0" w:uiPriority="66" w:unhideWhenUsed="0"/>
+    <w:lsdException w:name="Medium Grid 1 Accent 3" w:semiHidden="0" w:uiPriority="67" w:unhideWhenUsed="0"/>
+    <w:lsdException w:name="Medium Grid 2 Accent 3" w:semiHidden="0" w:uiPriority="68" w:unhideWhenUsed="0"/>
+    <w:lsdException w:name="Medium Grid 3 Accent 3" w:semiHidden="0" w:uiPriority="69" w:unhideWhenUsed="0"/>
+    <w:lsdException w:name="Dark List Accent 3" w:semiHidden="0" w:uiPriority="70" w:unhideWhenUsed="0"/>
+    <w:lsdException w:name="Colorful Shading Accent 3" w:semiHidden="0" w:uiPriority="71" w:unhideWhenUsed="0"/>
+    <w:lsdException w:name="Colorful List Accent 3" w:semiHidden="0" w:uiPriority="72" w:unhideWhenUsed="0"/>
+    <w:lsdException w:name="Colorful Grid Accent 3" w:semiHidden="0" w:uiPriority="73" w:unhideWhenUsed="0"/>
+    <w:lsdException w:name="Light Shading Accent 4" w:semiHidden="0" w:uiPriority="60" w:unhideWhenUsed="0"/>
+    <w:lsdException w:name="Light List Accent 4" w:semiHidden="0" w:uiPriority="61" w:unhideWhenUsed="0"/>
+    <w:lsdException w:name="Light Grid Accent 4" w:semiHidden="0" w:uiPriority="62" w:unhideWhenUsed="0"/>
+    <w:lsdException w:name="Medium Shading 1 Accent 4" w:semiHidden="0" w:uiPriority="63" w:unhideWhenUsed="0"/>
+    <w:lsdException w:name="Medium Shading 2 Accent 4" w:semiHidden="0" w:uiPriority="64" w:unhideWhenUsed="0"/>
+    <w:lsdException w:name="Medium List 1 Accent 4" w:semiHidden="0" w:uiPriority="65" w:unhideWhenUsed="0"/>
+    <w:lsdException w:name="Medium List 2 Accent 4" w:semiHidden="0" w:uiPriority="66" w:unhideWhenUsed="0"/>
+    <w:lsdException w:name="Medium Grid 1 Accent 4" w:semiHidden="0" w:uiPriority="67" w:unhideWhenUsed="0"/>
+    <w:lsdException w:name="Medium Grid 2 Accent 4" w:semiHidden="0" w:uiPriority="68" w:unhideWhenUsed="0"/>
+    <w:lsdException w:name="Medium Grid 3 Accent 4" w:semiHidden="0" w:uiPriority="69" w:unhideWhenUsed="0"/>
+    <w:lsdException w:name="Dark List Accent 4" w:semiHidden="0" w:uiPriority="70" w:unhideWhenUsed="0"/>
+    <w:lsdException w:name="Colorful Shading Accent 4" w:semiHidden="0" w:uiPriority="71" w:unhideWhenUsed="0"/>
+    <w:lsdException w:name="Colorful List Accent 4" w:semiHidden="0" w:uiPriority="72" w:unhideWhenUsed="0"/>
+    <w:lsdException w:name="Colorful Grid Accent 4" w:semiHidden="0" w:uiPriority="73" w:unhideWhenUsed="0"/>
+    <w:lsdException w:name="Light Shading Accent 5" w:semiHidden="0" w:uiPriority="60" w:unhideWhenUsed="0"/>
+    <w:lsdException w:name="Light List Accent 5" w:semiHidden="0" w:uiPriority="61" w:unhideWhenUsed="0"/>
+    <w:lsdException w:name="Light Grid Accent 5" w:semiHidden="0" w:uiPriority="62" w:unhideWhenUsed="0"/>
+    <w:lsdException w:name="Medium Shading 1 Accent 5" w:semiHidden="0" w:uiPriority="63" w:unhideWhenUsed="0"/>
+    <w:lsdException w:name="Medium Shading 2 Accent 5" w:semiHidden="0" w:uiPriority="64" w:unhideWhenUsed="0"/>
+    <w:lsdException w:name="Medium List 1 Accent 5" w:semiHidden="0" w:uiPriority="65" w:unhideWhenUsed="0"/>
+    <w:lsdException w:name="Medium List 2 Accent 5" w:semiHidden="0" w:uiPriority="66" w:unhideWhenUsed="0"/>
+    <w:lsdException w:name="Medium Grid 1 Accent 5" w:semiHidden="0" w:uiPriority="67" w:unhideWhenUsed="0"/>
+    <w:lsdException w:name="Medium Grid 2 Accent 5" w:semiHidden="0" w:uiPriority="68" w:unhideWhenUsed="0"/>
+    <w:lsdException w:name="Medium Grid 3 Accent 5" w:semiHidden="0" w:uiPriority="69" w:unhideWhenUsed="0"/>
+    <w:lsdException w:name="Dark List Accent 5" w:semiHidden="0" w:uiPriority="70" w:unhideWhenUsed="0"/>
+    <w:lsdException w:name="Colorful Shading Accent 5" w:semiHidden="0" w:uiPriority="71" w:unhideWhenUsed="0"/>
+    <w:lsdException w:name="Colorful List Accent 5" w:semiHidden="0" w:uiPriority="72" w:unhideWhenUsed="0"/>
+    <w:lsdException w:name="Colorful Grid Accent 5" w:semiHidden="0" w:uiPriority="73" w:unhideWhenUsed="0"/>
+    <w:lsdException w:name="Light Shading Accent 6" w:semiHidden="0" w:uiPriority="60" w:unhideWhenUsed="0"/>
+    <w:lsdException w:name="Light List Accent 6" w:semiHidden="0" w:uiPriority="61" w:unhideWhenUsed="0"/>
+    <w:lsdException w:name="Light Grid Accent 6" w:semiHidden="0" w:uiPriority="62" w:unhideWhenUsed="0"/>
+    <w:lsdException w:name="Medium Shading 1 Accent 6" w:semiHidden="0" w:uiPriority="63" w:unhideWhenUsed="0"/>
+    <w:lsdException w:name="Medium Shading 2 Accent 6" w:semiHidden="0" w:uiPriority="64" w:unhideWhenUsed="0"/>
+    <w:lsdException w:name="Medium List 1 Accent 6" w:semiHidden="0" w:uiPriority="65" w:unhideWhenUsed="0"/>
+    <w:lsdException w:name="Medium List 2 Accent 6" w:semiHidden="0" w:uiPriority="66" w:unhideWhenUsed="0"/>
+    <w:lsdException w:name="Medium Grid 1 Accent 6" w:semiHidden="0" w:uiPriority="67" w:unhideWhenUsed="0"/>
+    <w:lsdException w:name="Medium Grid 2 Accent 6" w:semiHidden="0" w:uiPriority="68" w:unhideWhenUsed="0"/>
+    <w:lsdException w:name="Medium Grid 3 Accent 6" w:semiHidden="0" w:uiPriority="69" w:unhideWhenUsed="0"/>
+    <w:lsdException w:name="Dark List Accent 6" w:semiHidden="0" w:uiPriority="70" w:unhideWhenUsed="0"/>
+    <w:lsdException w:name="Colorful Shading Accent 6" w:semiHidden="0" w:uiPriority="71" w:unhideWhenUsed="0"/>
+    <w:lsdException w:name="Colorful List Accent 6" w:semiHidden="0" w:uiPriority="72" w:unhideWhenUsed="0"/>
+    <w:lsdException w:name="Colorful Grid Accent 6" w:semiHidden="0" w:uiPriority="73" w:unhideWhenUsed="0"/>
+    <w:lsdException w:name="Subtle Emphasis" w:semiHidden="0" w:uiPriority="19" w:unhideWhenUsed="0" w:qFormat="1"/>
+    <w:lsdException w:name="Intense Emphasis" w:semiHidden="0" w:uiPriority="21" w:unhideWhenUsed="0" w:qFormat="1"/>
+    <w:lsdException w:name="Subtle Reference" w:semiHidden="0" w:uiPriority="31" w:unhideWhenUsed="0" w:qFormat="1"/>
+    <w:lsdException w:name="Intense Reference" w:semiHidden="0" w:uiPriority="32" w:unhideWhenUsed="0" w:qFormat="1"/>
+    <w:lsdException w:name="Book Title" w:semiHidden="0" w:uiPriority="33" w:unhideWhenUsed="0" w:qFormat="1"/>
+    <w:lsdException w:name="Bibliography" w:uiPriority="37"/>
+    <w:lsdException w:name="TOC Heading" w:uiPriority="39" w:qFormat="1"/>
   </w:latentStyles>
   <w:style w:type="paragraph" w:default="1" w:styleId="Normal">
     <w:name w:val="Normal"/>
@@ -7617,6 +9421,7 @@
   <w:style w:type="character" w:default="1" w:styleId="Fuentedeprrafopredeter">
     <w:name w:val="Default Paragraph Font"/>
     <w:uiPriority w:val="1"/>
+    <w:semiHidden/>
     <w:unhideWhenUsed/>
   </w:style>
   <w:style w:type="table" w:default="1" w:styleId="Tablanormal">
@@ -7756,6 +9561,439 @@
       <w:ind w:left="220"/>
     </w:pPr>
   </w:style>
+  <w:style w:type="paragraph" w:styleId="Textodeglobo">
+    <w:name w:val="Balloon Text"/>
+    <w:basedOn w:val="Normal"/>
+    <w:link w:val="TextodegloboCar"/>
+    <w:uiPriority w:val="99"/>
+    <w:semiHidden/>
+    <w:unhideWhenUsed/>
+    <w:rsid w:val="00C46F1B"/>
+    <w:rPr>
+      <w:rFonts w:ascii="Tahoma" w:hAnsi="Tahoma" w:cs="Tahoma"/>
+      <w:sz w:val="16"/>
+      <w:szCs w:val="16"/>
+    </w:rPr>
+  </w:style>
+  <w:style w:type="character" w:customStyle="1" w:styleId="TextodegloboCar">
+    <w:name w:val="Texto de globo Car"/>
+    <w:basedOn w:val="Fuentedeprrafopredeter"/>
+    <w:link w:val="Textodeglobo"/>
+    <w:uiPriority w:val="99"/>
+    <w:semiHidden/>
+    <w:rsid w:val="00C46F1B"/>
+    <w:rPr>
+      <w:rFonts w:ascii="Tahoma" w:hAnsi="Tahoma" w:cs="Tahoma"/>
+      <w:sz w:val="16"/>
+      <w:szCs w:val="16"/>
+    </w:rPr>
+  </w:style>
+</w:styles>
+</file>
+
+<file path=word/stylesWithEffects.xml><?xml version="1.0" encoding="utf-8"?>
+<w:styles xmlns:wpc="http://schemas.microsoft.com/office/word/2010/wordprocessingCanvas" xmlns:mc="http://schemas.openxmlformats.org/markup-compatibility/2006" xmlns:o="urn:schemas-microsoft-com:office:office" xmlns:r="http://schemas.openxmlformats.org/officeDocument/2006/relationships" xmlns:m="http://schemas.openxmlformats.org/officeDocument/2006/math" xmlns:v="urn:schemas-microsoft-com:vml" xmlns:wp14="http://schemas.microsoft.com/office/word/2010/wordprocessingDrawing" xmlns:wp="http://schemas.openxmlformats.org/drawingml/2006/wordprocessingDrawing" xmlns:w10="urn:schemas-microsoft-com:office:word" xmlns:w="http://schemas.openxmlformats.org/wordprocessingml/2006/main" xmlns:w14="http://schemas.microsoft.com/office/word/2010/wordml" xmlns:wpg="http://schemas.microsoft.com/office/word/2010/wordprocessingGroup" xmlns:wpi="http://schemas.microsoft.com/office/word/2010/wordprocessingInk" xmlns:wne="http://schemas.microsoft.com/office/word/2006/wordml" xmlns:wps="http://schemas.microsoft.com/office/word/2010/wordprocessingShape" mc:Ignorable="w14 wp14">
+  <w:docDefaults>
+    <w:rPrDefault>
+      <w:rPr>
+        <w:rFonts w:ascii="Calibri" w:eastAsia="Calibri" w:hAnsi="Calibri" w:cs="Calibri"/>
+        <w:sz w:val="22"/>
+        <w:szCs w:val="22"/>
+        <w:lang w:val="es-AR" w:eastAsia="es-AR" w:bidi="ar-SA"/>
+      </w:rPr>
+    </w:rPrDefault>
+    <w:pPrDefault/>
+  </w:docDefaults>
+  <w:latentStyles w:defLockedState="0" w:defUIPriority="99" w:defSemiHidden="1" w:defUnhideWhenUsed="1" w:defQFormat="0" w:count="267">
+    <w:lsdException w:name="Normal" w:semiHidden="0" w:uiPriority="0" w:unhideWhenUsed="0" w:qFormat="1"/>
+    <w:lsdException w:name="heading 1" w:semiHidden="0" w:uiPriority="9" w:unhideWhenUsed="0" w:qFormat="1"/>
+    <w:lsdException w:name="heading 2" w:uiPriority="9" w:qFormat="1"/>
+    <w:lsdException w:name="heading 3" w:uiPriority="9" w:qFormat="1"/>
+    <w:lsdException w:name="heading 4" w:uiPriority="9" w:qFormat="1"/>
+    <w:lsdException w:name="heading 5" w:uiPriority="9" w:qFormat="1"/>
+    <w:lsdException w:name="heading 6" w:uiPriority="9" w:qFormat="1"/>
+    <w:lsdException w:name="heading 7" w:uiPriority="9" w:qFormat="1"/>
+    <w:lsdException w:name="heading 8" w:uiPriority="9" w:qFormat="1"/>
+    <w:lsdException w:name="heading 9" w:uiPriority="9" w:qFormat="1"/>
+    <w:lsdException w:name="toc 1" w:uiPriority="39"/>
+    <w:lsdException w:name="toc 2" w:uiPriority="39"/>
+    <w:lsdException w:name="toc 3" w:uiPriority="39"/>
+    <w:lsdException w:name="toc 4" w:uiPriority="39"/>
+    <w:lsdException w:name="toc 5" w:uiPriority="39"/>
+    <w:lsdException w:name="toc 6" w:uiPriority="39"/>
+    <w:lsdException w:name="toc 7" w:uiPriority="39"/>
+    <w:lsdException w:name="toc 8" w:uiPriority="39"/>
+    <w:lsdException w:name="toc 9" w:uiPriority="39"/>
+    <w:lsdException w:name="caption" w:uiPriority="35" w:qFormat="1"/>
+    <w:lsdException w:name="Title" w:semiHidden="0" w:uiPriority="10" w:unhideWhenUsed="0" w:qFormat="1"/>
+    <w:lsdException w:name="Default Paragraph Font" w:uiPriority="1"/>
+    <w:lsdException w:name="Subtitle" w:semiHidden="0" w:uiPriority="11" w:unhideWhenUsed="0" w:qFormat="1"/>
+    <w:lsdException w:name="Strong" w:semiHidden="0" w:uiPriority="22" w:unhideWhenUsed="0" w:qFormat="1"/>
+    <w:lsdException w:name="Emphasis" w:semiHidden="0" w:uiPriority="20" w:unhideWhenUsed="0" w:qFormat="1"/>
+    <w:lsdException w:name="Table Grid" w:semiHidden="0" w:uiPriority="39" w:unhideWhenUsed="0"/>
+    <w:lsdException w:name="Placeholder Text" w:unhideWhenUsed="0"/>
+    <w:lsdException w:name="No Spacing" w:semiHidden="0" w:uiPriority="1" w:unhideWhenUsed="0" w:qFormat="1"/>
+    <w:lsdException w:name="Light Shading" w:semiHidden="0" w:uiPriority="60" w:unhideWhenUsed="0"/>
+    <w:lsdException w:name="Light List" w:semiHidden="0" w:uiPriority="61" w:unhideWhenUsed="0"/>
+    <w:lsdException w:name="Light Grid" w:semiHidden="0" w:uiPriority="62" w:unhideWhenUsed="0"/>
+    <w:lsdException w:name="Medium Shading 1" w:semiHidden="0" w:uiPriority="63" w:unhideWhenUsed="0"/>
+    <w:lsdException w:name="Medium Shading 2" w:semiHidden="0" w:uiPriority="64" w:unhideWhenUsed="0"/>
+    <w:lsdException w:name="Medium List 1" w:semiHidden="0" w:uiPriority="65" w:unhideWhenUsed="0"/>
+    <w:lsdException w:name="Medium List 2" w:semiHidden="0" w:uiPriority="66" w:unhideWhenUsed="0"/>
+    <w:lsdException w:name="Medium Grid 1" w:semiHidden="0" w:uiPriority="67" w:unhideWhenUsed="0"/>
+    <w:lsdException w:name="Medium Grid 2" w:semiHidden="0" w:uiPriority="68" w:unhideWhenUsed="0"/>
+    <w:lsdException w:name="Medium Grid 3" w:semiHidden="0" w:uiPriority="69" w:unhideWhenUsed="0"/>
+    <w:lsdException w:name="Dark List" w:semiHidden="0" w:uiPriority="70" w:unhideWhenUsed="0"/>
+    <w:lsdException w:name="Colorful Shading" w:semiHidden="0" w:uiPriority="71" w:unhideWhenUsed="0"/>
+    <w:lsdException w:name="Colorful List" w:semiHidden="0" w:uiPriority="72" w:unhideWhenUsed="0"/>
+    <w:lsdException w:name="Colorful Grid" w:semiHidden="0" w:uiPriority="73" w:unhideWhenUsed="0"/>
+    <w:lsdException w:name="Light Shading Accent 1" w:semiHidden="0" w:uiPriority="60" w:unhideWhenUsed="0"/>
+    <w:lsdException w:name="Light List Accent 1" w:semiHidden="0" w:uiPriority="61" w:unhideWhenUsed="0"/>
+    <w:lsdException w:name="Light Grid Accent 1" w:semiHidden="0" w:uiPriority="62" w:unhideWhenUsed="0"/>
+    <w:lsdException w:name="Medium Shading 1 Accent 1" w:semiHidden="0" w:uiPriority="63" w:unhideWhenUsed="0"/>
+    <w:lsdException w:name="Medium Shading 2 Accent 1" w:semiHidden="0" w:uiPriority="64" w:unhideWhenUsed="0"/>
+    <w:lsdException w:name="Medium List 1 Accent 1" w:semiHidden="0" w:uiPriority="65" w:unhideWhenUsed="0"/>
+    <w:lsdException w:name="Revision" w:unhideWhenUsed="0"/>
+    <w:lsdException w:name="List Paragraph" w:semiHidden="0" w:uiPriority="34" w:unhideWhenUsed="0" w:qFormat="1"/>
+    <w:lsdException w:name="Quote" w:semiHidden="0" w:uiPriority="29" w:unhideWhenUsed="0" w:qFormat="1"/>
+    <w:lsdException w:name="Intense Quote" w:semiHidden="0" w:uiPriority="30" w:unhideWhenUsed="0" w:qFormat="1"/>
+    <w:lsdException w:name="Medium List 2 Accent 1" w:semiHidden="0" w:uiPriority="66" w:unhideWhenUsed="0"/>
+    <w:lsdException w:name="Medium Grid 1 Accent 1" w:semiHidden="0" w:uiPriority="67" w:unhideWhenUsed="0"/>
+    <w:lsdException w:name="Medium Grid 2 Accent 1" w:semiHidden="0" w:uiPriority="68" w:unhideWhenUsed="0"/>
+    <w:lsdException w:name="Medium Grid 3 Accent 1" w:semiHidden="0" w:uiPriority="69" w:unhideWhenUsed="0"/>
+    <w:lsdException w:name="Dark List Accent 1" w:semiHidden="0" w:uiPriority="70" w:unhideWhenUsed="0"/>
+    <w:lsdException w:name="Colorful Shading Accent 1" w:semiHidden="0" w:uiPriority="71" w:unhideWhenUsed="0"/>
+    <w:lsdException w:name="Colorful List Accent 1" w:semiHidden="0" w:uiPriority="72" w:unhideWhenUsed="0"/>
+    <w:lsdException w:name="Colorful Grid Accent 1" w:semiHidden="0" w:uiPriority="73" w:unhideWhenUsed="0"/>
+    <w:lsdException w:name="Light Shading Accent 2" w:semiHidden="0" w:uiPriority="60" w:unhideWhenUsed="0"/>
+    <w:lsdException w:name="Light List Accent 2" w:semiHidden="0" w:uiPriority="61" w:unhideWhenUsed="0"/>
+    <w:lsdException w:name="Light Grid Accent 2" w:semiHidden="0" w:uiPriority="62" w:unhideWhenUsed="0"/>
+    <w:lsdException w:name="Medium Shading 1 Accent 2" w:semiHidden="0" w:uiPriority="63" w:unhideWhenUsed="0"/>
+    <w:lsdException w:name="Medium Shading 2 Accent 2" w:semiHidden="0" w:uiPriority="64" w:unhideWhenUsed="0"/>
+    <w:lsdException w:name="Medium List 1 Accent 2" w:semiHidden="0" w:uiPriority="65" w:unhideWhenUsed="0"/>
+    <w:lsdException w:name="Medium List 2 Accent 2" w:semiHidden="0" w:uiPriority="66" w:unhideWhenUsed="0"/>
+    <w:lsdException w:name="Medium Grid 1 Accent 2" w:semiHidden="0" w:uiPriority="67" w:unhideWhenUsed="0"/>
+    <w:lsdException w:name="Medium Grid 2 Accent 2" w:semiHidden="0" w:uiPriority="68" w:unhideWhenUsed="0"/>
+    <w:lsdException w:name="Medium Grid 3 Accent 2" w:semiHidden="0" w:uiPriority="69" w:unhideWhenUsed="0"/>
+    <w:lsdException w:name="Dark List Accent 2" w:semiHidden="0" w:uiPriority="70" w:unhideWhenUsed="0"/>
+    <w:lsdException w:name="Colorful Shading Accent 2" w:semiHidden="0" w:uiPriority="71" w:unhideWhenUsed="0"/>
+    <w:lsdException w:name="Colorful List Accent 2" w:semiHidden="0" w:uiPriority="72" w:unhideWhenUsed="0"/>
+    <w:lsdException w:name="Colorful Grid Accent 2" w:semiHidden="0" w:uiPriority="73" w:unhideWhenUsed="0"/>
+    <w:lsdException w:name="Light Shading Accent 3" w:semiHidden="0" w:uiPriority="60" w:unhideWhenUsed="0"/>
+    <w:lsdException w:name="Light List Accent 3" w:semiHidden="0" w:uiPriority="61" w:unhideWhenUsed="0"/>
+    <w:lsdException w:name="Light Grid Accent 3" w:semiHidden="0" w:uiPriority="62" w:unhideWhenUsed="0"/>
+    <w:lsdException w:name="Medium Shading 1 Accent 3" w:semiHidden="0" w:uiPriority="63" w:unhideWhenUsed="0"/>
+    <w:lsdException w:name="Medium Shading 2 Accent 3" w:semiHidden="0" w:uiPriority="64" w:unhideWhenUsed="0"/>
+    <w:lsdException w:name="Medium List 1 Accent 3" w:semiHidden="0" w:uiPriority="65" w:unhideWhenUsed="0"/>
+    <w:lsdException w:name="Medium List 2 Accent 3" w:semiHidden="0" w:uiPriority="66" w:unhideWhenUsed="0"/>
+    <w:lsdException w:name="Medium Grid 1 Accent 3" w:semiHidden="0" w:uiPriority="67" w:unhideWhenUsed="0"/>
+    <w:lsdException w:name="Medium Grid 2 Accent 3" w:semiHidden="0" w:uiPriority="68" w:unhideWhenUsed="0"/>
+    <w:lsdException w:name="Medium Grid 3 Accent 3" w:semiHidden="0" w:uiPriority="69" w:unhideWhenUsed="0"/>
+    <w:lsdException w:name="Dark List Accent 3" w:semiHidden="0" w:uiPriority="70" w:unhideWhenUsed="0"/>
+    <w:lsdException w:name="Colorful Shading Accent 3" w:semiHidden="0" w:uiPriority="71" w:unhideWhenUsed="0"/>
+    <w:lsdException w:name="Colorful List Accent 3" w:semiHidden="0" w:uiPriority="72" w:unhideWhenUsed="0"/>
+    <w:lsdException w:name="Colorful Grid Accent 3" w:semiHidden="0" w:uiPriority="73" w:unhideWhenUsed="0"/>
+    <w:lsdException w:name="Light Shading Accent 4" w:semiHidden="0" w:uiPriority="60" w:unhideWhenUsed="0"/>
+    <w:lsdException w:name="Light List Accent 4" w:semiHidden="0" w:uiPriority="61" w:unhideWhenUsed="0"/>
+    <w:lsdException w:name="Light Grid Accent 4" w:semiHidden="0" w:uiPriority="62" w:unhideWhenUsed="0"/>
+    <w:lsdException w:name="Medium Shading 1 Accent 4" w:semiHidden="0" w:uiPriority="63" w:unhideWhenUsed="0"/>
+    <w:lsdException w:name="Medium Shading 2 Accent 4" w:semiHidden="0" w:uiPriority="64" w:unhideWhenUsed="0"/>
+    <w:lsdException w:name="Medium List 1 Accent 4" w:semiHidden="0" w:uiPriority="65" w:unhideWhenUsed="0"/>
+    <w:lsdException w:name="Medium List 2 Accent 4" w:semiHidden="0" w:uiPriority="66" w:unhideWhenUsed="0"/>
+    <w:lsdException w:name="Medium Grid 1 Accent 4" w:semiHidden="0" w:uiPriority="67" w:unhideWhenUsed="0"/>
+    <w:lsdException w:name="Medium Grid 2 Accent 4" w:semiHidden="0" w:uiPriority="68" w:unhideWhenUsed="0"/>
+    <w:lsdException w:name="Medium Grid 3 Accent 4" w:semiHidden="0" w:uiPriority="69" w:unhideWhenUsed="0"/>
+    <w:lsdException w:name="Dark List Accent 4" w:semiHidden="0" w:uiPriority="70" w:unhideWhenUsed="0"/>
+    <w:lsdException w:name="Colorful Shading Accent 4" w:semiHidden="0" w:uiPriority="71" w:unhideWhenUsed="0"/>
+    <w:lsdException w:name="Colorful List Accent 4" w:semiHidden="0" w:uiPriority="72" w:unhideWhenUsed="0"/>
+    <w:lsdException w:name="Colorful Grid Accent 4" w:semiHidden="0" w:uiPriority="73" w:unhideWhenUsed="0"/>
+    <w:lsdException w:name="Light Shading Accent 5" w:semiHidden="0" w:uiPriority="60" w:unhideWhenUsed="0"/>
+    <w:lsdException w:name="Light List Accent 5" w:semiHidden="0" w:uiPriority="61" w:unhideWhenUsed="0"/>
+    <w:lsdException w:name="Light Grid Accent 5" w:semiHidden="0" w:uiPriority="62" w:unhideWhenUsed="0"/>
+    <w:lsdException w:name="Medium Shading 1 Accent 5" w:semiHidden="0" w:uiPriority="63" w:unhideWhenUsed="0"/>
+    <w:lsdException w:name="Medium Shading 2 Accent 5" w:semiHidden="0" w:uiPriority="64" w:unhideWhenUsed="0"/>
+    <w:lsdException w:name="Medium List 1 Accent 5" w:semiHidden="0" w:uiPriority="65" w:unhideWhenUsed="0"/>
+    <w:lsdException w:name="Medium List 2 Accent 5" w:semiHidden="0" w:uiPriority="66" w:unhideWhenUsed="0"/>
+    <w:lsdException w:name="Medium Grid 1 Accent 5" w:semiHidden="0" w:uiPriority="67" w:unhideWhenUsed="0"/>
+    <w:lsdException w:name="Medium Grid 2 Accent 5" w:semiHidden="0" w:uiPriority="68" w:unhideWhenUsed="0"/>
+    <w:lsdException w:name="Medium Grid 3 Accent 5" w:semiHidden="0" w:uiPriority="69" w:unhideWhenUsed="0"/>
+    <w:lsdException w:name="Dark List Accent 5" w:semiHidden="0" w:uiPriority="70" w:unhideWhenUsed="0"/>
+    <w:lsdException w:name="Colorful Shading Accent 5" w:semiHidden="0" w:uiPriority="71" w:unhideWhenUsed="0"/>
+    <w:lsdException w:name="Colorful List Accent 5" w:semiHidden="0" w:uiPriority="72" w:unhideWhenUsed="0"/>
+    <w:lsdException w:name="Colorful Grid Accent 5" w:semiHidden="0" w:uiPriority="73" w:unhideWhenUsed="0"/>
+    <w:lsdException w:name="Light Shading Accent 6" w:semiHidden="0" w:uiPriority="60" w:unhideWhenUsed="0"/>
+    <w:lsdException w:name="Light List Accent 6" w:semiHidden="0" w:uiPriority="61" w:unhideWhenUsed="0"/>
+    <w:lsdException w:name="Light Grid Accent 6" w:semiHidden="0" w:uiPriority="62" w:unhideWhenUsed="0"/>
+    <w:lsdException w:name="Medium Shading 1 Accent 6" w:semiHidden="0" w:uiPriority="63" w:unhideWhenUsed="0"/>
+    <w:lsdException w:name="Medium Shading 2 Accent 6" w:semiHidden="0" w:uiPriority="64" w:unhideWhenUsed="0"/>
+    <w:lsdException w:name="Medium List 1 Accent 6" w:semiHidden="0" w:uiPriority="65" w:unhideWhenUsed="0"/>
+    <w:lsdException w:name="Medium List 2 Accent 6" w:semiHidden="0" w:uiPriority="66" w:unhideWhenUsed="0"/>
+    <w:lsdException w:name="Medium Grid 1 Accent 6" w:semiHidden="0" w:uiPriority="67" w:unhideWhenUsed="0"/>
+    <w:lsdException w:name="Medium Grid 2 Accent 6" w:semiHidden="0" w:uiPriority="68" w:unhideWhenUsed="0"/>
+    <w:lsdException w:name="Medium Grid 3 Accent 6" w:semiHidden="0" w:uiPriority="69" w:unhideWhenUsed="0"/>
+    <w:lsdException w:name="Dark List Accent 6" w:semiHidden="0" w:uiPriority="70" w:unhideWhenUsed="0"/>
+    <w:lsdException w:name="Colorful Shading Accent 6" w:semiHidden="0" w:uiPriority="71" w:unhideWhenUsed="0"/>
+    <w:lsdException w:name="Colorful List Accent 6" w:semiHidden="0" w:uiPriority="72" w:unhideWhenUsed="0"/>
+    <w:lsdException w:name="Colorful Grid Accent 6" w:semiHidden="0" w:uiPriority="73" w:unhideWhenUsed="0"/>
+    <w:lsdException w:name="Subtle Emphasis" w:semiHidden="0" w:uiPriority="19" w:unhideWhenUsed="0" w:qFormat="1"/>
+    <w:lsdException w:name="Intense Emphasis" w:semiHidden="0" w:uiPriority="21" w:unhideWhenUsed="0" w:qFormat="1"/>
+    <w:lsdException w:name="Subtle Reference" w:semiHidden="0" w:uiPriority="31" w:unhideWhenUsed="0" w:qFormat="1"/>
+    <w:lsdException w:name="Intense Reference" w:semiHidden="0" w:uiPriority="32" w:unhideWhenUsed="0" w:qFormat="1"/>
+    <w:lsdException w:name="Book Title" w:semiHidden="0" w:uiPriority="33" w:unhideWhenUsed="0" w:qFormat="1"/>
+    <w:lsdException w:name="Bibliography" w:uiPriority="37"/>
+    <w:lsdException w:name="TOC Heading" w:uiPriority="39" w:qFormat="1"/>
+  </w:latentStyles>
+  <w:style w:type="paragraph" w:default="1" w:styleId="Normal">
+    <w:name w:val="Normal"/>
+    <w:qFormat/>
+  </w:style>
+  <w:style w:type="paragraph" w:styleId="Ttulo1">
+    <w:name w:val="heading 1"/>
+    <w:qFormat/>
+    <w:pPr>
+      <w:pBdr>
+        <w:bottom w:val="single" w:sz="8" w:space="0" w:color="1F3864"/>
+      </w:pBdr>
+      <w:spacing w:before="400" w:after="200"/>
+      <w:outlineLvl w:val="0"/>
+    </w:pPr>
+    <w:rPr>
+      <w:b/>
+      <w:bCs/>
+      <w:color w:val="1F3864"/>
+      <w:sz w:val="32"/>
+      <w:szCs w:val="32"/>
+    </w:rPr>
+  </w:style>
+  <w:style w:type="paragraph" w:styleId="Ttulo2">
+    <w:name w:val="heading 2"/>
+    <w:qFormat/>
+    <w:pPr>
+      <w:spacing w:before="300" w:after="150"/>
+      <w:outlineLvl w:val="1"/>
+    </w:pPr>
+    <w:rPr>
+      <w:b/>
+      <w:bCs/>
+      <w:color w:val="2E5395"/>
+      <w:sz w:val="26"/>
+      <w:szCs w:val="26"/>
+    </w:rPr>
+  </w:style>
+  <w:style w:type="paragraph" w:styleId="Ttulo3">
+    <w:name w:val="heading 3"/>
+    <w:qFormat/>
+    <w:pPr>
+      <w:outlineLvl w:val="2"/>
+    </w:pPr>
+    <w:rPr>
+      <w:color w:val="1F4D78"/>
+      <w:sz w:val="24"/>
+      <w:szCs w:val="24"/>
+    </w:rPr>
+  </w:style>
+  <w:style w:type="paragraph" w:styleId="Ttulo4">
+    <w:name w:val="heading 4"/>
+    <w:qFormat/>
+    <w:pPr>
+      <w:outlineLvl w:val="3"/>
+    </w:pPr>
+    <w:rPr>
+      <w:i/>
+      <w:iCs/>
+      <w:color w:val="2E74B5"/>
+    </w:rPr>
+  </w:style>
+  <w:style w:type="paragraph" w:styleId="Ttulo5">
+    <w:name w:val="heading 5"/>
+    <w:qFormat/>
+    <w:pPr>
+      <w:outlineLvl w:val="4"/>
+    </w:pPr>
+    <w:rPr>
+      <w:color w:val="2E74B5"/>
+    </w:rPr>
+  </w:style>
+  <w:style w:type="paragraph" w:styleId="Ttulo6">
+    <w:name w:val="heading 6"/>
+    <w:qFormat/>
+    <w:pPr>
+      <w:outlineLvl w:val="5"/>
+    </w:pPr>
+    <w:rPr>
+      <w:color w:val="1F4D78"/>
+    </w:rPr>
+  </w:style>
+  <w:style w:type="character" w:default="1" w:styleId="Fuentedeprrafopredeter">
+    <w:name w:val="Default Paragraph Font"/>
+    <w:uiPriority w:val="1"/>
+    <w:semiHidden/>
+    <w:unhideWhenUsed/>
+  </w:style>
+  <w:style w:type="table" w:default="1" w:styleId="Tablanormal">
+    <w:name w:val="Normal Table"/>
+    <w:uiPriority w:val="99"/>
+    <w:semiHidden/>
+    <w:unhideWhenUsed/>
+    <w:tblPr>
+      <w:tblInd w:w="0" w:type="dxa"/>
+      <w:tblCellMar>
+        <w:top w:w="0" w:type="dxa"/>
+        <w:left w:w="108" w:type="dxa"/>
+        <w:bottom w:w="0" w:type="dxa"/>
+        <w:right w:w="108" w:type="dxa"/>
+      </w:tblCellMar>
+    </w:tblPr>
+  </w:style>
+  <w:style w:type="numbering" w:default="1" w:styleId="Sinlista">
+    <w:name w:val="No List"/>
+    <w:uiPriority w:val="99"/>
+    <w:semiHidden/>
+    <w:unhideWhenUsed/>
+  </w:style>
+  <w:style w:type="paragraph" w:styleId="Ttulo">
+    <w:name w:val="Title"/>
+    <w:qFormat/>
+    <w:rPr>
+      <w:sz w:val="56"/>
+      <w:szCs w:val="56"/>
+    </w:rPr>
+  </w:style>
+  <w:style w:type="paragraph" w:customStyle="1" w:styleId="Textoennegrita1">
+    <w:name w:val="Texto en negrita1"/>
+    <w:qFormat/>
+    <w:rPr>
+      <w:b/>
+      <w:bCs/>
+    </w:rPr>
+  </w:style>
+  <w:style w:type="paragraph" w:styleId="Prrafodelista">
+    <w:name w:val="List Paragraph"/>
+    <w:qFormat/>
+  </w:style>
+  <w:style w:type="character" w:styleId="Hipervnculo">
+    <w:name w:val="Hyperlink"/>
+    <w:uiPriority w:val="99"/>
+    <w:unhideWhenUsed/>
+    <w:rPr>
+      <w:color w:val="0563C1"/>
+      <w:u w:val="single"/>
+    </w:rPr>
+  </w:style>
+  <w:style w:type="character" w:styleId="Refdenotaalpie">
+    <w:name w:val="footnote reference"/>
+    <w:uiPriority w:val="99"/>
+    <w:semiHidden/>
+    <w:unhideWhenUsed/>
+    <w:rPr>
+      <w:vertAlign w:val="superscript"/>
+    </w:rPr>
+  </w:style>
+  <w:style w:type="paragraph" w:styleId="Textonotapie">
+    <w:name w:val="footnote text"/>
+    <w:link w:val="TextonotapieCar"/>
+    <w:uiPriority w:val="99"/>
+    <w:semiHidden/>
+    <w:unhideWhenUsed/>
+    <w:rPr>
+      <w:sz w:val="20"/>
+      <w:szCs w:val="20"/>
+    </w:rPr>
+  </w:style>
+  <w:style w:type="character" w:customStyle="1" w:styleId="TextonotapieCar">
+    <w:name w:val="Texto nota pie Car"/>
+    <w:link w:val="Textonotapie"/>
+    <w:uiPriority w:val="99"/>
+    <w:semiHidden/>
+    <w:unhideWhenUsed/>
+    <w:rPr>
+      <w:sz w:val="20"/>
+      <w:szCs w:val="20"/>
+    </w:rPr>
+  </w:style>
+  <w:style w:type="character" w:styleId="Refdenotaalfinal">
+    <w:name w:val="endnote reference"/>
+    <w:uiPriority w:val="99"/>
+    <w:semiHidden/>
+    <w:unhideWhenUsed/>
+    <w:rPr>
+      <w:vertAlign w:val="superscript"/>
+    </w:rPr>
+  </w:style>
+  <w:style w:type="paragraph" w:styleId="Textonotaalfinal">
+    <w:name w:val="endnote text"/>
+    <w:link w:val="TextonotaalfinalCar"/>
+    <w:uiPriority w:val="99"/>
+    <w:semiHidden/>
+    <w:unhideWhenUsed/>
+    <w:rPr>
+      <w:sz w:val="20"/>
+      <w:szCs w:val="20"/>
+    </w:rPr>
+  </w:style>
+  <w:style w:type="character" w:customStyle="1" w:styleId="TextonotaalfinalCar">
+    <w:name w:val="Texto nota al final Car"/>
+    <w:link w:val="Textonotaalfinal"/>
+    <w:uiPriority w:val="99"/>
+    <w:semiHidden/>
+    <w:unhideWhenUsed/>
+    <w:rPr>
+      <w:sz w:val="20"/>
+      <w:szCs w:val="20"/>
+    </w:rPr>
+  </w:style>
+  <w:style w:type="paragraph" w:styleId="TDC1">
+    <w:name w:val="toc 1"/>
+    <w:basedOn w:val="Normal"/>
+    <w:next w:val="Normal"/>
+    <w:autoRedefine/>
+    <w:uiPriority w:val="39"/>
+    <w:unhideWhenUsed/>
+    <w:rsid w:val="001F355A"/>
+    <w:pPr>
+      <w:spacing w:after="100"/>
+    </w:pPr>
+  </w:style>
+  <w:style w:type="paragraph" w:styleId="TDC2">
+    <w:name w:val="toc 2"/>
+    <w:basedOn w:val="Normal"/>
+    <w:next w:val="Normal"/>
+    <w:autoRedefine/>
+    <w:uiPriority w:val="39"/>
+    <w:unhideWhenUsed/>
+    <w:rsid w:val="001F355A"/>
+    <w:pPr>
+      <w:spacing w:after="100"/>
+      <w:ind w:left="220"/>
+    </w:pPr>
+  </w:style>
+  <w:style w:type="paragraph" w:styleId="Textodeglobo">
+    <w:name w:val="Balloon Text"/>
+    <w:basedOn w:val="Normal"/>
+    <w:link w:val="TextodegloboCar"/>
+    <w:uiPriority w:val="99"/>
+    <w:semiHidden/>
+    <w:unhideWhenUsed/>
+    <w:rsid w:val="00C46F1B"/>
+    <w:rPr>
+      <w:rFonts w:ascii="Tahoma" w:hAnsi="Tahoma" w:cs="Tahoma"/>
+      <w:sz w:val="16"/>
+      <w:szCs w:val="16"/>
+    </w:rPr>
+  </w:style>
+  <w:style w:type="character" w:customStyle="1" w:styleId="TextodegloboCar">
+    <w:name w:val="Texto de globo Car"/>
+    <w:basedOn w:val="Fuentedeprrafopredeter"/>
+    <w:link w:val="Textodeglobo"/>
+    <w:uiPriority w:val="99"/>
+    <w:semiHidden/>
+    <w:rsid w:val="00C46F1B"/>
+    <w:rPr>
+      <w:rFonts w:ascii="Tahoma" w:hAnsi="Tahoma" w:cs="Tahoma"/>
+      <w:sz w:val="16"/>
+      <w:szCs w:val="16"/>
+    </w:rPr>
+  </w:style>
 </w:styles>
 </file>
 
@@ -7802,7 +10040,7 @@
     </a:clrScheme>
     <a:fontScheme name="Office">
       <a:majorFont>
-        <a:latin typeface="Calibri Light" panose="020F0302020204030204"/>
+        <a:latin typeface="Calibri Light"/>
         <a:ea typeface=""/>
         <a:cs typeface=""/>
         <a:font script="Jpan" typeface="游ゴシック Light"/>
@@ -7837,7 +10075,7 @@
         <a:font script="Geor" typeface="Sylfaen"/>
       </a:majorFont>
       <a:minorFont>
-        <a:latin typeface="Calibri" panose="020F0502020204030204"/>
+        <a:latin typeface="Calibri"/>
         <a:ea typeface=""/>
         <a:cs typeface=""/>
         <a:font script="Jpan" typeface="游明朝"/>
@@ -8014,7 +10252,7 @@
   <a:extraClrSchemeLst/>
   <a:extLst>
     <a:ext uri="{05A4C25C-085E-4340-85A3-A5531E510DB2}">
-      <thm15:themeFamily xmlns:thm15="http://schemas.microsoft.com/office/thememl/2012/main" name="Office Theme" id="{62F939B6-93AF-4DB8-9C6B-D6C7DFDC589F}" vid="{4A3C46E8-61CC-4603-A589-7422A47A8E4A}"/>
+      <thm15:themeFamily xmlns="" xmlns:thm15="http://schemas.microsoft.com/office/thememl/2012/main" name="Office Theme" id="{62F939B6-93AF-4DB8-9C6B-D6C7DFDC589F}" vid="{4A3C46E8-61CC-4603-A589-7422A47A8E4A}"/>
     </a:ext>
   </a:extLst>
 </a:theme>

--- a/Especificaciones_Tecnicas_Previas.docx
+++ b/Especificaciones_Tecnicas_Previas.docx
@@ -5836,10 +5836,7 @@
               <w:t xml:space="preserve"> </w:t>
             </w:r>
             <w:r>
-              <w:t>i</w:t>
-            </w:r>
-            <w:r>
-              <w:t>ndica</w:t>
+              <w:t>empleado</w:t>
             </w:r>
           </w:p>
         </w:tc>
@@ -5859,7 +5856,7 @@
             </w:r>
             <w:proofErr w:type="spellStart"/>
             <w:r>
-              <w:t>id_rol</w:t>
+              <w:t>dni_persona</w:t>
             </w:r>
             <w:proofErr w:type="spellEnd"/>
           </w:p>
@@ -5876,29 +5873,26 @@
           </w:tcPr>
           <w:p>
             <w:r>
+              <w:t xml:space="preserve"> persona</w:t>
+            </w:r>
+          </w:p>
+        </w:tc>
+        <w:tc>
+          <w:tcPr>
+            <w:tcW w:w="2600" w:type="dxa"/>
+            <w:tcMar>
+              <w:top w:w="200" w:type="dxa"/>
+              <w:left w:w="100" w:type="dxa"/>
+              <w:bottom w:w="200" w:type="dxa"/>
+              <w:right w:w="100" w:type="dxa"/>
+            </w:tcMar>
+          </w:tcPr>
+          <w:p>
+            <w:r>
               <w:t xml:space="preserve"> </w:t>
             </w:r>
             <w:r>
-              <w:t>r</w:t>
-            </w:r>
-            <w:r>
-              <w:t>ol</w:t>
-            </w:r>
-          </w:p>
-        </w:tc>
-        <w:tc>
-          <w:tcPr>
-            <w:tcW w:w="2600" w:type="dxa"/>
-            <w:tcMar>
-              <w:top w:w="200" w:type="dxa"/>
-              <w:left w:w="100" w:type="dxa"/>
-              <w:bottom w:w="200" w:type="dxa"/>
-              <w:right w:w="100" w:type="dxa"/>
-            </w:tcMar>
-          </w:tcPr>
-          <w:p>
-            <w:r>
-              <w:t xml:space="preserve"> AMBAS</w:t>
+              <w:t>AMBAS</w:t>
             </w:r>
           </w:p>
         </w:tc>
@@ -5919,10 +5913,7 @@
               <w:t xml:space="preserve"> </w:t>
             </w:r>
             <w:r>
-              <w:t>i</w:t>
-            </w:r>
-            <w:r>
-              <w:t>ndica</w:t>
+              <w:t>empleado</w:t>
             </w:r>
           </w:p>
         </w:tc>
@@ -5942,7 +5933,7 @@
             </w:r>
             <w:proofErr w:type="spellStart"/>
             <w:r>
-              <w:t>id_permiso</w:t>
+              <w:t>id_rol</w:t>
             </w:r>
             <w:proofErr w:type="spellEnd"/>
           </w:p>
@@ -5959,13 +5950,7 @@
           </w:tcPr>
           <w:p>
             <w:r>
-              <w:t xml:space="preserve"> </w:t>
-            </w:r>
-            <w:r>
-              <w:t>p</w:t>
-            </w:r>
-            <w:r>
-              <w:t>ermiso</w:t>
+              <w:t xml:space="preserve"> rol</w:t>
             </w:r>
           </w:p>
         </w:tc>
@@ -5981,10 +5966,7 @@
           </w:tcPr>
           <w:p>
             <w:r>
-              <w:t xml:space="preserve"> </w:t>
-            </w:r>
-            <w:r>
-              <w:t>AMBAS</w:t>
+              <w:t xml:space="preserve"> ON UPDATE</w:t>
             </w:r>
           </w:p>
         </w:tc>
@@ -6005,7 +5987,7 @@
               <w:t xml:space="preserve"> </w:t>
             </w:r>
             <w:r>
-              <w:t>empleado</w:t>
+              <w:t>reserva</w:t>
             </w:r>
           </w:p>
         </w:tc>
@@ -6025,7 +6007,7 @@
             </w:r>
             <w:proofErr w:type="spellStart"/>
             <w:r>
-              <w:t>dni</w:t>
+              <w:t>dni_persona</w:t>
             </w:r>
             <w:proofErr w:type="spellEnd"/>
           </w:p>
@@ -6042,7 +6024,10 @@
           </w:tcPr>
           <w:p>
             <w:r>
-              <w:t xml:space="preserve"> persona</w:t>
+              <w:t xml:space="preserve"> </w:t>
+            </w:r>
+            <w:r>
+              <w:t>persona</w:t>
             </w:r>
           </w:p>
         </w:tc>
@@ -6061,7 +6046,7 @@
               <w:t xml:space="preserve"> </w:t>
             </w:r>
             <w:r>
-              <w:t>AMBAS</w:t>
+              <w:t>ON UPDATE</w:t>
             </w:r>
           </w:p>
         </w:tc>
@@ -6079,7 +6064,10 @@
           </w:tcPr>
           <w:p>
             <w:r>
-              <w:t>empleado</w:t>
+              <w:t xml:space="preserve"> </w:t>
+            </w:r>
+            <w:r>
+              <w:t>reserva</w:t>
             </w:r>
           </w:p>
         </w:tc>
@@ -6099,7 +6087,7 @@
             </w:r>
             <w:proofErr w:type="spellStart"/>
             <w:r>
-              <w:t>id_rol</w:t>
+              <w:t>nro_sala</w:t>
             </w:r>
             <w:proofErr w:type="spellEnd"/>
           </w:p>
@@ -6116,7 +6104,10 @@
           </w:tcPr>
           <w:p>
             <w:r>
-              <w:t xml:space="preserve"> rol</w:t>
+              <w:t xml:space="preserve"> </w:t>
+            </w:r>
+            <w:r>
+              <w:t>sala</w:t>
             </w:r>
           </w:p>
         </w:tc>
@@ -6132,7 +6123,10 @@
           </w:tcPr>
           <w:p>
             <w:r>
-              <w:t xml:space="preserve"> ON UPDATE</w:t>
+              <w:t xml:space="preserve"> </w:t>
+            </w:r>
+            <w:r>
+              <w:t>ON UPDATE</w:t>
             </w:r>
           </w:p>
         </w:tc>
@@ -6153,7 +6147,7 @@
               <w:t xml:space="preserve"> </w:t>
             </w:r>
             <w:r>
-              <w:t>reserva</w:t>
+              <w:t>pago</w:t>
             </w:r>
           </w:p>
         </w:tc>
@@ -6173,7 +6167,7 @@
             </w:r>
             <w:proofErr w:type="spellStart"/>
             <w:r>
-              <w:t>dni_persona</w:t>
+              <w:t>nro_reserva</w:t>
             </w:r>
             <w:proofErr w:type="spellEnd"/>
           </w:p>
@@ -6190,10 +6184,7 @@
           </w:tcPr>
           <w:p>
             <w:r>
-              <w:t xml:space="preserve"> </w:t>
-            </w:r>
-            <w:r>
-              <w:t>persona</w:t>
+              <w:t xml:space="preserve"> reserva</w:t>
             </w:r>
           </w:p>
         </w:tc>
@@ -6209,10 +6200,7 @@
           </w:tcPr>
           <w:p>
             <w:r>
-              <w:t xml:space="preserve"> </w:t>
-            </w:r>
-            <w:r>
-              <w:t>ON UPDATE</w:t>
+              <w:t xml:space="preserve"> ON UPDATE</w:t>
             </w:r>
           </w:p>
         </w:tc>
@@ -6232,9 +6220,11 @@
             <w:r>
               <w:t xml:space="preserve"> </w:t>
             </w:r>
-            <w:r>
-              <w:t>reserva</w:t>
-            </w:r>
+            <w:proofErr w:type="spellStart"/>
+            <w:r>
+              <w:t>reserva_inventario</w:t>
+            </w:r>
+            <w:proofErr w:type="spellEnd"/>
           </w:p>
         </w:tc>
         <w:tc>
@@ -6253,7 +6243,7 @@
             </w:r>
             <w:proofErr w:type="spellStart"/>
             <w:r>
-              <w:t>nro_sala</w:t>
+              <w:t>nro_reserva</w:t>
             </w:r>
             <w:proofErr w:type="spellEnd"/>
           </w:p>
@@ -6270,29 +6260,26 @@
           </w:tcPr>
           <w:p>
             <w:r>
+              <w:t xml:space="preserve"> reserva</w:t>
+            </w:r>
+          </w:p>
+        </w:tc>
+        <w:tc>
+          <w:tcPr>
+            <w:tcW w:w="2600" w:type="dxa"/>
+            <w:tcMar>
+              <w:top w:w="200" w:type="dxa"/>
+              <w:left w:w="100" w:type="dxa"/>
+              <w:bottom w:w="200" w:type="dxa"/>
+              <w:right w:w="100" w:type="dxa"/>
+            </w:tcMar>
+          </w:tcPr>
+          <w:p>
+            <w:r>
               <w:t xml:space="preserve"> </w:t>
             </w:r>
             <w:r>
-              <w:t>sala</w:t>
-            </w:r>
-          </w:p>
-        </w:tc>
-        <w:tc>
-          <w:tcPr>
-            <w:tcW w:w="2600" w:type="dxa"/>
-            <w:tcMar>
-              <w:top w:w="200" w:type="dxa"/>
-              <w:left w:w="100" w:type="dxa"/>
-              <w:bottom w:w="200" w:type="dxa"/>
-              <w:right w:w="100" w:type="dxa"/>
-            </w:tcMar>
-          </w:tcPr>
-          <w:p>
-            <w:r>
-              <w:t xml:space="preserve"> </w:t>
-            </w:r>
-            <w:r>
-              <w:t>ON UPDATE</w:t>
+              <w:t>AMBAS</w:t>
             </w:r>
           </w:p>
         </w:tc>
@@ -6311,8 +6298,13 @@
           <w:p>
             <w:r>
               <w:lastRenderedPageBreak/>
-              <w:t>pago</w:t>
-            </w:r>
+              <w:t xml:space="preserve"> </w:t>
+            </w:r>
+            <w:proofErr w:type="spellStart"/>
+            <w:r>
+              <w:t>reserva_inventario</w:t>
+            </w:r>
+            <w:proofErr w:type="spellEnd"/>
           </w:p>
         </w:tc>
         <w:tc>
@@ -6331,7 +6323,7 @@
             </w:r>
             <w:proofErr w:type="spellStart"/>
             <w:r>
-              <w:t>nro_reserva</w:t>
+              <w:t>id_item_inventario</w:t>
             </w:r>
             <w:proofErr w:type="spellEnd"/>
           </w:p>
@@ -6348,8 +6340,13 @@
           </w:tcPr>
           <w:p>
             <w:r>
-              <w:t xml:space="preserve"> reserva</w:t>
-            </w:r>
+              <w:t xml:space="preserve"> </w:t>
+            </w:r>
+            <w:proofErr w:type="spellStart"/>
+            <w:r>
+              <w:t>item_inventario</w:t>
+            </w:r>
+            <w:proofErr w:type="spellEnd"/>
           </w:p>
         </w:tc>
         <w:tc>
@@ -6382,8 +6379,13 @@
           </w:tcPr>
           <w:p>
             <w:r>
-              <w:t xml:space="preserve"> aparta</w:t>
-            </w:r>
+              <w:t xml:space="preserve"> </w:t>
+            </w:r>
+            <w:proofErr w:type="spellStart"/>
+            <w:r>
+              <w:t>ítem_inventario</w:t>
+            </w:r>
+            <w:proofErr w:type="spellEnd"/>
           </w:p>
         </w:tc>
         <w:tc>
@@ -6402,7 +6404,7 @@
             </w:r>
             <w:proofErr w:type="spellStart"/>
             <w:r>
-              <w:t>nro_reserva</w:t>
+              <w:t>id_categoria</w:t>
             </w:r>
             <w:proofErr w:type="spellEnd"/>
           </w:p>
@@ -6419,7 +6421,7 @@
           </w:tcPr>
           <w:p>
             <w:r>
-              <w:t xml:space="preserve"> reserva</w:t>
+              <w:t xml:space="preserve"> categoría</w:t>
             </w:r>
           </w:p>
         </w:tc>
@@ -6435,10 +6437,7 @@
           </w:tcPr>
           <w:p>
             <w:r>
-              <w:t xml:space="preserve"> </w:t>
-            </w:r>
-            <w:r>
-              <w:t>AMBAS</w:t>
+              <w:t xml:space="preserve"> ON UPDATE</w:t>
             </w:r>
           </w:p>
         </w:tc>
@@ -6456,8 +6455,13 @@
           </w:tcPr>
           <w:p>
             <w:r>
-              <w:t xml:space="preserve"> aparta</w:t>
-            </w:r>
+              <w:t xml:space="preserve"> </w:t>
+            </w:r>
+            <w:proofErr w:type="spellStart"/>
+            <w:r>
+              <w:t>ítem_inventario</w:t>
+            </w:r>
+            <w:proofErr w:type="spellEnd"/>
           </w:p>
         </w:tc>
         <w:tc>
@@ -6476,7 +6480,7 @@
             </w:r>
             <w:proofErr w:type="spellStart"/>
             <w:r>
-              <w:t>id_item_inventario</w:t>
+              <w:t>id_fabricante</w:t>
             </w:r>
             <w:proofErr w:type="spellEnd"/>
           </w:p>
@@ -6493,13 +6497,8 @@
           </w:tcPr>
           <w:p>
             <w:r>
-              <w:t xml:space="preserve"> </w:t>
-            </w:r>
-            <w:proofErr w:type="spellStart"/>
-            <w:r>
-              <w:t>item_inventario</w:t>
-            </w:r>
-            <w:proofErr w:type="spellEnd"/>
+              <w:t xml:space="preserve"> fabricante</w:t>
+            </w:r>
           </w:p>
         </w:tc>
         <w:tc>
@@ -6536,7 +6535,7 @@
             </w:r>
             <w:proofErr w:type="spellStart"/>
             <w:r>
-              <w:t>ítem_inventario</w:t>
+              <w:t>control_inventario</w:t>
             </w:r>
             <w:proofErr w:type="spellEnd"/>
           </w:p>
@@ -6557,7 +6556,10 @@
             </w:r>
             <w:proofErr w:type="spellStart"/>
             <w:r>
-              <w:t>id_categoria</w:t>
+              <w:t>dni</w:t>
+            </w:r>
+            <w:r>
+              <w:t>_empleado</w:t>
             </w:r>
             <w:proofErr w:type="spellEnd"/>
           </w:p>
@@ -6574,7 +6576,7 @@
           </w:tcPr>
           <w:p>
             <w:r>
-              <w:t xml:space="preserve"> categoría</w:t>
+              <w:t xml:space="preserve"> empleado</w:t>
             </w:r>
           </w:p>
         </w:tc>
@@ -6590,7 +6592,7 @@
           </w:tcPr>
           <w:p>
             <w:r>
-              <w:t xml:space="preserve"> ON UPDATE</w:t>
+              <w:t xml:space="preserve"> AMBAS</w:t>
             </w:r>
           </w:p>
         </w:tc>
@@ -6612,7 +6614,7 @@
             </w:r>
             <w:proofErr w:type="spellStart"/>
             <w:r>
-              <w:t>ítem_inventario</w:t>
+              <w:t>control_inventario</w:t>
             </w:r>
             <w:proofErr w:type="spellEnd"/>
           </w:p>
@@ -6633,7 +6635,10 @@
             </w:r>
             <w:proofErr w:type="spellStart"/>
             <w:r>
-              <w:t>id_fabricante</w:t>
+              <w:t>i</w:t>
+            </w:r>
+            <w:r>
+              <w:t>d_item_inventario</w:t>
             </w:r>
             <w:proofErr w:type="spellEnd"/>
           </w:p>
@@ -6650,8 +6655,16 @@
           </w:tcPr>
           <w:p>
             <w:r>
-              <w:t xml:space="preserve"> fabricante</w:t>
-            </w:r>
+              <w:t xml:space="preserve"> </w:t>
+            </w:r>
+            <w:proofErr w:type="spellStart"/>
+            <w:r>
+              <w:t>i</w:t>
+            </w:r>
+            <w:r>
+              <w:t>tem_inventario</w:t>
+            </w:r>
+            <w:proofErr w:type="spellEnd"/>
           </w:p>
         </w:tc>
         <w:tc>
@@ -6666,7 +6679,7 @@
           </w:tcPr>
           <w:p>
             <w:r>
-              <w:t xml:space="preserve"> ON UPDATE</w:t>
+              <w:t xml:space="preserve"> AMBAS</w:t>
             </w:r>
           </w:p>
         </w:tc>
@@ -6688,7 +6701,7 @@
             </w:r>
             <w:proofErr w:type="spellStart"/>
             <w:r>
-              <w:t>control_inventario</w:t>
+              <w:t>categoria</w:t>
             </w:r>
             <w:proofErr w:type="spellEnd"/>
           </w:p>
@@ -6709,10 +6722,7 @@
             </w:r>
             <w:proofErr w:type="spellStart"/>
             <w:r>
-              <w:t>dni</w:t>
-            </w:r>
-            <w:r>
-              <w:t>_empleado</w:t>
+              <w:t>id_categoria_padre</w:t>
             </w:r>
             <w:proofErr w:type="spellEnd"/>
           </w:p>
@@ -6729,8 +6739,13 @@
           </w:tcPr>
           <w:p>
             <w:r>
-              <w:t xml:space="preserve"> empleado</w:t>
-            </w:r>
+              <w:t xml:space="preserve"> </w:t>
+            </w:r>
+            <w:proofErr w:type="spellStart"/>
+            <w:r>
+              <w:t>categoria</w:t>
+            </w:r>
+            <w:proofErr w:type="spellEnd"/>
           </w:p>
         </w:tc>
         <w:tc>
@@ -6745,97 +6760,8 @@
           </w:tcPr>
           <w:p>
             <w:r>
-              <w:t xml:space="preserve"> AMBAS</w:t>
-            </w:r>
-          </w:p>
-        </w:tc>
-      </w:tr>
-      <w:tr>
-        <w:tc>
-          <w:tcPr>
-            <w:tcW w:w="2000" w:type="dxa"/>
-            <w:tcMar>
-              <w:top w:w="200" w:type="dxa"/>
-              <w:left w:w="100" w:type="dxa"/>
-              <w:bottom w:w="200" w:type="dxa"/>
-              <w:right w:w="100" w:type="dxa"/>
-            </w:tcMar>
-          </w:tcPr>
-          <w:p>
-            <w:r>
-              <w:t xml:space="preserve"> </w:t>
-            </w:r>
-            <w:proofErr w:type="spellStart"/>
-            <w:r>
-              <w:t>control_inventario</w:t>
-            </w:r>
-            <w:proofErr w:type="spellEnd"/>
-          </w:p>
-        </w:tc>
-        <w:tc>
-          <w:tcPr>
-            <w:tcW w:w="2200" w:type="dxa"/>
-            <w:tcMar>
-              <w:top w:w="200" w:type="dxa"/>
-              <w:left w:w="100" w:type="dxa"/>
-              <w:bottom w:w="200" w:type="dxa"/>
-              <w:right w:w="100" w:type="dxa"/>
-            </w:tcMar>
-          </w:tcPr>
-          <w:p>
-            <w:r>
-              <w:t xml:space="preserve"> </w:t>
-            </w:r>
-            <w:proofErr w:type="spellStart"/>
-            <w:r>
-              <w:t>i</w:t>
-            </w:r>
-            <w:r>
-              <w:t>d_item_inventario</w:t>
-            </w:r>
-            <w:proofErr w:type="spellEnd"/>
-          </w:p>
-        </w:tc>
-        <w:tc>
-          <w:tcPr>
-            <w:tcW w:w="2200" w:type="dxa"/>
-            <w:tcMar>
-              <w:top w:w="200" w:type="dxa"/>
-              <w:left w:w="100" w:type="dxa"/>
-              <w:bottom w:w="200" w:type="dxa"/>
-              <w:right w:w="100" w:type="dxa"/>
-            </w:tcMar>
-          </w:tcPr>
-          <w:p>
-            <w:r>
-              <w:t xml:space="preserve"> </w:t>
-            </w:r>
-            <w:proofErr w:type="spellStart"/>
-            <w:r>
-              <w:t>i</w:t>
-            </w:r>
-            <w:r>
-              <w:t>tem_inventario</w:t>
-            </w:r>
-            <w:proofErr w:type="spellEnd"/>
-          </w:p>
-        </w:tc>
-        <w:tc>
-          <w:tcPr>
-            <w:tcW w:w="2600" w:type="dxa"/>
-            <w:tcMar>
-              <w:top w:w="200" w:type="dxa"/>
-              <w:left w:w="100" w:type="dxa"/>
-              <w:bottom w:w="200" w:type="dxa"/>
-              <w:right w:w="100" w:type="dxa"/>
-            </w:tcMar>
-          </w:tcPr>
-          <w:p>
-            <w:r>
-              <w:t xml:space="preserve"> AMBAS</w:t>
-            </w:r>
-            <w:bookmarkStart w:id="22" w:name="_GoBack"/>
-            <w:bookmarkEnd w:id="22"/>
+              <w:t xml:space="preserve"> ON UPDATE</w:t>
+            </w:r>
           </w:p>
         </w:tc>
       </w:tr>
@@ -6845,11 +6771,11 @@
       <w:pPr>
         <w:pStyle w:val="Ttulo1"/>
       </w:pPr>
-      <w:bookmarkStart w:id="23" w:name="_Toc239078840"/>
+      <w:bookmarkStart w:id="22" w:name="_Toc239078840"/>
       <w:r>
         <w:t>6. Modelo Conceptual</w:t>
       </w:r>
-      <w:bookmarkEnd w:id="23"/>
+      <w:bookmarkEnd w:id="22"/>
     </w:p>
     <w:p>
       <w:pPr>
@@ -6968,24 +6894,20 @@
     </w:p>
     <w:p>
       <w:pPr>
-        <w:pBdr>
-          <w:top w:val="dashed" w:sz="6" w:space="0" w:color="999999"/>
-          <w:left w:val="dashed" w:sz="6" w:space="0" w:color="999999"/>
-          <w:bottom w:val="dashed" w:sz="6" w:space="0" w:color="999999"/>
-          <w:right w:val="dashed" w:sz="6" w:space="0" w:color="999999"/>
-        </w:pBdr>
-        <w:spacing w:before="400" w:after="400"/>
-        <w:jc w:val="center"/>
-      </w:pPr>
+        <w:spacing w:after="200"/>
+      </w:pPr>
+      <w:r>
+        <w:t xml:space="preserve"> </w:t>
+      </w:r>
       <w:r>
         <w:rPr>
           <w:noProof/>
         </w:rPr>
         <w:drawing>
-          <wp:inline distT="0" distB="0" distL="0" distR="0" wp14:anchorId="49BCCBDC" wp14:editId="6AE59029">
-            <wp:extent cx="6120130" cy="3020324"/>
-            <wp:effectExtent l="0" t="0" r="0" b="8890"/>
-            <wp:docPr id="1" name="Imagen 1" descr="C:\Users\sanch\OneDrive\Imágenes\Capturas de pantalla\Captura de pantalla 2026-10-07 190943.png"/>
+          <wp:inline distT="0" distB="0" distL="0" distR="0" wp14:anchorId="6FF53AC3" wp14:editId="2DDC492C">
+            <wp:extent cx="6120130" cy="4140478"/>
+            <wp:effectExtent l="0" t="0" r="0" b="0"/>
+            <wp:docPr id="2" name="Imagen 2" descr="C:\Users\sanch\OneDrive\Imágenes\Capturas de pantalla\Captura de pantalla 2026-10-14 173250.png"/>
             <wp:cNvGraphicFramePr>
               <a:graphicFrameLocks xmlns:a="http://schemas.openxmlformats.org/drawingml/2006/main" noChangeAspect="1"/>
             </wp:cNvGraphicFramePr>
@@ -6993,7 +6915,7 @@
               <a:graphicData uri="http://schemas.openxmlformats.org/drawingml/2006/picture">
                 <pic:pic xmlns:pic="http://schemas.openxmlformats.org/drawingml/2006/picture">
                   <pic:nvPicPr>
-                    <pic:cNvPr id="0" name="Picture 1" descr="C:\Users\sanch\OneDrive\Imágenes\Capturas de pantalla\Captura de pantalla 2026-10-07 190943.png"/>
+                    <pic:cNvPr id="0" name="Picture 1" descr="C:\Users\sanch\OneDrive\Imágenes\Capturas de pantalla\Captura de pantalla 2026-10-14 173250.png"/>
                     <pic:cNvPicPr>
                       <a:picLocks noChangeAspect="1" noChangeArrowheads="1"/>
                     </pic:cNvPicPr>
@@ -7014,7 +6936,7 @@
                   <pic:spPr bwMode="auto">
                     <a:xfrm>
                       <a:off x="0" y="0"/>
-                      <a:ext cx="6120130" cy="3020324"/>
+                      <a:ext cx="6120130" cy="4140478"/>
                     </a:xfrm>
                     <a:prstGeom prst="rect">
                       <a:avLst/>
@@ -7030,25 +6952,19 @@
           </wp:inline>
         </w:drawing>
       </w:r>
-      <w:r>
-        <w:t xml:space="preserve"> </w:t>
-      </w:r>
-    </w:p>
-    <w:p>
-      <w:r>
-        <w:br w:type="page"/>
-      </w:r>
-    </w:p>
+    </w:p>
+    <w:p/>
+    <w:p/>
     <w:p>
       <w:pPr>
         <w:pStyle w:val="Ttulo1"/>
       </w:pPr>
-      <w:bookmarkStart w:id="24" w:name="_Toc239078841"/>
+      <w:bookmarkStart w:id="23" w:name="_Toc239078841"/>
       <w:r>
         <w:lastRenderedPageBreak/>
         <w:t>7. Modelo Lógico</w:t>
       </w:r>
-      <w:bookmarkEnd w:id="24"/>
+      <w:bookmarkEnd w:id="23"/>
     </w:p>
     <w:p>
       <w:pPr>
@@ -7259,7 +7175,7 @@
               <w:t xml:space="preserve"> </w:t>
             </w:r>
             <w:r>
-              <w:t>indica [relación N:M]</w:t>
+              <w:t>reserva [entidad]</w:t>
             </w:r>
           </w:p>
         </w:tc>
@@ -7278,7 +7194,7 @@
               <w:t xml:space="preserve"> </w:t>
             </w:r>
             <w:r>
-              <w:t>indica</w:t>
+              <w:t>reserva</w:t>
             </w:r>
           </w:p>
         </w:tc>
@@ -7297,54 +7213,31 @@
               <w:t xml:space="preserve"> </w:t>
             </w:r>
             <w:r>
-              <w:t>U</w:t>
-            </w:r>
-            <w:r>
-              <w:t>nión</w:t>
-            </w:r>
-            <w:r>
-              <w:t xml:space="preserve"> con</w:t>
-            </w:r>
-            <w:r>
-              <w:t xml:space="preserve"> base </w:t>
-            </w:r>
-            <w:r>
-              <w:t>en</w:t>
-            </w:r>
-            <w:r>
-              <w:t xml:space="preserve"> las </w:t>
+              <w:t xml:space="preserve">Recibimiento de </w:t>
             </w:r>
             <w:proofErr w:type="spellStart"/>
             <w:r>
-              <w:t>FKs</w:t>
+              <w:rPr>
+                <w:b/>
+              </w:rPr>
+              <w:t>nro_sala</w:t>
             </w:r>
             <w:proofErr w:type="spellEnd"/>
             <w:r>
-              <w:t xml:space="preserve"> </w:t>
+              <w:t xml:space="preserve"> y </w:t>
             </w:r>
             <w:proofErr w:type="spellStart"/>
             <w:r>
               <w:rPr>
                 <w:b/>
               </w:rPr>
-              <w:t>id_rol</w:t>
-            </w:r>
-            <w:proofErr w:type="spellEnd"/>
+              <w:t>dni_</w:t>
+            </w:r>
             <w:r>
               <w:rPr>
                 <w:b/>
               </w:rPr>
-              <w:t xml:space="preserve"> </w:t>
-            </w:r>
-            <w:r>
-              <w:t xml:space="preserve">e </w:t>
-            </w:r>
-            <w:proofErr w:type="spellStart"/>
-            <w:r>
-              <w:rPr>
-                <w:b/>
-              </w:rPr>
-              <w:t>id_permiso</w:t>
+              <w:t>persona</w:t>
             </w:r>
             <w:proofErr w:type="spellEnd"/>
             <w:r>
@@ -7369,7 +7262,7 @@
               <w:t xml:space="preserve"> </w:t>
             </w:r>
             <w:r>
-              <w:t>reserva [entidad]</w:t>
+              <w:t>anota [relación 1:1]</w:t>
             </w:r>
           </w:p>
         </w:tc>
@@ -7388,7 +7281,7 @@
               <w:t xml:space="preserve"> </w:t>
             </w:r>
             <w:r>
-              <w:t>reserva</w:t>
+              <w:t>pago</w:t>
             </w:r>
           </w:p>
         </w:tc>
@@ -7407,27 +7300,22 @@
               <w:t xml:space="preserve"> </w:t>
             </w:r>
             <w:r>
-              <w:t xml:space="preserve">Recibimiento de </w:t>
+              <w:t>Se u</w:t>
+            </w:r>
+            <w:r>
+              <w:t xml:space="preserve">sa como FK el </w:t>
             </w:r>
             <w:proofErr w:type="spellStart"/>
             <w:r>
               <w:rPr>
                 <w:b/>
               </w:rPr>
-              <w:t>nro_sala</w:t>
+              <w:t>nro_reserva</w:t>
             </w:r>
             <w:proofErr w:type="spellEnd"/>
             <w:r>
-              <w:t xml:space="preserve"> y </w:t>
-            </w:r>
-            <w:proofErr w:type="spellStart"/>
-            <w:r>
-              <w:rPr>
-                <w:b/>
-              </w:rPr>
-              <w:t>dni_cliente</w:t>
-            </w:r>
-            <w:proofErr w:type="spellEnd"/>
+              <w:t>, así sabiendo su origen</w:t>
+            </w:r>
             <w:r>
               <w:t>.</w:t>
             </w:r>
@@ -7449,8 +7337,13 @@
             <w:r>
               <w:t xml:space="preserve"> </w:t>
             </w:r>
-            <w:r>
-              <w:t>anota [relación 1:1]</w:t>
+            <w:proofErr w:type="spellStart"/>
+            <w:r>
+              <w:t>ítem_inventario</w:t>
+            </w:r>
+            <w:proofErr w:type="spellEnd"/>
+            <w:r>
+              <w:t xml:space="preserve"> [entidad]</w:t>
             </w:r>
           </w:p>
         </w:tc>
@@ -7468,9 +7361,11 @@
             <w:r>
               <w:t xml:space="preserve"> </w:t>
             </w:r>
-            <w:r>
-              <w:t>pago</w:t>
-            </w:r>
+            <w:proofErr w:type="spellStart"/>
+            <w:r>
+              <w:t>ítem_inventario</w:t>
+            </w:r>
+            <w:proofErr w:type="spellEnd"/>
           </w:p>
         </w:tc>
         <w:tc>
@@ -7485,25 +7380,33 @@
           </w:tcPr>
           <w:p>
             <w:r>
+              <w:t xml:space="preserve"> Recibe tanto la FK </w:t>
+            </w:r>
+            <w:proofErr w:type="spellStart"/>
+            <w:r>
+              <w:rPr>
+                <w:b/>
+              </w:rPr>
+              <w:t>id_categoria</w:t>
+            </w:r>
+            <w:proofErr w:type="spellEnd"/>
+            <w:r>
+              <w:rPr>
+                <w:b/>
+              </w:rPr>
               <w:t xml:space="preserve"> </w:t>
             </w:r>
             <w:r>
-              <w:t>Se u</w:t>
-            </w:r>
-            <w:r>
-              <w:t xml:space="preserve">sa como FK el </w:t>
+              <w:t xml:space="preserve">como </w:t>
             </w:r>
             <w:proofErr w:type="spellStart"/>
             <w:r>
               <w:rPr>
                 <w:b/>
               </w:rPr>
-              <w:t>nro_reserva</w:t>
+              <w:t>id_fabricante</w:t>
             </w:r>
             <w:proofErr w:type="spellEnd"/>
-            <w:r>
-              <w:t>, así sabiendo su origen</w:t>
-            </w:r>
             <w:r>
               <w:t>.</w:t>
             </w:r>
@@ -7527,11 +7430,13 @@
             </w:r>
             <w:proofErr w:type="spellStart"/>
             <w:r>
-              <w:t>ítem_inventario</w:t>
+              <w:t>reserva_inventario</w:t>
             </w:r>
             <w:proofErr w:type="spellEnd"/>
-            <w:r>
-              <w:t xml:space="preserve"> [entidad]</w:t>
+          </w:p>
+          <w:p>
+            <w:r>
+              <w:t>[tabla intermedia (relación N:M)]</w:t>
             </w:r>
           </w:p>
         </w:tc>
@@ -7547,52 +7452,64 @@
           </w:tcPr>
           <w:p>
             <w:r>
+              <w:t xml:space="preserve"> aparta</w:t>
+            </w:r>
+          </w:p>
+        </w:tc>
+        <w:tc>
+          <w:tcPr>
+            <w:tcW w:w="3513" w:type="dxa"/>
+            <w:tcMar>
+              <w:top w:w="200" w:type="dxa"/>
+              <w:left w:w="100" w:type="dxa"/>
+              <w:bottom w:w="200" w:type="dxa"/>
+              <w:right w:w="100" w:type="dxa"/>
+            </w:tcMar>
+          </w:tcPr>
+          <w:p>
+            <w:r>
+              <w:t xml:space="preserve"> Tabla intermedia con PK propia (</w:t>
+            </w:r>
+            <w:r>
+              <w:rPr>
+                <w:b/>
+              </w:rPr>
+              <w:t>id</w:t>
+            </w:r>
+            <w:r>
+              <w:t xml:space="preserve">), a su vez recibiendo las </w:t>
+            </w:r>
+            <w:proofErr w:type="spellStart"/>
+            <w:r>
+              <w:t>FKs</w:t>
+            </w:r>
+            <w:proofErr w:type="spellEnd"/>
+            <w:r>
               <w:t xml:space="preserve"> </w:t>
             </w:r>
             <w:proofErr w:type="spellStart"/>
             <w:r>
-              <w:t>ítem_inventario</w:t>
+              <w:rPr>
+                <w:b/>
+              </w:rPr>
+              <w:t>nro_reserva</w:t>
             </w:r>
             <w:proofErr w:type="spellEnd"/>
-          </w:p>
-        </w:tc>
-        <w:tc>
-          <w:tcPr>
-            <w:tcW w:w="3513" w:type="dxa"/>
-            <w:tcMar>
-              <w:top w:w="200" w:type="dxa"/>
-              <w:left w:w="100" w:type="dxa"/>
-              <w:bottom w:w="200" w:type="dxa"/>
-              <w:right w:w="100" w:type="dxa"/>
-            </w:tcMar>
-          </w:tcPr>
-          <w:p>
-            <w:r>
-              <w:t xml:space="preserve"> Recibe tanto la FK </w:t>
+            <w:r>
+              <w:rPr>
+                <w:b/>
+              </w:rPr>
+              <w:t xml:space="preserve"> </w:t>
+            </w:r>
+            <w:r>
+              <w:t xml:space="preserve">e </w:t>
             </w:r>
             <w:proofErr w:type="spellStart"/>
             <w:r>
               <w:rPr>
                 <w:b/>
               </w:rPr>
-              <w:t>id_categoria</w:t>
-            </w:r>
-            <w:proofErr w:type="spellEnd"/>
-            <w:r>
-              <w:rPr>
-                <w:b/>
-              </w:rPr>
-              <w:t xml:space="preserve"> </w:t>
-            </w:r>
-            <w:r>
-              <w:t xml:space="preserve">como </w:t>
-            </w:r>
-            <w:proofErr w:type="spellStart"/>
-            <w:r>
-              <w:rPr>
-                <w:b/>
-              </w:rPr>
-              <w:t>id_fabricante</w:t>
+              <w:t>id_item_inventario</w:t>
             </w:r>
             <w:proofErr w:type="spellEnd"/>
             <w:r>
@@ -7614,7 +7531,20 @@
           </w:tcPr>
           <w:p>
             <w:r>
-              <w:t xml:space="preserve"> aparta [relación]</w:t>
+              <w:t xml:space="preserve"> </w:t>
+            </w:r>
+            <w:proofErr w:type="spellStart"/>
+            <w:r>
+              <w:t>c</w:t>
+            </w:r>
+            <w:r>
+              <w:t>ontrol_inventario</w:t>
+            </w:r>
+            <w:proofErr w:type="spellEnd"/>
+          </w:p>
+          <w:p>
+            <w:r>
+              <w:t>[tabla intermedia (relación N:M)]</w:t>
             </w:r>
           </w:p>
         </w:tc>
@@ -7630,8 +7560,13 @@
           </w:tcPr>
           <w:p>
             <w:r>
-              <w:t xml:space="preserve"> aparta</w:t>
-            </w:r>
+              <w:t xml:space="preserve"> </w:t>
+            </w:r>
+            <w:proofErr w:type="spellStart"/>
+            <w:r>
+              <w:t>control_inventario</w:t>
+            </w:r>
+            <w:proofErr w:type="spellEnd"/>
           </w:p>
         </w:tc>
         <w:tc>
@@ -7648,14 +7583,16 @@
             <w:r>
               <w:t xml:space="preserve"> Tabla intermedia con PK propia (</w:t>
             </w:r>
+            <w:proofErr w:type="spellStart"/>
             <w:r>
               <w:rPr>
                 <w:b/>
               </w:rPr>
-              <w:t>id</w:t>
-            </w:r>
-            <w:r>
-              <w:t xml:space="preserve">), a su vez recibiendo las </w:t>
+              <w:t>nro</w:t>
+            </w:r>
+            <w:proofErr w:type="spellEnd"/>
+            <w:r>
+              <w:t xml:space="preserve">), junto a las </w:t>
             </w:r>
             <w:proofErr w:type="spellStart"/>
             <w:r>
@@ -7670,7 +7607,13 @@
               <w:rPr>
                 <w:b/>
               </w:rPr>
-              <w:t>nro_reserva</w:t>
+              <w:t>dni</w:t>
+            </w:r>
+            <w:r>
+              <w:rPr>
+                <w:b/>
+              </w:rPr>
+              <w:t>_empleado</w:t>
             </w:r>
             <w:proofErr w:type="spellEnd"/>
             <w:r>
@@ -7709,114 +7652,6 @@
           </w:tcPr>
           <w:p>
             <w:r>
-              <w:t xml:space="preserve"> </w:t>
-            </w:r>
-            <w:proofErr w:type="spellStart"/>
-            <w:r>
-              <w:t>control_inventario</w:t>
-            </w:r>
-            <w:proofErr w:type="spellEnd"/>
-            <w:r>
-              <w:t xml:space="preserve"> [relación N:M]</w:t>
-            </w:r>
-          </w:p>
-        </w:tc>
-        <w:tc>
-          <w:tcPr>
-            <w:tcW w:w="2126" w:type="dxa"/>
-            <w:tcMar>
-              <w:top w:w="200" w:type="dxa"/>
-              <w:left w:w="100" w:type="dxa"/>
-              <w:bottom w:w="200" w:type="dxa"/>
-              <w:right w:w="100" w:type="dxa"/>
-            </w:tcMar>
-          </w:tcPr>
-          <w:p>
-            <w:r>
-              <w:t xml:space="preserve"> </w:t>
-            </w:r>
-            <w:proofErr w:type="spellStart"/>
-            <w:r>
-              <w:t>control_inventario</w:t>
-            </w:r>
-            <w:proofErr w:type="spellEnd"/>
-          </w:p>
-        </w:tc>
-        <w:tc>
-          <w:tcPr>
-            <w:tcW w:w="3513" w:type="dxa"/>
-            <w:tcMar>
-              <w:top w:w="200" w:type="dxa"/>
-              <w:left w:w="100" w:type="dxa"/>
-              <w:bottom w:w="200" w:type="dxa"/>
-              <w:right w:w="100" w:type="dxa"/>
-            </w:tcMar>
-          </w:tcPr>
-          <w:p>
-            <w:r>
-              <w:t xml:space="preserve"> Tabla intermedia con PK propia (</w:t>
-            </w:r>
-            <w:r>
-              <w:rPr>
-                <w:b/>
-              </w:rPr>
-              <w:t>id</w:t>
-            </w:r>
-            <w:r>
-              <w:t xml:space="preserve">), junto a las </w:t>
-            </w:r>
-            <w:proofErr w:type="spellStart"/>
-            <w:r>
-              <w:t>FKs</w:t>
-            </w:r>
-            <w:proofErr w:type="spellEnd"/>
-            <w:r>
-              <w:t xml:space="preserve"> </w:t>
-            </w:r>
-            <w:proofErr w:type="spellStart"/>
-            <w:r>
-              <w:rPr>
-                <w:b/>
-              </w:rPr>
-              <w:t>legajo_empleado</w:t>
-            </w:r>
-            <w:proofErr w:type="spellEnd"/>
-            <w:r>
-              <w:rPr>
-                <w:b/>
-              </w:rPr>
-              <w:t xml:space="preserve"> </w:t>
-            </w:r>
-            <w:r>
-              <w:t xml:space="preserve">e </w:t>
-            </w:r>
-            <w:proofErr w:type="spellStart"/>
-            <w:r>
-              <w:rPr>
-                <w:b/>
-              </w:rPr>
-              <w:t>id_item_inventario</w:t>
-            </w:r>
-            <w:proofErr w:type="spellEnd"/>
-            <w:r>
-              <w:t>.</w:t>
-            </w:r>
-          </w:p>
-        </w:tc>
-      </w:tr>
-      <w:tr>
-        <w:tc>
-          <w:tcPr>
-            <w:tcW w:w="3361" w:type="dxa"/>
-            <w:tcMar>
-              <w:top w:w="200" w:type="dxa"/>
-              <w:left w:w="100" w:type="dxa"/>
-              <w:bottom w:w="200" w:type="dxa"/>
-              <w:right w:w="100" w:type="dxa"/>
-            </w:tcMar>
-          </w:tcPr>
-          <w:p>
-            <w:r>
               <w:t xml:space="preserve"> contiene [relación 1:N]</w:t>
             </w:r>
           </w:p>
@@ -7889,12 +7724,12 @@
       <w:pPr>
         <w:pStyle w:val="Ttulo1"/>
       </w:pPr>
-      <w:bookmarkStart w:id="25" w:name="_Toc239078842"/>
+      <w:bookmarkStart w:id="24" w:name="_Toc239078842"/>
       <w:r>
         <w:lastRenderedPageBreak/>
         <w:t>8. Normalización</w:t>
       </w:r>
-      <w:bookmarkEnd w:id="25"/>
+      <w:bookmarkEnd w:id="24"/>
     </w:p>
     <w:p>
       <w:pPr>
@@ -8015,7 +7850,7 @@
       <w:pPr>
         <w:pStyle w:val="Ttulo1"/>
       </w:pPr>
-      <w:bookmarkStart w:id="26" w:name="_Toc239078843"/>
+      <w:bookmarkStart w:id="25" w:name="_Toc239078843"/>
       <w:r>
         <w:lastRenderedPageBreak/>
         <w:t xml:space="preserve">9. Modelo Físico — </w:t>
@@ -8024,18 +7859,18 @@
       <w:r>
         <w:t>MySQL</w:t>
       </w:r>
+      <w:bookmarkEnd w:id="25"/>
+      <w:proofErr w:type="spellEnd"/>
+    </w:p>
+    <w:p>
+      <w:pPr>
+        <w:pStyle w:val="Ttulo2"/>
+      </w:pPr>
+      <w:bookmarkStart w:id="26" w:name="_Toc239078844"/>
+      <w:r>
+        <w:t>9.1 Tipos de datos y restricciones</w:t>
+      </w:r>
       <w:bookmarkEnd w:id="26"/>
-      <w:proofErr w:type="spellEnd"/>
-    </w:p>
-    <w:p>
-      <w:pPr>
-        <w:pStyle w:val="Ttulo2"/>
-      </w:pPr>
-      <w:bookmarkStart w:id="27" w:name="_Toc239078844"/>
-      <w:r>
-        <w:t>9.1 Tipos de datos y restricciones</w:t>
-      </w:r>
-      <w:bookmarkEnd w:id="27"/>
     </w:p>
     <w:p>
       <w:pPr>
@@ -8124,11 +7959,11 @@
       <w:pPr>
         <w:pStyle w:val="Ttulo2"/>
       </w:pPr>
-      <w:bookmarkStart w:id="28" w:name="_Toc239078845"/>
+      <w:bookmarkStart w:id="27" w:name="_Toc239078845"/>
       <w:r>
         <w:t>9.2 Script SQL de creación</w:t>
       </w:r>
-      <w:bookmarkEnd w:id="28"/>
+      <w:bookmarkEnd w:id="27"/>
     </w:p>
     <w:p>
       <w:pPr>
@@ -8175,7 +8010,7 @@
         <w:tblLook w:val="0000" w:firstRow="0" w:lastRow="0" w:firstColumn="0" w:lastColumn="0" w:noHBand="0" w:noVBand="0"/>
       </w:tblPr>
       <w:tblGrid>
-        <w:gridCol w:w="9000"/>
+        <w:gridCol w:w="10038"/>
       </w:tblGrid>
       <w:tr>
         <w:tc>
@@ -8190,101 +8025,2953 @@
             </w:tcMar>
           </w:tcPr>
           <w:p>
-            <w:r>
-              <w:rPr>
-                <w:rFonts w:ascii="Consolas" w:eastAsia="Consolas" w:hAnsi="Consolas" w:cs="Consolas"/>
-                <w:sz w:val="20"/>
-                <w:szCs w:val="20"/>
-              </w:rPr>
-              <w:t xml:space="preserve">-- CREATE DATABASE </w:t>
+            <w:pPr>
+              <w:rPr>
+                <w:lang w:val="en-US"/>
+              </w:rPr>
+            </w:pPr>
+            <w:r>
+              <w:rPr>
+                <w:lang w:val="en-US"/>
+              </w:rPr>
+              <w:t>-- MySQL Workbench Forward Engineering</w:t>
+            </w:r>
+          </w:p>
+          <w:p>
+            <w:pPr>
+              <w:rPr>
+                <w:lang w:val="en-US"/>
+              </w:rPr>
+            </w:pPr>
+          </w:p>
+          <w:p>
+            <w:pPr>
+              <w:rPr>
+                <w:lang w:val="en-US"/>
+              </w:rPr>
+            </w:pPr>
+            <w:r>
+              <w:rPr>
+                <w:lang w:val="en-US"/>
+              </w:rPr>
+              <w:t>SET @OLD_UNIQUE_CHECKS=@@UNIQUE_CHECKS, UNIQUE_CHECKS=0;</w:t>
+            </w:r>
+          </w:p>
+          <w:p>
+            <w:pPr>
+              <w:rPr>
+                <w:lang w:val="en-US"/>
+              </w:rPr>
+            </w:pPr>
+            <w:r>
+              <w:rPr>
+                <w:lang w:val="en-US"/>
+              </w:rPr>
+              <w:t>SET @OLD_FOREIGN_KEY_CHECKS=@@FOREIGN_KEY_CHECKS, FOREIGN_KEY_CHECKS=0;</w:t>
+            </w:r>
+          </w:p>
+          <w:p>
+            <w:pPr>
+              <w:rPr>
+                <w:lang w:val="en-US"/>
+              </w:rPr>
+            </w:pPr>
+            <w:r>
+              <w:rPr>
+                <w:lang w:val="en-US"/>
+              </w:rPr>
+              <w:t>SET @OLD_SQL_MODE=@@SQL_MODE, SQL_MODE='ONLY_FULL_GROUP_BY,STRICT_TRANS_TABLES,NO_ZERO_IN_DATE,NO_ZERO_DATE,ERROR_FOR_DIVISION_BY_ZERO,NO_ENGINE_SUBSTITUTION';</w:t>
+            </w:r>
+          </w:p>
+          <w:p>
+            <w:pPr>
+              <w:rPr>
+                <w:lang w:val="en-US"/>
+              </w:rPr>
+            </w:pPr>
+          </w:p>
+          <w:p>
+            <w:r>
+              <w:t>-- -----------------------------------------------------</w:t>
+            </w:r>
+          </w:p>
+          <w:p>
+            <w:r>
+              <w:t xml:space="preserve">-- </w:t>
             </w:r>
             <w:proofErr w:type="spellStart"/>
             <w:r>
-              <w:rPr>
-                <w:rFonts w:ascii="Consolas" w:eastAsia="Consolas" w:hAnsi="Consolas" w:cs="Consolas"/>
-                <w:sz w:val="20"/>
-                <w:szCs w:val="20"/>
-              </w:rPr>
-              <w:t>nombre_bd</w:t>
+              <w:t>Schema</w:t>
             </w:r>
             <w:proofErr w:type="spellEnd"/>
             <w:r>
-              <w:rPr>
-                <w:rFonts w:ascii="Consolas" w:eastAsia="Consolas" w:hAnsi="Consolas" w:cs="Consolas"/>
-                <w:sz w:val="20"/>
-                <w:szCs w:val="20"/>
-              </w:rPr>
+              <w:t xml:space="preserve"> </w:t>
+            </w:r>
+            <w:proofErr w:type="spellStart"/>
+            <w:r>
+              <w:t>salas_de_ensayo_db</w:t>
+            </w:r>
+            <w:proofErr w:type="spellEnd"/>
+          </w:p>
+          <w:p>
+            <w:r>
+              <w:t>-- -----------------------------------------------------</w:t>
+            </w:r>
+          </w:p>
+          <w:p/>
+          <w:p>
+            <w:r>
+              <w:t>-- -----------------------------------------------------</w:t>
+            </w:r>
+          </w:p>
+          <w:p>
+            <w:r>
+              <w:t xml:space="preserve">-- </w:t>
+            </w:r>
+            <w:proofErr w:type="spellStart"/>
+            <w:r>
+              <w:t>Schema</w:t>
+            </w:r>
+            <w:proofErr w:type="spellEnd"/>
+            <w:r>
+              <w:t xml:space="preserve"> </w:t>
+            </w:r>
+            <w:proofErr w:type="spellStart"/>
+            <w:r>
+              <w:t>salas_de_ensayo_db</w:t>
+            </w:r>
+            <w:proofErr w:type="spellEnd"/>
+          </w:p>
+          <w:p>
+            <w:r>
+              <w:t>-- -----------------------------------------------------</w:t>
+            </w:r>
+          </w:p>
+          <w:p>
+            <w:pPr>
+              <w:rPr>
+                <w:lang w:val="en-US"/>
+              </w:rPr>
+            </w:pPr>
+            <w:r>
+              <w:rPr>
+                <w:lang w:val="en-US"/>
+              </w:rPr>
+              <w:t>CREATE SCHEMA IF NOT EXISTS `salas_de_ensayo_db` DEFAULT CHARACTER SET utf8 ;</w:t>
+            </w:r>
+          </w:p>
+          <w:p>
+            <w:r>
+              <w:t>USE `</w:t>
+            </w:r>
+            <w:proofErr w:type="spellStart"/>
+            <w:r>
+              <w:t>salas_de_ensayo_db</w:t>
+            </w:r>
+            <w:proofErr w:type="spellEnd"/>
+            <w:r>
+              <w:t>` ;</w:t>
+            </w:r>
+          </w:p>
+          <w:p/>
+          <w:p/>
+          <w:p>
+            <w:r>
+              <w:t>-- -----------------------------------------------------</w:t>
+            </w:r>
+          </w:p>
+          <w:p>
+            <w:r>
+              <w:t xml:space="preserve">-- </w:t>
+            </w:r>
+            <w:proofErr w:type="spellStart"/>
+            <w:r>
+              <w:t>Table</w:t>
+            </w:r>
+            <w:proofErr w:type="spellEnd"/>
+            <w:r>
+              <w:t xml:space="preserve"> `salas_de_ensayo_</w:t>
+            </w:r>
+            <w:proofErr w:type="spellStart"/>
+            <w:r>
+              <w:t>db</w:t>
+            </w:r>
+            <w:proofErr w:type="spellEnd"/>
+            <w:r>
+              <w:t>`.`persona`</w:t>
+            </w:r>
+          </w:p>
+          <w:p>
+            <w:pPr>
+              <w:rPr>
+                <w:lang w:val="en-US"/>
+              </w:rPr>
+            </w:pPr>
+            <w:r>
+              <w:rPr>
+                <w:lang w:val="en-US"/>
+              </w:rPr>
+              <w:t>-- -----------------------------------------------------</w:t>
+            </w:r>
+          </w:p>
+          <w:p>
+            <w:pPr>
+              <w:rPr>
+                <w:lang w:val="en-US"/>
+              </w:rPr>
+            </w:pPr>
+            <w:r>
+              <w:rPr>
+                <w:lang w:val="en-US"/>
+              </w:rPr>
+              <w:t>CREATE TABLE IF NOT EXISTS `salas_de_ensayo_db`.`persona`(</w:t>
+            </w:r>
+          </w:p>
+          <w:p>
+            <w:pPr>
+              <w:rPr>
+                <w:lang w:val="en-US"/>
+              </w:rPr>
+            </w:pPr>
+            <w:r>
+              <w:rPr>
+                <w:lang w:val="en-US"/>
+              </w:rPr>
+              <w:t xml:space="preserve">  `dni` VARCHAR(10) NOT NULL,</w:t>
+            </w:r>
+          </w:p>
+          <w:p>
+            <w:pPr>
+              <w:rPr>
+                <w:lang w:val="en-US"/>
+              </w:rPr>
+            </w:pPr>
+            <w:r>
+              <w:rPr>
+                <w:lang w:val="en-US"/>
+              </w:rPr>
+              <w:t xml:space="preserve">  `correo` VARCHAR(45) NOT NULL,</w:t>
+            </w:r>
+          </w:p>
+          <w:p>
+            <w:pPr>
+              <w:rPr>
+                <w:lang w:val="en-US"/>
+              </w:rPr>
+            </w:pPr>
+            <w:r>
+              <w:rPr>
+                <w:lang w:val="en-US"/>
+              </w:rPr>
+              <w:t xml:space="preserve">  `nombre` VARCHAR(45) NOT NULL,</w:t>
+            </w:r>
+          </w:p>
+          <w:p>
+            <w:pPr>
+              <w:rPr>
+                <w:lang w:val="en-US"/>
+              </w:rPr>
+            </w:pPr>
+            <w:r>
+              <w:rPr>
+                <w:lang w:val="en-US"/>
+              </w:rPr>
+              <w:t xml:space="preserve">  `telefono` VARCHAR(45) NOT NULL,</w:t>
+            </w:r>
+          </w:p>
+          <w:p>
+            <w:pPr>
+              <w:rPr>
+                <w:lang w:val="en-US"/>
+              </w:rPr>
+            </w:pPr>
+            <w:r>
+              <w:rPr>
+                <w:lang w:val="en-US"/>
+              </w:rPr>
+              <w:t xml:space="preserve">  PRIMARY KEY (`dni`),</w:t>
+            </w:r>
+          </w:p>
+          <w:p>
+            <w:pPr>
+              <w:rPr>
+                <w:lang w:val="en-US"/>
+              </w:rPr>
+            </w:pPr>
+            <w:r>
+              <w:rPr>
+                <w:lang w:val="en-US"/>
+              </w:rPr>
+              <w:t xml:space="preserve">  UNIQUE INDEX `correo_UNIQUE` (`correo` ASC)</w:t>
+            </w:r>
+          </w:p>
+          <w:p>
+            <w:pPr>
+              <w:rPr>
+                <w:lang w:val="en-US"/>
+              </w:rPr>
+            </w:pPr>
+            <w:r>
+              <w:rPr>
+                <w:lang w:val="en-US"/>
+              </w:rPr>
+              <w:t>) ENGINE = InnoDB;</w:t>
+            </w:r>
+          </w:p>
+          <w:p>
+            <w:pPr>
+              <w:rPr>
+                <w:lang w:val="en-US"/>
+              </w:rPr>
+            </w:pPr>
+          </w:p>
+          <w:p>
+            <w:pPr>
+              <w:rPr>
+                <w:lang w:val="en-US"/>
+              </w:rPr>
+            </w:pPr>
+          </w:p>
+          <w:p>
+            <w:pPr>
+              <w:rPr>
+                <w:lang w:val="en-US"/>
+              </w:rPr>
+            </w:pPr>
+            <w:r>
+              <w:rPr>
+                <w:lang w:val="en-US"/>
+              </w:rPr>
+              <w:t>-- -----------------------------------------------------</w:t>
+            </w:r>
+          </w:p>
+          <w:p>
+            <w:pPr>
+              <w:rPr>
+                <w:lang w:val="en-US"/>
+              </w:rPr>
+            </w:pPr>
+            <w:r>
+              <w:rPr>
+                <w:lang w:val="en-US"/>
+              </w:rPr>
+              <w:t>-- Table `salas_de_ensayo_db`.`sala`</w:t>
+            </w:r>
+          </w:p>
+          <w:p>
+            <w:pPr>
+              <w:rPr>
+                <w:lang w:val="en-US"/>
+              </w:rPr>
+            </w:pPr>
+            <w:r>
+              <w:rPr>
+                <w:lang w:val="en-US"/>
+              </w:rPr>
+              <w:t>-- -----------------------------------------------------</w:t>
+            </w:r>
+          </w:p>
+          <w:p>
+            <w:pPr>
+              <w:rPr>
+                <w:lang w:val="en-US"/>
+              </w:rPr>
+            </w:pPr>
+            <w:r>
+              <w:rPr>
+                <w:lang w:val="en-US"/>
+              </w:rPr>
+              <w:t>CREATE TABLE IF NOT EXISTS `salas_de_ensayo_db`.`sala`(</w:t>
+            </w:r>
+          </w:p>
+          <w:p>
+            <w:pPr>
+              <w:rPr>
+                <w:lang w:val="en-US"/>
+              </w:rPr>
+            </w:pPr>
+            <w:r>
+              <w:rPr>
+                <w:lang w:val="en-US"/>
+              </w:rPr>
+              <w:lastRenderedPageBreak/>
+              <w:t xml:space="preserve">  `nro` BIGINT NOT NULL AUTO_INCREMENT,</w:t>
+            </w:r>
+          </w:p>
+          <w:p>
+            <w:pPr>
+              <w:rPr>
+                <w:lang w:val="en-US"/>
+              </w:rPr>
+            </w:pPr>
+            <w:r>
+              <w:rPr>
+                <w:lang w:val="en-US"/>
+              </w:rPr>
+              <w:t xml:space="preserve">  `nombre` VARCHAR(45) NOT NULL,</w:t>
+            </w:r>
+          </w:p>
+          <w:p>
+            <w:pPr>
+              <w:rPr>
+                <w:lang w:val="en-US"/>
+              </w:rPr>
+            </w:pPr>
+            <w:r>
+              <w:rPr>
+                <w:lang w:val="en-US"/>
+              </w:rPr>
+              <w:t xml:space="preserve">  `capacidad` INT NOT NULL,</w:t>
+            </w:r>
+          </w:p>
+          <w:p>
+            <w:pPr>
+              <w:rPr>
+                <w:lang w:val="en-US"/>
+              </w:rPr>
+            </w:pPr>
+            <w:r>
+              <w:rPr>
+                <w:lang w:val="en-US"/>
+              </w:rPr>
+              <w:t xml:space="preserve">  `habilitada` TINYINT NOT NULL DEFAULT 1,</w:t>
+            </w:r>
+          </w:p>
+          <w:p>
+            <w:r>
+              <w:rPr>
+                <w:lang w:val="en-US"/>
+              </w:rPr>
+              <w:t xml:space="preserve">  </w:t>
+            </w:r>
+            <w:r>
+              <w:t>`</w:t>
+            </w:r>
+            <w:proofErr w:type="spellStart"/>
+            <w:r>
+              <w:t>precio_x_hora</w:t>
+            </w:r>
+            <w:proofErr w:type="spellEnd"/>
+            <w:r>
+              <w:t>` DECIMAL(10,2) NOT NULL,</w:t>
+            </w:r>
+          </w:p>
+          <w:p/>
+          <w:p>
+            <w:r>
+              <w:t xml:space="preserve">  PRIMARY KEY (`</w:t>
+            </w:r>
+            <w:proofErr w:type="spellStart"/>
+            <w:r>
+              <w:t>nro</w:t>
+            </w:r>
+            <w:proofErr w:type="spellEnd"/>
+            <w:r>
+              <w:t>`),</w:t>
+            </w:r>
+          </w:p>
+          <w:p>
+            <w:r>
+              <w:t xml:space="preserve">  UNIQUE INDEX `</w:t>
+            </w:r>
+            <w:proofErr w:type="spellStart"/>
+            <w:r>
+              <w:t>nombre_UNIQUE</w:t>
+            </w:r>
+            <w:proofErr w:type="spellEnd"/>
+            <w:r>
+              <w:t>` (`nombre` ASC),</w:t>
+            </w:r>
+          </w:p>
+          <w:p/>
+          <w:p>
+            <w:r>
+              <w:t xml:space="preserve">  CONSTRAINT `</w:t>
+            </w:r>
+            <w:proofErr w:type="spellStart"/>
+            <w:r>
+              <w:t>chk_sala_capacidad</w:t>
+            </w:r>
+            <w:proofErr w:type="spellEnd"/>
+            <w:r>
+              <w:t>` CHECK (`capacidad` &gt; 0),</w:t>
+            </w:r>
+          </w:p>
+          <w:p>
+            <w:r>
+              <w:t xml:space="preserve">  CONSTRAINT `</w:t>
+            </w:r>
+            <w:proofErr w:type="spellStart"/>
+            <w:r>
+              <w:t>chk_sala_precio</w:t>
+            </w:r>
+            <w:proofErr w:type="spellEnd"/>
+            <w:r>
+              <w:t>` CHECK (`</w:t>
+            </w:r>
+            <w:proofErr w:type="spellStart"/>
+            <w:r>
+              <w:t>precio_x_hora</w:t>
+            </w:r>
+            <w:proofErr w:type="spellEnd"/>
+            <w:r>
+              <w:t>` &gt;= 0),</w:t>
+            </w:r>
+          </w:p>
+          <w:p>
+            <w:r>
+              <w:t xml:space="preserve">  CONSTRAINT `</w:t>
+            </w:r>
+            <w:proofErr w:type="spellStart"/>
+            <w:r>
+              <w:t>chk_sala_habilitada</w:t>
+            </w:r>
+            <w:proofErr w:type="spellEnd"/>
+            <w:r>
+              <w:t>` CHECK (`habilitada` IN (0, 1))</w:t>
+            </w:r>
+          </w:p>
+          <w:p>
+            <w:pPr>
+              <w:rPr>
+                <w:lang w:val="en-US"/>
+              </w:rPr>
+            </w:pPr>
+            <w:r>
+              <w:rPr>
+                <w:lang w:val="en-US"/>
+              </w:rPr>
+              <w:t>) ENGINE = InnoDB;</w:t>
+            </w:r>
+          </w:p>
+          <w:p>
+            <w:pPr>
+              <w:rPr>
+                <w:lang w:val="en-US"/>
+              </w:rPr>
+            </w:pPr>
+          </w:p>
+          <w:p>
+            <w:pPr>
+              <w:rPr>
+                <w:lang w:val="en-US"/>
+              </w:rPr>
+            </w:pPr>
+          </w:p>
+          <w:p>
+            <w:pPr>
+              <w:rPr>
+                <w:lang w:val="en-US"/>
+              </w:rPr>
+            </w:pPr>
+            <w:r>
+              <w:rPr>
+                <w:lang w:val="en-US"/>
+              </w:rPr>
+              <w:t>-- -----------------------------------------------------</w:t>
+            </w:r>
+          </w:p>
+          <w:p>
+            <w:pPr>
+              <w:rPr>
+                <w:lang w:val="en-US"/>
+              </w:rPr>
+            </w:pPr>
+            <w:r>
+              <w:rPr>
+                <w:lang w:val="en-US"/>
+              </w:rPr>
+              <w:t>-- Table `salas_de_ensayo_db`.`reserva`</w:t>
+            </w:r>
+          </w:p>
+          <w:p>
+            <w:pPr>
+              <w:rPr>
+                <w:lang w:val="en-US"/>
+              </w:rPr>
+            </w:pPr>
+            <w:r>
+              <w:rPr>
+                <w:lang w:val="en-US"/>
+              </w:rPr>
+              <w:t>-- -----------------------------------------------------</w:t>
+            </w:r>
+          </w:p>
+          <w:p>
+            <w:pPr>
+              <w:rPr>
+                <w:lang w:val="en-US"/>
+              </w:rPr>
+            </w:pPr>
+            <w:r>
+              <w:rPr>
+                <w:lang w:val="en-US"/>
+              </w:rPr>
+              <w:t>CREATE TABLE IF NOT EXISTS `salas_de_ensayo_db`.`reserva`(</w:t>
+            </w:r>
+          </w:p>
+          <w:p>
+            <w:pPr>
+              <w:rPr>
+                <w:lang w:val="en-US"/>
+              </w:rPr>
+            </w:pPr>
+            <w:r>
+              <w:rPr>
+                <w:lang w:val="en-US"/>
+              </w:rPr>
+              <w:t xml:space="preserve">  `nro` BIGINT NOT NULL AUTO_INCREMENT,</w:t>
+            </w:r>
+          </w:p>
+          <w:p>
+            <w:pPr>
+              <w:rPr>
+                <w:lang w:val="en-US"/>
+              </w:rPr>
+            </w:pPr>
+            <w:r>
+              <w:rPr>
+                <w:lang w:val="en-US"/>
+              </w:rPr>
+              <w:t xml:space="preserve">  `fecha` DATE NOT NULL,</w:t>
+            </w:r>
+          </w:p>
+          <w:p>
+            <w:pPr>
+              <w:rPr>
+                <w:lang w:val="en-US"/>
+              </w:rPr>
+            </w:pPr>
+            <w:r>
+              <w:rPr>
+                <w:lang w:val="en-US"/>
+              </w:rPr>
+              <w:t xml:space="preserve">  `hora_inicio` TIME NOT NULL,</w:t>
+            </w:r>
+          </w:p>
+          <w:p>
+            <w:pPr>
+              <w:rPr>
+                <w:lang w:val="en-US"/>
+              </w:rPr>
+            </w:pPr>
+            <w:r>
+              <w:rPr>
+                <w:lang w:val="en-US"/>
+              </w:rPr>
+              <w:t xml:space="preserve">  `hora_fin` TIME NOT NULL,</w:t>
+            </w:r>
+          </w:p>
+          <w:p>
+            <w:pPr>
+              <w:rPr>
+                <w:lang w:val="en-US"/>
+              </w:rPr>
+            </w:pPr>
+            <w:r>
+              <w:rPr>
+                <w:lang w:val="en-US"/>
+              </w:rPr>
+              <w:t xml:space="preserve">  `confirmada` TINYINT NOT NULL DEFAULT 1,</w:t>
+            </w:r>
+          </w:p>
+          <w:p>
+            <w:r>
+              <w:rPr>
+                <w:lang w:val="en-US"/>
+              </w:rPr>
+              <w:t xml:space="preserve">  </w:t>
+            </w:r>
+            <w:r>
+              <w:t>`</w:t>
+            </w:r>
+            <w:proofErr w:type="spellStart"/>
+            <w:r>
+              <w:t>sala_precio_x_hora</w:t>
+            </w:r>
+            <w:proofErr w:type="spellEnd"/>
+            <w:r>
+              <w:t>` DECIMAL(10,2) NOT NULL,</w:t>
+            </w:r>
+          </w:p>
+          <w:p>
+            <w:pPr>
+              <w:rPr>
+                <w:lang w:val="en-US"/>
+              </w:rPr>
+            </w:pPr>
+            <w:r>
+              <w:t xml:space="preserve">  </w:t>
+            </w:r>
+            <w:r>
+              <w:rPr>
+                <w:lang w:val="en-US"/>
+              </w:rPr>
+              <w:t>`dni_persona` VARCHAR(10) NOT NULL,</w:t>
+            </w:r>
+          </w:p>
+          <w:p>
+            <w:pPr>
+              <w:rPr>
+                <w:lang w:val="en-US"/>
+              </w:rPr>
+            </w:pPr>
+            <w:r>
+              <w:rPr>
+                <w:lang w:val="en-US"/>
+              </w:rPr>
+              <w:t xml:space="preserve">  `nro_sala` BIGINT NOT NULL,</w:t>
+            </w:r>
+          </w:p>
+          <w:p>
+            <w:pPr>
+              <w:rPr>
+                <w:lang w:val="en-US"/>
+              </w:rPr>
+            </w:pPr>
+          </w:p>
+          <w:p>
+            <w:r>
+              <w:rPr>
+                <w:lang w:val="en-US"/>
+              </w:rPr>
+              <w:t xml:space="preserve">  </w:t>
+            </w:r>
+            <w:r>
+              <w:t>PRIMARY KEY (`</w:t>
+            </w:r>
+            <w:proofErr w:type="spellStart"/>
+            <w:r>
+              <w:t>nro</w:t>
+            </w:r>
+            <w:proofErr w:type="spellEnd"/>
+            <w:r>
+              <w:t>`),</w:t>
+            </w:r>
+          </w:p>
+          <w:p>
+            <w:r>
+              <w:t xml:space="preserve">  INDEX `fk_reserva_persona1_idx` (`</w:t>
+            </w:r>
+            <w:proofErr w:type="spellStart"/>
+            <w:r>
+              <w:t>dni_persona</w:t>
+            </w:r>
+            <w:proofErr w:type="spellEnd"/>
+            <w:r>
+              <w:t>` ASC),</w:t>
+            </w:r>
+          </w:p>
+          <w:p>
+            <w:r>
+              <w:t xml:space="preserve">  INDEX `fk_reserva_sala1_idx` (`</w:t>
+            </w:r>
+            <w:proofErr w:type="spellStart"/>
+            <w:r>
+              <w:t>nro_sala</w:t>
+            </w:r>
+            <w:proofErr w:type="spellEnd"/>
+            <w:r>
+              <w:t>` ASC),</w:t>
+            </w:r>
+          </w:p>
+          <w:p/>
+          <w:p>
+            <w:r>
+              <w:t xml:space="preserve">  CONSTRAINT `</w:t>
+            </w:r>
+            <w:proofErr w:type="spellStart"/>
+            <w:r>
+              <w:t>chk_reserva_horarios</w:t>
+            </w:r>
+            <w:proofErr w:type="spellEnd"/>
+            <w:r>
+              <w:t>` CHECK (`</w:t>
+            </w:r>
+            <w:proofErr w:type="spellStart"/>
+            <w:r>
+              <w:t>hora_fin</w:t>
+            </w:r>
+            <w:proofErr w:type="spellEnd"/>
+            <w:r>
+              <w:t>` &gt; `</w:t>
+            </w:r>
+            <w:proofErr w:type="spellStart"/>
+            <w:r>
+              <w:t>hora_inicio</w:t>
+            </w:r>
+            <w:proofErr w:type="spellEnd"/>
+            <w:r>
+              <w:t>`),</w:t>
+            </w:r>
+          </w:p>
+          <w:p>
+            <w:pPr>
+              <w:rPr>
+                <w:lang w:val="en-US"/>
+              </w:rPr>
+            </w:pPr>
+            <w:r>
+              <w:t xml:space="preserve">  </w:t>
+            </w:r>
+            <w:r>
+              <w:rPr>
+                <w:lang w:val="en-US"/>
+              </w:rPr>
+              <w:t>CONSTRAINT `chk_reserva_confirmacion` CHECK (`confirmada` IN (0, 1)),</w:t>
+            </w:r>
+          </w:p>
+          <w:p>
+            <w:pPr>
+              <w:rPr>
+                <w:lang w:val="en-US"/>
+              </w:rPr>
+            </w:pPr>
+          </w:p>
+          <w:p>
+            <w:pPr>
+              <w:rPr>
+                <w:lang w:val="en-US"/>
+              </w:rPr>
+            </w:pPr>
+            <w:r>
+              <w:rPr>
+                <w:lang w:val="en-US"/>
+              </w:rPr>
+              <w:t xml:space="preserve">  CONSTRAINT `fk_dni_persona` FOREIGN KEY (`dni_persona`)</w:t>
+            </w:r>
+          </w:p>
+          <w:p>
+            <w:r>
+              <w:rPr>
+                <w:lang w:val="en-US"/>
+              </w:rPr>
+              <w:t xml:space="preserve">    </w:t>
+            </w:r>
+            <w:r>
+              <w:t>REFERENCES `salas_de_ensayo_</w:t>
+            </w:r>
+            <w:proofErr w:type="spellStart"/>
+            <w:r>
+              <w:t>db</w:t>
+            </w:r>
+            <w:proofErr w:type="spellEnd"/>
+            <w:r>
+              <w:t>`.`persona` (`</w:t>
+            </w:r>
+            <w:proofErr w:type="spellStart"/>
+            <w:r>
+              <w:t>dni</w:t>
+            </w:r>
+            <w:proofErr w:type="spellEnd"/>
+            <w:r>
+              <w:t>`)</w:t>
+            </w:r>
+          </w:p>
+          <w:p>
+            <w:pPr>
+              <w:rPr>
+                <w:lang w:val="en-US"/>
+              </w:rPr>
+            </w:pPr>
+            <w:r>
+              <w:t xml:space="preserve">    </w:t>
+            </w:r>
+            <w:r>
+              <w:rPr>
+                <w:lang w:val="en-US"/>
+              </w:rPr>
+              <w:t>ON DELETE NO ACTION ON UPDATE CASCADE,</w:t>
+            </w:r>
+          </w:p>
+          <w:p>
+            <w:pPr>
+              <w:rPr>
+                <w:lang w:val="en-US"/>
+              </w:rPr>
+            </w:pPr>
+          </w:p>
+          <w:p>
+            <w:pPr>
+              <w:rPr>
+                <w:lang w:val="en-US"/>
+              </w:rPr>
+            </w:pPr>
+            <w:r>
+              <w:rPr>
+                <w:lang w:val="en-US"/>
+              </w:rPr>
+              <w:t xml:space="preserve">  CONSTRAINT `fk_nro_sala` FOREIGN KEY (`nro_sala`)</w:t>
+            </w:r>
+          </w:p>
+          <w:p>
+            <w:r>
+              <w:rPr>
+                <w:lang w:val="en-US"/>
+              </w:rPr>
+              <w:t xml:space="preserve">    </w:t>
+            </w:r>
+            <w:r>
+              <w:t>REFERENCES `salas_de_ensayo_</w:t>
+            </w:r>
+            <w:proofErr w:type="spellStart"/>
+            <w:r>
+              <w:t>db</w:t>
+            </w:r>
+            <w:proofErr w:type="spellEnd"/>
+            <w:r>
+              <w:t>`.`sala` (`</w:t>
+            </w:r>
+            <w:proofErr w:type="spellStart"/>
+            <w:r>
+              <w:t>nro</w:t>
+            </w:r>
+            <w:proofErr w:type="spellEnd"/>
+            <w:r>
+              <w:t>`)</w:t>
+            </w:r>
+          </w:p>
+          <w:p>
+            <w:pPr>
+              <w:rPr>
+                <w:lang w:val="en-US"/>
+              </w:rPr>
+            </w:pPr>
+            <w:r>
+              <w:t xml:space="preserve">    </w:t>
+            </w:r>
+            <w:r>
+              <w:rPr>
+                <w:lang w:val="en-US"/>
+              </w:rPr>
+              <w:t>ON DELETE NO ACTION ON UPDATE CASCADE</w:t>
+            </w:r>
+          </w:p>
+          <w:p>
+            <w:pPr>
+              <w:rPr>
+                <w:lang w:val="en-US"/>
+              </w:rPr>
+            </w:pPr>
+            <w:r>
+              <w:rPr>
+                <w:lang w:val="en-US"/>
+              </w:rPr>
+              <w:t>) ENGINE = InnoDB;</w:t>
+            </w:r>
+          </w:p>
+          <w:p>
+            <w:pPr>
+              <w:rPr>
+                <w:lang w:val="en-US"/>
+              </w:rPr>
+            </w:pPr>
+          </w:p>
+          <w:p>
+            <w:pPr>
+              <w:rPr>
+                <w:lang w:val="en-US"/>
+              </w:rPr>
+            </w:pPr>
+          </w:p>
+          <w:p>
+            <w:pPr>
+              <w:rPr>
+                <w:lang w:val="en-US"/>
+              </w:rPr>
+            </w:pPr>
+            <w:r>
+              <w:rPr>
+                <w:lang w:val="en-US"/>
+              </w:rPr>
+              <w:t>-- -----------------------------------------------------</w:t>
+            </w:r>
+          </w:p>
+          <w:p>
+            <w:pPr>
+              <w:rPr>
+                <w:lang w:val="en-US"/>
+              </w:rPr>
+            </w:pPr>
+            <w:r>
+              <w:rPr>
+                <w:lang w:val="en-US"/>
+              </w:rPr>
+              <w:t>-- Table `salas_de_ensayo_db`.`categoria`</w:t>
+            </w:r>
+          </w:p>
+          <w:p>
+            <w:pPr>
+              <w:rPr>
+                <w:lang w:val="en-US"/>
+              </w:rPr>
+            </w:pPr>
+            <w:r>
+              <w:rPr>
+                <w:lang w:val="en-US"/>
+              </w:rPr>
+              <w:t>-- -----------------------------------------------------</w:t>
+            </w:r>
+          </w:p>
+          <w:p>
+            <w:pPr>
+              <w:rPr>
+                <w:lang w:val="en-US"/>
+              </w:rPr>
+            </w:pPr>
+            <w:r>
+              <w:rPr>
+                <w:lang w:val="en-US"/>
+              </w:rPr>
+              <w:t>CREATE TABLE IF NOT EXISTS `salas_de_ensayo_db`.`categoria`(</w:t>
+            </w:r>
+          </w:p>
+          <w:p>
+            <w:pPr>
+              <w:rPr>
+                <w:lang w:val="en-US"/>
+              </w:rPr>
+            </w:pPr>
+            <w:r>
+              <w:rPr>
+                <w:lang w:val="en-US"/>
+              </w:rPr>
+              <w:t xml:space="preserve">  `id` BIGINT NOT NULL AUTO_INCREMENT,</w:t>
+            </w:r>
+          </w:p>
+          <w:p>
+            <w:pPr>
+              <w:rPr>
+                <w:lang w:val="en-US"/>
+              </w:rPr>
+            </w:pPr>
+            <w:r>
+              <w:rPr>
+                <w:lang w:val="en-US"/>
+              </w:rPr>
+              <w:t xml:space="preserve">  `descripcion` VARCHAR(100) NOT NULL,</w:t>
+            </w:r>
+          </w:p>
+          <w:p>
+            <w:pPr>
+              <w:rPr>
+                <w:lang w:val="en-US"/>
+              </w:rPr>
+            </w:pPr>
+            <w:r>
+              <w:rPr>
+                <w:lang w:val="en-US"/>
+              </w:rPr>
+              <w:t xml:space="preserve">  `id_categoria_padre` BIGINT NULL,</w:t>
+            </w:r>
+          </w:p>
+          <w:p>
+            <w:pPr>
+              <w:rPr>
+                <w:lang w:val="en-US"/>
+              </w:rPr>
+            </w:pPr>
+          </w:p>
+          <w:p>
+            <w:pPr>
+              <w:rPr>
+                <w:lang w:val="en-US"/>
+              </w:rPr>
+            </w:pPr>
+            <w:r>
+              <w:rPr>
+                <w:lang w:val="en-US"/>
+              </w:rPr>
+              <w:t xml:space="preserve">  PRIMARY KEY (`id`),</w:t>
+            </w:r>
+          </w:p>
+          <w:p>
+            <w:r>
+              <w:rPr>
+                <w:lang w:val="en-US"/>
+              </w:rPr>
+              <w:t xml:space="preserve">  </w:t>
+            </w:r>
+            <w:r>
+              <w:t>INDEX `fk_categoria_categoria1_idx` (`</w:t>
+            </w:r>
+            <w:proofErr w:type="spellStart"/>
+            <w:r>
+              <w:t>id_categoria_padre</w:t>
+            </w:r>
+            <w:proofErr w:type="spellEnd"/>
+            <w:r>
+              <w:t>` ASC),</w:t>
+            </w:r>
+          </w:p>
+          <w:p/>
+          <w:p>
+            <w:pPr>
+              <w:rPr>
+                <w:lang w:val="en-US"/>
+              </w:rPr>
+            </w:pPr>
+            <w:r>
+              <w:t xml:space="preserve">  </w:t>
+            </w:r>
+            <w:r>
+              <w:rPr>
+                <w:lang w:val="en-US"/>
+              </w:rPr>
+              <w:t>CONSTRAINT `fk_categoria_categoria1` FOREIGN KEY (`id_categoria_padre`)</w:t>
+            </w:r>
+          </w:p>
+          <w:p>
+            <w:r>
+              <w:rPr>
+                <w:lang w:val="en-US"/>
+              </w:rPr>
+              <w:t xml:space="preserve">    </w:t>
+            </w:r>
+            <w:r>
+              <w:t>REFERENCES `salas_de_ensayo_</w:t>
+            </w:r>
+            <w:proofErr w:type="spellStart"/>
+            <w:r>
+              <w:t>db</w:t>
+            </w:r>
+            <w:proofErr w:type="spellEnd"/>
+            <w:r>
+              <w:t>`.`</w:t>
+            </w:r>
+            <w:proofErr w:type="spellStart"/>
+            <w:r>
+              <w:t>categoria</w:t>
+            </w:r>
+            <w:proofErr w:type="spellEnd"/>
+            <w:r>
+              <w:t>` (`id`)</w:t>
+            </w:r>
+          </w:p>
+          <w:p>
+            <w:pPr>
+              <w:rPr>
+                <w:lang w:val="en-US"/>
+              </w:rPr>
+            </w:pPr>
+            <w:r>
+              <w:t xml:space="preserve">    </w:t>
+            </w:r>
+            <w:r>
+              <w:rPr>
+                <w:lang w:val="en-US"/>
+              </w:rPr>
+              <w:t>ON DELETE NO ACTION ON UPDATE CASCADE</w:t>
+            </w:r>
+          </w:p>
+          <w:p>
+            <w:pPr>
+              <w:rPr>
+                <w:lang w:val="en-US"/>
+              </w:rPr>
+            </w:pPr>
+            <w:r>
+              <w:rPr>
+                <w:lang w:val="en-US"/>
+              </w:rPr>
+              <w:t>) ENGINE = InnoDB;</w:t>
+            </w:r>
+          </w:p>
+          <w:p>
+            <w:pPr>
+              <w:rPr>
+                <w:lang w:val="en-US"/>
+              </w:rPr>
+            </w:pPr>
+          </w:p>
+          <w:p>
+            <w:pPr>
+              <w:rPr>
+                <w:lang w:val="en-US"/>
+              </w:rPr>
+            </w:pPr>
+          </w:p>
+          <w:p>
+            <w:pPr>
+              <w:rPr>
+                <w:lang w:val="en-US"/>
+              </w:rPr>
+            </w:pPr>
+            <w:r>
+              <w:rPr>
+                <w:lang w:val="en-US"/>
+              </w:rPr>
+              <w:t>-- -----------------------------------------------------</w:t>
+            </w:r>
+          </w:p>
+          <w:p>
+            <w:pPr>
+              <w:rPr>
+                <w:lang w:val="en-US"/>
+              </w:rPr>
+            </w:pPr>
+            <w:r>
+              <w:rPr>
+                <w:lang w:val="en-US"/>
+              </w:rPr>
+              <w:t>-- Table `salas_de_ensayo_db`.`fabricante`</w:t>
+            </w:r>
+          </w:p>
+          <w:p>
+            <w:pPr>
+              <w:rPr>
+                <w:lang w:val="en-US"/>
+              </w:rPr>
+            </w:pPr>
+            <w:r>
+              <w:rPr>
+                <w:lang w:val="en-US"/>
+              </w:rPr>
+              <w:t>-- -----------------------------------------------------</w:t>
+            </w:r>
+          </w:p>
+          <w:p>
+            <w:pPr>
+              <w:rPr>
+                <w:lang w:val="en-US"/>
+              </w:rPr>
+            </w:pPr>
+            <w:r>
+              <w:rPr>
+                <w:lang w:val="en-US"/>
+              </w:rPr>
+              <w:t>CREATE TABLE IF NOT EXISTS `salas_de_ensayo_db`.`fabricante`(</w:t>
+            </w:r>
+          </w:p>
+          <w:p>
+            <w:pPr>
+              <w:rPr>
+                <w:lang w:val="en-US"/>
+              </w:rPr>
+            </w:pPr>
+            <w:r>
+              <w:rPr>
+                <w:lang w:val="en-US"/>
+              </w:rPr>
+              <w:t xml:space="preserve">  `id` BIGINT NOT NULL AUTO_INCREMENT,</w:t>
+            </w:r>
+          </w:p>
+          <w:p>
+            <w:pPr>
+              <w:rPr>
+                <w:lang w:val="en-US"/>
+              </w:rPr>
+            </w:pPr>
+            <w:r>
+              <w:rPr>
+                <w:lang w:val="en-US"/>
+              </w:rPr>
+              <w:t xml:space="preserve">  `nombre` VARCHAR(45) NOT NULL,</w:t>
+            </w:r>
+          </w:p>
+          <w:p>
+            <w:pPr>
+              <w:rPr>
+                <w:lang w:val="en-US"/>
+              </w:rPr>
+            </w:pPr>
+            <w:r>
+              <w:rPr>
+                <w:lang w:val="en-US"/>
+              </w:rPr>
+              <w:t xml:space="preserve">  PRIMARY KEY (`id`)</w:t>
+            </w:r>
+          </w:p>
+          <w:p>
+            <w:pPr>
+              <w:rPr>
+                <w:lang w:val="en-US"/>
+              </w:rPr>
+            </w:pPr>
+            <w:r>
+              <w:rPr>
+                <w:lang w:val="en-US"/>
+              </w:rPr>
+              <w:t>) ENGINE = InnoDB;</w:t>
+            </w:r>
+          </w:p>
+          <w:p>
+            <w:pPr>
+              <w:rPr>
+                <w:lang w:val="en-US"/>
+              </w:rPr>
+            </w:pPr>
+          </w:p>
+          <w:p>
+            <w:pPr>
+              <w:rPr>
+                <w:lang w:val="en-US"/>
+              </w:rPr>
+            </w:pPr>
+          </w:p>
+          <w:p>
+            <w:pPr>
+              <w:rPr>
+                <w:lang w:val="en-US"/>
+              </w:rPr>
+            </w:pPr>
+            <w:r>
+              <w:rPr>
+                <w:lang w:val="en-US"/>
+              </w:rPr>
+              <w:t>-- -----------------------------------------------------</w:t>
+            </w:r>
+          </w:p>
+          <w:p>
+            <w:pPr>
+              <w:rPr>
+                <w:lang w:val="en-US"/>
+              </w:rPr>
+            </w:pPr>
+            <w:r>
+              <w:rPr>
+                <w:lang w:val="en-US"/>
+              </w:rPr>
+              <w:t>-- Table `salas_de_ensayo_db`.`item_inventario`</w:t>
+            </w:r>
+          </w:p>
+          <w:p>
+            <w:pPr>
+              <w:rPr>
+                <w:lang w:val="en-US"/>
+              </w:rPr>
+            </w:pPr>
+            <w:r>
+              <w:rPr>
+                <w:lang w:val="en-US"/>
+              </w:rPr>
+              <w:t>-- -----------------------------------------------------</w:t>
+            </w:r>
+          </w:p>
+          <w:p>
+            <w:pPr>
+              <w:rPr>
+                <w:lang w:val="en-US"/>
+              </w:rPr>
+            </w:pPr>
+            <w:r>
+              <w:rPr>
+                <w:lang w:val="en-US"/>
+              </w:rPr>
+              <w:t>CREATE TABLE IF NOT EXISTS `salas_de_ensayo_db`.`item_inventario`(</w:t>
+            </w:r>
+          </w:p>
+          <w:p>
+            <w:pPr>
+              <w:rPr>
+                <w:lang w:val="en-US"/>
+              </w:rPr>
+            </w:pPr>
+            <w:r>
+              <w:rPr>
+                <w:lang w:val="en-US"/>
+              </w:rPr>
+              <w:t xml:space="preserve">  `id` VARCHAR(10) NOT NULL,</w:t>
+            </w:r>
+          </w:p>
+          <w:p>
+            <w:pPr>
+              <w:rPr>
+                <w:lang w:val="en-US"/>
+              </w:rPr>
+            </w:pPr>
+            <w:r>
+              <w:rPr>
+                <w:lang w:val="en-US"/>
+              </w:rPr>
+              <w:t xml:space="preserve">  `stock` INT NOT NULL,</w:t>
+            </w:r>
+          </w:p>
+          <w:p>
+            <w:r>
+              <w:rPr>
+                <w:lang w:val="en-US"/>
+              </w:rPr>
+              <w:t xml:space="preserve">  </w:t>
+            </w:r>
+            <w:r>
+              <w:t>`</w:t>
+            </w:r>
+            <w:proofErr w:type="spellStart"/>
+            <w:r>
+              <w:t>descripcion</w:t>
+            </w:r>
+            <w:proofErr w:type="spellEnd"/>
+            <w:r>
+              <w:t>` VARCHAR(100) NOT NULL,</w:t>
+            </w:r>
+          </w:p>
+          <w:p>
+            <w:r>
+              <w:t xml:space="preserve">  `</w:t>
+            </w:r>
+            <w:proofErr w:type="spellStart"/>
+            <w:r>
+              <w:t>costo_alquiler</w:t>
+            </w:r>
+            <w:proofErr w:type="spellEnd"/>
+            <w:r>
+              <w:t>` DECIMAL(10,2) NOT NULL,</w:t>
+            </w:r>
+          </w:p>
+          <w:p>
+            <w:pPr>
+              <w:rPr>
+                <w:lang w:val="en-US"/>
+              </w:rPr>
+            </w:pPr>
+            <w:r>
+              <w:t xml:space="preserve">  </w:t>
+            </w:r>
+            <w:r>
+              <w:rPr>
+                <w:lang w:val="en-US"/>
+              </w:rPr>
+              <w:t>`id_categoria` BIGINT NOT NULL,</w:t>
+            </w:r>
+          </w:p>
+          <w:p>
+            <w:pPr>
+              <w:rPr>
+                <w:lang w:val="en-US"/>
+              </w:rPr>
+            </w:pPr>
+            <w:r>
+              <w:rPr>
+                <w:lang w:val="en-US"/>
+              </w:rPr>
+              <w:t xml:space="preserve">  `id_fabricante` BIGINT NOT NULL,</w:t>
+            </w:r>
+          </w:p>
+          <w:p>
+            <w:pPr>
+              <w:rPr>
+                <w:lang w:val="en-US"/>
+              </w:rPr>
+            </w:pPr>
+          </w:p>
+          <w:p>
+            <w:pPr>
+              <w:rPr>
+                <w:lang w:val="en-US"/>
+              </w:rPr>
+            </w:pPr>
+            <w:r>
+              <w:rPr>
+                <w:lang w:val="en-US"/>
+              </w:rPr>
+              <w:t xml:space="preserve">  PRIMARY KEY (`id`),</w:t>
+            </w:r>
+          </w:p>
+          <w:p>
+            <w:pPr>
+              <w:rPr>
+                <w:lang w:val="en-US"/>
+              </w:rPr>
+            </w:pPr>
+            <w:r>
+              <w:rPr>
+                <w:lang w:val="en-US"/>
+              </w:rPr>
+              <w:t xml:space="preserve">  INDEX `fk_item_inventario_categoria1_idx` (`id_categoria` ASC),</w:t>
+            </w:r>
+          </w:p>
+          <w:p>
+            <w:pPr>
+              <w:rPr>
+                <w:lang w:val="en-US"/>
+              </w:rPr>
+            </w:pPr>
+            <w:r>
+              <w:rPr>
+                <w:lang w:val="en-US"/>
+              </w:rPr>
+              <w:t xml:space="preserve">  INDEX `fk_item_inventario_fabricante1_idx` (`id_fabricante` ASC),</w:t>
+            </w:r>
+          </w:p>
+          <w:p>
+            <w:pPr>
+              <w:rPr>
+                <w:lang w:val="en-US"/>
+              </w:rPr>
+            </w:pPr>
+            <w:r>
+              <w:rPr>
+                <w:lang w:val="en-US"/>
+              </w:rPr>
+              <w:t xml:space="preserve">  </w:t>
+            </w:r>
+          </w:p>
+          <w:p>
+            <w:pPr>
+              <w:rPr>
+                <w:lang w:val="en-US"/>
+              </w:rPr>
+            </w:pPr>
+            <w:r>
+              <w:rPr>
+                <w:lang w:val="en-US"/>
+              </w:rPr>
+              <w:t xml:space="preserve">  CONSTRAINT `chk_inventario_stock` CHECK (`stock` &gt;= 0),</w:t>
+            </w:r>
+          </w:p>
+          <w:p>
+            <w:pPr>
+              <w:rPr>
+                <w:lang w:val="en-US"/>
+              </w:rPr>
+            </w:pPr>
+            <w:r>
+              <w:rPr>
+                <w:lang w:val="en-US"/>
+              </w:rPr>
+              <w:t xml:space="preserve">  CONSTRAINT `chk_inventario_costo` CHECK (`costo_alquiler` &gt;= 0),</w:t>
+            </w:r>
+          </w:p>
+          <w:p>
+            <w:pPr>
+              <w:rPr>
+                <w:lang w:val="en-US"/>
+              </w:rPr>
+            </w:pPr>
+          </w:p>
+          <w:p>
+            <w:pPr>
+              <w:rPr>
+                <w:lang w:val="en-US"/>
+              </w:rPr>
+            </w:pPr>
+            <w:r>
+              <w:rPr>
+                <w:lang w:val="en-US"/>
+              </w:rPr>
+              <w:t xml:space="preserve">  CONSTRAINT `fk_id_categoria` FOREIGN KEY (`id_categoria`)</w:t>
+            </w:r>
+          </w:p>
+          <w:p>
+            <w:r>
+              <w:rPr>
+                <w:lang w:val="en-US"/>
+              </w:rPr>
+              <w:t xml:space="preserve">    </w:t>
+            </w:r>
+            <w:r>
+              <w:t>REFERENCES `salas_de_ensayo_</w:t>
+            </w:r>
+            <w:proofErr w:type="spellStart"/>
+            <w:r>
+              <w:t>db</w:t>
+            </w:r>
+            <w:proofErr w:type="spellEnd"/>
+            <w:r>
+              <w:t>`.`</w:t>
+            </w:r>
+            <w:proofErr w:type="spellStart"/>
+            <w:r>
+              <w:t>categoria</w:t>
+            </w:r>
+            <w:proofErr w:type="spellEnd"/>
+            <w:r>
+              <w:t>` (`id`)</w:t>
+            </w:r>
+          </w:p>
+          <w:p>
+            <w:pPr>
+              <w:rPr>
+                <w:lang w:val="en-US"/>
+              </w:rPr>
+            </w:pPr>
+            <w:r>
+              <w:t xml:space="preserve">    </w:t>
+            </w:r>
+            <w:r>
+              <w:rPr>
+                <w:lang w:val="en-US"/>
+              </w:rPr>
+              <w:t>ON DELETE NO ACTION ON UPDATE CASCADE,</w:t>
+            </w:r>
+          </w:p>
+          <w:p>
+            <w:pPr>
+              <w:rPr>
+                <w:lang w:val="en-US"/>
+              </w:rPr>
+            </w:pPr>
+          </w:p>
+          <w:p>
+            <w:pPr>
+              <w:rPr>
+                <w:lang w:val="en-US"/>
+              </w:rPr>
+            </w:pPr>
+            <w:r>
+              <w:rPr>
+                <w:lang w:val="en-US"/>
+              </w:rPr>
+              <w:t xml:space="preserve">  CONSTRAINT `fk_id_fabricante` FOREIGN KEY (`id_fabricante`)</w:t>
+            </w:r>
+          </w:p>
+          <w:p>
+            <w:r>
+              <w:rPr>
+                <w:lang w:val="en-US"/>
+              </w:rPr>
+              <w:t xml:space="preserve">    </w:t>
+            </w:r>
+            <w:r>
+              <w:t>REFERENCES `salas_de_ensayo_</w:t>
+            </w:r>
+            <w:proofErr w:type="spellStart"/>
+            <w:r>
+              <w:t>db</w:t>
+            </w:r>
+            <w:proofErr w:type="spellEnd"/>
+            <w:r>
+              <w:t>`.`fabricante` (`id`)</w:t>
+            </w:r>
+          </w:p>
+          <w:p>
+            <w:pPr>
+              <w:rPr>
+                <w:lang w:val="en-US"/>
+              </w:rPr>
+            </w:pPr>
+            <w:r>
+              <w:t xml:space="preserve">    </w:t>
+            </w:r>
+            <w:r>
+              <w:rPr>
+                <w:lang w:val="en-US"/>
+              </w:rPr>
+              <w:t>ON DELETE NO ACTION ON UPDATE CASCADE</w:t>
+            </w:r>
+          </w:p>
+          <w:p>
+            <w:pPr>
+              <w:rPr>
+                <w:lang w:val="en-US"/>
+              </w:rPr>
+            </w:pPr>
+            <w:r>
+              <w:rPr>
+                <w:lang w:val="en-US"/>
+              </w:rPr>
+              <w:t>) ENGINE = InnoDB;</w:t>
+            </w:r>
+          </w:p>
+          <w:p>
+            <w:pPr>
+              <w:rPr>
+                <w:lang w:val="en-US"/>
+              </w:rPr>
+            </w:pPr>
+          </w:p>
+          <w:p>
+            <w:pPr>
+              <w:rPr>
+                <w:lang w:val="en-US"/>
+              </w:rPr>
+            </w:pPr>
+          </w:p>
+          <w:p>
+            <w:pPr>
+              <w:rPr>
+                <w:lang w:val="en-US"/>
+              </w:rPr>
+            </w:pPr>
+            <w:r>
+              <w:rPr>
+                <w:lang w:val="en-US"/>
+              </w:rPr>
+              <w:t>-- -----------------------------------------------------</w:t>
+            </w:r>
+          </w:p>
+          <w:p>
+            <w:pPr>
+              <w:rPr>
+                <w:lang w:val="en-US"/>
+              </w:rPr>
+            </w:pPr>
+            <w:r>
+              <w:rPr>
+                <w:lang w:val="en-US"/>
+              </w:rPr>
+              <w:t>-- Table `salas_de_ensayo_db`.`empleado`</w:t>
+            </w:r>
+          </w:p>
+          <w:p>
+            <w:pPr>
+              <w:rPr>
+                <w:lang w:val="en-US"/>
+              </w:rPr>
+            </w:pPr>
+            <w:r>
+              <w:rPr>
+                <w:lang w:val="en-US"/>
+              </w:rPr>
+              <w:t>-- -----------------------------------------------------</w:t>
+            </w:r>
+          </w:p>
+          <w:p>
+            <w:pPr>
+              <w:rPr>
+                <w:lang w:val="en-US"/>
+              </w:rPr>
+            </w:pPr>
+            <w:r>
+              <w:rPr>
+                <w:lang w:val="en-US"/>
+              </w:rPr>
+              <w:t>CREATE TABLE IF NOT EXISTS `salas_de_ensayo_db`.`empleado`(</w:t>
+            </w:r>
+          </w:p>
+          <w:p>
+            <w:pPr>
+              <w:rPr>
+                <w:lang w:val="en-US"/>
+              </w:rPr>
+            </w:pPr>
+            <w:r>
+              <w:rPr>
+                <w:lang w:val="en-US"/>
+              </w:rPr>
+              <w:lastRenderedPageBreak/>
+              <w:t xml:space="preserve">  `dni_persona` VARCHAR(10) NOT NULL,</w:t>
+            </w:r>
+          </w:p>
+          <w:p>
+            <w:pPr>
+              <w:rPr>
+                <w:lang w:val="en-US"/>
+              </w:rPr>
+            </w:pPr>
+            <w:r>
+              <w:rPr>
+                <w:lang w:val="en-US"/>
+              </w:rPr>
+              <w:t xml:space="preserve">  `legajo` INT NOT NULL AUTO_INCREMENT,</w:t>
+            </w:r>
+          </w:p>
+          <w:p>
+            <w:pPr>
+              <w:rPr>
+                <w:lang w:val="en-US"/>
+              </w:rPr>
+            </w:pPr>
+            <w:r>
+              <w:rPr>
+                <w:lang w:val="en-US"/>
+              </w:rPr>
+              <w:t xml:space="preserve">  `contraseña` VARCHAR(45) NOT NULL DEFAULT 'ar-09/',</w:t>
+            </w:r>
+          </w:p>
+          <w:p>
+            <w:pPr>
+              <w:rPr>
+                <w:lang w:val="en-US"/>
+              </w:rPr>
+            </w:pPr>
+          </w:p>
+          <w:p>
+            <w:r>
+              <w:rPr>
+                <w:lang w:val="en-US"/>
+              </w:rPr>
+              <w:t xml:space="preserve">  </w:t>
+            </w:r>
+            <w:r>
+              <w:t>UNIQUE INDEX `</w:t>
+            </w:r>
+            <w:proofErr w:type="spellStart"/>
+            <w:r>
+              <w:t>legajo_UNIQUE</w:t>
+            </w:r>
+            <w:proofErr w:type="spellEnd"/>
+            <w:r>
+              <w:t>` (`legajo` ASC),</w:t>
+            </w:r>
+          </w:p>
+          <w:p>
+            <w:r>
+              <w:t xml:space="preserve">  PRIMARY KEY (`</w:t>
+            </w:r>
+            <w:proofErr w:type="spellStart"/>
+            <w:r>
+              <w:t>dni_persona</w:t>
+            </w:r>
+            <w:proofErr w:type="spellEnd"/>
+            <w:r>
+              <w:t>`),</w:t>
+            </w:r>
+          </w:p>
+          <w:p>
+            <w:r>
+              <w:t xml:space="preserve">  INDEX `fk_empleado_persona1_idx` (`</w:t>
+            </w:r>
+            <w:proofErr w:type="spellStart"/>
+            <w:r>
+              <w:t>dni_persona</w:t>
+            </w:r>
+            <w:proofErr w:type="spellEnd"/>
+            <w:r>
+              <w:t>` ASC),</w:t>
+            </w:r>
+          </w:p>
+          <w:p>
+            <w:r>
+              <w:t xml:space="preserve">  UNIQUE INDEX `</w:t>
+            </w:r>
+            <w:proofErr w:type="spellStart"/>
+            <w:r>
+              <w:t>dni_persona_UNIQUE</w:t>
+            </w:r>
+            <w:proofErr w:type="spellEnd"/>
+            <w:r>
+              <w:t>` (`</w:t>
+            </w:r>
+            <w:proofErr w:type="spellStart"/>
+            <w:r>
+              <w:t>dni_persona</w:t>
+            </w:r>
+            <w:proofErr w:type="spellEnd"/>
+            <w:r>
+              <w:t>` ASC),</w:t>
+            </w:r>
+          </w:p>
+          <w:p/>
+          <w:p>
+            <w:pPr>
+              <w:rPr>
+                <w:lang w:val="en-US"/>
+              </w:rPr>
+            </w:pPr>
+            <w:r>
+              <w:t xml:space="preserve">  </w:t>
+            </w:r>
+            <w:r>
+              <w:rPr>
+                <w:lang w:val="en-US"/>
+              </w:rPr>
+              <w:t>CONSTRAINT `fk_dni_persona_empleado` FOREIGN KEY (`dni_persona`)</w:t>
+            </w:r>
+          </w:p>
+          <w:p>
+            <w:r>
+              <w:rPr>
+                <w:lang w:val="en-US"/>
+              </w:rPr>
+              <w:t xml:space="preserve">    </w:t>
+            </w:r>
+            <w:r>
+              <w:t>REFERENCES `salas_de_ensayo_</w:t>
+            </w:r>
+            <w:proofErr w:type="spellStart"/>
+            <w:r>
+              <w:t>db</w:t>
+            </w:r>
+            <w:proofErr w:type="spellEnd"/>
+            <w:r>
+              <w:t>`.`persona` (`</w:t>
+            </w:r>
+            <w:proofErr w:type="spellStart"/>
+            <w:r>
+              <w:t>dni</w:t>
+            </w:r>
+            <w:proofErr w:type="spellEnd"/>
+            <w:r>
+              <w:t>`)</w:t>
+            </w:r>
+          </w:p>
+          <w:p>
+            <w:pPr>
+              <w:rPr>
+                <w:lang w:val="en-US"/>
+              </w:rPr>
+            </w:pPr>
+            <w:r>
+              <w:t xml:space="preserve">    </w:t>
+            </w:r>
+            <w:r>
+              <w:rPr>
+                <w:lang w:val="en-US"/>
+              </w:rPr>
+              <w:t>ON DELETE CASCADE ON UPDATE CASCADE</w:t>
+            </w:r>
+          </w:p>
+          <w:p>
+            <w:pPr>
+              <w:rPr>
+                <w:lang w:val="en-US"/>
+              </w:rPr>
+            </w:pPr>
+            <w:r>
+              <w:rPr>
+                <w:lang w:val="en-US"/>
+              </w:rPr>
+              <w:t>) ENGINE = InnoDB;</w:t>
+            </w:r>
+          </w:p>
+          <w:p>
+            <w:pPr>
+              <w:rPr>
+                <w:lang w:val="en-US"/>
+              </w:rPr>
+            </w:pPr>
+          </w:p>
+          <w:p>
+            <w:pPr>
+              <w:rPr>
+                <w:lang w:val="en-US"/>
+              </w:rPr>
+            </w:pPr>
+          </w:p>
+          <w:p>
+            <w:pPr>
+              <w:rPr>
+                <w:lang w:val="en-US"/>
+              </w:rPr>
+            </w:pPr>
+            <w:r>
+              <w:rPr>
+                <w:lang w:val="en-US"/>
+              </w:rPr>
+              <w:t>-- -----------------------------------------------------</w:t>
+            </w:r>
+          </w:p>
+          <w:p>
+            <w:pPr>
+              <w:rPr>
+                <w:lang w:val="en-US"/>
+              </w:rPr>
+            </w:pPr>
+            <w:r>
+              <w:rPr>
+                <w:lang w:val="en-US"/>
+              </w:rPr>
+              <w:t>-- Table `salas_de_ensayo_db`.`pago`</w:t>
+            </w:r>
+          </w:p>
+          <w:p>
+            <w:pPr>
+              <w:rPr>
+                <w:lang w:val="en-US"/>
+              </w:rPr>
+            </w:pPr>
+            <w:r>
+              <w:rPr>
+                <w:lang w:val="en-US"/>
+              </w:rPr>
+              <w:t>-- -----------------------------------------------------</w:t>
+            </w:r>
+          </w:p>
+          <w:p>
+            <w:pPr>
+              <w:rPr>
+                <w:lang w:val="en-US"/>
+              </w:rPr>
+            </w:pPr>
+            <w:r>
+              <w:rPr>
+                <w:lang w:val="en-US"/>
+              </w:rPr>
+              <w:t>CREATE TABLE IF NOT EXISTS `salas_de_ensayo_db`.`pago`(</w:t>
+            </w:r>
+          </w:p>
+          <w:p>
+            <w:pPr>
+              <w:rPr>
+                <w:lang w:val="en-US"/>
+              </w:rPr>
+            </w:pPr>
+            <w:r>
+              <w:rPr>
+                <w:lang w:val="en-US"/>
+              </w:rPr>
+              <w:t xml:space="preserve">  `id` BIGINT NOT NULL AUTO_INCREMENT,</w:t>
+            </w:r>
+          </w:p>
+          <w:p>
+            <w:pPr>
+              <w:rPr>
+                <w:lang w:val="en-US"/>
+              </w:rPr>
+            </w:pPr>
+            <w:r>
+              <w:rPr>
+                <w:lang w:val="en-US"/>
+              </w:rPr>
+              <w:t xml:space="preserve">  `fecha` DATE NOT NULL DEFAULT (CURRENT_DATE()),</w:t>
+            </w:r>
+          </w:p>
+          <w:p>
+            <w:r>
+              <w:rPr>
+                <w:lang w:val="en-US"/>
+              </w:rPr>
+              <w:t xml:space="preserve">  </w:t>
+            </w:r>
+            <w:r>
+              <w:t>`monto` DECIMAL(10,2) NOT NULL,</w:t>
+            </w:r>
+          </w:p>
+          <w:p>
+            <w:r>
+              <w:t xml:space="preserve">  `</w:t>
+            </w:r>
+            <w:proofErr w:type="spellStart"/>
+            <w:r>
+              <w:t>medio_de_pago</w:t>
+            </w:r>
+            <w:proofErr w:type="spellEnd"/>
+            <w:r>
+              <w:t>` VARCHAR(45) NOT NULL DEFAULT 'Efectivo',</w:t>
+            </w:r>
+          </w:p>
+          <w:p>
+            <w:pPr>
+              <w:rPr>
+                <w:lang w:val="en-US"/>
+              </w:rPr>
+            </w:pPr>
+            <w:r>
+              <w:t xml:space="preserve">  </w:t>
+            </w:r>
+            <w:r>
+              <w:rPr>
+                <w:lang w:val="en-US"/>
+              </w:rPr>
+              <w:t>`nro_reserva` BIGINT NOT NULL,</w:t>
+            </w:r>
+          </w:p>
+          <w:p>
+            <w:pPr>
+              <w:rPr>
+                <w:lang w:val="en-US"/>
+              </w:rPr>
+            </w:pPr>
+          </w:p>
+          <w:p>
+            <w:r>
+              <w:rPr>
+                <w:lang w:val="en-US"/>
+              </w:rPr>
+              <w:t xml:space="preserve">  </w:t>
+            </w:r>
+            <w:r>
+              <w:t>PRIMARY KEY (`id`),</w:t>
+            </w:r>
+          </w:p>
+          <w:p>
+            <w:r>
+              <w:t xml:space="preserve">  INDEX `fk_pago_reserva1_idx` (`</w:t>
+            </w:r>
+            <w:proofErr w:type="spellStart"/>
+            <w:r>
+              <w:t>nro_reserva</w:t>
+            </w:r>
+            <w:proofErr w:type="spellEnd"/>
+            <w:r>
+              <w:t>` ASC),</w:t>
+            </w:r>
+          </w:p>
+          <w:p>
+            <w:r>
+              <w:t xml:space="preserve">  UNIQUE INDEX `</w:t>
+            </w:r>
+            <w:proofErr w:type="spellStart"/>
+            <w:r>
+              <w:t>reserva_nro_UNIQUE</w:t>
+            </w:r>
+            <w:proofErr w:type="spellEnd"/>
+            <w:r>
+              <w:t>` (`</w:t>
+            </w:r>
+            <w:proofErr w:type="spellStart"/>
+            <w:r>
+              <w:t>nro_reserva</w:t>
+            </w:r>
+            <w:proofErr w:type="spellEnd"/>
+            <w:r>
+              <w:t>` ASC),</w:t>
+            </w:r>
+          </w:p>
+          <w:p/>
+          <w:p>
+            <w:pPr>
+              <w:rPr>
+                <w:lang w:val="en-US"/>
+              </w:rPr>
+            </w:pPr>
+            <w:r>
+              <w:t xml:space="preserve">  </w:t>
+            </w:r>
+            <w:r>
+              <w:rPr>
+                <w:lang w:val="en-US"/>
+              </w:rPr>
+              <w:t>CONSTRAINT `chk_pago_monto` CHECK (`monto` &gt;= 0),</w:t>
+            </w:r>
+          </w:p>
+          <w:p>
+            <w:r>
+              <w:rPr>
+                <w:lang w:val="en-US"/>
+              </w:rPr>
+              <w:t xml:space="preserve">  </w:t>
+            </w:r>
+            <w:r>
+              <w:t>CONSTRAINT `</w:t>
+            </w:r>
+            <w:proofErr w:type="spellStart"/>
+            <w:r>
+              <w:t>chk_pago_medio</w:t>
+            </w:r>
+            <w:proofErr w:type="spellEnd"/>
+            <w:r>
+              <w:t>` CHECK (`</w:t>
+            </w:r>
+            <w:proofErr w:type="spellStart"/>
+            <w:r>
+              <w:t>medio_de_pago</w:t>
+            </w:r>
+            <w:proofErr w:type="spellEnd"/>
+            <w:r>
+              <w:t>` IN</w:t>
+            </w:r>
+          </w:p>
+          <w:p>
+            <w:r>
+              <w:tab/>
+              <w:t>('Efectivo', 'Transferencia', '</w:t>
+            </w:r>
+            <w:proofErr w:type="spellStart"/>
+            <w:r>
+              <w:t>Credito</w:t>
+            </w:r>
+            <w:proofErr w:type="spellEnd"/>
+            <w:r>
+              <w:t>', 'Débito')),</w:t>
+            </w:r>
+          </w:p>
+          <w:p/>
+          <w:p>
+            <w:pPr>
+              <w:rPr>
+                <w:lang w:val="en-US"/>
+              </w:rPr>
+            </w:pPr>
+            <w:r>
+              <w:t xml:space="preserve">  </w:t>
+            </w:r>
+            <w:r>
+              <w:rPr>
+                <w:lang w:val="en-US"/>
+              </w:rPr>
+              <w:t>CONSTRAINT `fk_nro_reserva_pago` FOREIGN KEY (`nro_reserva`)</w:t>
+            </w:r>
+          </w:p>
+          <w:p>
+            <w:r>
+              <w:rPr>
+                <w:lang w:val="en-US"/>
+              </w:rPr>
+              <w:t xml:space="preserve">    </w:t>
+            </w:r>
+            <w:r>
+              <w:t>REFERENCES `salas_de_ensayo_</w:t>
+            </w:r>
+            <w:proofErr w:type="spellStart"/>
+            <w:r>
+              <w:t>db</w:t>
+            </w:r>
+            <w:proofErr w:type="spellEnd"/>
+            <w:r>
+              <w:t>`.`reserva` (`</w:t>
+            </w:r>
+            <w:proofErr w:type="spellStart"/>
+            <w:r>
+              <w:t>nro</w:t>
+            </w:r>
+            <w:proofErr w:type="spellEnd"/>
+            <w:r>
+              <w:t>`)</w:t>
+            </w:r>
+          </w:p>
+          <w:p>
+            <w:pPr>
+              <w:rPr>
+                <w:lang w:val="en-US"/>
+              </w:rPr>
+            </w:pPr>
+            <w:r>
+              <w:t xml:space="preserve">    </w:t>
+            </w:r>
+            <w:r>
+              <w:rPr>
+                <w:lang w:val="en-US"/>
+              </w:rPr>
+              <w:t>ON DELETE NO ACTION ON UPDATE CASCADE</w:t>
+            </w:r>
+          </w:p>
+          <w:p>
+            <w:r>
+              <w:t xml:space="preserve">) ENGINE = </w:t>
+            </w:r>
+            <w:proofErr w:type="spellStart"/>
+            <w:r>
+              <w:t>InnoDB</w:t>
+            </w:r>
+            <w:proofErr w:type="spellEnd"/>
+            <w:r>
               <w:t>;</w:t>
             </w:r>
           </w:p>
-          <w:p>
-            <w:r>
-              <w:rPr>
-                <w:rFonts w:ascii="Consolas" w:eastAsia="Consolas" w:hAnsi="Consolas" w:cs="Consolas"/>
-                <w:sz w:val="20"/>
-                <w:szCs w:val="20"/>
-              </w:rPr>
-              <w:t xml:space="preserve">-- USE </w:t>
+          <w:p/>
+          <w:p/>
+          <w:p>
+            <w:r>
+              <w:t>-- -----------------------------------------------------</w:t>
+            </w:r>
+          </w:p>
+          <w:p>
+            <w:r>
+              <w:t xml:space="preserve">-- </w:t>
             </w:r>
             <w:proofErr w:type="spellStart"/>
             <w:r>
-              <w:rPr>
-                <w:rFonts w:ascii="Consolas" w:eastAsia="Consolas" w:hAnsi="Consolas" w:cs="Consolas"/>
-                <w:sz w:val="20"/>
-                <w:szCs w:val="20"/>
-              </w:rPr>
-              <w:t>nombre_bd</w:t>
+              <w:t>Table</w:t>
             </w:r>
             <w:proofErr w:type="spellEnd"/>
             <w:r>
-              <w:rPr>
-                <w:rFonts w:ascii="Consolas" w:eastAsia="Consolas" w:hAnsi="Consolas" w:cs="Consolas"/>
-                <w:sz w:val="20"/>
-                <w:szCs w:val="20"/>
-              </w:rPr>
-              <w:t>;</w:t>
-            </w:r>
-          </w:p>
-          <w:p>
-            <w:r>
-              <w:rPr>
-                <w:rFonts w:ascii="Consolas" w:eastAsia="Consolas" w:hAnsi="Consolas" w:cs="Consolas"/>
-                <w:sz w:val="20"/>
-                <w:szCs w:val="20"/>
-              </w:rPr>
-              <w:t>-- CREATE TABLE ...</w:t>
-            </w:r>
-          </w:p>
-          <w:p>
-            <w:r>
-              <w:t xml:space="preserve"> </w:t>
-            </w:r>
-          </w:p>
-          <w:p>
-            <w:r>
-              <w:t xml:space="preserve"> </w:t>
-            </w:r>
-          </w:p>
-          <w:p>
-            <w:r>
-              <w:t xml:space="preserve"> </w:t>
-            </w:r>
-          </w:p>
-          <w:p>
-            <w:r>
-              <w:t xml:space="preserve"> </w:t>
-            </w:r>
-          </w:p>
-          <w:p>
-            <w:r>
-              <w:t xml:space="preserve"> </w:t>
-            </w:r>
+              <w:t xml:space="preserve"> `salas_de_ensayo_</w:t>
+            </w:r>
+            <w:proofErr w:type="spellStart"/>
+            <w:r>
+              <w:t>db</w:t>
+            </w:r>
+            <w:proofErr w:type="spellEnd"/>
+            <w:r>
+              <w:t>`.`</w:t>
+            </w:r>
+            <w:proofErr w:type="spellStart"/>
+            <w:r>
+              <w:t>reserva_inventario</w:t>
+            </w:r>
+            <w:proofErr w:type="spellEnd"/>
+            <w:r>
+              <w:t>`</w:t>
+            </w:r>
+          </w:p>
+          <w:p>
+            <w:pPr>
+              <w:rPr>
+                <w:lang w:val="en-US"/>
+              </w:rPr>
+            </w:pPr>
+            <w:r>
+              <w:rPr>
+                <w:lang w:val="en-US"/>
+              </w:rPr>
+              <w:t>-- -----------------------------------------------------</w:t>
+            </w:r>
+          </w:p>
+          <w:p>
+            <w:pPr>
+              <w:rPr>
+                <w:lang w:val="en-US"/>
+              </w:rPr>
+            </w:pPr>
+            <w:r>
+              <w:rPr>
+                <w:lang w:val="en-US"/>
+              </w:rPr>
+              <w:t>CREATE TABLE IF NOT EXISTS `salas_de_ensayo_db`.`reserva_inventario`(</w:t>
+            </w:r>
+          </w:p>
+          <w:p>
+            <w:pPr>
+              <w:rPr>
+                <w:lang w:val="en-US"/>
+              </w:rPr>
+            </w:pPr>
+            <w:r>
+              <w:rPr>
+                <w:lang w:val="en-US"/>
+              </w:rPr>
+              <w:t xml:space="preserve">  `nro` BIGINT NOT NULL AUTO_INCREMENT,</w:t>
+            </w:r>
+          </w:p>
+          <w:p>
+            <w:pPr>
+              <w:rPr>
+                <w:lang w:val="en-US"/>
+              </w:rPr>
+            </w:pPr>
+            <w:r>
+              <w:rPr>
+                <w:lang w:val="en-US"/>
+              </w:rPr>
+              <w:t xml:space="preserve">  `nro_reserva` BIGINT NOT NULL,</w:t>
+            </w:r>
+          </w:p>
+          <w:p>
+            <w:pPr>
+              <w:rPr>
+                <w:lang w:val="en-US"/>
+              </w:rPr>
+            </w:pPr>
+            <w:r>
+              <w:rPr>
+                <w:lang w:val="en-US"/>
+              </w:rPr>
+              <w:t xml:space="preserve">  `id_item_inventario` VARCHAR(10) NOT NULL,</w:t>
+            </w:r>
+          </w:p>
+          <w:p>
+            <w:pPr>
+              <w:rPr>
+                <w:lang w:val="en-US"/>
+              </w:rPr>
+            </w:pPr>
+            <w:r>
+              <w:rPr>
+                <w:lang w:val="en-US"/>
+              </w:rPr>
+              <w:t xml:space="preserve">  `precio_unit` DECIMAL(10,2) NOT NULL,</w:t>
+            </w:r>
+          </w:p>
+          <w:p>
+            <w:pPr>
+              <w:rPr>
+                <w:lang w:val="en-US"/>
+              </w:rPr>
+            </w:pPr>
+            <w:r>
+              <w:rPr>
+                <w:lang w:val="en-US"/>
+              </w:rPr>
+              <w:t xml:space="preserve">  `cantidad` INT NOT NULL,</w:t>
+            </w:r>
+          </w:p>
+          <w:p>
+            <w:pPr>
+              <w:rPr>
+                <w:lang w:val="en-US"/>
+              </w:rPr>
+            </w:pPr>
+          </w:p>
+          <w:p>
+            <w:pPr>
+              <w:rPr>
+                <w:lang w:val="en-US"/>
+              </w:rPr>
+            </w:pPr>
+            <w:r>
+              <w:rPr>
+                <w:lang w:val="en-US"/>
+              </w:rPr>
+              <w:t xml:space="preserve">  PRIMARY KEY (`nro`, `nro_reserva`, `id_item_inventario`),</w:t>
+            </w:r>
+          </w:p>
+          <w:p>
+            <w:pPr>
+              <w:rPr>
+                <w:lang w:val="en-US"/>
+              </w:rPr>
+            </w:pPr>
+            <w:r>
+              <w:rPr>
+                <w:lang w:val="en-US"/>
+              </w:rPr>
+              <w:t xml:space="preserve">  INDEX `fk_reserva_has_item_inventario_item_inventario1_idx` (`id_item_inventario` ASC),</w:t>
+            </w:r>
+          </w:p>
+          <w:p>
+            <w:pPr>
+              <w:rPr>
+                <w:lang w:val="en-US"/>
+              </w:rPr>
+            </w:pPr>
+            <w:r>
+              <w:rPr>
+                <w:lang w:val="en-US"/>
+              </w:rPr>
+              <w:t xml:space="preserve">  INDEX `fk_reserva_has_item_inventario_reserva1_idx` (`nro_reserva` ASC),</w:t>
+            </w:r>
+          </w:p>
+          <w:p>
+            <w:pPr>
+              <w:rPr>
+                <w:lang w:val="en-US"/>
+              </w:rPr>
+            </w:pPr>
+          </w:p>
+          <w:p>
+            <w:pPr>
+              <w:rPr>
+                <w:lang w:val="en-US"/>
+              </w:rPr>
+            </w:pPr>
+            <w:r>
+              <w:rPr>
+                <w:lang w:val="en-US"/>
+              </w:rPr>
+              <w:t xml:space="preserve">  CONSTRAINT `chk_aparta_cantidad` CHECK (`cantidad` &gt; 0),</w:t>
+            </w:r>
+          </w:p>
+          <w:p>
+            <w:pPr>
+              <w:rPr>
+                <w:lang w:val="en-US"/>
+              </w:rPr>
+            </w:pPr>
+            <w:r>
+              <w:rPr>
+                <w:lang w:val="en-US"/>
+              </w:rPr>
+              <w:t xml:space="preserve">  CONSTRAINT `chk_aparta_precio` CHECK (`precio_unit` &gt;= 0),</w:t>
+            </w:r>
+          </w:p>
+          <w:p>
+            <w:pPr>
+              <w:rPr>
+                <w:lang w:val="en-US"/>
+              </w:rPr>
+            </w:pPr>
+          </w:p>
+          <w:p>
+            <w:pPr>
+              <w:rPr>
+                <w:lang w:val="en-US"/>
+              </w:rPr>
+            </w:pPr>
+            <w:r>
+              <w:rPr>
+                <w:lang w:val="en-US"/>
+              </w:rPr>
+              <w:t xml:space="preserve">  CONSTRAINT `fk_nro_reserva` FOREIGN KEY (`nro_reserva`)</w:t>
+            </w:r>
+          </w:p>
+          <w:p>
+            <w:r>
+              <w:rPr>
+                <w:lang w:val="en-US"/>
+              </w:rPr>
+              <w:t xml:space="preserve">    </w:t>
+            </w:r>
+            <w:r>
+              <w:t>REFERENCES `salas_de_ensayo_</w:t>
+            </w:r>
+            <w:proofErr w:type="spellStart"/>
+            <w:r>
+              <w:t>db</w:t>
+            </w:r>
+            <w:proofErr w:type="spellEnd"/>
+            <w:r>
+              <w:t>`.`reserva` (`</w:t>
+            </w:r>
+            <w:proofErr w:type="spellStart"/>
+            <w:r>
+              <w:t>nro</w:t>
+            </w:r>
+            <w:proofErr w:type="spellEnd"/>
+            <w:r>
+              <w:t>`)</w:t>
+            </w:r>
+          </w:p>
+          <w:p>
+            <w:pPr>
+              <w:rPr>
+                <w:lang w:val="en-US"/>
+              </w:rPr>
+            </w:pPr>
+            <w:r>
+              <w:t xml:space="preserve">    </w:t>
+            </w:r>
+            <w:r>
+              <w:rPr>
+                <w:lang w:val="en-US"/>
+              </w:rPr>
+              <w:t>ON DELETE CASCADE ON UPDATE CASCADE,</w:t>
+            </w:r>
+          </w:p>
+          <w:p>
+            <w:pPr>
+              <w:rPr>
+                <w:lang w:val="en-US"/>
+              </w:rPr>
+            </w:pPr>
+          </w:p>
+          <w:p>
+            <w:pPr>
+              <w:rPr>
+                <w:lang w:val="en-US"/>
+              </w:rPr>
+            </w:pPr>
+            <w:r>
+              <w:rPr>
+                <w:lang w:val="en-US"/>
+              </w:rPr>
+              <w:t xml:space="preserve">  CONSTRAINT `fk_id_item_inventario` FOREIGN KEY (`id_item_inventario`)</w:t>
+            </w:r>
+          </w:p>
+          <w:p>
+            <w:r>
+              <w:rPr>
+                <w:lang w:val="en-US"/>
+              </w:rPr>
+              <w:t xml:space="preserve">    </w:t>
+            </w:r>
+            <w:r>
+              <w:t>REFERENCES `salas_de_ensayo_</w:t>
+            </w:r>
+            <w:proofErr w:type="spellStart"/>
+            <w:r>
+              <w:t>db</w:t>
+            </w:r>
+            <w:proofErr w:type="spellEnd"/>
+            <w:r>
+              <w:t>`.`</w:t>
+            </w:r>
+            <w:proofErr w:type="spellStart"/>
+            <w:r>
+              <w:t>item_inventario</w:t>
+            </w:r>
+            <w:proofErr w:type="spellEnd"/>
+            <w:r>
+              <w:t>` (`id`)</w:t>
+            </w:r>
+          </w:p>
+          <w:p>
+            <w:pPr>
+              <w:rPr>
+                <w:lang w:val="en-US"/>
+              </w:rPr>
+            </w:pPr>
+            <w:r>
+              <w:t xml:space="preserve">    </w:t>
+            </w:r>
+            <w:r>
+              <w:rPr>
+                <w:lang w:val="en-US"/>
+              </w:rPr>
+              <w:t>ON DELETE NO ACTION ON UPDATE CASCADE</w:t>
+            </w:r>
+          </w:p>
+          <w:p>
+            <w:pPr>
+              <w:rPr>
+                <w:lang w:val="en-US"/>
+              </w:rPr>
+            </w:pPr>
+            <w:r>
+              <w:rPr>
+                <w:lang w:val="en-US"/>
+              </w:rPr>
+              <w:t>) ENGINE = InnoDB;</w:t>
+            </w:r>
+          </w:p>
+          <w:p>
+            <w:pPr>
+              <w:rPr>
+                <w:lang w:val="en-US"/>
+              </w:rPr>
+            </w:pPr>
+          </w:p>
+          <w:p>
+            <w:pPr>
+              <w:rPr>
+                <w:lang w:val="en-US"/>
+              </w:rPr>
+            </w:pPr>
+          </w:p>
+          <w:p>
+            <w:pPr>
+              <w:rPr>
+                <w:lang w:val="en-US"/>
+              </w:rPr>
+            </w:pPr>
+            <w:r>
+              <w:rPr>
+                <w:lang w:val="en-US"/>
+              </w:rPr>
+              <w:t>-- -----------------------------------------------------</w:t>
+            </w:r>
+          </w:p>
+          <w:p>
+            <w:pPr>
+              <w:rPr>
+                <w:lang w:val="en-US"/>
+              </w:rPr>
+            </w:pPr>
+            <w:r>
+              <w:rPr>
+                <w:lang w:val="en-US"/>
+              </w:rPr>
+              <w:t>-- Table `salas_de_ensayo_db`.`control_inventario`</w:t>
+            </w:r>
+          </w:p>
+          <w:p>
+            <w:pPr>
+              <w:rPr>
+                <w:lang w:val="en-US"/>
+              </w:rPr>
+            </w:pPr>
+            <w:r>
+              <w:rPr>
+                <w:lang w:val="en-US"/>
+              </w:rPr>
+              <w:t>-- -----------------------------------------------------</w:t>
+            </w:r>
+          </w:p>
+          <w:p>
+            <w:pPr>
+              <w:rPr>
+                <w:lang w:val="en-US"/>
+              </w:rPr>
+            </w:pPr>
+            <w:r>
+              <w:rPr>
+                <w:lang w:val="en-US"/>
+              </w:rPr>
+              <w:t>CREATE TABLE IF NOT EXISTS `salas_de_ensayo_db`.`control_inventario`(</w:t>
+            </w:r>
+          </w:p>
+          <w:p>
+            <w:pPr>
+              <w:rPr>
+                <w:lang w:val="en-US"/>
+              </w:rPr>
+            </w:pPr>
+            <w:r>
+              <w:rPr>
+                <w:lang w:val="en-US"/>
+              </w:rPr>
+              <w:t xml:space="preserve">  `nro` INT NOT NULL AUTO_INCREMENT,</w:t>
+            </w:r>
+          </w:p>
+          <w:p>
+            <w:pPr>
+              <w:rPr>
+                <w:lang w:val="en-US"/>
+              </w:rPr>
+            </w:pPr>
+            <w:r>
+              <w:rPr>
+                <w:lang w:val="en-US"/>
+              </w:rPr>
+              <w:t xml:space="preserve">  `dni_empleado` VARCHAR(10) NOT NULL,</w:t>
+            </w:r>
+          </w:p>
+          <w:p>
+            <w:pPr>
+              <w:rPr>
+                <w:lang w:val="en-US"/>
+              </w:rPr>
+            </w:pPr>
+            <w:r>
+              <w:rPr>
+                <w:lang w:val="en-US"/>
+              </w:rPr>
+              <w:t xml:space="preserve">  `id_item_inventario` VARCHAR(10) NOT NULL,</w:t>
+            </w:r>
+          </w:p>
+          <w:p>
+            <w:pPr>
+              <w:rPr>
+                <w:lang w:val="en-US"/>
+              </w:rPr>
+            </w:pPr>
+            <w:r>
+              <w:rPr>
+                <w:lang w:val="en-US"/>
+              </w:rPr>
+              <w:t xml:space="preserve">  `fecha` DATE NULL DEFAULT (CURRENT_DATE()),</w:t>
+            </w:r>
+          </w:p>
+          <w:p>
+            <w:pPr>
+              <w:rPr>
+                <w:lang w:val="en-US"/>
+              </w:rPr>
+            </w:pPr>
+            <w:r>
+              <w:rPr>
+                <w:lang w:val="en-US"/>
+              </w:rPr>
+              <w:t xml:space="preserve">  `observacion` VARCHAR(100) NULL,</w:t>
+            </w:r>
+          </w:p>
+          <w:p>
+            <w:pPr>
+              <w:rPr>
+                <w:lang w:val="en-US"/>
+              </w:rPr>
+            </w:pPr>
+          </w:p>
+          <w:p>
+            <w:pPr>
+              <w:rPr>
+                <w:lang w:val="en-US"/>
+              </w:rPr>
+            </w:pPr>
+            <w:r>
+              <w:rPr>
+                <w:lang w:val="en-US"/>
+              </w:rPr>
+              <w:t xml:space="preserve">  PRIMARY KEY (`nro`, `id_item_inventario`, `dni_empleado`),</w:t>
+            </w:r>
+          </w:p>
+          <w:p>
+            <w:pPr>
+              <w:rPr>
+                <w:lang w:val="en-US"/>
+              </w:rPr>
+            </w:pPr>
+            <w:r>
+              <w:rPr>
+                <w:lang w:val="en-US"/>
+              </w:rPr>
+              <w:t xml:space="preserve">  INDEX `fk_empleado_has_item_inventario_item_inventario1_idx` (`id_item_inventario` ASC),</w:t>
+            </w:r>
+          </w:p>
+          <w:p>
+            <w:r>
+              <w:rPr>
+                <w:lang w:val="en-US"/>
+              </w:rPr>
+              <w:t xml:space="preserve">  </w:t>
+            </w:r>
+            <w:r>
+              <w:t>INDEX `</w:t>
+            </w:r>
+            <w:proofErr w:type="spellStart"/>
+            <w:r>
+              <w:t>fk_empleado_idx</w:t>
+            </w:r>
+            <w:proofErr w:type="spellEnd"/>
+            <w:r>
+              <w:t>` (`</w:t>
+            </w:r>
+            <w:proofErr w:type="spellStart"/>
+            <w:r>
+              <w:t>dni_empleado</w:t>
+            </w:r>
+            <w:proofErr w:type="spellEnd"/>
+            <w:r>
+              <w:t>` ASC),</w:t>
+            </w:r>
+          </w:p>
+          <w:p/>
+          <w:p>
+            <w:pPr>
+              <w:rPr>
+                <w:lang w:val="en-US"/>
+              </w:rPr>
+            </w:pPr>
+            <w:r>
+              <w:t xml:space="preserve">  </w:t>
+            </w:r>
+            <w:r>
+              <w:rPr>
+                <w:lang w:val="en-US"/>
+              </w:rPr>
+              <w:t>CONSTRAINT `fk_id_item_inventario_control` FOREIGN KEY (`id_item_inventario`)</w:t>
+            </w:r>
+          </w:p>
+          <w:p>
+            <w:r>
+              <w:rPr>
+                <w:lang w:val="en-US"/>
+              </w:rPr>
+              <w:t xml:space="preserve">    </w:t>
+            </w:r>
+            <w:r>
+              <w:t>REFERENCES `salas_de_ensayo_</w:t>
+            </w:r>
+            <w:proofErr w:type="spellStart"/>
+            <w:r>
+              <w:t>db</w:t>
+            </w:r>
+            <w:proofErr w:type="spellEnd"/>
+            <w:r>
+              <w:t>`.`</w:t>
+            </w:r>
+            <w:proofErr w:type="spellStart"/>
+            <w:r>
+              <w:t>item_inventario</w:t>
+            </w:r>
+            <w:proofErr w:type="spellEnd"/>
+            <w:r>
+              <w:t>` (`id`)</w:t>
+            </w:r>
+          </w:p>
+          <w:p>
+            <w:pPr>
+              <w:rPr>
+                <w:lang w:val="en-US"/>
+              </w:rPr>
+            </w:pPr>
+            <w:r>
+              <w:t xml:space="preserve">    </w:t>
+            </w:r>
+            <w:r>
+              <w:rPr>
+                <w:lang w:val="en-US"/>
+              </w:rPr>
+              <w:t>ON DELETE CASCADE ON UPDATE CASCADE,</w:t>
+            </w:r>
+          </w:p>
+          <w:p>
+            <w:pPr>
+              <w:rPr>
+                <w:lang w:val="en-US"/>
+              </w:rPr>
+            </w:pPr>
+          </w:p>
+          <w:p>
+            <w:pPr>
+              <w:rPr>
+                <w:lang w:val="en-US"/>
+              </w:rPr>
+            </w:pPr>
+            <w:r>
+              <w:rPr>
+                <w:lang w:val="en-US"/>
+              </w:rPr>
+              <w:t xml:space="preserve">  CONSTRAINT `fk_dni_empleado` FOREIGN KEY (`dni_empleado`)</w:t>
+            </w:r>
+          </w:p>
+          <w:p>
+            <w:r>
+              <w:rPr>
+                <w:lang w:val="en-US"/>
+              </w:rPr>
+              <w:t xml:space="preserve">    </w:t>
+            </w:r>
+            <w:r>
+              <w:t>REFERENCES `salas_de_ensayo_</w:t>
+            </w:r>
+            <w:proofErr w:type="spellStart"/>
+            <w:r>
+              <w:t>db</w:t>
+            </w:r>
+            <w:proofErr w:type="spellEnd"/>
+            <w:r>
+              <w:t>`.`empleado` (`</w:t>
+            </w:r>
+            <w:proofErr w:type="spellStart"/>
+            <w:r>
+              <w:t>dni_persona</w:t>
+            </w:r>
+            <w:proofErr w:type="spellEnd"/>
+            <w:r>
+              <w:t>`)</w:t>
+            </w:r>
+          </w:p>
+          <w:p>
+            <w:pPr>
+              <w:rPr>
+                <w:lang w:val="en-US"/>
+              </w:rPr>
+            </w:pPr>
+            <w:r>
+              <w:t xml:space="preserve">    </w:t>
+            </w:r>
+            <w:r>
+              <w:rPr>
+                <w:lang w:val="en-US"/>
+              </w:rPr>
+              <w:t>ON DELETE CASCADE ON UPDATE CASCADE</w:t>
+            </w:r>
+          </w:p>
+          <w:p>
+            <w:pPr>
+              <w:rPr>
+                <w:lang w:val="en-US"/>
+              </w:rPr>
+            </w:pPr>
+            <w:r>
+              <w:rPr>
+                <w:lang w:val="en-US"/>
+              </w:rPr>
+              <w:t>) ENGINE = InnoDB;</w:t>
+            </w:r>
+          </w:p>
+          <w:p>
+            <w:pPr>
+              <w:rPr>
+                <w:lang w:val="en-US"/>
+              </w:rPr>
+            </w:pPr>
+          </w:p>
+          <w:p>
+            <w:pPr>
+              <w:rPr>
+                <w:lang w:val="en-US"/>
+              </w:rPr>
+            </w:pPr>
+          </w:p>
+          <w:p>
+            <w:pPr>
+              <w:rPr>
+                <w:lang w:val="en-US"/>
+              </w:rPr>
+            </w:pPr>
+            <w:r>
+              <w:rPr>
+                <w:lang w:val="en-US"/>
+              </w:rPr>
+              <w:t>SET SQL_MODE=@OLD_SQL_MODE;</w:t>
+            </w:r>
+          </w:p>
+          <w:p>
+            <w:pPr>
+              <w:rPr>
+                <w:lang w:val="en-US"/>
+              </w:rPr>
+            </w:pPr>
+            <w:r>
+              <w:rPr>
+                <w:lang w:val="en-US"/>
+              </w:rPr>
+              <w:t>SET FOREIGN_KEY_CHECKS=@OLD_FOREIGN_KEY_CHECKS;</w:t>
+            </w:r>
+          </w:p>
+          <w:p>
+            <w:pPr>
+              <w:rPr>
+                <w:lang w:val="en-US"/>
+              </w:rPr>
+            </w:pPr>
+            <w:r>
+              <w:rPr>
+                <w:lang w:val="en-US"/>
+              </w:rPr>
+              <w:t>SET UNIQUE_CHECKS=@OLD_UNIQUE_CHECKS;</w:t>
+            </w:r>
+            <w:bookmarkStart w:id="28" w:name="_GoBack"/>
+            <w:bookmarkEnd w:id="28"/>
           </w:p>
         </w:tc>
       </w:tr>
     </w:tbl>
     <w:p>
-      <w:r>
+      <w:pPr>
+        <w:rPr>
+          <w:lang w:val="en-US"/>
+        </w:rPr>
+      </w:pPr>
+      <w:r>
+        <w:rPr>
+          <w:lang w:val="en-US"/>
+        </w:rPr>
+        <w:lastRenderedPageBreak/>
         <w:br w:type="page"/>
       </w:r>
     </w:p>
@@ -8934,7 +11621,7 @@
         <w:sz w:val="18"/>
         <w:szCs w:val="18"/>
       </w:rPr>
-      <w:t>9</w:t>
+      <w:t>12</w:t>
     </w:r>
     <w:r>
       <w:rPr>
@@ -8983,7 +11670,7 @@
         <w:sz w:val="18"/>
         <w:szCs w:val="18"/>
       </w:rPr>
-      <w:t>14</w:t>
+      <w:t>18</w:t>
     </w:r>
     <w:r>
       <w:rPr>
@@ -10252,7 +12939,7 @@
   <a:extraClrSchemeLst/>
   <a:extLst>
     <a:ext uri="{05A4C25C-085E-4340-85A3-A5531E510DB2}">
-      <thm15:themeFamily xmlns="" xmlns:thm15="http://schemas.microsoft.com/office/thememl/2012/main" name="Office Theme" id="{62F939B6-93AF-4DB8-9C6B-D6C7DFDC589F}" vid="{4A3C46E8-61CC-4603-A589-7422A47A8E4A}"/>
+      <thm15:themeFamily xmlns:thm15="http://schemas.microsoft.com/office/thememl/2012/main" xmlns="" name="Office Theme" id="{62F939B6-93AF-4DB8-9C6B-D6C7DFDC589F}" vid="{4A3C46E8-61CC-4603-A589-7422A47A8E4A}"/>
     </a:ext>
   </a:extLst>
 </a:theme>

--- a/Especificaciones_Tecnicas_Previas.docx
+++ b/Especificaciones_Tecnicas_Previas.docx
@@ -7772,18 +7772,48 @@
     </w:p>
     <w:p>
       <w:pPr>
-        <w:spacing w:after="80"/>
-      </w:pPr>
-    </w:p>
-    <w:p>
-      <w:pPr>
         <w:pBdr>
           <w:bottom w:val="single" w:sz="6" w:space="0" w:color="999999"/>
         </w:pBdr>
         <w:spacing w:after="200"/>
       </w:pPr>
       <w:r>
+        <w:rPr>
+          <w:b/>
+        </w:rPr>
+        <w:t>1</w:t>
+      </w:r>
+      <w:r>
+        <w:rPr>
+          <w:b/>
+          <w:u w:val="single"/>
+          <w:vertAlign w:val="superscript"/>
+        </w:rPr>
+        <w:t>ra</w:t>
+      </w:r>
+      <w:r>
+        <w:rPr>
+          <w:b/>
+          <w:vertAlign w:val="superscript"/>
+        </w:rPr>
         <w:t xml:space="preserve"> </w:t>
+      </w:r>
+      <w:r>
+        <w:rPr>
+          <w:b/>
+        </w:rPr>
+        <w:t>Forma Normal:</w:t>
+      </w:r>
+      <w:r>
+        <w:t xml:space="preserve"> cada tabla cuenta con atributos simples junto a una clave primaria identificadora, sin depender de casos </w:t>
+      </w:r>
+      <w:proofErr w:type="spellStart"/>
+      <w:r>
+        <w:t>multivaluados</w:t>
+      </w:r>
+      <w:proofErr w:type="spellEnd"/>
+      <w:r>
+        <w:t xml:space="preserve"> ni duplicando columnas.</w:t>
       </w:r>
     </w:p>
     <w:p>
@@ -7794,7 +7824,49 @@
         <w:spacing w:after="200"/>
       </w:pPr>
       <w:r>
+        <w:rPr>
+          <w:b/>
+        </w:rPr>
+        <w:t>2</w:t>
+      </w:r>
+      <w:r>
+        <w:rPr>
+          <w:b/>
+          <w:u w:val="single"/>
+          <w:vertAlign w:val="superscript"/>
+        </w:rPr>
+        <w:t>da</w:t>
+      </w:r>
+      <w:r>
+        <w:rPr>
+          <w:b/>
+          <w:vertAlign w:val="superscript"/>
+        </w:rPr>
         <w:t xml:space="preserve"> </w:t>
+      </w:r>
+      <w:r>
+        <w:rPr>
+          <w:b/>
+        </w:rPr>
+        <w:t xml:space="preserve">Forma Normal: </w:t>
+      </w:r>
+      <w:r>
+        <w:t xml:space="preserve">partiendo de la 1FN, a tablas con </w:t>
+      </w:r>
+      <w:r>
+        <w:t>claves primarias</w:t>
+      </w:r>
+      <w:r>
+        <w:t xml:space="preserve"> compuestas se adjudicaron atributos propios </w:t>
+      </w:r>
+      <w:r>
+        <w:t xml:space="preserve">tanto </w:t>
+      </w:r>
+      <w:r>
+        <w:t>representativos</w:t>
+      </w:r>
+      <w:r>
+        <w:t xml:space="preserve"> como dependientes de su respectivo identificador principal.</w:t>
       </w:r>
     </w:p>
     <w:p>
@@ -7805,54 +7877,49 @@
         <w:spacing w:after="200"/>
       </w:pPr>
       <w:r>
+        <w:rPr>
+          <w:b/>
+        </w:rPr>
+        <w:t>3</w:t>
+      </w:r>
+      <w:r>
+        <w:rPr>
+          <w:b/>
+          <w:u w:val="single"/>
+          <w:vertAlign w:val="superscript"/>
+        </w:rPr>
+        <w:t>ra</w:t>
+      </w:r>
+      <w:r>
+        <w:rPr>
+          <w:b/>
+          <w:vertAlign w:val="superscript"/>
+        </w:rPr>
         <w:t xml:space="preserve"> </w:t>
       </w:r>
-    </w:p>
-    <w:p>
-      <w:pPr>
-        <w:pBdr>
-          <w:bottom w:val="single" w:sz="6" w:space="0" w:color="999999"/>
-        </w:pBdr>
-        <w:spacing w:after="200"/>
-      </w:pPr>
-      <w:r>
+      <w:r>
+        <w:rPr>
+          <w:b/>
+        </w:rPr>
+        <w:t>Forma Normal:</w:t>
+      </w:r>
+      <w:r>
+        <w:rPr>
+          <w:b/>
+        </w:rPr>
         <w:t xml:space="preserve"> </w:t>
       </w:r>
-    </w:p>
-    <w:p>
-      <w:pPr>
-        <w:pBdr>
-          <w:bottom w:val="single" w:sz="6" w:space="0" w:color="999999"/>
-        </w:pBdr>
-        <w:spacing w:after="200"/>
-      </w:pPr>
-      <w:r>
-        <w:t xml:space="preserve"> </w:t>
-      </w:r>
-    </w:p>
-    <w:p>
-      <w:pPr>
-        <w:pBdr>
-          <w:bottom w:val="single" w:sz="6" w:space="0" w:color="999999"/>
-        </w:pBdr>
-        <w:spacing w:after="200"/>
-      </w:pPr>
-      <w:r>
-        <w:t xml:space="preserve"> </w:t>
-      </w:r>
-    </w:p>
-    <w:p>
-      <w:r>
-        <w:br w:type="page"/>
-      </w:r>
-    </w:p>
+      <w:r>
+        <w:t>siguiendo a la 2FN, todo atributo simple depende de una única clave identificadora propia de la entidad a la que pertenece.</w:t>
+      </w:r>
+    </w:p>
+    <w:p/>
     <w:p>
       <w:pPr>
         <w:pStyle w:val="Ttulo1"/>
       </w:pPr>
       <w:bookmarkStart w:id="25" w:name="_Toc239078843"/>
       <w:r>
-        <w:lastRenderedPageBreak/>
         <w:t xml:space="preserve">9. Modelo Físico — </w:t>
       </w:r>
       <w:proofErr w:type="spellStart"/>
@@ -7924,6 +7991,9 @@
     <w:p>
       <w:pPr>
         <w:spacing w:after="80"/>
+        <w:rPr>
+          <w:bCs/>
+        </w:rPr>
       </w:pPr>
       <w:r>
         <w:rPr>
@@ -7931,6 +8001,197 @@
           <w:bCs/>
         </w:rPr>
         <w:t>Notas:</w:t>
+      </w:r>
+      <w:r>
+        <w:rPr>
+          <w:b/>
+          <w:bCs/>
+        </w:rPr>
+        <w:t xml:space="preserve"> </w:t>
+      </w:r>
+      <w:r>
+        <w:rPr>
+          <w:bCs/>
+        </w:rPr>
+        <w:t xml:space="preserve">se confirma que cada atributo cuenta con </w:t>
+      </w:r>
+      <w:r>
+        <w:rPr>
+          <w:bCs/>
+        </w:rPr>
+        <w:t>un tipo de dato óptimo y, a su vez, se implementaron restricciones de acuerdo con las bases a seguir por el contexto.</w:t>
+      </w:r>
+    </w:p>
+    <w:p>
+      <w:pPr>
+        <w:spacing w:after="80"/>
+        <w:rPr>
+          <w:bCs/>
+        </w:rPr>
+      </w:pPr>
+      <w:r>
+        <w:rPr>
+          <w:b/>
+          <w:bCs/>
+        </w:rPr>
+        <w:t>Tipos de datos utilizados:</w:t>
+      </w:r>
+      <w:r>
+        <w:rPr>
+          <w:bCs/>
+        </w:rPr>
+        <w:t xml:space="preserve"> INT, VARCHAR, DECIMAL, BIGINT, DATE, TIME, TINYINT.</w:t>
+      </w:r>
+    </w:p>
+    <w:p>
+      <w:pPr>
+        <w:spacing w:after="80"/>
+        <w:rPr>
+          <w:bCs/>
+          <w:lang w:val="en-US"/>
+        </w:rPr>
+      </w:pPr>
+      <w:proofErr w:type="spellStart"/>
+      <w:r>
+        <w:rPr>
+          <w:b/>
+          <w:bCs/>
+          <w:lang w:val="en-US"/>
+        </w:rPr>
+        <w:t>Restricciones</w:t>
+      </w:r>
+      <w:proofErr w:type="spellEnd"/>
+      <w:r>
+        <w:rPr>
+          <w:b/>
+          <w:bCs/>
+          <w:lang w:val="en-US"/>
+        </w:rPr>
+        <w:t xml:space="preserve"> a </w:t>
+      </w:r>
+      <w:proofErr w:type="spellStart"/>
+      <w:r>
+        <w:rPr>
+          <w:b/>
+          <w:bCs/>
+          <w:lang w:val="en-US"/>
+        </w:rPr>
+        <w:t>respetar</w:t>
+      </w:r>
+      <w:proofErr w:type="spellEnd"/>
+      <w:r>
+        <w:rPr>
+          <w:b/>
+          <w:bCs/>
+          <w:lang w:val="en-US"/>
+        </w:rPr>
+        <w:t>:</w:t>
+      </w:r>
+      <w:r>
+        <w:rPr>
+          <w:bCs/>
+          <w:lang w:val="en-US"/>
+        </w:rPr>
+        <w:t xml:space="preserve"> PK, FK, UNIQUE, NOT NULL, CHECK, D</w:t>
+      </w:r>
+      <w:r>
+        <w:rPr>
+          <w:bCs/>
+          <w:lang w:val="en-US"/>
+        </w:rPr>
+        <w:t>E</w:t>
+      </w:r>
+      <w:r>
+        <w:rPr>
+          <w:bCs/>
+          <w:lang w:val="en-US"/>
+        </w:rPr>
+        <w:t>F</w:t>
+      </w:r>
+      <w:r>
+        <w:rPr>
+          <w:bCs/>
+          <w:lang w:val="en-US"/>
+        </w:rPr>
+        <w:t>AULT.</w:t>
+      </w:r>
+    </w:p>
+    <w:p>
+      <w:pPr>
+        <w:spacing w:after="80"/>
+        <w:rPr>
+          <w:bCs/>
+        </w:rPr>
+      </w:pPr>
+      <w:r>
+        <w:rPr>
+          <w:bCs/>
+        </w:rPr>
+        <w:t>Además se añadieron las r</w:t>
+      </w:r>
+      <w:r>
+        <w:rPr>
+          <w:bCs/>
+        </w:rPr>
+        <w:t>espectivas reglas ante actualizaciones (</w:t>
+      </w:r>
+      <w:r>
+        <w:rPr>
+          <w:b/>
+          <w:bCs/>
+        </w:rPr>
+        <w:t>ON UPDATE</w:t>
+      </w:r>
+      <w:r>
+        <w:rPr>
+          <w:bCs/>
+        </w:rPr>
+        <w:t xml:space="preserve"> CASCADE</w:t>
+      </w:r>
+      <w:r>
+        <w:rPr>
+          <w:bCs/>
+        </w:rPr>
+        <w:t>) y protección frente a eliminación de registros (</w:t>
+      </w:r>
+      <w:r>
+        <w:rPr>
+          <w:b/>
+          <w:bCs/>
+        </w:rPr>
+        <w:t>ON DELETE</w:t>
+      </w:r>
+      <w:r>
+        <w:rPr>
+          <w:bCs/>
+        </w:rPr>
+        <w:t xml:space="preserve"> NO ACTION </w:t>
+      </w:r>
+      <w:r>
+        <w:rPr>
+          <w:b/>
+          <w:bCs/>
+        </w:rPr>
+        <w:t>/</w:t>
+      </w:r>
+      <w:r>
+        <w:rPr>
+          <w:bCs/>
+        </w:rPr>
+        <w:t xml:space="preserve"> CASCADE </w:t>
+      </w:r>
+      <w:r>
+        <w:rPr>
+          <w:b/>
+          <w:bCs/>
+        </w:rPr>
+        <w:t>/</w:t>
+      </w:r>
+      <w:r>
+        <w:rPr>
+          <w:bCs/>
+        </w:rPr>
+        <w:t xml:space="preserve"> RESTRICT).</w:t>
       </w:r>
     </w:p>
     <w:p>
@@ -7940,27 +8201,59 @@
         </w:pBdr>
         <w:spacing w:after="200"/>
       </w:pPr>
-      <w:r>
-        <w:t xml:space="preserve"> </w:t>
-      </w:r>
-    </w:p>
-    <w:p>
-      <w:pPr>
-        <w:pBdr>
-          <w:bottom w:val="single" w:sz="6" w:space="0" w:color="999999"/>
-        </w:pBdr>
-        <w:spacing w:after="200"/>
-      </w:pPr>
-      <w:r>
-        <w:t xml:space="preserve"> </w:t>
-      </w:r>
     </w:p>
     <w:p>
       <w:pPr>
         <w:pStyle w:val="Ttulo2"/>
       </w:pPr>
       <w:bookmarkStart w:id="27" w:name="_Toc239078845"/>
-      <w:r>
+    </w:p>
+    <w:p>
+      <w:pPr>
+        <w:pStyle w:val="Ttulo2"/>
+      </w:pPr>
+    </w:p>
+    <w:p>
+      <w:pPr>
+        <w:pStyle w:val="Ttulo2"/>
+      </w:pPr>
+    </w:p>
+    <w:p>
+      <w:pPr>
+        <w:pStyle w:val="Ttulo2"/>
+      </w:pPr>
+    </w:p>
+    <w:p>
+      <w:pPr>
+        <w:pStyle w:val="Ttulo2"/>
+      </w:pPr>
+    </w:p>
+    <w:p>
+      <w:pPr>
+        <w:pStyle w:val="Ttulo2"/>
+      </w:pPr>
+    </w:p>
+    <w:p>
+      <w:pPr>
+        <w:pStyle w:val="Ttulo2"/>
+      </w:pPr>
+    </w:p>
+    <w:p>
+      <w:pPr>
+        <w:pStyle w:val="Ttulo2"/>
+      </w:pPr>
+    </w:p>
+    <w:p>
+      <w:pPr>
+        <w:pStyle w:val="Ttulo2"/>
+      </w:pPr>
+    </w:p>
+    <w:p>
+      <w:pPr>
+        <w:pStyle w:val="Ttulo2"/>
+      </w:pPr>
+      <w:r>
+        <w:lastRenderedPageBreak/>
         <w:t>9.2 Script SQL de creación</w:t>
       </w:r>
       <w:bookmarkEnd w:id="27"/>
@@ -8092,7 +8385,13 @@
           </w:p>
           <w:p>
             <w:r>
-              <w:t>-- -----------------------------------------------------</w:t>
+              <w:t>-- -------------</w:t>
+            </w:r>
+            <w:r>
+              <w:t>-</w:t>
+            </w:r>
+            <w:r>
+              <w:t>----------------------------------------</w:t>
             </w:r>
           </w:p>
           <w:p>
@@ -8394,7 +8693,232 @@
               <w:rPr>
                 <w:lang w:val="en-US"/>
               </w:rPr>
+              <w:t xml:space="preserve">  `nro` BIGINT NOT NULL AUTO_INCREMENT,</w:t>
+            </w:r>
+          </w:p>
+          <w:p>
+            <w:pPr>
+              <w:rPr>
+                <w:lang w:val="en-US"/>
+              </w:rPr>
+            </w:pPr>
+            <w:r>
+              <w:rPr>
+                <w:lang w:val="en-US"/>
+              </w:rPr>
+              <w:t xml:space="preserve">  `nombre` VARCHAR(45) NOT NULL,</w:t>
+            </w:r>
+          </w:p>
+          <w:p>
+            <w:pPr>
+              <w:rPr>
+                <w:lang w:val="en-US"/>
+              </w:rPr>
+            </w:pPr>
+            <w:r>
+              <w:rPr>
+                <w:lang w:val="en-US"/>
+              </w:rPr>
+              <w:t xml:space="preserve">  `capacidad` INT NOT NULL,</w:t>
+            </w:r>
+          </w:p>
+          <w:p>
+            <w:pPr>
+              <w:rPr>
+                <w:lang w:val="en-US"/>
+              </w:rPr>
+            </w:pPr>
+            <w:r>
+              <w:rPr>
+                <w:lang w:val="en-US"/>
+              </w:rPr>
+              <w:t xml:space="preserve">  `habilitada` TINYINT NOT NULL DEFAULT 1,</w:t>
+            </w:r>
+          </w:p>
+          <w:p>
+            <w:r>
+              <w:rPr>
+                <w:lang w:val="en-US"/>
+              </w:rPr>
+              <w:t xml:space="preserve">  </w:t>
+            </w:r>
+            <w:r>
+              <w:t>`</w:t>
+            </w:r>
+            <w:proofErr w:type="spellStart"/>
+            <w:r>
+              <w:t>precio_x_hora</w:t>
+            </w:r>
+            <w:proofErr w:type="spellEnd"/>
+            <w:r>
+              <w:t>` DECIMAL(10,2) NOT NULL,</w:t>
+            </w:r>
+          </w:p>
+          <w:p/>
+          <w:p>
+            <w:r>
+              <w:t xml:space="preserve">  PRIMARY KEY (`</w:t>
+            </w:r>
+            <w:proofErr w:type="spellStart"/>
+            <w:r>
+              <w:t>nro</w:t>
+            </w:r>
+            <w:proofErr w:type="spellEnd"/>
+            <w:r>
+              <w:t>`),</w:t>
+            </w:r>
+          </w:p>
+          <w:p>
+            <w:r>
+              <w:t xml:space="preserve">  UNIQUE INDEX `</w:t>
+            </w:r>
+            <w:proofErr w:type="spellStart"/>
+            <w:r>
+              <w:t>nombre_UNIQUE</w:t>
+            </w:r>
+            <w:proofErr w:type="spellEnd"/>
+            <w:r>
+              <w:t>` (`nombre` ASC),</w:t>
+            </w:r>
+          </w:p>
+          <w:p/>
+          <w:p>
+            <w:r>
+              <w:t xml:space="preserve">  CONSTRAINT `</w:t>
+            </w:r>
+            <w:proofErr w:type="spellStart"/>
+            <w:r>
+              <w:t>chk_sala_capacidad</w:t>
+            </w:r>
+            <w:proofErr w:type="spellEnd"/>
+            <w:r>
+              <w:t>` CHECK (`capacidad` &gt; 0),</w:t>
+            </w:r>
+          </w:p>
+          <w:p>
+            <w:r>
+              <w:t xml:space="preserve">  CONSTRAINT `</w:t>
+            </w:r>
+            <w:proofErr w:type="spellStart"/>
+            <w:r>
+              <w:t>chk_sala_precio</w:t>
+            </w:r>
+            <w:proofErr w:type="spellEnd"/>
+            <w:r>
+              <w:t>` CHECK (`</w:t>
+            </w:r>
+            <w:proofErr w:type="spellStart"/>
+            <w:r>
+              <w:t>precio_x_hora</w:t>
+            </w:r>
+            <w:proofErr w:type="spellEnd"/>
+            <w:r>
+              <w:t>` &gt;= 0),</w:t>
+            </w:r>
+          </w:p>
+          <w:p>
+            <w:r>
+              <w:t xml:space="preserve">  CONSTRAINT `</w:t>
+            </w:r>
+            <w:proofErr w:type="spellStart"/>
+            <w:r>
+              <w:t>chk_sala_habilitada</w:t>
+            </w:r>
+            <w:proofErr w:type="spellEnd"/>
+            <w:r>
+              <w:t>` CHECK (`habilitada` IN (0, 1))</w:t>
+            </w:r>
+          </w:p>
+          <w:p>
+            <w:pPr>
+              <w:rPr>
+                <w:lang w:val="en-US"/>
+              </w:rPr>
+            </w:pPr>
+            <w:r>
+              <w:rPr>
+                <w:lang w:val="en-US"/>
+              </w:rPr>
               <w:lastRenderedPageBreak/>
+              <w:t>) ENGINE = InnoDB;</w:t>
+            </w:r>
+          </w:p>
+          <w:p>
+            <w:pPr>
+              <w:rPr>
+                <w:lang w:val="en-US"/>
+              </w:rPr>
+            </w:pPr>
+          </w:p>
+          <w:p>
+            <w:pPr>
+              <w:rPr>
+                <w:lang w:val="en-US"/>
+              </w:rPr>
+            </w:pPr>
+          </w:p>
+          <w:p>
+            <w:pPr>
+              <w:rPr>
+                <w:lang w:val="en-US"/>
+              </w:rPr>
+            </w:pPr>
+            <w:r>
+              <w:rPr>
+                <w:lang w:val="en-US"/>
+              </w:rPr>
+              <w:t>-- -----------------------------------------------------</w:t>
+            </w:r>
+          </w:p>
+          <w:p>
+            <w:pPr>
+              <w:rPr>
+                <w:lang w:val="en-US"/>
+              </w:rPr>
+            </w:pPr>
+            <w:r>
+              <w:rPr>
+                <w:lang w:val="en-US"/>
+              </w:rPr>
+              <w:t>-- Table `salas_de_ensayo_db`.`reserva`</w:t>
+            </w:r>
+          </w:p>
+          <w:p>
+            <w:pPr>
+              <w:rPr>
+                <w:lang w:val="en-US"/>
+              </w:rPr>
+            </w:pPr>
+            <w:r>
+              <w:rPr>
+                <w:lang w:val="en-US"/>
+              </w:rPr>
+              <w:t>-- -----------------------------------------------------</w:t>
+            </w:r>
+          </w:p>
+          <w:p>
+            <w:pPr>
+              <w:rPr>
+                <w:lang w:val="en-US"/>
+              </w:rPr>
+            </w:pPr>
+            <w:r>
+              <w:rPr>
+                <w:lang w:val="en-US"/>
+              </w:rPr>
+              <w:t>CREATE TABLE IF NOT EXISTS `salas_de_ensayo_db`.`reserva`(</w:t>
+            </w:r>
+          </w:p>
+          <w:p>
+            <w:pPr>
+              <w:rPr>
+                <w:lang w:val="en-US"/>
+              </w:rPr>
+            </w:pPr>
+            <w:r>
+              <w:rPr>
+                <w:lang w:val="en-US"/>
+              </w:rPr>
               <w:t xml:space="preserve">  `nro` BIGINT NOT NULL AUTO_INCREMENT,</w:t>
             </w:r>
           </w:p>
@@ -8408,6 +8932,640 @@
               <w:rPr>
                 <w:lang w:val="en-US"/>
               </w:rPr>
+              <w:t xml:space="preserve">  `fecha` DATE NOT NULL,</w:t>
+            </w:r>
+          </w:p>
+          <w:p>
+            <w:pPr>
+              <w:rPr>
+                <w:lang w:val="en-US"/>
+              </w:rPr>
+            </w:pPr>
+            <w:r>
+              <w:rPr>
+                <w:lang w:val="en-US"/>
+              </w:rPr>
+              <w:t xml:space="preserve">  `hora_inicio` TIME NOT NULL,</w:t>
+            </w:r>
+          </w:p>
+          <w:p>
+            <w:pPr>
+              <w:rPr>
+                <w:lang w:val="en-US"/>
+              </w:rPr>
+            </w:pPr>
+            <w:r>
+              <w:rPr>
+                <w:lang w:val="en-US"/>
+              </w:rPr>
+              <w:t xml:space="preserve">  `hora_fin` TIME NOT NULL,</w:t>
+            </w:r>
+          </w:p>
+          <w:p>
+            <w:pPr>
+              <w:rPr>
+                <w:lang w:val="en-US"/>
+              </w:rPr>
+            </w:pPr>
+            <w:r>
+              <w:rPr>
+                <w:lang w:val="en-US"/>
+              </w:rPr>
+              <w:t xml:space="preserve">  `confirmada` TINYINT NOT NULL DEFAULT 1,</w:t>
+            </w:r>
+          </w:p>
+          <w:p>
+            <w:r>
+              <w:rPr>
+                <w:lang w:val="en-US"/>
+              </w:rPr>
+              <w:t xml:space="preserve">  </w:t>
+            </w:r>
+            <w:r>
+              <w:t>`</w:t>
+            </w:r>
+            <w:proofErr w:type="spellStart"/>
+            <w:r>
+              <w:t>sala_precio_x_hora</w:t>
+            </w:r>
+            <w:proofErr w:type="spellEnd"/>
+            <w:r>
+              <w:t>` DECIMAL(10,2) NOT NULL,</w:t>
+            </w:r>
+          </w:p>
+          <w:p>
+            <w:pPr>
+              <w:rPr>
+                <w:lang w:val="en-US"/>
+              </w:rPr>
+            </w:pPr>
+            <w:r>
+              <w:t xml:space="preserve">  </w:t>
+            </w:r>
+            <w:r>
+              <w:rPr>
+                <w:lang w:val="en-US"/>
+              </w:rPr>
+              <w:t>`dni_persona` VARCHAR(10) NOT NULL,</w:t>
+            </w:r>
+          </w:p>
+          <w:p>
+            <w:pPr>
+              <w:rPr>
+                <w:lang w:val="en-US"/>
+              </w:rPr>
+            </w:pPr>
+            <w:r>
+              <w:rPr>
+                <w:lang w:val="en-US"/>
+              </w:rPr>
+              <w:t xml:space="preserve">  `nro_sala` BIGINT NOT NULL,</w:t>
+            </w:r>
+          </w:p>
+          <w:p>
+            <w:pPr>
+              <w:rPr>
+                <w:lang w:val="en-US"/>
+              </w:rPr>
+            </w:pPr>
+          </w:p>
+          <w:p>
+            <w:r>
+              <w:rPr>
+                <w:lang w:val="en-US"/>
+              </w:rPr>
+              <w:t xml:space="preserve">  </w:t>
+            </w:r>
+            <w:r>
+              <w:t>PRIMARY KEY (`</w:t>
+            </w:r>
+            <w:proofErr w:type="spellStart"/>
+            <w:r>
+              <w:t>nro</w:t>
+            </w:r>
+            <w:proofErr w:type="spellEnd"/>
+            <w:r>
+              <w:t>`),</w:t>
+            </w:r>
+          </w:p>
+          <w:p>
+            <w:r>
+              <w:t xml:space="preserve">  INDEX `fk_reserva_persona1_idx` (`</w:t>
+            </w:r>
+            <w:proofErr w:type="spellStart"/>
+            <w:r>
+              <w:t>dni_persona</w:t>
+            </w:r>
+            <w:proofErr w:type="spellEnd"/>
+            <w:r>
+              <w:t>` ASC),</w:t>
+            </w:r>
+          </w:p>
+          <w:p>
+            <w:r>
+              <w:t xml:space="preserve">  INDEX `fk_reserva_sala1_idx` (`</w:t>
+            </w:r>
+            <w:proofErr w:type="spellStart"/>
+            <w:r>
+              <w:t>nro_sala</w:t>
+            </w:r>
+            <w:proofErr w:type="spellEnd"/>
+            <w:r>
+              <w:t>` ASC),</w:t>
+            </w:r>
+          </w:p>
+          <w:p/>
+          <w:p>
+            <w:r>
+              <w:t xml:space="preserve">  CONSTRAINT `</w:t>
+            </w:r>
+            <w:proofErr w:type="spellStart"/>
+            <w:r>
+              <w:t>chk_reserva_horarios</w:t>
+            </w:r>
+            <w:proofErr w:type="spellEnd"/>
+            <w:r>
+              <w:t>` CHECK (`</w:t>
+            </w:r>
+            <w:proofErr w:type="spellStart"/>
+            <w:r>
+              <w:t>hora_fin</w:t>
+            </w:r>
+            <w:proofErr w:type="spellEnd"/>
+            <w:r>
+              <w:t>` &gt; `</w:t>
+            </w:r>
+            <w:proofErr w:type="spellStart"/>
+            <w:r>
+              <w:t>hora_inicio</w:t>
+            </w:r>
+            <w:proofErr w:type="spellEnd"/>
+            <w:r>
+              <w:t>`),</w:t>
+            </w:r>
+          </w:p>
+          <w:p>
+            <w:pPr>
+              <w:rPr>
+                <w:lang w:val="en-US"/>
+              </w:rPr>
+            </w:pPr>
+            <w:r>
+              <w:t xml:space="preserve">  </w:t>
+            </w:r>
+            <w:r>
+              <w:rPr>
+                <w:lang w:val="en-US"/>
+              </w:rPr>
+              <w:t>CONSTRAINT `chk_reserva_confirmacion` CHECK (`confirmada` IN (0, 1)),</w:t>
+            </w:r>
+          </w:p>
+          <w:p>
+            <w:pPr>
+              <w:rPr>
+                <w:lang w:val="en-US"/>
+              </w:rPr>
+            </w:pPr>
+          </w:p>
+          <w:p>
+            <w:pPr>
+              <w:rPr>
+                <w:lang w:val="en-US"/>
+              </w:rPr>
+            </w:pPr>
+            <w:r>
+              <w:rPr>
+                <w:lang w:val="en-US"/>
+              </w:rPr>
+              <w:t xml:space="preserve">  CONSTRAINT `fk_dni_persona` FOREIGN KEY (`dni_persona`)</w:t>
+            </w:r>
+          </w:p>
+          <w:p>
+            <w:r>
+              <w:rPr>
+                <w:lang w:val="en-US"/>
+              </w:rPr>
+              <w:t xml:space="preserve">    </w:t>
+            </w:r>
+            <w:r>
+              <w:t>REFERENCES `salas_de_ensayo_</w:t>
+            </w:r>
+            <w:proofErr w:type="spellStart"/>
+            <w:r>
+              <w:t>db</w:t>
+            </w:r>
+            <w:proofErr w:type="spellEnd"/>
+            <w:r>
+              <w:t>`.`persona` (`</w:t>
+            </w:r>
+            <w:proofErr w:type="spellStart"/>
+            <w:r>
+              <w:t>dni</w:t>
+            </w:r>
+            <w:proofErr w:type="spellEnd"/>
+            <w:r>
+              <w:t>`)</w:t>
+            </w:r>
+          </w:p>
+          <w:p>
+            <w:pPr>
+              <w:rPr>
+                <w:lang w:val="en-US"/>
+              </w:rPr>
+            </w:pPr>
+            <w:r>
+              <w:t xml:space="preserve">    </w:t>
+            </w:r>
+            <w:r>
+              <w:rPr>
+                <w:lang w:val="en-US"/>
+              </w:rPr>
+              <w:t>ON DELETE NO ACTION ON UPDATE CASCADE,</w:t>
+            </w:r>
+          </w:p>
+          <w:p>
+            <w:pPr>
+              <w:rPr>
+                <w:lang w:val="en-US"/>
+              </w:rPr>
+            </w:pPr>
+          </w:p>
+          <w:p>
+            <w:pPr>
+              <w:rPr>
+                <w:lang w:val="en-US"/>
+              </w:rPr>
+            </w:pPr>
+            <w:r>
+              <w:rPr>
+                <w:lang w:val="en-US"/>
+              </w:rPr>
+              <w:t xml:space="preserve">  CONSTRAINT `fk_nro_sala` FOREIGN KEY (`nro_sala`)</w:t>
+            </w:r>
+          </w:p>
+          <w:p>
+            <w:r>
+              <w:rPr>
+                <w:lang w:val="en-US"/>
+              </w:rPr>
+              <w:t xml:space="preserve">    </w:t>
+            </w:r>
+            <w:r>
+              <w:t>REFERENCES `salas_de_ensayo_</w:t>
+            </w:r>
+            <w:proofErr w:type="spellStart"/>
+            <w:r>
+              <w:t>db</w:t>
+            </w:r>
+            <w:proofErr w:type="spellEnd"/>
+            <w:r>
+              <w:t>`.`sala` (`</w:t>
+            </w:r>
+            <w:proofErr w:type="spellStart"/>
+            <w:r>
+              <w:t>nro</w:t>
+            </w:r>
+            <w:proofErr w:type="spellEnd"/>
+            <w:r>
+              <w:t>`)</w:t>
+            </w:r>
+          </w:p>
+          <w:p>
+            <w:pPr>
+              <w:rPr>
+                <w:lang w:val="en-US"/>
+              </w:rPr>
+            </w:pPr>
+            <w:r>
+              <w:t xml:space="preserve">    </w:t>
+            </w:r>
+            <w:r>
+              <w:rPr>
+                <w:lang w:val="en-US"/>
+              </w:rPr>
+              <w:t>ON DELETE NO ACTION ON UPDATE CASCADE</w:t>
+            </w:r>
+          </w:p>
+          <w:p>
+            <w:pPr>
+              <w:rPr>
+                <w:lang w:val="en-US"/>
+              </w:rPr>
+            </w:pPr>
+            <w:r>
+              <w:rPr>
+                <w:lang w:val="en-US"/>
+              </w:rPr>
+              <w:t>) ENGINE = InnoDB;</w:t>
+            </w:r>
+          </w:p>
+          <w:p>
+            <w:pPr>
+              <w:rPr>
+                <w:lang w:val="en-US"/>
+              </w:rPr>
+            </w:pPr>
+          </w:p>
+          <w:p>
+            <w:pPr>
+              <w:rPr>
+                <w:lang w:val="en-US"/>
+              </w:rPr>
+            </w:pPr>
+          </w:p>
+          <w:p>
+            <w:pPr>
+              <w:rPr>
+                <w:lang w:val="en-US"/>
+              </w:rPr>
+            </w:pPr>
+            <w:r>
+              <w:rPr>
+                <w:lang w:val="en-US"/>
+              </w:rPr>
+              <w:t>-- -----------------------------------------------------</w:t>
+            </w:r>
+          </w:p>
+          <w:p>
+            <w:pPr>
+              <w:rPr>
+                <w:lang w:val="en-US"/>
+              </w:rPr>
+            </w:pPr>
+            <w:r>
+              <w:rPr>
+                <w:lang w:val="en-US"/>
+              </w:rPr>
+              <w:t>-- Table `salas_de_ensayo_db`.`categoria`</w:t>
+            </w:r>
+          </w:p>
+          <w:p>
+            <w:pPr>
+              <w:rPr>
+                <w:lang w:val="en-US"/>
+              </w:rPr>
+            </w:pPr>
+            <w:r>
+              <w:rPr>
+                <w:lang w:val="en-US"/>
+              </w:rPr>
+              <w:t>-- -----------------------------------------------------</w:t>
+            </w:r>
+          </w:p>
+          <w:p>
+            <w:pPr>
+              <w:rPr>
+                <w:lang w:val="en-US"/>
+              </w:rPr>
+            </w:pPr>
+            <w:r>
+              <w:rPr>
+                <w:lang w:val="en-US"/>
+              </w:rPr>
+              <w:t>CREATE TABLE IF NOT EXISTS `salas_de_ensayo_db`.`categoria`(</w:t>
+            </w:r>
+          </w:p>
+          <w:p>
+            <w:pPr>
+              <w:rPr>
+                <w:lang w:val="en-US"/>
+              </w:rPr>
+            </w:pPr>
+            <w:r>
+              <w:rPr>
+                <w:lang w:val="en-US"/>
+              </w:rPr>
+              <w:t xml:space="preserve">  `id` BIGINT NOT NULL AUTO_INCREMENT,</w:t>
+            </w:r>
+          </w:p>
+          <w:p>
+            <w:pPr>
+              <w:rPr>
+                <w:lang w:val="en-US"/>
+              </w:rPr>
+            </w:pPr>
+            <w:r>
+              <w:rPr>
+                <w:lang w:val="en-US"/>
+              </w:rPr>
+              <w:t xml:space="preserve">  `descripcion` VARCHAR(100) NOT NULL,</w:t>
+            </w:r>
+          </w:p>
+          <w:p>
+            <w:pPr>
+              <w:rPr>
+                <w:lang w:val="en-US"/>
+              </w:rPr>
+            </w:pPr>
+            <w:r>
+              <w:rPr>
+                <w:lang w:val="en-US"/>
+              </w:rPr>
+              <w:t xml:space="preserve">  `id_categoria_padre` BIGINT NULL,</w:t>
+            </w:r>
+          </w:p>
+          <w:p>
+            <w:pPr>
+              <w:rPr>
+                <w:lang w:val="en-US"/>
+              </w:rPr>
+            </w:pPr>
+          </w:p>
+          <w:p>
+            <w:pPr>
+              <w:rPr>
+                <w:lang w:val="en-US"/>
+              </w:rPr>
+            </w:pPr>
+            <w:r>
+              <w:rPr>
+                <w:lang w:val="en-US"/>
+              </w:rPr>
+              <w:t xml:space="preserve">  PRIMARY KEY (`id`),</w:t>
+            </w:r>
+          </w:p>
+          <w:p>
+            <w:r>
+              <w:rPr>
+                <w:lang w:val="en-US"/>
+              </w:rPr>
+              <w:t xml:space="preserve">  </w:t>
+            </w:r>
+            <w:r>
+              <w:t>INDEX `fk_categoria_categoria1_idx` (`</w:t>
+            </w:r>
+            <w:proofErr w:type="spellStart"/>
+            <w:r>
+              <w:t>id_categoria_padre</w:t>
+            </w:r>
+            <w:proofErr w:type="spellEnd"/>
+            <w:r>
+              <w:t>` ASC),</w:t>
+            </w:r>
+          </w:p>
+          <w:p/>
+          <w:p>
+            <w:pPr>
+              <w:rPr>
+                <w:lang w:val="en-US"/>
+              </w:rPr>
+            </w:pPr>
+            <w:r>
+              <w:t xml:space="preserve">  </w:t>
+            </w:r>
+            <w:r>
+              <w:rPr>
+                <w:lang w:val="en-US"/>
+              </w:rPr>
+              <w:t>CONSTRAINT `fk_categoria_categoria1` FOREIGN KEY (`id_categoria_padre`)</w:t>
+            </w:r>
+          </w:p>
+          <w:p>
+            <w:r>
+              <w:rPr>
+                <w:lang w:val="en-US"/>
+              </w:rPr>
+              <w:t xml:space="preserve">    </w:t>
+            </w:r>
+            <w:r>
+              <w:t>REFERENCES `salas_de_ensayo_</w:t>
+            </w:r>
+            <w:proofErr w:type="spellStart"/>
+            <w:r>
+              <w:t>db</w:t>
+            </w:r>
+            <w:proofErr w:type="spellEnd"/>
+            <w:r>
+              <w:t>`.`</w:t>
+            </w:r>
+            <w:proofErr w:type="spellStart"/>
+            <w:r>
+              <w:t>categoria</w:t>
+            </w:r>
+            <w:proofErr w:type="spellEnd"/>
+            <w:r>
+              <w:t>` (`id`)</w:t>
+            </w:r>
+          </w:p>
+          <w:p>
+            <w:pPr>
+              <w:rPr>
+                <w:lang w:val="en-US"/>
+              </w:rPr>
+            </w:pPr>
+            <w:r>
+              <w:t xml:space="preserve">    </w:t>
+            </w:r>
+            <w:r>
+              <w:rPr>
+                <w:lang w:val="en-US"/>
+              </w:rPr>
+              <w:t>ON DELETE NO ACTION ON UPDATE CASCADE</w:t>
+            </w:r>
+          </w:p>
+          <w:p>
+            <w:pPr>
+              <w:rPr>
+                <w:lang w:val="en-US"/>
+              </w:rPr>
+            </w:pPr>
+            <w:r>
+              <w:rPr>
+                <w:lang w:val="en-US"/>
+              </w:rPr>
+              <w:t>) ENGINE = InnoDB;</w:t>
+            </w:r>
+          </w:p>
+          <w:p>
+            <w:pPr>
+              <w:rPr>
+                <w:lang w:val="en-US"/>
+              </w:rPr>
+            </w:pPr>
+          </w:p>
+          <w:p>
+            <w:pPr>
+              <w:rPr>
+                <w:lang w:val="en-US"/>
+              </w:rPr>
+            </w:pPr>
+          </w:p>
+          <w:p>
+            <w:pPr>
+              <w:rPr>
+                <w:lang w:val="en-US"/>
+              </w:rPr>
+            </w:pPr>
+            <w:r>
+              <w:rPr>
+                <w:lang w:val="en-US"/>
+              </w:rPr>
+              <w:t>-- -----------------------------------------------------</w:t>
+            </w:r>
+          </w:p>
+          <w:p>
+            <w:pPr>
+              <w:rPr>
+                <w:lang w:val="en-US"/>
+              </w:rPr>
+            </w:pPr>
+            <w:r>
+              <w:rPr>
+                <w:lang w:val="en-US"/>
+              </w:rPr>
+              <w:t>-- Table `salas_de_ensayo_db`.`fabricante`</w:t>
+            </w:r>
+          </w:p>
+          <w:p>
+            <w:pPr>
+              <w:rPr>
+                <w:lang w:val="en-US"/>
+              </w:rPr>
+            </w:pPr>
+            <w:r>
+              <w:rPr>
+                <w:lang w:val="en-US"/>
+              </w:rPr>
+              <w:lastRenderedPageBreak/>
+              <w:t>-- -----------------------------------------------------</w:t>
+            </w:r>
+          </w:p>
+          <w:p>
+            <w:pPr>
+              <w:rPr>
+                <w:lang w:val="en-US"/>
+              </w:rPr>
+            </w:pPr>
+            <w:r>
+              <w:rPr>
+                <w:lang w:val="en-US"/>
+              </w:rPr>
+              <w:t>CREATE TABLE IF NOT EXISTS `salas_de_ensayo_db`.`fabricante`(</w:t>
+            </w:r>
+          </w:p>
+          <w:p>
+            <w:pPr>
+              <w:rPr>
+                <w:lang w:val="en-US"/>
+              </w:rPr>
+            </w:pPr>
+            <w:r>
+              <w:rPr>
+                <w:lang w:val="en-US"/>
+              </w:rPr>
+              <w:t xml:space="preserve">  `id` BIGINT NOT NULL AUTO_INCREMENT,</w:t>
+            </w:r>
+          </w:p>
+          <w:p>
+            <w:pPr>
+              <w:rPr>
+                <w:lang w:val="en-US"/>
+              </w:rPr>
+            </w:pPr>
+            <w:r>
+              <w:rPr>
+                <w:lang w:val="en-US"/>
+              </w:rPr>
               <w:t xml:space="preserve">  `nombre` VARCHAR(45) NOT NULL,</w:t>
             </w:r>
           </w:p>
@@ -8421,20 +9579,112 @@
               <w:rPr>
                 <w:lang w:val="en-US"/>
               </w:rPr>
-              <w:t xml:space="preserve">  `capacidad` INT NOT NULL,</w:t>
-            </w:r>
-          </w:p>
-          <w:p>
-            <w:pPr>
-              <w:rPr>
-                <w:lang w:val="en-US"/>
-              </w:rPr>
-            </w:pPr>
-            <w:r>
-              <w:rPr>
-                <w:lang w:val="en-US"/>
-              </w:rPr>
-              <w:t xml:space="preserve">  `habilitada` TINYINT NOT NULL DEFAULT 1,</w:t>
+              <w:t xml:space="preserve">  PRIMARY KEY (`id`)</w:t>
+            </w:r>
+          </w:p>
+          <w:p>
+            <w:pPr>
+              <w:rPr>
+                <w:lang w:val="en-US"/>
+              </w:rPr>
+            </w:pPr>
+            <w:r>
+              <w:rPr>
+                <w:lang w:val="en-US"/>
+              </w:rPr>
+              <w:t>) ENGINE = InnoDB;</w:t>
+            </w:r>
+          </w:p>
+          <w:p>
+            <w:pPr>
+              <w:rPr>
+                <w:lang w:val="en-US"/>
+              </w:rPr>
+            </w:pPr>
+          </w:p>
+          <w:p>
+            <w:pPr>
+              <w:rPr>
+                <w:lang w:val="en-US"/>
+              </w:rPr>
+            </w:pPr>
+          </w:p>
+          <w:p>
+            <w:pPr>
+              <w:rPr>
+                <w:lang w:val="en-US"/>
+              </w:rPr>
+            </w:pPr>
+            <w:r>
+              <w:rPr>
+                <w:lang w:val="en-US"/>
+              </w:rPr>
+              <w:t>-- -----------------------------------------------------</w:t>
+            </w:r>
+          </w:p>
+          <w:p>
+            <w:pPr>
+              <w:rPr>
+                <w:lang w:val="en-US"/>
+              </w:rPr>
+            </w:pPr>
+            <w:r>
+              <w:rPr>
+                <w:lang w:val="en-US"/>
+              </w:rPr>
+              <w:t>-- Table `salas_de_ensayo_db`.`item_inventario`</w:t>
+            </w:r>
+          </w:p>
+          <w:p>
+            <w:pPr>
+              <w:rPr>
+                <w:lang w:val="en-US"/>
+              </w:rPr>
+            </w:pPr>
+            <w:r>
+              <w:rPr>
+                <w:lang w:val="en-US"/>
+              </w:rPr>
+              <w:t>-- -----------------------------------------------------</w:t>
+            </w:r>
+          </w:p>
+          <w:p>
+            <w:pPr>
+              <w:rPr>
+                <w:lang w:val="en-US"/>
+              </w:rPr>
+            </w:pPr>
+            <w:r>
+              <w:rPr>
+                <w:lang w:val="en-US"/>
+              </w:rPr>
+              <w:t>CREATE TABLE IF NOT EXISTS `salas_de_ensayo_db`.`item_inventario`(</w:t>
+            </w:r>
+          </w:p>
+          <w:p>
+            <w:pPr>
+              <w:rPr>
+                <w:lang w:val="en-US"/>
+              </w:rPr>
+            </w:pPr>
+            <w:r>
+              <w:rPr>
+                <w:lang w:val="en-US"/>
+              </w:rPr>
+              <w:t xml:space="preserve">  `id` VARCHAR(10) NOT NULL,</w:t>
+            </w:r>
+          </w:p>
+          <w:p>
+            <w:pPr>
+              <w:rPr>
+                <w:lang w:val="en-US"/>
+              </w:rPr>
+            </w:pPr>
+            <w:r>
+              <w:rPr>
+                <w:lang w:val="en-US"/>
+              </w:rPr>
+              <w:t xml:space="preserve">  `stock` INT NOT NULL,</w:t>
             </w:r>
           </w:p>
           <w:p>
@@ -8449,1285 +9699,507 @@
             </w:r>
             <w:proofErr w:type="spellStart"/>
             <w:r>
-              <w:t>precio_x_hora</w:t>
+              <w:t>descripcion</w:t>
             </w:r>
             <w:proofErr w:type="spellEnd"/>
             <w:r>
+              <w:t>` VARCHAR(100) NOT NULL,</w:t>
+            </w:r>
+          </w:p>
+          <w:p>
+            <w:r>
+              <w:t xml:space="preserve">  `</w:t>
+            </w:r>
+            <w:proofErr w:type="spellStart"/>
+            <w:r>
+              <w:t>costo_alquiler</w:t>
+            </w:r>
+            <w:proofErr w:type="spellEnd"/>
+            <w:r>
               <w:t>` DECIMAL(10,2) NOT NULL,</w:t>
             </w:r>
           </w:p>
+          <w:p>
+            <w:pPr>
+              <w:rPr>
+                <w:lang w:val="en-US"/>
+              </w:rPr>
+            </w:pPr>
+            <w:r>
+              <w:t xml:space="preserve">  </w:t>
+            </w:r>
+            <w:r>
+              <w:rPr>
+                <w:lang w:val="en-US"/>
+              </w:rPr>
+              <w:t>`id_categoria` BIGINT NOT NULL,</w:t>
+            </w:r>
+          </w:p>
+          <w:p>
+            <w:pPr>
+              <w:rPr>
+                <w:lang w:val="en-US"/>
+              </w:rPr>
+            </w:pPr>
+            <w:r>
+              <w:rPr>
+                <w:lang w:val="en-US"/>
+              </w:rPr>
+              <w:t xml:space="preserve">  `id_fabricante` BIGINT NOT NULL,</w:t>
+            </w:r>
+          </w:p>
+          <w:p>
+            <w:pPr>
+              <w:rPr>
+                <w:lang w:val="en-US"/>
+              </w:rPr>
+            </w:pPr>
+          </w:p>
+          <w:p>
+            <w:pPr>
+              <w:rPr>
+                <w:lang w:val="en-US"/>
+              </w:rPr>
+            </w:pPr>
+            <w:r>
+              <w:rPr>
+                <w:lang w:val="en-US"/>
+              </w:rPr>
+              <w:t xml:space="preserve">  PRIMARY KEY (`id`),</w:t>
+            </w:r>
+          </w:p>
+          <w:p>
+            <w:pPr>
+              <w:rPr>
+                <w:lang w:val="en-US"/>
+              </w:rPr>
+            </w:pPr>
+            <w:r>
+              <w:rPr>
+                <w:lang w:val="en-US"/>
+              </w:rPr>
+              <w:t xml:space="preserve">  INDEX `fk_item_inventario_categoria1_idx` (`id_categoria` ASC),</w:t>
+            </w:r>
+          </w:p>
+          <w:p>
+            <w:pPr>
+              <w:rPr>
+                <w:lang w:val="en-US"/>
+              </w:rPr>
+            </w:pPr>
+            <w:r>
+              <w:rPr>
+                <w:lang w:val="en-US"/>
+              </w:rPr>
+              <w:t xml:space="preserve">  INDEX `fk_item_inventario_fabricante1_idx` (`id_fabricante` ASC),</w:t>
+            </w:r>
+          </w:p>
+          <w:p>
+            <w:pPr>
+              <w:rPr>
+                <w:lang w:val="en-US"/>
+              </w:rPr>
+            </w:pPr>
+            <w:r>
+              <w:rPr>
+                <w:lang w:val="en-US"/>
+              </w:rPr>
+              <w:t xml:space="preserve">  </w:t>
+            </w:r>
+          </w:p>
+          <w:p>
+            <w:pPr>
+              <w:rPr>
+                <w:lang w:val="en-US"/>
+              </w:rPr>
+            </w:pPr>
+            <w:r>
+              <w:rPr>
+                <w:lang w:val="en-US"/>
+              </w:rPr>
+              <w:t xml:space="preserve">  CONSTRAINT `chk_inventario_stock` CHECK (`stock` &gt;= 0),</w:t>
+            </w:r>
+          </w:p>
+          <w:p>
+            <w:pPr>
+              <w:rPr>
+                <w:lang w:val="en-US"/>
+              </w:rPr>
+            </w:pPr>
+            <w:r>
+              <w:rPr>
+                <w:lang w:val="en-US"/>
+              </w:rPr>
+              <w:t xml:space="preserve">  CONSTRAINT `chk_inventario_costo` CHECK (`costo_alquiler` &gt;= 0),</w:t>
+            </w:r>
+          </w:p>
+          <w:p>
+            <w:pPr>
+              <w:rPr>
+                <w:lang w:val="en-US"/>
+              </w:rPr>
+            </w:pPr>
+          </w:p>
+          <w:p>
+            <w:pPr>
+              <w:rPr>
+                <w:lang w:val="en-US"/>
+              </w:rPr>
+            </w:pPr>
+            <w:r>
+              <w:rPr>
+                <w:lang w:val="en-US"/>
+              </w:rPr>
+              <w:t xml:space="preserve">  CONSTRAINT `fk_id_categoria` FOREIGN KEY (`id_categoria`)</w:t>
+            </w:r>
+          </w:p>
+          <w:p>
+            <w:r>
+              <w:rPr>
+                <w:lang w:val="en-US"/>
+              </w:rPr>
+              <w:t xml:space="preserve">    </w:t>
+            </w:r>
+            <w:r>
+              <w:t>REFERENCES `salas_de_ensayo_</w:t>
+            </w:r>
+            <w:proofErr w:type="spellStart"/>
+            <w:r>
+              <w:t>db</w:t>
+            </w:r>
+            <w:proofErr w:type="spellEnd"/>
+            <w:r>
+              <w:t>`.`</w:t>
+            </w:r>
+            <w:proofErr w:type="spellStart"/>
+            <w:r>
+              <w:t>categoria</w:t>
+            </w:r>
+            <w:proofErr w:type="spellEnd"/>
+            <w:r>
+              <w:t>` (`id`)</w:t>
+            </w:r>
+          </w:p>
+          <w:p>
+            <w:pPr>
+              <w:rPr>
+                <w:lang w:val="en-US"/>
+              </w:rPr>
+            </w:pPr>
+            <w:r>
+              <w:t xml:space="preserve">    </w:t>
+            </w:r>
+            <w:r>
+              <w:rPr>
+                <w:lang w:val="en-US"/>
+              </w:rPr>
+              <w:t>ON DELETE NO ACTION ON UPDATE CASCADE,</w:t>
+            </w:r>
+          </w:p>
+          <w:p>
+            <w:pPr>
+              <w:rPr>
+                <w:lang w:val="en-US"/>
+              </w:rPr>
+            </w:pPr>
+          </w:p>
+          <w:p>
+            <w:pPr>
+              <w:rPr>
+                <w:lang w:val="en-US"/>
+              </w:rPr>
+            </w:pPr>
+            <w:r>
+              <w:rPr>
+                <w:lang w:val="en-US"/>
+              </w:rPr>
+              <w:t xml:space="preserve">  CONSTRAINT `fk_id_fabricante` FOREIGN KEY (`id_fabricante`)</w:t>
+            </w:r>
+          </w:p>
+          <w:p>
+            <w:r>
+              <w:rPr>
+                <w:lang w:val="en-US"/>
+              </w:rPr>
+              <w:t xml:space="preserve">    </w:t>
+            </w:r>
+            <w:r>
+              <w:t>REFERENCES `salas_de_ensayo_</w:t>
+            </w:r>
+            <w:proofErr w:type="spellStart"/>
+            <w:r>
+              <w:t>db</w:t>
+            </w:r>
+            <w:proofErr w:type="spellEnd"/>
+            <w:r>
+              <w:t>`.`fabricante` (`id`)</w:t>
+            </w:r>
+          </w:p>
+          <w:p>
+            <w:pPr>
+              <w:rPr>
+                <w:lang w:val="en-US"/>
+              </w:rPr>
+            </w:pPr>
+            <w:r>
+              <w:t xml:space="preserve">    </w:t>
+            </w:r>
+            <w:r>
+              <w:rPr>
+                <w:lang w:val="en-US"/>
+              </w:rPr>
+              <w:t>ON DELETE NO ACTION ON UPDATE CASCADE</w:t>
+            </w:r>
+          </w:p>
+          <w:p>
+            <w:pPr>
+              <w:rPr>
+                <w:lang w:val="en-US"/>
+              </w:rPr>
+            </w:pPr>
+            <w:r>
+              <w:rPr>
+                <w:lang w:val="en-US"/>
+              </w:rPr>
+              <w:t>) ENGINE = InnoDB;</w:t>
+            </w:r>
+          </w:p>
+          <w:p>
+            <w:pPr>
+              <w:rPr>
+                <w:lang w:val="en-US"/>
+              </w:rPr>
+            </w:pPr>
+          </w:p>
+          <w:p>
+            <w:pPr>
+              <w:rPr>
+                <w:lang w:val="en-US"/>
+              </w:rPr>
+            </w:pPr>
+          </w:p>
+          <w:p>
+            <w:pPr>
+              <w:rPr>
+                <w:lang w:val="en-US"/>
+              </w:rPr>
+            </w:pPr>
+            <w:r>
+              <w:rPr>
+                <w:lang w:val="en-US"/>
+              </w:rPr>
+              <w:t>-- -----------------------------------------------------</w:t>
+            </w:r>
+          </w:p>
+          <w:p>
+            <w:pPr>
+              <w:rPr>
+                <w:lang w:val="en-US"/>
+              </w:rPr>
+            </w:pPr>
+            <w:r>
+              <w:rPr>
+                <w:lang w:val="en-US"/>
+              </w:rPr>
+              <w:t>-- Table `salas_de_ensayo_db`.`empleado`</w:t>
+            </w:r>
+          </w:p>
+          <w:p>
+            <w:pPr>
+              <w:rPr>
+                <w:lang w:val="en-US"/>
+              </w:rPr>
+            </w:pPr>
+            <w:r>
+              <w:rPr>
+                <w:lang w:val="en-US"/>
+              </w:rPr>
+              <w:t>-- -----------------------------------------------------</w:t>
+            </w:r>
+          </w:p>
+          <w:p>
+            <w:pPr>
+              <w:rPr>
+                <w:lang w:val="en-US"/>
+              </w:rPr>
+            </w:pPr>
+            <w:r>
+              <w:rPr>
+                <w:lang w:val="en-US"/>
+              </w:rPr>
+              <w:t>CREATE TABLE IF NOT EXISTS `salas_de_ensayo_db`.`empleado`(</w:t>
+            </w:r>
+          </w:p>
+          <w:p>
+            <w:pPr>
+              <w:rPr>
+                <w:lang w:val="en-US"/>
+              </w:rPr>
+            </w:pPr>
+            <w:r>
+              <w:rPr>
+                <w:lang w:val="en-US"/>
+              </w:rPr>
+              <w:t xml:space="preserve">  `dni_persona` VARCHAR(10) NOT NULL,</w:t>
+            </w:r>
+          </w:p>
+          <w:p>
+            <w:pPr>
+              <w:rPr>
+                <w:lang w:val="en-US"/>
+              </w:rPr>
+            </w:pPr>
+            <w:r>
+              <w:rPr>
+                <w:lang w:val="en-US"/>
+              </w:rPr>
+              <w:t xml:space="preserve">  `legajo` INT NOT NULL AUTO_INCREMENT,</w:t>
+            </w:r>
+          </w:p>
+          <w:p>
+            <w:pPr>
+              <w:rPr>
+                <w:lang w:val="en-US"/>
+              </w:rPr>
+            </w:pPr>
+            <w:r>
+              <w:rPr>
+                <w:lang w:val="en-US"/>
+              </w:rPr>
+              <w:t xml:space="preserve">  `contraseña` VARCHAR(45) NOT NULL DEFAULT 'ar-09/',</w:t>
+            </w:r>
+          </w:p>
+          <w:p>
+            <w:pPr>
+              <w:rPr>
+                <w:lang w:val="en-US"/>
+              </w:rPr>
+            </w:pPr>
+          </w:p>
+          <w:p>
+            <w:r>
+              <w:rPr>
+                <w:lang w:val="en-US"/>
+              </w:rPr>
+              <w:t xml:space="preserve">  </w:t>
+            </w:r>
+            <w:r>
+              <w:t>UNIQUE INDEX `</w:t>
+            </w:r>
+            <w:proofErr w:type="spellStart"/>
+            <w:r>
+              <w:t>legajo_UNIQUE</w:t>
+            </w:r>
+            <w:proofErr w:type="spellEnd"/>
+            <w:r>
+              <w:t>` (`legajo` ASC),</w:t>
+            </w:r>
+          </w:p>
+          <w:p>
+            <w:r>
+              <w:t xml:space="preserve">  PRIMARY KEY (`</w:t>
+            </w:r>
+            <w:proofErr w:type="spellStart"/>
+            <w:r>
+              <w:t>dni_persona</w:t>
+            </w:r>
+            <w:proofErr w:type="spellEnd"/>
+            <w:r>
+              <w:t>`),</w:t>
+            </w:r>
+          </w:p>
+          <w:p>
+            <w:r>
+              <w:t xml:space="preserve">  INDEX `fk_empleado_persona1_idx` (`</w:t>
+            </w:r>
+            <w:proofErr w:type="spellStart"/>
+            <w:r>
+              <w:t>dni_persona</w:t>
+            </w:r>
+            <w:proofErr w:type="spellEnd"/>
+            <w:r>
+              <w:t>` ASC),</w:t>
+            </w:r>
+          </w:p>
+          <w:p>
+            <w:r>
+              <w:t xml:space="preserve">  UNIQUE INDEX `</w:t>
+            </w:r>
+            <w:proofErr w:type="spellStart"/>
+            <w:r>
+              <w:t>dni_persona_UNIQUE</w:t>
+            </w:r>
+            <w:proofErr w:type="spellEnd"/>
+            <w:r>
+              <w:t>` (`</w:t>
+            </w:r>
+            <w:proofErr w:type="spellStart"/>
+            <w:r>
+              <w:t>dni_persona</w:t>
+            </w:r>
+            <w:proofErr w:type="spellEnd"/>
+            <w:r>
+              <w:t>` ASC),</w:t>
+            </w:r>
+          </w:p>
           <w:p/>
           <w:p>
-            <w:r>
-              <w:t xml:space="preserve">  PRIMARY KEY (`</w:t>
+            <w:pPr>
+              <w:rPr>
+                <w:lang w:val="en-US"/>
+              </w:rPr>
+            </w:pPr>
+            <w:r>
+              <w:t xml:space="preserve">  </w:t>
+            </w:r>
+            <w:r>
+              <w:rPr>
+                <w:lang w:val="en-US"/>
+              </w:rPr>
+              <w:t>CONSTRAINT `fk_dni_persona_empleado` FOREIGN KEY (`dni_persona`)</w:t>
+            </w:r>
+          </w:p>
+          <w:p>
+            <w:r>
+              <w:rPr>
+                <w:lang w:val="en-US"/>
+              </w:rPr>
+              <w:t xml:space="preserve">    </w:t>
+            </w:r>
+            <w:r>
+              <w:t>REFERENCES `salas_de_ensayo_</w:t>
             </w:r>
             <w:proofErr w:type="spellStart"/>
             <w:r>
-              <w:t>nro</w:t>
+              <w:t>db</w:t>
             </w:r>
             <w:proofErr w:type="spellEnd"/>
             <w:r>
-              <w:t>`),</w:t>
-            </w:r>
-          </w:p>
-          <w:p>
-            <w:r>
-              <w:t xml:space="preserve">  UNIQUE INDEX `</w:t>
+              <w:t>`.`persona` (`</w:t>
             </w:r>
             <w:proofErr w:type="spellStart"/>
             <w:r>
-              <w:t>nombre_UNIQUE</w:t>
+              <w:t>dni</w:t>
             </w:r>
             <w:proofErr w:type="spellEnd"/>
             <w:r>
-              <w:t>` (`nombre` ASC),</w:t>
-            </w:r>
-          </w:p>
-          <w:p/>
-          <w:p>
-            <w:r>
-              <w:t xml:space="preserve">  CONSTRAINT `</w:t>
-            </w:r>
-            <w:proofErr w:type="spellStart"/>
-            <w:r>
-              <w:t>chk_sala_capacidad</w:t>
-            </w:r>
-            <w:proofErr w:type="spellEnd"/>
-            <w:r>
-              <w:t>` CHECK (`capacidad` &gt; 0),</w:t>
-            </w:r>
-          </w:p>
-          <w:p>
-            <w:r>
-              <w:t xml:space="preserve">  CONSTRAINT `</w:t>
-            </w:r>
-            <w:proofErr w:type="spellStart"/>
-            <w:r>
-              <w:t>chk_sala_precio</w:t>
-            </w:r>
-            <w:proofErr w:type="spellEnd"/>
-            <w:r>
-              <w:t>` CHECK (`</w:t>
-            </w:r>
-            <w:proofErr w:type="spellStart"/>
-            <w:r>
-              <w:t>precio_x_hora</w:t>
-            </w:r>
-            <w:proofErr w:type="spellEnd"/>
-            <w:r>
-              <w:t>` &gt;= 0),</w:t>
-            </w:r>
-          </w:p>
-          <w:p>
-            <w:r>
-              <w:t xml:space="preserve">  CONSTRAINT `</w:t>
-            </w:r>
-            <w:proofErr w:type="spellStart"/>
-            <w:r>
-              <w:t>chk_sala_habilitada</w:t>
-            </w:r>
-            <w:proofErr w:type="spellEnd"/>
-            <w:r>
-              <w:t>` CHECK (`habilitada` IN (0, 1))</w:t>
-            </w:r>
-          </w:p>
-          <w:p>
-            <w:pPr>
-              <w:rPr>
-                <w:lang w:val="en-US"/>
-              </w:rPr>
-            </w:pPr>
-            <w:r>
-              <w:rPr>
-                <w:lang w:val="en-US"/>
-              </w:rPr>
-              <w:t>) ENGINE = InnoDB;</w:t>
-            </w:r>
-          </w:p>
-          <w:p>
-            <w:pPr>
-              <w:rPr>
-                <w:lang w:val="en-US"/>
-              </w:rPr>
-            </w:pPr>
-          </w:p>
-          <w:p>
-            <w:pPr>
-              <w:rPr>
-                <w:lang w:val="en-US"/>
-              </w:rPr>
-            </w:pPr>
-          </w:p>
-          <w:p>
-            <w:pPr>
-              <w:rPr>
-                <w:lang w:val="en-US"/>
-              </w:rPr>
-            </w:pPr>
-            <w:r>
-              <w:rPr>
-                <w:lang w:val="en-US"/>
-              </w:rPr>
-              <w:t>-- -----------------------------------------------------</w:t>
-            </w:r>
-          </w:p>
-          <w:p>
-            <w:pPr>
-              <w:rPr>
-                <w:lang w:val="en-US"/>
-              </w:rPr>
-            </w:pPr>
-            <w:r>
-              <w:rPr>
-                <w:lang w:val="en-US"/>
-              </w:rPr>
-              <w:t>-- Table `salas_de_ensayo_db`.`reserva`</w:t>
-            </w:r>
-          </w:p>
-          <w:p>
-            <w:pPr>
-              <w:rPr>
-                <w:lang w:val="en-US"/>
-              </w:rPr>
-            </w:pPr>
-            <w:r>
-              <w:rPr>
-                <w:lang w:val="en-US"/>
-              </w:rPr>
-              <w:t>-- -----------------------------------------------------</w:t>
-            </w:r>
-          </w:p>
-          <w:p>
-            <w:pPr>
-              <w:rPr>
-                <w:lang w:val="en-US"/>
-              </w:rPr>
-            </w:pPr>
-            <w:r>
-              <w:rPr>
-                <w:lang w:val="en-US"/>
-              </w:rPr>
-              <w:t>CREATE TABLE IF NOT EXISTS `salas_de_ensayo_db`.`reserva`(</w:t>
-            </w:r>
-          </w:p>
-          <w:p>
-            <w:pPr>
-              <w:rPr>
-                <w:lang w:val="en-US"/>
-              </w:rPr>
-            </w:pPr>
-            <w:r>
-              <w:rPr>
-                <w:lang w:val="en-US"/>
-              </w:rPr>
-              <w:t xml:space="preserve">  `nro` BIGINT NOT NULL AUTO_INCREMENT,</w:t>
-            </w:r>
-          </w:p>
-          <w:p>
-            <w:pPr>
-              <w:rPr>
-                <w:lang w:val="en-US"/>
-              </w:rPr>
-            </w:pPr>
-            <w:r>
-              <w:rPr>
-                <w:lang w:val="en-US"/>
-              </w:rPr>
-              <w:t xml:space="preserve">  `fecha` DATE NOT NULL,</w:t>
-            </w:r>
-          </w:p>
-          <w:p>
-            <w:pPr>
-              <w:rPr>
-                <w:lang w:val="en-US"/>
-              </w:rPr>
-            </w:pPr>
-            <w:r>
-              <w:rPr>
-                <w:lang w:val="en-US"/>
-              </w:rPr>
-              <w:t xml:space="preserve">  `hora_inicio` TIME NOT NULL,</w:t>
-            </w:r>
-          </w:p>
-          <w:p>
-            <w:pPr>
-              <w:rPr>
-                <w:lang w:val="en-US"/>
-              </w:rPr>
-            </w:pPr>
-            <w:r>
-              <w:rPr>
-                <w:lang w:val="en-US"/>
-              </w:rPr>
-              <w:t xml:space="preserve">  `hora_fin` TIME NOT NULL,</w:t>
-            </w:r>
-          </w:p>
-          <w:p>
-            <w:pPr>
-              <w:rPr>
-                <w:lang w:val="en-US"/>
-              </w:rPr>
-            </w:pPr>
-            <w:r>
-              <w:rPr>
-                <w:lang w:val="en-US"/>
-              </w:rPr>
-              <w:t xml:space="preserve">  `confirmada` TINYINT NOT NULL DEFAULT 1,</w:t>
-            </w:r>
-          </w:p>
-          <w:p>
-            <w:r>
-              <w:rPr>
-                <w:lang w:val="en-US"/>
-              </w:rPr>
-              <w:t xml:space="preserve">  </w:t>
-            </w:r>
-            <w:r>
-              <w:t>`</w:t>
-            </w:r>
-            <w:proofErr w:type="spellStart"/>
-            <w:r>
-              <w:t>sala_precio_x_hora</w:t>
-            </w:r>
-            <w:proofErr w:type="spellEnd"/>
-            <w:r>
-              <w:t>` DECIMAL(10,2) NOT NULL,</w:t>
-            </w:r>
-          </w:p>
-          <w:p>
-            <w:pPr>
-              <w:rPr>
-                <w:lang w:val="en-US"/>
-              </w:rPr>
-            </w:pPr>
-            <w:r>
-              <w:t xml:space="preserve">  </w:t>
-            </w:r>
-            <w:r>
-              <w:rPr>
-                <w:lang w:val="en-US"/>
-              </w:rPr>
-              <w:t>`dni_persona` VARCHAR(10) NOT NULL,</w:t>
-            </w:r>
-          </w:p>
-          <w:p>
-            <w:pPr>
-              <w:rPr>
-                <w:lang w:val="en-US"/>
-              </w:rPr>
-            </w:pPr>
-            <w:r>
-              <w:rPr>
-                <w:lang w:val="en-US"/>
-              </w:rPr>
-              <w:t xml:space="preserve">  `nro_sala` BIGINT NOT NULL,</w:t>
-            </w:r>
-          </w:p>
-          <w:p>
-            <w:pPr>
-              <w:rPr>
-                <w:lang w:val="en-US"/>
-              </w:rPr>
-            </w:pPr>
-          </w:p>
-          <w:p>
-            <w:r>
-              <w:rPr>
-                <w:lang w:val="en-US"/>
-              </w:rPr>
-              <w:t xml:space="preserve">  </w:t>
-            </w:r>
-            <w:r>
-              <w:t>PRIMARY KEY (`</w:t>
-            </w:r>
-            <w:proofErr w:type="spellStart"/>
-            <w:r>
-              <w:t>nro</w:t>
-            </w:r>
-            <w:proofErr w:type="spellEnd"/>
-            <w:r>
-              <w:t>`),</w:t>
-            </w:r>
-          </w:p>
-          <w:p>
-            <w:r>
-              <w:t xml:space="preserve">  INDEX `fk_reserva_persona1_idx` (`</w:t>
-            </w:r>
-            <w:proofErr w:type="spellStart"/>
-            <w:r>
-              <w:t>dni_persona</w:t>
-            </w:r>
-            <w:proofErr w:type="spellEnd"/>
-            <w:r>
-              <w:t>` ASC),</w:t>
-            </w:r>
-          </w:p>
-          <w:p>
-            <w:r>
-              <w:t xml:space="preserve">  INDEX `fk_reserva_sala1_idx` (`</w:t>
-            </w:r>
-            <w:proofErr w:type="spellStart"/>
-            <w:r>
-              <w:t>nro_sala</w:t>
-            </w:r>
-            <w:proofErr w:type="spellEnd"/>
-            <w:r>
-              <w:t>` ASC),</w:t>
-            </w:r>
-          </w:p>
-          <w:p/>
-          <w:p>
-            <w:r>
-              <w:t xml:space="preserve">  CONSTRAINT `</w:t>
-            </w:r>
-            <w:proofErr w:type="spellStart"/>
-            <w:r>
-              <w:t>chk_reserva_horarios</w:t>
-            </w:r>
-            <w:proofErr w:type="spellEnd"/>
-            <w:r>
-              <w:t>` CHECK (`</w:t>
-            </w:r>
-            <w:proofErr w:type="spellStart"/>
-            <w:r>
-              <w:t>hora_fin</w:t>
-            </w:r>
-            <w:proofErr w:type="spellEnd"/>
-            <w:r>
-              <w:t>` &gt; `</w:t>
-            </w:r>
-            <w:proofErr w:type="spellStart"/>
-            <w:r>
-              <w:t>hora_inicio</w:t>
-            </w:r>
-            <w:proofErr w:type="spellEnd"/>
-            <w:r>
-              <w:t>`),</w:t>
-            </w:r>
-          </w:p>
-          <w:p>
-            <w:pPr>
-              <w:rPr>
-                <w:lang w:val="en-US"/>
-              </w:rPr>
-            </w:pPr>
-            <w:r>
-              <w:t xml:space="preserve">  </w:t>
-            </w:r>
-            <w:r>
-              <w:rPr>
-                <w:lang w:val="en-US"/>
-              </w:rPr>
-              <w:t>CONSTRAINT `chk_reserva_confirmacion` CHECK (`confirmada` IN (0, 1)),</w:t>
-            </w:r>
-          </w:p>
-          <w:p>
-            <w:pPr>
-              <w:rPr>
-                <w:lang w:val="en-US"/>
-              </w:rPr>
-            </w:pPr>
-          </w:p>
-          <w:p>
-            <w:pPr>
-              <w:rPr>
-                <w:lang w:val="en-US"/>
-              </w:rPr>
-            </w:pPr>
-            <w:r>
-              <w:rPr>
-                <w:lang w:val="en-US"/>
-              </w:rPr>
-              <w:t xml:space="preserve">  CONSTRAINT `fk_dni_persona` FOREIGN KEY (`dni_persona`)</w:t>
-            </w:r>
-          </w:p>
-          <w:p>
-            <w:r>
-              <w:rPr>
-                <w:lang w:val="en-US"/>
-              </w:rPr>
+              <w:t>`)</w:t>
+            </w:r>
+          </w:p>
+          <w:p>
+            <w:pPr>
+              <w:rPr>
+                <w:lang w:val="en-US"/>
+              </w:rPr>
+            </w:pPr>
+            <w:r>
               <w:t xml:space="preserve">    </w:t>
             </w:r>
             <w:r>
-              <w:t>REFERENCES `salas_de_ensayo_</w:t>
-            </w:r>
-            <w:proofErr w:type="spellStart"/>
-            <w:r>
-              <w:t>db</w:t>
-            </w:r>
-            <w:proofErr w:type="spellEnd"/>
-            <w:r>
-              <w:t>`.`persona` (`</w:t>
-            </w:r>
-            <w:proofErr w:type="spellStart"/>
-            <w:r>
-              <w:t>dni</w:t>
-            </w:r>
-            <w:proofErr w:type="spellEnd"/>
-            <w:r>
-              <w:t>`)</w:t>
-            </w:r>
-          </w:p>
-          <w:p>
-            <w:pPr>
-              <w:rPr>
-                <w:lang w:val="en-US"/>
-              </w:rPr>
-            </w:pPr>
-            <w:r>
-              <w:t xml:space="preserve">    </w:t>
-            </w:r>
-            <w:r>
-              <w:rPr>
-                <w:lang w:val="en-US"/>
-              </w:rPr>
-              <w:t>ON DELETE NO ACTION ON UPDATE CASCADE,</w:t>
-            </w:r>
-          </w:p>
-          <w:p>
-            <w:pPr>
-              <w:rPr>
-                <w:lang w:val="en-US"/>
-              </w:rPr>
-            </w:pPr>
-          </w:p>
-          <w:p>
-            <w:pPr>
-              <w:rPr>
-                <w:lang w:val="en-US"/>
-              </w:rPr>
-            </w:pPr>
-            <w:r>
-              <w:rPr>
-                <w:lang w:val="en-US"/>
-              </w:rPr>
-              <w:t xml:space="preserve">  CONSTRAINT `fk_nro_sala` FOREIGN KEY (`nro_sala`)</w:t>
-            </w:r>
-          </w:p>
-          <w:p>
-            <w:r>
-              <w:rPr>
-                <w:lang w:val="en-US"/>
-              </w:rPr>
-              <w:t xml:space="preserve">    </w:t>
-            </w:r>
-            <w:r>
-              <w:t>REFERENCES `salas_de_ensayo_</w:t>
-            </w:r>
-            <w:proofErr w:type="spellStart"/>
-            <w:r>
-              <w:t>db</w:t>
-            </w:r>
-            <w:proofErr w:type="spellEnd"/>
-            <w:r>
-              <w:t>`.`sala` (`</w:t>
-            </w:r>
-            <w:proofErr w:type="spellStart"/>
-            <w:r>
-              <w:t>nro</w:t>
-            </w:r>
-            <w:proofErr w:type="spellEnd"/>
-            <w:r>
-              <w:t>`)</w:t>
-            </w:r>
-          </w:p>
-          <w:p>
-            <w:pPr>
-              <w:rPr>
-                <w:lang w:val="en-US"/>
-              </w:rPr>
-            </w:pPr>
-            <w:r>
-              <w:t xml:space="preserve">    </w:t>
-            </w:r>
-            <w:r>
-              <w:rPr>
-                <w:lang w:val="en-US"/>
-              </w:rPr>
-              <w:t>ON DELETE NO ACTION ON UPDATE CASCADE</w:t>
-            </w:r>
-          </w:p>
-          <w:p>
-            <w:pPr>
-              <w:rPr>
-                <w:lang w:val="en-US"/>
-              </w:rPr>
-            </w:pPr>
-            <w:r>
-              <w:rPr>
-                <w:lang w:val="en-US"/>
-              </w:rPr>
-              <w:t>) ENGINE = InnoDB;</w:t>
-            </w:r>
-          </w:p>
-          <w:p>
-            <w:pPr>
-              <w:rPr>
-                <w:lang w:val="en-US"/>
-              </w:rPr>
-            </w:pPr>
-          </w:p>
-          <w:p>
-            <w:pPr>
-              <w:rPr>
-                <w:lang w:val="en-US"/>
-              </w:rPr>
-            </w:pPr>
-          </w:p>
-          <w:p>
-            <w:pPr>
-              <w:rPr>
-                <w:lang w:val="en-US"/>
-              </w:rPr>
-            </w:pPr>
-            <w:r>
-              <w:rPr>
-                <w:lang w:val="en-US"/>
-              </w:rPr>
-              <w:t>-- -----------------------------------------------------</w:t>
-            </w:r>
-          </w:p>
-          <w:p>
-            <w:pPr>
-              <w:rPr>
-                <w:lang w:val="en-US"/>
-              </w:rPr>
-            </w:pPr>
-            <w:r>
-              <w:rPr>
-                <w:lang w:val="en-US"/>
-              </w:rPr>
-              <w:t>-- Table `salas_de_ensayo_db`.`categoria`</w:t>
-            </w:r>
-          </w:p>
-          <w:p>
-            <w:pPr>
-              <w:rPr>
-                <w:lang w:val="en-US"/>
-              </w:rPr>
-            </w:pPr>
-            <w:r>
-              <w:rPr>
-                <w:lang w:val="en-US"/>
-              </w:rPr>
-              <w:t>-- -----------------------------------------------------</w:t>
-            </w:r>
-          </w:p>
-          <w:p>
-            <w:pPr>
-              <w:rPr>
-                <w:lang w:val="en-US"/>
-              </w:rPr>
-            </w:pPr>
-            <w:r>
-              <w:rPr>
-                <w:lang w:val="en-US"/>
-              </w:rPr>
-              <w:t>CREATE TABLE IF NOT EXISTS `salas_de_ensayo_db`.`categoria`(</w:t>
-            </w:r>
-          </w:p>
-          <w:p>
-            <w:pPr>
-              <w:rPr>
-                <w:lang w:val="en-US"/>
-              </w:rPr>
-            </w:pPr>
-            <w:r>
-              <w:rPr>
-                <w:lang w:val="en-US"/>
-              </w:rPr>
-              <w:t xml:space="preserve">  `id` BIGINT NOT NULL AUTO_INCREMENT,</w:t>
-            </w:r>
-          </w:p>
-          <w:p>
-            <w:pPr>
-              <w:rPr>
-                <w:lang w:val="en-US"/>
-              </w:rPr>
-            </w:pPr>
-            <w:r>
-              <w:rPr>
-                <w:lang w:val="en-US"/>
-              </w:rPr>
-              <w:t xml:space="preserve">  `descripcion` VARCHAR(100) NOT NULL,</w:t>
-            </w:r>
-          </w:p>
-          <w:p>
-            <w:pPr>
-              <w:rPr>
-                <w:lang w:val="en-US"/>
-              </w:rPr>
-            </w:pPr>
-            <w:r>
-              <w:rPr>
-                <w:lang w:val="en-US"/>
-              </w:rPr>
-              <w:t xml:space="preserve">  `id_categoria_padre` BIGINT NULL,</w:t>
-            </w:r>
-          </w:p>
-          <w:p>
-            <w:pPr>
-              <w:rPr>
-                <w:lang w:val="en-US"/>
-              </w:rPr>
-            </w:pPr>
-          </w:p>
-          <w:p>
-            <w:pPr>
-              <w:rPr>
-                <w:lang w:val="en-US"/>
-              </w:rPr>
-            </w:pPr>
-            <w:r>
-              <w:rPr>
-                <w:lang w:val="en-US"/>
-              </w:rPr>
-              <w:t xml:space="preserve">  PRIMARY KEY (`id`),</w:t>
-            </w:r>
-          </w:p>
-          <w:p>
-            <w:r>
-              <w:rPr>
-                <w:lang w:val="en-US"/>
-              </w:rPr>
-              <w:t xml:space="preserve">  </w:t>
-            </w:r>
-            <w:r>
-              <w:t>INDEX `fk_categoria_categoria1_idx` (`</w:t>
-            </w:r>
-            <w:proofErr w:type="spellStart"/>
-            <w:r>
-              <w:t>id_categoria_padre</w:t>
-            </w:r>
-            <w:proofErr w:type="spellEnd"/>
-            <w:r>
-              <w:t>` ASC),</w:t>
-            </w:r>
-          </w:p>
-          <w:p/>
-          <w:p>
-            <w:pPr>
-              <w:rPr>
-                <w:lang w:val="en-US"/>
-              </w:rPr>
-            </w:pPr>
-            <w:r>
-              <w:t xml:space="preserve">  </w:t>
-            </w:r>
-            <w:r>
-              <w:rPr>
-                <w:lang w:val="en-US"/>
-              </w:rPr>
-              <w:t>CONSTRAINT `fk_categoria_categoria1` FOREIGN KEY (`id_categoria_padre`)</w:t>
-            </w:r>
-          </w:p>
-          <w:p>
-            <w:r>
-              <w:rPr>
-                <w:lang w:val="en-US"/>
-              </w:rPr>
-              <w:t xml:space="preserve">    </w:t>
-            </w:r>
-            <w:r>
-              <w:t>REFERENCES `salas_de_ensayo_</w:t>
-            </w:r>
-            <w:proofErr w:type="spellStart"/>
-            <w:r>
-              <w:t>db</w:t>
-            </w:r>
-            <w:proofErr w:type="spellEnd"/>
-            <w:r>
-              <w:t>`.`</w:t>
-            </w:r>
-            <w:proofErr w:type="spellStart"/>
-            <w:r>
-              <w:t>categoria</w:t>
-            </w:r>
-            <w:proofErr w:type="spellEnd"/>
-            <w:r>
-              <w:t>` (`id`)</w:t>
-            </w:r>
-          </w:p>
-          <w:p>
-            <w:pPr>
-              <w:rPr>
-                <w:lang w:val="en-US"/>
-              </w:rPr>
-            </w:pPr>
-            <w:r>
-              <w:t xml:space="preserve">    </w:t>
-            </w:r>
-            <w:r>
-              <w:rPr>
-                <w:lang w:val="en-US"/>
-              </w:rPr>
-              <w:t>ON DELETE NO ACTION ON UPDATE CASCADE</w:t>
-            </w:r>
-          </w:p>
-          <w:p>
-            <w:pPr>
-              <w:rPr>
-                <w:lang w:val="en-US"/>
-              </w:rPr>
-            </w:pPr>
-            <w:r>
-              <w:rPr>
-                <w:lang w:val="en-US"/>
-              </w:rPr>
-              <w:t>) ENGINE = InnoDB;</w:t>
-            </w:r>
-          </w:p>
-          <w:p>
-            <w:pPr>
-              <w:rPr>
-                <w:lang w:val="en-US"/>
-              </w:rPr>
-            </w:pPr>
-          </w:p>
-          <w:p>
-            <w:pPr>
-              <w:rPr>
-                <w:lang w:val="en-US"/>
-              </w:rPr>
-            </w:pPr>
-          </w:p>
-          <w:p>
-            <w:pPr>
-              <w:rPr>
-                <w:lang w:val="en-US"/>
-              </w:rPr>
-            </w:pPr>
-            <w:r>
-              <w:rPr>
-                <w:lang w:val="en-US"/>
-              </w:rPr>
-              <w:t>-- -----------------------------------------------------</w:t>
-            </w:r>
-          </w:p>
-          <w:p>
-            <w:pPr>
-              <w:rPr>
-                <w:lang w:val="en-US"/>
-              </w:rPr>
-            </w:pPr>
-            <w:r>
-              <w:rPr>
-                <w:lang w:val="en-US"/>
-              </w:rPr>
-              <w:t>-- Table `salas_de_ensayo_db`.`fabricante`</w:t>
-            </w:r>
-          </w:p>
-          <w:p>
-            <w:pPr>
-              <w:rPr>
-                <w:lang w:val="en-US"/>
-              </w:rPr>
-            </w:pPr>
-            <w:r>
-              <w:rPr>
-                <w:lang w:val="en-US"/>
-              </w:rPr>
-              <w:t>-- -----------------------------------------------------</w:t>
-            </w:r>
-          </w:p>
-          <w:p>
-            <w:pPr>
-              <w:rPr>
-                <w:lang w:val="en-US"/>
-              </w:rPr>
-            </w:pPr>
-            <w:r>
-              <w:rPr>
-                <w:lang w:val="en-US"/>
-              </w:rPr>
-              <w:t>CREATE TABLE IF NOT EXISTS `salas_de_ensayo_db`.`fabricante`(</w:t>
-            </w:r>
-          </w:p>
-          <w:p>
-            <w:pPr>
-              <w:rPr>
-                <w:lang w:val="en-US"/>
-              </w:rPr>
-            </w:pPr>
-            <w:r>
-              <w:rPr>
-                <w:lang w:val="en-US"/>
-              </w:rPr>
-              <w:t xml:space="preserve">  `id` BIGINT NOT NULL AUTO_INCREMENT,</w:t>
-            </w:r>
-          </w:p>
-          <w:p>
-            <w:pPr>
-              <w:rPr>
-                <w:lang w:val="en-US"/>
-              </w:rPr>
-            </w:pPr>
-            <w:r>
-              <w:rPr>
-                <w:lang w:val="en-US"/>
-              </w:rPr>
-              <w:t xml:space="preserve">  `nombre` VARCHAR(45) NOT NULL,</w:t>
-            </w:r>
-          </w:p>
-          <w:p>
-            <w:pPr>
-              <w:rPr>
-                <w:lang w:val="en-US"/>
-              </w:rPr>
-            </w:pPr>
-            <w:r>
-              <w:rPr>
-                <w:lang w:val="en-US"/>
-              </w:rPr>
-              <w:t xml:space="preserve">  PRIMARY KEY (`id`)</w:t>
-            </w:r>
-          </w:p>
-          <w:p>
-            <w:pPr>
-              <w:rPr>
-                <w:lang w:val="en-US"/>
-              </w:rPr>
-            </w:pPr>
-            <w:r>
-              <w:rPr>
-                <w:lang w:val="en-US"/>
-              </w:rPr>
-              <w:t>) ENGINE = InnoDB;</w:t>
-            </w:r>
-          </w:p>
-          <w:p>
-            <w:pPr>
-              <w:rPr>
-                <w:lang w:val="en-US"/>
-              </w:rPr>
-            </w:pPr>
-          </w:p>
-          <w:p>
-            <w:pPr>
-              <w:rPr>
-                <w:lang w:val="en-US"/>
-              </w:rPr>
-            </w:pPr>
-          </w:p>
-          <w:p>
-            <w:pPr>
-              <w:rPr>
-                <w:lang w:val="en-US"/>
-              </w:rPr>
-            </w:pPr>
-            <w:r>
-              <w:rPr>
-                <w:lang w:val="en-US"/>
-              </w:rPr>
-              <w:t>-- -----------------------------------------------------</w:t>
-            </w:r>
-          </w:p>
-          <w:p>
-            <w:pPr>
-              <w:rPr>
-                <w:lang w:val="en-US"/>
-              </w:rPr>
-            </w:pPr>
-            <w:r>
-              <w:rPr>
-                <w:lang w:val="en-US"/>
-              </w:rPr>
-              <w:t>-- Table `salas_de_ensayo_db`.`item_inventario`</w:t>
-            </w:r>
-          </w:p>
-          <w:p>
-            <w:pPr>
-              <w:rPr>
-                <w:lang w:val="en-US"/>
-              </w:rPr>
-            </w:pPr>
-            <w:r>
-              <w:rPr>
-                <w:lang w:val="en-US"/>
-              </w:rPr>
-              <w:t>-- -----------------------------------------------------</w:t>
-            </w:r>
-          </w:p>
-          <w:p>
-            <w:pPr>
-              <w:rPr>
-                <w:lang w:val="en-US"/>
-              </w:rPr>
-            </w:pPr>
-            <w:r>
-              <w:rPr>
-                <w:lang w:val="en-US"/>
-              </w:rPr>
-              <w:t>CREATE TABLE IF NOT EXISTS `salas_de_ensayo_db`.`item_inventario`(</w:t>
-            </w:r>
-          </w:p>
-          <w:p>
-            <w:pPr>
-              <w:rPr>
-                <w:lang w:val="en-US"/>
-              </w:rPr>
-            </w:pPr>
-            <w:r>
-              <w:rPr>
-                <w:lang w:val="en-US"/>
-              </w:rPr>
-              <w:t xml:space="preserve">  `id` VARCHAR(10) NOT NULL,</w:t>
-            </w:r>
-          </w:p>
-          <w:p>
-            <w:pPr>
-              <w:rPr>
-                <w:lang w:val="en-US"/>
-              </w:rPr>
-            </w:pPr>
-            <w:r>
-              <w:rPr>
-                <w:lang w:val="en-US"/>
-              </w:rPr>
-              <w:t xml:space="preserve">  `stock` INT NOT NULL,</w:t>
-            </w:r>
-          </w:p>
-          <w:p>
-            <w:r>
-              <w:rPr>
-                <w:lang w:val="en-US"/>
-              </w:rPr>
-              <w:t xml:space="preserve">  </w:t>
-            </w:r>
-            <w:r>
-              <w:t>`</w:t>
-            </w:r>
-            <w:proofErr w:type="spellStart"/>
-            <w:r>
-              <w:t>descripcion</w:t>
-            </w:r>
-            <w:proofErr w:type="spellEnd"/>
-            <w:r>
-              <w:t>` VARCHAR(100) NOT NULL,</w:t>
-            </w:r>
-          </w:p>
-          <w:p>
-            <w:r>
-              <w:t xml:space="preserve">  `</w:t>
-            </w:r>
-            <w:proofErr w:type="spellStart"/>
-            <w:r>
-              <w:t>costo_alquiler</w:t>
-            </w:r>
-            <w:proofErr w:type="spellEnd"/>
-            <w:r>
-              <w:t>` DECIMAL(10,2) NOT NULL,</w:t>
-            </w:r>
-          </w:p>
-          <w:p>
-            <w:pPr>
-              <w:rPr>
-                <w:lang w:val="en-US"/>
-              </w:rPr>
-            </w:pPr>
-            <w:r>
-              <w:t xml:space="preserve">  </w:t>
-            </w:r>
-            <w:r>
-              <w:rPr>
-                <w:lang w:val="en-US"/>
-              </w:rPr>
-              <w:t>`id_categoria` BIGINT NOT NULL,</w:t>
-            </w:r>
-          </w:p>
-          <w:p>
-            <w:pPr>
-              <w:rPr>
-                <w:lang w:val="en-US"/>
-              </w:rPr>
-            </w:pPr>
-            <w:r>
-              <w:rPr>
-                <w:lang w:val="en-US"/>
-              </w:rPr>
-              <w:t xml:space="preserve">  `id_fabricante` BIGINT NOT NULL,</w:t>
-            </w:r>
-          </w:p>
-          <w:p>
-            <w:pPr>
-              <w:rPr>
-                <w:lang w:val="en-US"/>
-              </w:rPr>
-            </w:pPr>
-          </w:p>
-          <w:p>
-            <w:pPr>
-              <w:rPr>
-                <w:lang w:val="en-US"/>
-              </w:rPr>
-            </w:pPr>
-            <w:r>
-              <w:rPr>
-                <w:lang w:val="en-US"/>
-              </w:rPr>
-              <w:t xml:space="preserve">  PRIMARY KEY (`id`),</w:t>
-            </w:r>
-          </w:p>
-          <w:p>
-            <w:pPr>
-              <w:rPr>
-                <w:lang w:val="en-US"/>
-              </w:rPr>
-            </w:pPr>
-            <w:r>
-              <w:rPr>
-                <w:lang w:val="en-US"/>
-              </w:rPr>
-              <w:t xml:space="preserve">  INDEX `fk_item_inventario_categoria1_idx` (`id_categoria` ASC),</w:t>
-            </w:r>
-          </w:p>
-          <w:p>
-            <w:pPr>
-              <w:rPr>
-                <w:lang w:val="en-US"/>
-              </w:rPr>
-            </w:pPr>
-            <w:r>
-              <w:rPr>
-                <w:lang w:val="en-US"/>
-              </w:rPr>
-              <w:t xml:space="preserve">  INDEX `fk_item_inventario_fabricante1_idx` (`id_fabricante` ASC),</w:t>
-            </w:r>
-          </w:p>
-          <w:p>
-            <w:pPr>
-              <w:rPr>
-                <w:lang w:val="en-US"/>
-              </w:rPr>
-            </w:pPr>
-            <w:r>
-              <w:rPr>
-                <w:lang w:val="en-US"/>
-              </w:rPr>
-              <w:t xml:space="preserve">  </w:t>
-            </w:r>
-          </w:p>
-          <w:p>
-            <w:pPr>
-              <w:rPr>
-                <w:lang w:val="en-US"/>
-              </w:rPr>
-            </w:pPr>
-            <w:r>
-              <w:rPr>
-                <w:lang w:val="en-US"/>
-              </w:rPr>
-              <w:t xml:space="preserve">  CONSTRAINT `chk_inventario_stock` CHECK (`stock` &gt;= 0),</w:t>
-            </w:r>
-          </w:p>
-          <w:p>
-            <w:pPr>
-              <w:rPr>
-                <w:lang w:val="en-US"/>
-              </w:rPr>
-            </w:pPr>
-            <w:r>
-              <w:rPr>
-                <w:lang w:val="en-US"/>
-              </w:rPr>
-              <w:t xml:space="preserve">  CONSTRAINT `chk_inventario_costo` CHECK (`costo_alquiler` &gt;= 0),</w:t>
-            </w:r>
-          </w:p>
-          <w:p>
-            <w:pPr>
-              <w:rPr>
-                <w:lang w:val="en-US"/>
-              </w:rPr>
-            </w:pPr>
-          </w:p>
-          <w:p>
-            <w:pPr>
-              <w:rPr>
-                <w:lang w:val="en-US"/>
-              </w:rPr>
-            </w:pPr>
-            <w:r>
-              <w:rPr>
-                <w:lang w:val="en-US"/>
-              </w:rPr>
-              <w:t xml:space="preserve">  CONSTRAINT `fk_id_categoria` FOREIGN KEY (`id_categoria`)</w:t>
-            </w:r>
-          </w:p>
-          <w:p>
-            <w:r>
-              <w:rPr>
-                <w:lang w:val="en-US"/>
-              </w:rPr>
-              <w:t xml:space="preserve">    </w:t>
-            </w:r>
-            <w:r>
-              <w:t>REFERENCES `salas_de_ensayo_</w:t>
-            </w:r>
-            <w:proofErr w:type="spellStart"/>
-            <w:r>
-              <w:t>db</w:t>
-            </w:r>
-            <w:proofErr w:type="spellEnd"/>
-            <w:r>
-              <w:t>`.`</w:t>
-            </w:r>
-            <w:proofErr w:type="spellStart"/>
-            <w:r>
-              <w:t>categoria</w:t>
-            </w:r>
-            <w:proofErr w:type="spellEnd"/>
-            <w:r>
-              <w:t>` (`id`)</w:t>
-            </w:r>
-          </w:p>
-          <w:p>
-            <w:pPr>
-              <w:rPr>
-                <w:lang w:val="en-US"/>
-              </w:rPr>
-            </w:pPr>
-            <w:r>
-              <w:t xml:space="preserve">    </w:t>
-            </w:r>
-            <w:r>
-              <w:rPr>
-                <w:lang w:val="en-US"/>
-              </w:rPr>
-              <w:t>ON DELETE NO ACTION ON UPDATE CASCADE,</w:t>
-            </w:r>
-          </w:p>
-          <w:p>
-            <w:pPr>
-              <w:rPr>
-                <w:lang w:val="en-US"/>
-              </w:rPr>
-            </w:pPr>
-          </w:p>
-          <w:p>
-            <w:pPr>
-              <w:rPr>
-                <w:lang w:val="en-US"/>
-              </w:rPr>
-            </w:pPr>
-            <w:r>
-              <w:rPr>
-                <w:lang w:val="en-US"/>
-              </w:rPr>
-              <w:t xml:space="preserve">  CONSTRAINT `fk_id_fabricante` FOREIGN KEY (`id_fabricante`)</w:t>
-            </w:r>
-          </w:p>
-          <w:p>
-            <w:r>
-              <w:rPr>
-                <w:lang w:val="en-US"/>
-              </w:rPr>
-              <w:t xml:space="preserve">    </w:t>
-            </w:r>
-            <w:r>
-              <w:t>REFERENCES `salas_de_ensayo_</w:t>
-            </w:r>
-            <w:proofErr w:type="spellStart"/>
-            <w:r>
-              <w:t>db</w:t>
-            </w:r>
-            <w:proofErr w:type="spellEnd"/>
-            <w:r>
-              <w:t>`.`fabricante` (`id`)</w:t>
-            </w:r>
-          </w:p>
-          <w:p>
-            <w:pPr>
-              <w:rPr>
-                <w:lang w:val="en-US"/>
-              </w:rPr>
-            </w:pPr>
-            <w:r>
-              <w:t xml:space="preserve">    </w:t>
-            </w:r>
-            <w:r>
-              <w:rPr>
-                <w:lang w:val="en-US"/>
-              </w:rPr>
-              <w:t>ON DELETE NO ACTION ON UPDATE CASCADE</w:t>
-            </w:r>
-          </w:p>
-          <w:p>
-            <w:pPr>
-              <w:rPr>
-                <w:lang w:val="en-US"/>
-              </w:rPr>
-            </w:pPr>
-            <w:r>
-              <w:rPr>
-                <w:lang w:val="en-US"/>
-              </w:rPr>
-              <w:t>) ENGINE = InnoDB;</w:t>
-            </w:r>
-          </w:p>
-          <w:p>
-            <w:pPr>
-              <w:rPr>
-                <w:lang w:val="en-US"/>
-              </w:rPr>
-            </w:pPr>
-          </w:p>
-          <w:p>
-            <w:pPr>
-              <w:rPr>
-                <w:lang w:val="en-US"/>
-              </w:rPr>
-            </w:pPr>
-          </w:p>
-          <w:p>
-            <w:pPr>
-              <w:rPr>
-                <w:lang w:val="en-US"/>
-              </w:rPr>
-            </w:pPr>
-            <w:r>
-              <w:rPr>
-                <w:lang w:val="en-US"/>
-              </w:rPr>
-              <w:t>-- -----------------------------------------------------</w:t>
-            </w:r>
-          </w:p>
-          <w:p>
-            <w:pPr>
-              <w:rPr>
-                <w:lang w:val="en-US"/>
-              </w:rPr>
-            </w:pPr>
-            <w:r>
-              <w:rPr>
-                <w:lang w:val="en-US"/>
-              </w:rPr>
-              <w:t>-- Table `salas_de_ensayo_db`.`empleado`</w:t>
-            </w:r>
-          </w:p>
-          <w:p>
-            <w:pPr>
-              <w:rPr>
-                <w:lang w:val="en-US"/>
-              </w:rPr>
-            </w:pPr>
-            <w:r>
-              <w:rPr>
-                <w:lang w:val="en-US"/>
-              </w:rPr>
-              <w:t>-- -----------------------------------------------------</w:t>
-            </w:r>
-          </w:p>
-          <w:p>
-            <w:pPr>
-              <w:rPr>
-                <w:lang w:val="en-US"/>
-              </w:rPr>
-            </w:pPr>
-            <w:r>
-              <w:rPr>
-                <w:lang w:val="en-US"/>
-              </w:rPr>
-              <w:t>CREATE TABLE IF NOT EXISTS `salas_de_ensayo_db`.`empleado`(</w:t>
+              <w:rPr>
+                <w:lang w:val="en-US"/>
+              </w:rPr>
+              <w:t>ON DELETE CASCADE ON UPDATE CASCADE</w:t>
             </w:r>
           </w:p>
           <w:p>
@@ -9741,178 +10213,6 @@
                 <w:lang w:val="en-US"/>
               </w:rPr>
               <w:lastRenderedPageBreak/>
-              <w:t xml:space="preserve">  `dni_persona` VARCHAR(10) NOT NULL,</w:t>
-            </w:r>
-          </w:p>
-          <w:p>
-            <w:pPr>
-              <w:rPr>
-                <w:lang w:val="en-US"/>
-              </w:rPr>
-            </w:pPr>
-            <w:r>
-              <w:rPr>
-                <w:lang w:val="en-US"/>
-              </w:rPr>
-              <w:t xml:space="preserve">  `legajo` INT NOT NULL AUTO_INCREMENT,</w:t>
-            </w:r>
-          </w:p>
-          <w:p>
-            <w:pPr>
-              <w:rPr>
-                <w:lang w:val="en-US"/>
-              </w:rPr>
-            </w:pPr>
-            <w:r>
-              <w:rPr>
-                <w:lang w:val="en-US"/>
-              </w:rPr>
-              <w:t xml:space="preserve">  `contraseña` VARCHAR(45) NOT NULL DEFAULT 'ar-09/',</w:t>
-            </w:r>
-          </w:p>
-          <w:p>
-            <w:pPr>
-              <w:rPr>
-                <w:lang w:val="en-US"/>
-              </w:rPr>
-            </w:pPr>
-          </w:p>
-          <w:p>
-            <w:r>
-              <w:rPr>
-                <w:lang w:val="en-US"/>
-              </w:rPr>
-              <w:t xml:space="preserve">  </w:t>
-            </w:r>
-            <w:r>
-              <w:t>UNIQUE INDEX `</w:t>
-            </w:r>
-            <w:proofErr w:type="spellStart"/>
-            <w:r>
-              <w:t>legajo_UNIQUE</w:t>
-            </w:r>
-            <w:proofErr w:type="spellEnd"/>
-            <w:r>
-              <w:t>` (`legajo` ASC),</w:t>
-            </w:r>
-          </w:p>
-          <w:p>
-            <w:r>
-              <w:t xml:space="preserve">  PRIMARY KEY (`</w:t>
-            </w:r>
-            <w:proofErr w:type="spellStart"/>
-            <w:r>
-              <w:t>dni_persona</w:t>
-            </w:r>
-            <w:proofErr w:type="spellEnd"/>
-            <w:r>
-              <w:t>`),</w:t>
-            </w:r>
-          </w:p>
-          <w:p>
-            <w:r>
-              <w:t xml:space="preserve">  INDEX `fk_empleado_persona1_idx` (`</w:t>
-            </w:r>
-            <w:proofErr w:type="spellStart"/>
-            <w:r>
-              <w:t>dni_persona</w:t>
-            </w:r>
-            <w:proofErr w:type="spellEnd"/>
-            <w:r>
-              <w:t>` ASC),</w:t>
-            </w:r>
-          </w:p>
-          <w:p>
-            <w:r>
-              <w:t xml:space="preserve">  UNIQUE INDEX `</w:t>
-            </w:r>
-            <w:proofErr w:type="spellStart"/>
-            <w:r>
-              <w:t>dni_persona_UNIQUE</w:t>
-            </w:r>
-            <w:proofErr w:type="spellEnd"/>
-            <w:r>
-              <w:t>` (`</w:t>
-            </w:r>
-            <w:proofErr w:type="spellStart"/>
-            <w:r>
-              <w:t>dni_persona</w:t>
-            </w:r>
-            <w:proofErr w:type="spellEnd"/>
-            <w:r>
-              <w:t>` ASC),</w:t>
-            </w:r>
-          </w:p>
-          <w:p/>
-          <w:p>
-            <w:pPr>
-              <w:rPr>
-                <w:lang w:val="en-US"/>
-              </w:rPr>
-            </w:pPr>
-            <w:r>
-              <w:t xml:space="preserve">  </w:t>
-            </w:r>
-            <w:r>
-              <w:rPr>
-                <w:lang w:val="en-US"/>
-              </w:rPr>
-              <w:t>CONSTRAINT `fk_dni_persona_empleado` FOREIGN KEY (`dni_persona`)</w:t>
-            </w:r>
-          </w:p>
-          <w:p>
-            <w:r>
-              <w:rPr>
-                <w:lang w:val="en-US"/>
-              </w:rPr>
-              <w:t xml:space="preserve">    </w:t>
-            </w:r>
-            <w:r>
-              <w:t>REFERENCES `salas_de_ensayo_</w:t>
-            </w:r>
-            <w:proofErr w:type="spellStart"/>
-            <w:r>
-              <w:t>db</w:t>
-            </w:r>
-            <w:proofErr w:type="spellEnd"/>
-            <w:r>
-              <w:t>`.`persona` (`</w:t>
-            </w:r>
-            <w:proofErr w:type="spellStart"/>
-            <w:r>
-              <w:t>dni</w:t>
-            </w:r>
-            <w:proofErr w:type="spellEnd"/>
-            <w:r>
-              <w:t>`)</w:t>
-            </w:r>
-          </w:p>
-          <w:p>
-            <w:pPr>
-              <w:rPr>
-                <w:lang w:val="en-US"/>
-              </w:rPr>
-            </w:pPr>
-            <w:r>
-              <w:t xml:space="preserve">    </w:t>
-            </w:r>
-            <w:r>
-              <w:rPr>
-                <w:lang w:val="en-US"/>
-              </w:rPr>
-              <w:t>ON DELETE CASCADE ON UPDATE CASCADE</w:t>
-            </w:r>
-          </w:p>
-          <w:p>
-            <w:pPr>
-              <w:rPr>
-                <w:lang w:val="en-US"/>
-              </w:rPr>
-            </w:pPr>
-            <w:r>
-              <w:rPr>
-                <w:lang w:val="en-US"/>
-              </w:rPr>
               <w:t>) ENGINE = InnoDB;</w:t>
             </w:r>
           </w:p>
@@ -10955,8 +11255,6 @@
               </w:rPr>
               <w:t>SET UNIQUE_CHECKS=@OLD_UNIQUE_CHECKS;</w:t>
             </w:r>
-            <w:bookmarkStart w:id="28" w:name="_GoBack"/>
-            <w:bookmarkEnd w:id="28"/>
           </w:p>
         </w:tc>
       </w:tr>
@@ -10979,22 +11277,22 @@
       <w:pPr>
         <w:pStyle w:val="Ttulo1"/>
       </w:pPr>
-      <w:bookmarkStart w:id="29" w:name="_Toc239078846"/>
+      <w:bookmarkStart w:id="28" w:name="_Toc239078846"/>
       <w:r>
         <w:lastRenderedPageBreak/>
         <w:t>10. Validación del Modelo</w:t>
       </w:r>
+      <w:bookmarkEnd w:id="28"/>
+    </w:p>
+    <w:p>
+      <w:pPr>
+        <w:pStyle w:val="Ttulo2"/>
+      </w:pPr>
+      <w:bookmarkStart w:id="29" w:name="_Toc239078847"/>
+      <w:r>
+        <w:t>10.1 Casos de prueba</w:t>
+      </w:r>
       <w:bookmarkEnd w:id="29"/>
-    </w:p>
-    <w:p>
-      <w:pPr>
-        <w:pStyle w:val="Ttulo2"/>
-      </w:pPr>
-      <w:bookmarkStart w:id="30" w:name="_Toc239078847"/>
-      <w:r>
-        <w:t>10.1 Casos de prueba</w:t>
-      </w:r>
-      <w:bookmarkEnd w:id="30"/>
     </w:p>
     <w:p>
       <w:pPr>
@@ -11158,6 +11456,9 @@
             <w:r>
               <w:t xml:space="preserve"> </w:t>
             </w:r>
+            <w:r>
+              <w:t>01</w:t>
+            </w:r>
           </w:p>
         </w:tc>
         <w:tc>
@@ -11174,6 +11475,12 @@
             <w:r>
               <w:t xml:space="preserve"> </w:t>
             </w:r>
+            <w:r>
+              <w:t>Registrar una reserva en base a una sala, sumando</w:t>
+            </w:r>
+            <w:r>
+              <w:t xml:space="preserve"> objetos disponibles del inventario.</w:t>
+            </w:r>
           </w:p>
         </w:tc>
         <w:tc>
@@ -11188,7 +11495,7 @@
           </w:tcPr>
           <w:p>
             <w:r>
-              <w:t xml:space="preserve"> </w:t>
+              <w:t xml:space="preserve"> Inserción exitosa</w:t>
             </w:r>
           </w:p>
         </w:tc>
@@ -11204,7 +11511,7 @@
           </w:tcPr>
           <w:p>
             <w:r>
-              <w:t xml:space="preserve"> </w:t>
+              <w:t xml:space="preserve"> Exitoso</w:t>
             </w:r>
           </w:p>
         </w:tc>
@@ -11224,6 +11531,9 @@
             <w:r>
               <w:t xml:space="preserve"> </w:t>
             </w:r>
+            <w:r>
+              <w:t>02</w:t>
+            </w:r>
           </w:p>
         </w:tc>
         <w:tc>
@@ -11240,6 +11550,9 @@
             <w:r>
               <w:t xml:space="preserve"> </w:t>
             </w:r>
+            <w:r>
+              <w:t>Intentar solapar reservas en cuanto al horario y la sala.</w:t>
+            </w:r>
           </w:p>
         </w:tc>
         <w:tc>
@@ -11256,6 +11569,17 @@
             <w:r>
               <w:t xml:space="preserve"> </w:t>
             </w:r>
+            <w:r>
+              <w:t xml:space="preserve">Rechazo por parte del </w:t>
+            </w:r>
+            <w:proofErr w:type="spellStart"/>
+            <w:r>
+              <w:t>trigger</w:t>
+            </w:r>
+            <w:proofErr w:type="spellEnd"/>
+            <w:r>
+              <w:t xml:space="preserve"> que evita la superposición horaria.</w:t>
+            </w:r>
           </w:p>
         </w:tc>
         <w:tc>
@@ -11271,6 +11595,9 @@
           <w:p>
             <w:r>
               <w:t xml:space="preserve"> </w:t>
+            </w:r>
+            <w:r>
+              <w:t>Exitoso</w:t>
             </w:r>
           </w:p>
         </w:tc>
@@ -11290,6 +11617,9 @@
             <w:r>
               <w:t xml:space="preserve"> </w:t>
             </w:r>
+            <w:r>
+              <w:t>03</w:t>
+            </w:r>
           </w:p>
         </w:tc>
         <w:tc>
@@ -11306,6 +11636,9 @@
             <w:r>
               <w:t xml:space="preserve"> </w:t>
             </w:r>
+            <w:r>
+              <w:t>Anotar un pago asociado a una reserva existente.</w:t>
+            </w:r>
           </w:p>
         </w:tc>
         <w:tc>
@@ -11320,8 +11653,70 @@
           </w:tcPr>
           <w:p>
             <w:r>
+              <w:t xml:space="preserve"> P</w:t>
+            </w:r>
+            <w:r>
+              <w:t>ago vinculado a la reserva</w:t>
+            </w:r>
+            <w:r>
+              <w:t xml:space="preserve"> sin problema</w:t>
+            </w:r>
+            <w:r>
+              <w:t>.</w:t>
+            </w:r>
+          </w:p>
+        </w:tc>
+        <w:tc>
+          <w:tcPr>
+            <w:tcW w:w="2600" w:type="dxa"/>
+            <w:tcMar>
+              <w:top w:w="200" w:type="dxa"/>
+              <w:left w:w="100" w:type="dxa"/>
+              <w:bottom w:w="200" w:type="dxa"/>
+              <w:right w:w="100" w:type="dxa"/>
+            </w:tcMar>
+          </w:tcPr>
+          <w:p>
+            <w:r>
               <w:t xml:space="preserve"> </w:t>
             </w:r>
+            <w:r>
+              <w:t>Exitoso</w:t>
+            </w:r>
+          </w:p>
+        </w:tc>
+      </w:tr>
+      <w:tr>
+        <w:tc>
+          <w:tcPr>
+            <w:tcW w:w="700" w:type="dxa"/>
+            <w:tcMar>
+              <w:top w:w="200" w:type="dxa"/>
+              <w:left w:w="100" w:type="dxa"/>
+              <w:bottom w:w="200" w:type="dxa"/>
+              <w:right w:w="100" w:type="dxa"/>
+            </w:tcMar>
+          </w:tcPr>
+          <w:p>
+            <w:r>
+              <w:t>04</w:t>
+            </w:r>
+          </w:p>
+        </w:tc>
+        <w:tc>
+          <w:tcPr>
+            <w:tcW w:w="3100" w:type="dxa"/>
+            <w:tcMar>
+              <w:top w:w="200" w:type="dxa"/>
+              <w:left w:w="100" w:type="dxa"/>
+              <w:bottom w:w="200" w:type="dxa"/>
+              <w:right w:w="100" w:type="dxa"/>
+            </w:tcMar>
+          </w:tcPr>
+          <w:p>
+            <w:r>
+              <w:t>Generar control de inventario.</w:t>
+            </w:r>
           </w:p>
         </w:tc>
         <w:tc>
@@ -11337,25 +11732,155 @@
           <w:p>
             <w:r>
               <w:t xml:space="preserve"> </w:t>
+            </w:r>
+            <w:r>
+              <w:t>Divisar el control llevado a cabo</w:t>
+            </w:r>
+            <w:r>
+              <w:t xml:space="preserve"> por un empleado sobre un ítem específico </w:t>
+            </w:r>
+            <w:r>
+              <w:t xml:space="preserve">del inventario </w:t>
+            </w:r>
+            <w:r>
+              <w:t>con su respectiva observación.</w:t>
+            </w:r>
+          </w:p>
+        </w:tc>
+        <w:tc>
+          <w:tcPr>
+            <w:tcW w:w="2600" w:type="dxa"/>
+            <w:tcMar>
+              <w:top w:w="200" w:type="dxa"/>
+              <w:left w:w="100" w:type="dxa"/>
+              <w:bottom w:w="200" w:type="dxa"/>
+              <w:right w:w="100" w:type="dxa"/>
+            </w:tcMar>
+          </w:tcPr>
+          <w:p>
+            <w:r>
+              <w:t xml:space="preserve"> </w:t>
+            </w:r>
+            <w:r>
+              <w:t>Exitoso</w:t>
+            </w:r>
+          </w:p>
+        </w:tc>
+      </w:tr>
+      <w:tr>
+        <w:tc>
+          <w:tcPr>
+            <w:tcW w:w="700" w:type="dxa"/>
+            <w:tcMar>
+              <w:top w:w="200" w:type="dxa"/>
+              <w:left w:w="100" w:type="dxa"/>
+              <w:bottom w:w="200" w:type="dxa"/>
+              <w:right w:w="100" w:type="dxa"/>
+            </w:tcMar>
+          </w:tcPr>
+          <w:p>
+            <w:r>
+              <w:t>05</w:t>
+            </w:r>
+          </w:p>
+        </w:tc>
+        <w:tc>
+          <w:tcPr>
+            <w:tcW w:w="3100" w:type="dxa"/>
+            <w:tcMar>
+              <w:top w:w="200" w:type="dxa"/>
+              <w:left w:w="100" w:type="dxa"/>
+              <w:bottom w:w="200" w:type="dxa"/>
+              <w:right w:w="100" w:type="dxa"/>
+            </w:tcMar>
+          </w:tcPr>
+          <w:p>
+            <w:r>
+              <w:t xml:space="preserve"> Probar a reservar una cantidad de un ítem del inventario no disponible.</w:t>
+            </w:r>
+          </w:p>
+        </w:tc>
+        <w:tc>
+          <w:tcPr>
+            <w:tcW w:w="2600" w:type="dxa"/>
+            <w:tcMar>
+              <w:top w:w="200" w:type="dxa"/>
+              <w:left w:w="100" w:type="dxa"/>
+              <w:bottom w:w="200" w:type="dxa"/>
+              <w:right w:w="100" w:type="dxa"/>
+            </w:tcMar>
+          </w:tcPr>
+          <w:p>
+            <w:r>
+              <w:t xml:space="preserve"> Que el </w:t>
+            </w:r>
+            <w:proofErr w:type="spellStart"/>
+            <w:r>
+              <w:t>trigger</w:t>
+            </w:r>
+            <w:proofErr w:type="spellEnd"/>
+            <w:r>
+              <w:t xml:space="preserve"> de la reserva de inventario confirme que no se encuentra disponible el stock requerido.</w:t>
+            </w:r>
+          </w:p>
+        </w:tc>
+        <w:tc>
+          <w:tcPr>
+            <w:tcW w:w="2600" w:type="dxa"/>
+            <w:tcMar>
+              <w:top w:w="200" w:type="dxa"/>
+              <w:left w:w="100" w:type="dxa"/>
+              <w:bottom w:w="200" w:type="dxa"/>
+              <w:right w:w="100" w:type="dxa"/>
+            </w:tcMar>
+          </w:tcPr>
+          <w:p>
+            <w:r>
+              <w:t xml:space="preserve"> Exitoso</w:t>
             </w:r>
           </w:p>
         </w:tc>
       </w:tr>
     </w:tbl>
     <w:p/>
+    <w:p/>
+    <w:p/>
+    <w:p/>
+    <w:p/>
+    <w:p/>
+    <w:p/>
+    <w:p/>
+    <w:p/>
+    <w:p/>
+    <w:p/>
+    <w:p/>
+    <w:p/>
+    <w:p/>
+    <w:p/>
+    <w:p/>
+    <w:p/>
+    <w:p/>
     <w:p>
       <w:pPr>
         <w:pStyle w:val="Ttulo2"/>
       </w:pPr>
-      <w:bookmarkStart w:id="31" w:name="_Toc239078848"/>
-      <w:r>
+      <w:bookmarkStart w:id="30" w:name="_Toc239078848"/>
+      <w:r>
+        <w:lastRenderedPageBreak/>
         <w:t>10.2 Consultas SQL de validación</w:t>
       </w:r>
-      <w:bookmarkEnd w:id="31"/>
+      <w:bookmarkEnd w:id="30"/>
     </w:p>
     <w:p>
       <w:pPr>
         <w:spacing w:after="200"/>
+        <w:rPr>
+          <w:i/>
+          <w:iCs/>
+          <w:color w:val="595959"/>
+          <w:sz w:val="20"/>
+          <w:szCs w:val="20"/>
+        </w:rPr>
       </w:pPr>
       <w:r>
         <w:rPr>
@@ -11403,20 +11928,919 @@
       </w:r>
     </w:p>
     <w:p>
-      <w:r>
-        <w:br w:type="page"/>
-      </w:r>
+      <w:pPr>
+        <w:spacing w:after="200"/>
+        <w:rPr>
+          <w:i/>
+          <w:iCs/>
+          <w:color w:val="595959"/>
+          <w:sz w:val="20"/>
+          <w:szCs w:val="20"/>
+        </w:rPr>
+      </w:pPr>
+    </w:p>
+    <w:p>
+      <w:pPr>
+        <w:spacing w:after="200"/>
+        <w:rPr>
+          <w:i/>
+          <w:iCs/>
+          <w:color w:val="595959"/>
+          <w:sz w:val="20"/>
+          <w:szCs w:val="20"/>
+        </w:rPr>
+      </w:pPr>
+      <w:r>
+        <w:rPr>
+          <w:i/>
+          <w:iCs/>
+          <w:color w:val="595959"/>
+          <w:sz w:val="20"/>
+          <w:szCs w:val="20"/>
+        </w:rPr>
+        <w:t>//describir un resumen de análisis para explicar.</w:t>
+      </w:r>
+    </w:p>
+    <w:p>
+      <w:pPr>
+        <w:spacing w:after="200"/>
+      </w:pPr>
+      <w:r>
+        <w:rPr>
+          <w:i/>
+          <w:iCs/>
+          <w:color w:val="595959"/>
+          <w:sz w:val="20"/>
+          <w:szCs w:val="20"/>
+        </w:rPr>
+        <w:t>N°1</w:t>
+      </w:r>
+    </w:p>
+    <w:p>
+      <w:r>
+        <w:t xml:space="preserve">SELECT </w:t>
+      </w:r>
+      <w:proofErr w:type="spellStart"/>
+      <w:r>
+        <w:t>r.nro</w:t>
+      </w:r>
+      <w:proofErr w:type="spellEnd"/>
+      <w:r>
+        <w:t xml:space="preserve"> AS </w:t>
+      </w:r>
+      <w:proofErr w:type="spellStart"/>
+      <w:r>
+        <w:t>nro_reserva</w:t>
+      </w:r>
+      <w:proofErr w:type="spellEnd"/>
+      <w:r>
+        <w:t xml:space="preserve">, </w:t>
+      </w:r>
+      <w:proofErr w:type="spellStart"/>
+      <w:r>
+        <w:t>r.fecha</w:t>
+      </w:r>
+      <w:proofErr w:type="spellEnd"/>
+      <w:r>
+        <w:t xml:space="preserve">, </w:t>
+      </w:r>
+      <w:proofErr w:type="spellStart"/>
+      <w:r>
+        <w:t>r.hora_inicio</w:t>
+      </w:r>
+      <w:proofErr w:type="spellEnd"/>
+      <w:r>
+        <w:t xml:space="preserve">, </w:t>
+      </w:r>
+      <w:proofErr w:type="spellStart"/>
+      <w:r>
+        <w:t>r.hora_fin</w:t>
+      </w:r>
+      <w:proofErr w:type="spellEnd"/>
+      <w:r>
+        <w:t xml:space="preserve">, </w:t>
+      </w:r>
+      <w:proofErr w:type="spellStart"/>
+      <w:r>
+        <w:t>s.nombre</w:t>
+      </w:r>
+      <w:proofErr w:type="spellEnd"/>
+      <w:r>
+        <w:t xml:space="preserve"> AS sala, </w:t>
+      </w:r>
+    </w:p>
+    <w:p>
+      <w:pPr>
+        <w:rPr>
+          <w:lang w:val="en-US"/>
+        </w:rPr>
+      </w:pPr>
+      <w:r>
+        <w:t xml:space="preserve">       </w:t>
+      </w:r>
+      <w:proofErr w:type="gramStart"/>
+      <w:r>
+        <w:rPr>
+          <w:lang w:val="en-US"/>
+        </w:rPr>
+        <w:t>i.id</w:t>
+      </w:r>
+      <w:proofErr w:type="gramEnd"/>
+      <w:r>
+        <w:rPr>
+          <w:lang w:val="en-US"/>
+        </w:rPr>
+        <w:t xml:space="preserve"> AS </w:t>
+      </w:r>
+      <w:proofErr w:type="spellStart"/>
+      <w:r>
+        <w:rPr>
+          <w:lang w:val="en-US"/>
+        </w:rPr>
+        <w:t>id_item</w:t>
+      </w:r>
+      <w:proofErr w:type="spellEnd"/>
+      <w:r>
+        <w:rPr>
+          <w:lang w:val="en-US"/>
+        </w:rPr>
+        <w:t xml:space="preserve">, </w:t>
+      </w:r>
+      <w:proofErr w:type="spellStart"/>
+      <w:r>
+        <w:rPr>
+          <w:lang w:val="en-US"/>
+        </w:rPr>
+        <w:t>i.descripcion</w:t>
+      </w:r>
+      <w:proofErr w:type="spellEnd"/>
+      <w:r>
+        <w:rPr>
+          <w:lang w:val="en-US"/>
+        </w:rPr>
+        <w:t xml:space="preserve"> AS item, </w:t>
+      </w:r>
+      <w:proofErr w:type="spellStart"/>
+      <w:r>
+        <w:rPr>
+          <w:lang w:val="en-US"/>
+        </w:rPr>
+        <w:t>ri.cantidad</w:t>
+      </w:r>
+      <w:proofErr w:type="spellEnd"/>
+      <w:r>
+        <w:rPr>
+          <w:lang w:val="en-US"/>
+        </w:rPr>
+        <w:t xml:space="preserve">, </w:t>
+      </w:r>
+      <w:proofErr w:type="spellStart"/>
+      <w:r>
+        <w:rPr>
+          <w:lang w:val="en-US"/>
+        </w:rPr>
+        <w:t>ri.precio_unit</w:t>
+      </w:r>
+      <w:proofErr w:type="spellEnd"/>
+    </w:p>
+    <w:p>
+      <w:pPr>
+        <w:rPr>
+          <w:lang w:val="en-US"/>
+        </w:rPr>
+      </w:pPr>
+      <w:r>
+        <w:rPr>
+          <w:lang w:val="en-US"/>
+        </w:rPr>
+        <w:t xml:space="preserve">FROM </w:t>
+      </w:r>
+      <w:proofErr w:type="spellStart"/>
+      <w:r>
+        <w:rPr>
+          <w:lang w:val="en-US"/>
+        </w:rPr>
+        <w:t>reserva</w:t>
+      </w:r>
+      <w:proofErr w:type="spellEnd"/>
+      <w:r>
+        <w:rPr>
+          <w:lang w:val="en-US"/>
+        </w:rPr>
+        <w:t xml:space="preserve"> r</w:t>
+      </w:r>
+    </w:p>
+    <w:p>
+      <w:pPr>
+        <w:rPr>
+          <w:lang w:val="en-US"/>
+        </w:rPr>
+      </w:pPr>
+      <w:r>
+        <w:rPr>
+          <w:lang w:val="en-US"/>
+        </w:rPr>
+        <w:t xml:space="preserve">JOIN </w:t>
+      </w:r>
+      <w:proofErr w:type="spellStart"/>
+      <w:r>
+        <w:rPr>
+          <w:lang w:val="en-US"/>
+        </w:rPr>
+        <w:t>sala</w:t>
+      </w:r>
+      <w:proofErr w:type="spellEnd"/>
+      <w:r>
+        <w:rPr>
+          <w:lang w:val="en-US"/>
+        </w:rPr>
+        <w:t xml:space="preserve"> s ON </w:t>
+      </w:r>
+      <w:proofErr w:type="spellStart"/>
+      <w:r>
+        <w:rPr>
+          <w:lang w:val="en-US"/>
+        </w:rPr>
+        <w:t>r.nro_sala</w:t>
+      </w:r>
+      <w:proofErr w:type="spellEnd"/>
+      <w:r>
+        <w:rPr>
+          <w:lang w:val="en-US"/>
+        </w:rPr>
+        <w:t xml:space="preserve"> = </w:t>
+      </w:r>
+      <w:proofErr w:type="spellStart"/>
+      <w:r>
+        <w:rPr>
+          <w:lang w:val="en-US"/>
+        </w:rPr>
+        <w:t>s.nro</w:t>
+      </w:r>
+      <w:proofErr w:type="spellEnd"/>
+    </w:p>
+    <w:p>
+      <w:pPr>
+        <w:rPr>
+          <w:lang w:val="en-US"/>
+        </w:rPr>
+      </w:pPr>
+      <w:r>
+        <w:rPr>
+          <w:lang w:val="en-US"/>
+        </w:rPr>
+        <w:t xml:space="preserve">JOIN </w:t>
+      </w:r>
+      <w:proofErr w:type="spellStart"/>
+      <w:r>
+        <w:rPr>
+          <w:lang w:val="en-US"/>
+        </w:rPr>
+        <w:t>reserva_inventario</w:t>
+      </w:r>
+      <w:proofErr w:type="spellEnd"/>
+      <w:r>
+        <w:rPr>
+          <w:lang w:val="en-US"/>
+        </w:rPr>
+        <w:t xml:space="preserve"> </w:t>
+      </w:r>
+      <w:proofErr w:type="spellStart"/>
+      <w:proofErr w:type="gramStart"/>
+      <w:r>
+        <w:rPr>
+          <w:lang w:val="en-US"/>
+        </w:rPr>
+        <w:t>ri</w:t>
+      </w:r>
+      <w:proofErr w:type="spellEnd"/>
+      <w:proofErr w:type="gramEnd"/>
+      <w:r>
+        <w:rPr>
+          <w:lang w:val="en-US"/>
+        </w:rPr>
+        <w:t xml:space="preserve"> ON </w:t>
+      </w:r>
+      <w:proofErr w:type="spellStart"/>
+      <w:r>
+        <w:rPr>
+          <w:lang w:val="en-US"/>
+        </w:rPr>
+        <w:t>r.nro</w:t>
+      </w:r>
+      <w:proofErr w:type="spellEnd"/>
+      <w:r>
+        <w:rPr>
+          <w:lang w:val="en-US"/>
+        </w:rPr>
+        <w:t xml:space="preserve"> = </w:t>
+      </w:r>
+      <w:proofErr w:type="spellStart"/>
+      <w:r>
+        <w:rPr>
+          <w:lang w:val="en-US"/>
+        </w:rPr>
+        <w:t>ri.nro_reserva</w:t>
+      </w:r>
+      <w:proofErr w:type="spellEnd"/>
+    </w:p>
+    <w:p>
+      <w:pPr>
+        <w:rPr>
+          <w:lang w:val="en-US"/>
+        </w:rPr>
+      </w:pPr>
+      <w:r>
+        <w:rPr>
+          <w:lang w:val="en-US"/>
+        </w:rPr>
+        <w:t xml:space="preserve">JOIN </w:t>
+      </w:r>
+      <w:proofErr w:type="spellStart"/>
+      <w:r>
+        <w:rPr>
+          <w:lang w:val="en-US"/>
+        </w:rPr>
+        <w:t>item_inventario</w:t>
+      </w:r>
+      <w:proofErr w:type="spellEnd"/>
+      <w:r>
+        <w:rPr>
+          <w:lang w:val="en-US"/>
+        </w:rPr>
+        <w:t xml:space="preserve"> i ON </w:t>
+      </w:r>
+      <w:proofErr w:type="spellStart"/>
+      <w:r>
+        <w:rPr>
+          <w:lang w:val="en-US"/>
+        </w:rPr>
+        <w:t>ri.id_item_inventario</w:t>
+      </w:r>
+      <w:proofErr w:type="spellEnd"/>
+      <w:r>
+        <w:rPr>
+          <w:lang w:val="en-US"/>
+        </w:rPr>
+        <w:t xml:space="preserve"> = i.id</w:t>
+      </w:r>
+    </w:p>
+    <w:p>
+      <w:r>
+        <w:t xml:space="preserve">WHERE </w:t>
+      </w:r>
+      <w:proofErr w:type="spellStart"/>
+      <w:r>
+        <w:t>r.nro</w:t>
+      </w:r>
+      <w:proofErr w:type="spellEnd"/>
+      <w:r>
+        <w:t xml:space="preserve"> = 1;</w:t>
+      </w:r>
+    </w:p>
+    <w:p>
+      <w:pPr>
+        <w:rPr>
+          <w:lang w:val="en-US"/>
+        </w:rPr>
+      </w:pPr>
+    </w:p>
+    <w:p>
+      <w:pPr>
+        <w:spacing w:after="200"/>
+        <w:rPr>
+          <w:i/>
+          <w:iCs/>
+          <w:color w:val="595959"/>
+          <w:sz w:val="20"/>
+          <w:szCs w:val="20"/>
+        </w:rPr>
+      </w:pPr>
+      <w:r>
+        <w:rPr>
+          <w:i/>
+          <w:iCs/>
+          <w:color w:val="595959"/>
+          <w:sz w:val="20"/>
+          <w:szCs w:val="20"/>
+        </w:rPr>
+        <w:t>N°</w:t>
+      </w:r>
+      <w:r>
+        <w:rPr>
+          <w:i/>
+          <w:iCs/>
+          <w:color w:val="595959"/>
+          <w:sz w:val="20"/>
+          <w:szCs w:val="20"/>
+        </w:rPr>
+        <w:t>2</w:t>
+      </w:r>
+    </w:p>
+    <w:p>
+      <w:r>
+        <w:t xml:space="preserve">SELECT </w:t>
+      </w:r>
+      <w:proofErr w:type="spellStart"/>
+      <w:r>
+        <w:t>nro</w:t>
+      </w:r>
+      <w:proofErr w:type="spellEnd"/>
+      <w:r>
+        <w:t xml:space="preserve">, fecha, </w:t>
+      </w:r>
+      <w:proofErr w:type="spellStart"/>
+      <w:r>
+        <w:t>hora_inicio</w:t>
+      </w:r>
+      <w:proofErr w:type="spellEnd"/>
+      <w:r>
+        <w:t xml:space="preserve">, </w:t>
+      </w:r>
+      <w:proofErr w:type="spellStart"/>
+      <w:r>
+        <w:t>hora_fin</w:t>
+      </w:r>
+      <w:proofErr w:type="spellEnd"/>
+      <w:r>
+        <w:t xml:space="preserve">, </w:t>
+      </w:r>
+      <w:proofErr w:type="spellStart"/>
+      <w:r>
+        <w:t>nro_sala</w:t>
+      </w:r>
+      <w:proofErr w:type="spellEnd"/>
+      <w:r>
+        <w:t xml:space="preserve">, confirmada </w:t>
+      </w:r>
+    </w:p>
+    <w:p>
+      <w:pPr>
+        <w:rPr>
+          <w:lang w:val="en-US"/>
+        </w:rPr>
+      </w:pPr>
+      <w:r>
+        <w:rPr>
+          <w:lang w:val="en-US"/>
+        </w:rPr>
+        <w:t xml:space="preserve">FROM </w:t>
+      </w:r>
+      <w:proofErr w:type="spellStart"/>
+      <w:r>
+        <w:rPr>
+          <w:lang w:val="en-US"/>
+        </w:rPr>
+        <w:t>reserva</w:t>
+      </w:r>
+      <w:proofErr w:type="spellEnd"/>
+      <w:r>
+        <w:rPr>
+          <w:lang w:val="en-US"/>
+        </w:rPr>
+        <w:t xml:space="preserve"> </w:t>
+      </w:r>
+    </w:p>
+    <w:p>
+      <w:pPr>
+        <w:rPr>
+          <w:lang w:val="en-US"/>
+        </w:rPr>
+      </w:pPr>
+      <w:r>
+        <w:rPr>
+          <w:lang w:val="en-US"/>
+        </w:rPr>
+        <w:t xml:space="preserve">WHERE </w:t>
+      </w:r>
+      <w:proofErr w:type="spellStart"/>
+      <w:r>
+        <w:rPr>
+          <w:lang w:val="en-US"/>
+        </w:rPr>
+        <w:t>nro_sala</w:t>
+      </w:r>
+      <w:proofErr w:type="spellEnd"/>
+      <w:r>
+        <w:rPr>
+          <w:lang w:val="en-US"/>
+        </w:rPr>
+        <w:t xml:space="preserve"> = 1 AND </w:t>
+      </w:r>
+      <w:proofErr w:type="spellStart"/>
+      <w:r>
+        <w:rPr>
+          <w:lang w:val="en-US"/>
+        </w:rPr>
+        <w:t>fecha</w:t>
+      </w:r>
+      <w:proofErr w:type="spellEnd"/>
+      <w:r>
+        <w:rPr>
+          <w:lang w:val="en-US"/>
+        </w:rPr>
+        <w:t xml:space="preserve"> = '2026-11-01';</w:t>
+      </w:r>
+    </w:p>
+    <w:p>
+      <w:pPr>
+        <w:rPr>
+          <w:lang w:val="en-US"/>
+        </w:rPr>
+      </w:pPr>
+    </w:p>
+    <w:p>
+      <w:pPr>
+        <w:spacing w:after="200"/>
+        <w:rPr>
+          <w:i/>
+          <w:iCs/>
+          <w:color w:val="595959"/>
+          <w:sz w:val="20"/>
+          <w:szCs w:val="20"/>
+        </w:rPr>
+      </w:pPr>
+      <w:r>
+        <w:rPr>
+          <w:i/>
+          <w:iCs/>
+          <w:color w:val="595959"/>
+          <w:sz w:val="20"/>
+          <w:szCs w:val="20"/>
+        </w:rPr>
+        <w:t>N°</w:t>
+      </w:r>
+      <w:r>
+        <w:rPr>
+          <w:i/>
+          <w:iCs/>
+          <w:color w:val="595959"/>
+          <w:sz w:val="20"/>
+          <w:szCs w:val="20"/>
+        </w:rPr>
+        <w:t>3</w:t>
+      </w:r>
+    </w:p>
+    <w:p>
+      <w:r>
+        <w:t xml:space="preserve">SELECT p.id AS </w:t>
+      </w:r>
+      <w:proofErr w:type="spellStart"/>
+      <w:r>
+        <w:t>id_pago</w:t>
+      </w:r>
+      <w:proofErr w:type="spellEnd"/>
+      <w:r>
+        <w:t xml:space="preserve">, </w:t>
+      </w:r>
+      <w:proofErr w:type="spellStart"/>
+      <w:r>
+        <w:t>p.fecha</w:t>
+      </w:r>
+      <w:proofErr w:type="spellEnd"/>
+      <w:r>
+        <w:t xml:space="preserve">, </w:t>
+      </w:r>
+      <w:proofErr w:type="spellStart"/>
+      <w:r>
+        <w:t>p.monto</w:t>
+      </w:r>
+      <w:proofErr w:type="spellEnd"/>
+      <w:r>
+        <w:t xml:space="preserve">, </w:t>
+      </w:r>
+      <w:proofErr w:type="spellStart"/>
+      <w:r>
+        <w:t>p.medio_de_pago</w:t>
+      </w:r>
+      <w:proofErr w:type="spellEnd"/>
+      <w:r>
+        <w:t xml:space="preserve">, </w:t>
+      </w:r>
+      <w:proofErr w:type="spellStart"/>
+      <w:r>
+        <w:t>r.nro</w:t>
+      </w:r>
+      <w:proofErr w:type="spellEnd"/>
+      <w:r>
+        <w:t xml:space="preserve"> AS </w:t>
+      </w:r>
+      <w:proofErr w:type="spellStart"/>
+      <w:r>
+        <w:t>nro_reserva</w:t>
+      </w:r>
+      <w:proofErr w:type="spellEnd"/>
+      <w:r>
+        <w:t xml:space="preserve">, </w:t>
+      </w:r>
+      <w:proofErr w:type="spellStart"/>
+      <w:r>
+        <w:t>r.dni_persona</w:t>
+      </w:r>
+      <w:proofErr w:type="spellEnd"/>
+      <w:r>
+        <w:t xml:space="preserve"> </w:t>
+      </w:r>
+    </w:p>
+    <w:p>
+      <w:r>
+        <w:t>FROM pago p</w:t>
+      </w:r>
+    </w:p>
+    <w:p>
+      <w:pPr>
+        <w:rPr>
+          <w:lang w:val="en-US"/>
+        </w:rPr>
+      </w:pPr>
+      <w:r>
+        <w:rPr>
+          <w:lang w:val="en-US"/>
+        </w:rPr>
+        <w:t xml:space="preserve">JOIN </w:t>
+      </w:r>
+      <w:proofErr w:type="spellStart"/>
+      <w:r>
+        <w:rPr>
+          <w:lang w:val="en-US"/>
+        </w:rPr>
+        <w:t>reserva</w:t>
+      </w:r>
+      <w:proofErr w:type="spellEnd"/>
+      <w:r>
+        <w:rPr>
+          <w:lang w:val="en-US"/>
+        </w:rPr>
+        <w:t xml:space="preserve"> r ON </w:t>
+      </w:r>
+      <w:proofErr w:type="spellStart"/>
+      <w:r>
+        <w:rPr>
+          <w:lang w:val="en-US"/>
+        </w:rPr>
+        <w:t>p.nro_reserva</w:t>
+      </w:r>
+      <w:proofErr w:type="spellEnd"/>
+      <w:r>
+        <w:rPr>
+          <w:lang w:val="en-US"/>
+        </w:rPr>
+        <w:t xml:space="preserve"> = </w:t>
+      </w:r>
+      <w:proofErr w:type="spellStart"/>
+      <w:r>
+        <w:rPr>
+          <w:lang w:val="en-US"/>
+        </w:rPr>
+        <w:t>r.nro</w:t>
+      </w:r>
+      <w:proofErr w:type="spellEnd"/>
+      <w:r>
+        <w:rPr>
+          <w:lang w:val="en-US"/>
+        </w:rPr>
+        <w:t>;</w:t>
+      </w:r>
+    </w:p>
+    <w:p>
+      <w:pPr>
+        <w:rPr>
+          <w:lang w:val="en-US"/>
+        </w:rPr>
+      </w:pPr>
+    </w:p>
+    <w:p>
+      <w:pPr>
+        <w:spacing w:after="200"/>
+        <w:rPr>
+          <w:i/>
+          <w:iCs/>
+          <w:color w:val="595959"/>
+          <w:sz w:val="20"/>
+          <w:szCs w:val="20"/>
+        </w:rPr>
+      </w:pPr>
+      <w:r>
+        <w:rPr>
+          <w:i/>
+          <w:iCs/>
+          <w:color w:val="595959"/>
+          <w:sz w:val="20"/>
+          <w:szCs w:val="20"/>
+        </w:rPr>
+        <w:t>N°</w:t>
+      </w:r>
+      <w:r>
+        <w:rPr>
+          <w:i/>
+          <w:iCs/>
+          <w:color w:val="595959"/>
+          <w:sz w:val="20"/>
+          <w:szCs w:val="20"/>
+        </w:rPr>
+        <w:t>4</w:t>
+      </w:r>
+    </w:p>
+    <w:p>
+      <w:r>
+        <w:t xml:space="preserve">SELECT </w:t>
+      </w:r>
+      <w:proofErr w:type="spellStart"/>
+      <w:r>
+        <w:t>c.nro</w:t>
+      </w:r>
+      <w:proofErr w:type="spellEnd"/>
+      <w:r>
+        <w:t xml:space="preserve">, </w:t>
+      </w:r>
+      <w:proofErr w:type="spellStart"/>
+      <w:r>
+        <w:t>c.dni_empleado</w:t>
+      </w:r>
+      <w:proofErr w:type="spellEnd"/>
+      <w:r>
+        <w:t xml:space="preserve">, </w:t>
+      </w:r>
+      <w:proofErr w:type="spellStart"/>
+      <w:r>
+        <w:t>p.nombre</w:t>
+      </w:r>
+      <w:proofErr w:type="spellEnd"/>
+      <w:r>
+        <w:t xml:space="preserve"> AS empleado, </w:t>
+      </w:r>
+      <w:proofErr w:type="spellStart"/>
+      <w:r>
+        <w:t>c.id_item_inventario</w:t>
+      </w:r>
+      <w:proofErr w:type="spellEnd"/>
+      <w:r>
+        <w:t xml:space="preserve">, </w:t>
+      </w:r>
+      <w:proofErr w:type="spellStart"/>
+      <w:r>
+        <w:t>i.descripcion</w:t>
+      </w:r>
+      <w:proofErr w:type="spellEnd"/>
+      <w:r>
+        <w:t xml:space="preserve"> AS </w:t>
+      </w:r>
+      <w:proofErr w:type="spellStart"/>
+      <w:r>
+        <w:t>item</w:t>
+      </w:r>
+      <w:proofErr w:type="spellEnd"/>
+      <w:r>
+        <w:t xml:space="preserve">, </w:t>
+      </w:r>
+      <w:proofErr w:type="spellStart"/>
+      <w:r>
+        <w:t>c.fecha</w:t>
+      </w:r>
+      <w:proofErr w:type="spellEnd"/>
+      <w:r>
+        <w:t xml:space="preserve">, </w:t>
+      </w:r>
+      <w:proofErr w:type="spellStart"/>
+      <w:r>
+        <w:t>c.observacion</w:t>
+      </w:r>
+      <w:proofErr w:type="spellEnd"/>
+    </w:p>
+    <w:p>
+      <w:r>
+        <w:t xml:space="preserve">FROM </w:t>
+      </w:r>
+      <w:proofErr w:type="spellStart"/>
+      <w:r>
+        <w:t>control_inventario</w:t>
+      </w:r>
+      <w:proofErr w:type="spellEnd"/>
+      <w:r>
+        <w:t xml:space="preserve"> c</w:t>
+      </w:r>
+    </w:p>
+    <w:p>
+      <w:r>
+        <w:t xml:space="preserve">JOIN empleado e ON </w:t>
+      </w:r>
+      <w:proofErr w:type="spellStart"/>
+      <w:r>
+        <w:t>c.dni_empleado</w:t>
+      </w:r>
+      <w:proofErr w:type="spellEnd"/>
+      <w:r>
+        <w:t xml:space="preserve"> = </w:t>
+      </w:r>
+      <w:proofErr w:type="spellStart"/>
+      <w:r>
+        <w:t>e.dni_persona</w:t>
+      </w:r>
+      <w:proofErr w:type="spellEnd"/>
+    </w:p>
+    <w:p>
+      <w:r>
+        <w:t xml:space="preserve">JOIN persona p ON </w:t>
+      </w:r>
+      <w:proofErr w:type="spellStart"/>
+      <w:r>
+        <w:t>e.dni_persona</w:t>
+      </w:r>
+      <w:proofErr w:type="spellEnd"/>
+      <w:r>
+        <w:t xml:space="preserve"> = </w:t>
+      </w:r>
+      <w:proofErr w:type="spellStart"/>
+      <w:r>
+        <w:t>p.dni</w:t>
+      </w:r>
+      <w:proofErr w:type="spellEnd"/>
+    </w:p>
+    <w:p>
+      <w:pPr>
+        <w:rPr>
+          <w:lang w:val="en-US"/>
+        </w:rPr>
+      </w:pPr>
+      <w:r>
+        <w:rPr>
+          <w:lang w:val="en-US"/>
+        </w:rPr>
+        <w:t xml:space="preserve">JOIN </w:t>
+      </w:r>
+      <w:proofErr w:type="spellStart"/>
+      <w:r>
+        <w:rPr>
+          <w:lang w:val="en-US"/>
+        </w:rPr>
+        <w:t>item_inventario</w:t>
+      </w:r>
+      <w:proofErr w:type="spellEnd"/>
+      <w:r>
+        <w:rPr>
+          <w:lang w:val="en-US"/>
+        </w:rPr>
+        <w:t xml:space="preserve"> i ON </w:t>
+      </w:r>
+      <w:proofErr w:type="spellStart"/>
+      <w:r>
+        <w:rPr>
+          <w:lang w:val="en-US"/>
+        </w:rPr>
+        <w:t>c.id_item_inventario</w:t>
+      </w:r>
+      <w:proofErr w:type="spellEnd"/>
+      <w:r>
+        <w:rPr>
+          <w:lang w:val="en-US"/>
+        </w:rPr>
+        <w:t xml:space="preserve"> = i.id;</w:t>
+      </w:r>
+    </w:p>
+    <w:p>
+      <w:pPr>
+        <w:rPr>
+          <w:lang w:val="en-US"/>
+        </w:rPr>
+      </w:pPr>
+    </w:p>
+    <w:p>
+      <w:pPr>
+        <w:rPr>
+          <w:lang w:val="en-US"/>
+        </w:rPr>
+      </w:pPr>
+    </w:p>
+    <w:p>
+      <w:pPr>
+        <w:rPr>
+          <w:lang w:val="en-US"/>
+        </w:rPr>
+      </w:pPr>
+    </w:p>
+    <w:p>
+      <w:pPr>
+        <w:rPr>
+          <w:lang w:val="en-US"/>
+        </w:rPr>
+      </w:pPr>
+    </w:p>
+    <w:p>
+      <w:pPr>
+        <w:rPr>
+          <w:lang w:val="en-US"/>
+        </w:rPr>
+      </w:pPr>
     </w:p>
     <w:p>
       <w:pPr>
         <w:pStyle w:val="Ttulo1"/>
       </w:pPr>
-      <w:bookmarkStart w:id="32" w:name="_Toc239078849"/>
-      <w:r>
-        <w:lastRenderedPageBreak/>
+      <w:bookmarkStart w:id="31" w:name="_Toc239078849"/>
+      <w:r>
         <w:t>11. Conclusión Técnica</w:t>
       </w:r>
-      <w:bookmarkEnd w:id="32"/>
+      <w:bookmarkEnd w:id="31"/>
     </w:p>
     <w:p>
       <w:pPr>
@@ -11456,6 +12880,43 @@
         </w:rPr>
         <w:t>Respuesta:</w:t>
       </w:r>
+      <w:r>
+        <w:rPr>
+          <w:b/>
+          <w:bCs/>
+        </w:rPr>
+        <w:t xml:space="preserve"> </w:t>
+      </w:r>
+      <w:r>
+        <w:rPr>
+          <w:bCs/>
+        </w:rPr>
+        <w:t>l</w:t>
+      </w:r>
+      <w:r>
+        <w:rPr>
+          <w:bCs/>
+        </w:rPr>
+        <w:t>a base de datos relacio</w:t>
+      </w:r>
+      <w:r>
+        <w:rPr>
+          <w:bCs/>
+        </w:rPr>
+        <w:t xml:space="preserve">nal para ‘Púa de Rosa’ logra </w:t>
+      </w:r>
+      <w:r>
+        <w:rPr>
+          <w:bCs/>
+        </w:rPr>
+        <w:t>los requerimientos funcionales y no funcional</w:t>
+      </w:r>
+      <w:r>
+        <w:rPr>
+          <w:bCs/>
+        </w:rPr>
+        <w:t>es planteados. Los datos se van a encontrar tan bien ingresados como dispuestos. Inclusiones a futuro podrían ser otros tipos de restricciones o métodos para consultar fluidamente el propio sistema.</w:t>
+      </w:r>
     </w:p>
     <w:p>
       <w:pPr>
@@ -11464,86 +12925,8 @@
         </w:pBdr>
         <w:spacing w:after="200"/>
       </w:pPr>
-      <w:r>
-        <w:t xml:space="preserve"> </w:t>
-      </w:r>
-    </w:p>
-    <w:p>
-      <w:pPr>
-        <w:pBdr>
-          <w:bottom w:val="single" w:sz="6" w:space="0" w:color="999999"/>
-        </w:pBdr>
-        <w:spacing w:after="200"/>
-      </w:pPr>
-      <w:r>
-        <w:t xml:space="preserve"> </w:t>
-      </w:r>
-    </w:p>
-    <w:p>
-      <w:pPr>
-        <w:pBdr>
-          <w:bottom w:val="single" w:sz="6" w:space="0" w:color="999999"/>
-        </w:pBdr>
-        <w:spacing w:after="200"/>
-      </w:pPr>
-      <w:r>
-        <w:t xml:space="preserve"> </w:t>
-      </w:r>
-    </w:p>
-    <w:p>
-      <w:pPr>
-        <w:pBdr>
-          <w:bottom w:val="single" w:sz="6" w:space="0" w:color="999999"/>
-        </w:pBdr>
-        <w:spacing w:after="200"/>
-      </w:pPr>
-      <w:r>
-        <w:t xml:space="preserve"> </w:t>
-      </w:r>
-    </w:p>
-    <w:p>
-      <w:pPr>
-        <w:pBdr>
-          <w:bottom w:val="single" w:sz="6" w:space="0" w:color="999999"/>
-        </w:pBdr>
-        <w:spacing w:after="200"/>
-      </w:pPr>
-      <w:r>
-        <w:t xml:space="preserve"> </w:t>
-      </w:r>
-    </w:p>
-    <w:p>
-      <w:pPr>
-        <w:pBdr>
-          <w:bottom w:val="single" w:sz="6" w:space="0" w:color="999999"/>
-        </w:pBdr>
-        <w:spacing w:after="200"/>
-      </w:pPr>
-      <w:r>
-        <w:t xml:space="preserve"> </w:t>
-      </w:r>
-    </w:p>
-    <w:p>
-      <w:pPr>
-        <w:pBdr>
-          <w:bottom w:val="single" w:sz="6" w:space="0" w:color="999999"/>
-        </w:pBdr>
-        <w:spacing w:after="200"/>
-      </w:pPr>
-      <w:r>
-        <w:t xml:space="preserve"> </w:t>
-      </w:r>
-    </w:p>
-    <w:p>
-      <w:pPr>
-        <w:pBdr>
-          <w:bottom w:val="single" w:sz="6" w:space="0" w:color="999999"/>
-        </w:pBdr>
-        <w:spacing w:after="200"/>
-      </w:pPr>
-      <w:r>
-        <w:t xml:space="preserve"> </w:t>
-      </w:r>
+      <w:bookmarkStart w:id="32" w:name="_GoBack"/>
+      <w:bookmarkEnd w:id="32"/>
     </w:p>
     <w:sectPr>
       <w:headerReference w:type="default" r:id="rId9"/>
@@ -11621,7 +13004,7 @@
         <w:sz w:val="18"/>
         <w:szCs w:val="18"/>
       </w:rPr>
-      <w:t>12</w:t>
+      <w:t>18</w:t>
     </w:r>
     <w:r>
       <w:rPr>
@@ -11778,6 +13161,118 @@
     </w:lvl>
   </w:abstractNum>
   <w:abstractNum w:abstractNumId="1">
+    <w:nsid w:val="6A12095C"/>
+    <w:multiLevelType w:val="hybridMultilevel"/>
+    <w:tmpl w:val="F3FEF0BC"/>
+    <w:lvl w:ilvl="0" w:tplc="48928BB4">
+      <w:numFmt w:val="bullet"/>
+      <w:lvlText w:val=""/>
+      <w:lvlJc w:val="left"/>
+      <w:pPr>
+        <w:ind w:left="405" w:hanging="360"/>
+      </w:pPr>
+      <w:rPr>
+        <w:rFonts w:ascii="Symbol" w:eastAsia="Calibri" w:hAnsi="Symbol" w:cs="Calibri" w:hint="default"/>
+      </w:rPr>
+    </w:lvl>
+    <w:lvl w:ilvl="1" w:tplc="2C0A0003" w:tentative="1">
+      <w:start w:val="1"/>
+      <w:numFmt w:val="bullet"/>
+      <w:lvlText w:val="o"/>
+      <w:lvlJc w:val="left"/>
+      <w:pPr>
+        <w:ind w:left="1125" w:hanging="360"/>
+      </w:pPr>
+      <w:rPr>
+        <w:rFonts w:ascii="Courier New" w:hAnsi="Courier New" w:cs="Courier New" w:hint="default"/>
+      </w:rPr>
+    </w:lvl>
+    <w:lvl w:ilvl="2" w:tplc="2C0A0005" w:tentative="1">
+      <w:start w:val="1"/>
+      <w:numFmt w:val="bullet"/>
+      <w:lvlText w:val=""/>
+      <w:lvlJc w:val="left"/>
+      <w:pPr>
+        <w:ind w:left="1845" w:hanging="360"/>
+      </w:pPr>
+      <w:rPr>
+        <w:rFonts w:ascii="Wingdings" w:hAnsi="Wingdings" w:hint="default"/>
+      </w:rPr>
+    </w:lvl>
+    <w:lvl w:ilvl="3" w:tplc="2C0A0001" w:tentative="1">
+      <w:start w:val="1"/>
+      <w:numFmt w:val="bullet"/>
+      <w:lvlText w:val=""/>
+      <w:lvlJc w:val="left"/>
+      <w:pPr>
+        <w:ind w:left="2565" w:hanging="360"/>
+      </w:pPr>
+      <w:rPr>
+        <w:rFonts w:ascii="Symbol" w:hAnsi="Symbol" w:hint="default"/>
+      </w:rPr>
+    </w:lvl>
+    <w:lvl w:ilvl="4" w:tplc="2C0A0003" w:tentative="1">
+      <w:start w:val="1"/>
+      <w:numFmt w:val="bullet"/>
+      <w:lvlText w:val="o"/>
+      <w:lvlJc w:val="left"/>
+      <w:pPr>
+        <w:ind w:left="3285" w:hanging="360"/>
+      </w:pPr>
+      <w:rPr>
+        <w:rFonts w:ascii="Courier New" w:hAnsi="Courier New" w:cs="Courier New" w:hint="default"/>
+      </w:rPr>
+    </w:lvl>
+    <w:lvl w:ilvl="5" w:tplc="2C0A0005" w:tentative="1">
+      <w:start w:val="1"/>
+      <w:numFmt w:val="bullet"/>
+      <w:lvlText w:val=""/>
+      <w:lvlJc w:val="left"/>
+      <w:pPr>
+        <w:ind w:left="4005" w:hanging="360"/>
+      </w:pPr>
+      <w:rPr>
+        <w:rFonts w:ascii="Wingdings" w:hAnsi="Wingdings" w:hint="default"/>
+      </w:rPr>
+    </w:lvl>
+    <w:lvl w:ilvl="6" w:tplc="2C0A0001" w:tentative="1">
+      <w:start w:val="1"/>
+      <w:numFmt w:val="bullet"/>
+      <w:lvlText w:val=""/>
+      <w:lvlJc w:val="left"/>
+      <w:pPr>
+        <w:ind w:left="4725" w:hanging="360"/>
+      </w:pPr>
+      <w:rPr>
+        <w:rFonts w:ascii="Symbol" w:hAnsi="Symbol" w:hint="default"/>
+      </w:rPr>
+    </w:lvl>
+    <w:lvl w:ilvl="7" w:tplc="2C0A0003" w:tentative="1">
+      <w:start w:val="1"/>
+      <w:numFmt w:val="bullet"/>
+      <w:lvlText w:val="o"/>
+      <w:lvlJc w:val="left"/>
+      <w:pPr>
+        <w:ind w:left="5445" w:hanging="360"/>
+      </w:pPr>
+      <w:rPr>
+        <w:rFonts w:ascii="Courier New" w:hAnsi="Courier New" w:cs="Courier New" w:hint="default"/>
+      </w:rPr>
+    </w:lvl>
+    <w:lvl w:ilvl="8" w:tplc="2C0A0005" w:tentative="1">
+      <w:start w:val="1"/>
+      <w:numFmt w:val="bullet"/>
+      <w:lvlText w:val=""/>
+      <w:lvlJc w:val="left"/>
+      <w:pPr>
+        <w:ind w:left="6165" w:hanging="360"/>
+      </w:pPr>
+      <w:rPr>
+        <w:rFonts w:ascii="Wingdings" w:hAnsi="Wingdings" w:hint="default"/>
+      </w:rPr>
+    </w:lvl>
+  </w:abstractNum>
+  <w:abstractNum w:abstractNumId="2">
     <w:nsid w:val="7B06793F"/>
     <w:multiLevelType w:val="hybridMultilevel"/>
     <w:tmpl w:val="6B82BB1C"/>
@@ -11864,10 +13359,13 @@
     </w:lvl>
   </w:abstractNum>
   <w:num w:numId="1">
-    <w:abstractNumId w:val="1"/>
+    <w:abstractNumId w:val="2"/>
     <w:lvlOverride w:ilvl="0">
       <w:startOverride w:val="1"/>
     </w:lvlOverride>
+  </w:num>
+  <w:num w:numId="2">
+    <w:abstractNumId w:val="1"/>
   </w:num>
 </w:numbering>
 </file>
@@ -12939,7 +14437,7 @@
   <a:extraClrSchemeLst/>
   <a:extLst>
     <a:ext uri="{05A4C25C-085E-4340-85A3-A5531E510DB2}">
-      <thm15:themeFamily xmlns:thm15="http://schemas.microsoft.com/office/thememl/2012/main" xmlns="" name="Office Theme" id="{62F939B6-93AF-4DB8-9C6B-D6C7DFDC589F}" vid="{4A3C46E8-61CC-4603-A589-7422A47A8E4A}"/>
+      <thm15:themeFamily xmlns="" xmlns:thm15="http://schemas.microsoft.com/office/thememl/2012/main" name="Office Theme" id="{62F939B6-93AF-4DB8-9C6B-D6C7DFDC589F}" vid="{4A3C46E8-61CC-4603-A589-7422A47A8E4A}"/>
     </a:ext>
   </a:extLst>
 </a:theme>
